--- a/新泰週報20260802[2631]B4F.docx
+++ b/新泰週報20260802[2631]B4F.docx
@@ -1,6 +1,6 @@
 
 <file path=word/document.xml><?xml version="1.0" encoding="utf-8"?>
-<w:document xmlns:wpc="http://schemas.microsoft.com/office/word/2010/wordprocessingCanvas" xmlns:mc="http://schemas.openxmlformats.org/markup-compatibility/2006" xmlns:o="urn:schemas-microsoft-com:office:office" xmlns:r="http://schemas.openxmlformats.org/officeDocument/2006/relationships" xmlns:m="http://schemas.openxmlformats.org/officeDocument/2006/math" xmlns:v="urn:schemas-microsoft-com:vml" xmlns:wp14="http://schemas.microsoft.com/office/word/2010/wordprocessingDrawing" xmlns:wp="http://schemas.openxmlformats.org/drawingml/2006/wordprocessingDrawing" xmlns:w10="urn:schemas-microsoft-com:office:word" xmlns:w="http://schemas.openxmlformats.org/wordprocessingml/2006/main" xmlns:w14="http://schemas.microsoft.com/office/word/2010/wordml" xmlns:w15="http://schemas.microsoft.com/office/word/2012/wordml" xmlns:wpg="http://schemas.microsoft.com/office/word/2010/wordprocessingGroup" xmlns:wpi="http://schemas.microsoft.com/office/word/2010/wordprocessingInk" xmlns:wne="http://schemas.microsoft.com/office/word/2006/wordml" xmlns:wps="http://schemas.microsoft.com/office/word/2010/wordprocessingShape" mc:Ignorable="w14 w15 wp14">
+<w:document xmlns:wpc="http://schemas.microsoft.com/office/word/2010/wordprocessingCanvas" xmlns:cx="http://schemas.microsoft.com/office/drawing/2014/chartex" xmlns:cx1="http://schemas.microsoft.com/office/drawing/2015/9/8/chartex" xmlns:cx2="http://schemas.microsoft.com/office/drawing/2015/10/21/chartex" xmlns:cx3="http://schemas.microsoft.com/office/drawing/2016/5/9/chartex" xmlns:cx4="http://schemas.microsoft.com/office/drawing/2016/5/10/chartex" xmlns:cx5="http://schemas.microsoft.com/office/drawing/2016/5/11/chartex" xmlns:cx6="http://schemas.microsoft.com/office/drawing/2016/5/12/chartex" xmlns:cx7="http://schemas.microsoft.com/office/drawing/2016/5/13/chartex" xmlns:cx8="http://schemas.microsoft.com/office/drawing/2016/5/14/chartex" xmlns:mc="http://schemas.openxmlformats.org/markup-compatibility/2006" xmlns:aink="http://schemas.microsoft.com/office/drawing/2016/ink" xmlns:am3d="http://schemas.microsoft.com/office/drawing/2017/model3d" xmlns:o="urn:schemas-microsoft-com:office:office" xmlns:oel="http://schemas.microsoft.com/office/2019/extlst" xmlns:r="http://schemas.openxmlformats.org/officeDocument/2006/relationships" xmlns:m="http://schemas.openxmlformats.org/officeDocument/2006/math" xmlns:v="urn:schemas-microsoft-com:vml" xmlns:wp14="http://schemas.microsoft.com/office/word/2010/wordprocessingDrawing" xmlns:wp="http://schemas.openxmlformats.org/drawingml/2006/wordprocessingDrawing" xmlns:w10="urn:schemas-microsoft-com:office:word" xmlns:w="http://schemas.openxmlformats.org/wordprocessingml/2006/main" xmlns:w14="http://schemas.microsoft.com/office/word/2010/wordml" xmlns:w15="http://schemas.microsoft.com/office/word/2012/wordml" xmlns:w16cex="http://schemas.microsoft.com/office/word/2018/wordml/cex" xmlns:w16cid="http://schemas.microsoft.com/office/word/2016/wordml/cid" xmlns:w16="http://schemas.microsoft.com/office/word/2018/wordml" xmlns:w16sdtdh="http://schemas.microsoft.com/office/word/2020/wordml/sdtdatahash" xmlns:w16se="http://schemas.microsoft.com/office/word/2015/wordml/symex" xmlns:wpg="http://schemas.microsoft.com/office/word/2010/wordprocessingGroup" xmlns:wpi="http://schemas.microsoft.com/office/word/2010/wordprocessingInk" xmlns:wne="http://schemas.microsoft.com/office/word/2006/wordml" xmlns:wps="http://schemas.microsoft.com/office/word/2010/wordprocessingShape" mc:Ignorable="w14 w15 w16se w16cid w16 w16cex w16sdtdh wp14">
   <w:body>
     <w:p>
       <w:pPr>
@@ -1002,9 +1002,17 @@
                 <w:sz w:val="26"/>
                 <w:szCs w:val="26"/>
               </w:rPr>
-              <w:t>分舉行黃莉燁傳道</w:t>
-            </w:r>
-            <w:proofErr w:type="gramStart"/>
+              <w:t>分舉行黃莉燁傳道師封牧暨就任</w:t>
+            </w:r>
+            <w:r>
+              <w:rPr>
+                <w:rFonts w:ascii="Barlow Condensed Medium" w:eastAsia="標楷體" w:hAnsi="Barlow Condensed Medium" w:cs="Segoe UI Symbol" w:hint="eastAsia"/>
+                <w:w w:val="90"/>
+                <w:sz w:val="26"/>
+                <w:szCs w:val="26"/>
+              </w:rPr>
+              <w:t>該會</w:t>
+            </w:r>
             <w:r>
               <w:rPr>
                 <w:rFonts w:ascii="Barlow Condensed Medium" w:eastAsia="標楷體" w:hAnsi="Barlow Condensed Medium" w:cs="Segoe UI Symbol"/>
@@ -1012,55 +1020,7 @@
                 <w:sz w:val="26"/>
                 <w:szCs w:val="26"/>
               </w:rPr>
-              <w:t>師封牧暨</w:t>
-            </w:r>
-            <w:proofErr w:type="gramEnd"/>
-            <w:r>
-              <w:rPr>
-                <w:rFonts w:ascii="Barlow Condensed Medium" w:eastAsia="標楷體" w:hAnsi="Barlow Condensed Medium" w:cs="Segoe UI Symbol"/>
-                <w:w w:val="90"/>
-                <w:sz w:val="26"/>
-                <w:szCs w:val="26"/>
-              </w:rPr>
-              <w:t>就任</w:t>
-            </w:r>
-            <w:r>
-              <w:rPr>
-                <w:rFonts w:ascii="Barlow Condensed Medium" w:eastAsia="標楷體" w:hAnsi="Barlow Condensed Medium" w:cs="Segoe UI Symbol" w:hint="eastAsia"/>
-                <w:w w:val="90"/>
-                <w:sz w:val="26"/>
-                <w:szCs w:val="26"/>
-              </w:rPr>
-              <w:t>該會</w:t>
-            </w:r>
-            <w:r>
-              <w:rPr>
-                <w:rFonts w:ascii="Barlow Condensed Medium" w:eastAsia="標楷體" w:hAnsi="Barlow Condensed Medium" w:cs="Segoe UI Symbol"/>
-                <w:w w:val="90"/>
-                <w:sz w:val="26"/>
-                <w:szCs w:val="26"/>
-              </w:rPr>
-              <w:t>第八任</w:t>
-            </w:r>
-            <w:proofErr w:type="gramStart"/>
-            <w:r>
-              <w:rPr>
-                <w:rFonts w:ascii="Barlow Condensed Medium" w:eastAsia="標楷體" w:hAnsi="Barlow Condensed Medium" w:cs="Segoe UI Symbol"/>
-                <w:w w:val="90"/>
-                <w:sz w:val="26"/>
-                <w:szCs w:val="26"/>
-              </w:rPr>
-              <w:t>牧師授職感恩</w:t>
-            </w:r>
-            <w:proofErr w:type="gramEnd"/>
-            <w:r>
-              <w:rPr>
-                <w:rFonts w:ascii="Barlow Condensed Medium" w:eastAsia="標楷體" w:hAnsi="Barlow Condensed Medium" w:cs="Segoe UI Symbol"/>
-                <w:w w:val="90"/>
-                <w:sz w:val="26"/>
-                <w:szCs w:val="26"/>
-              </w:rPr>
-              <w:t>禮拜</w:t>
+              <w:t>第八任牧師授職感恩禮拜</w:t>
             </w:r>
             <w:r>
               <w:rPr>
@@ -1594,7 +1554,6 @@
         </w:rPr>
         <w:t>§</w:t>
       </w:r>
-      <w:proofErr w:type="gramStart"/>
       <w:r>
         <w:rPr>
           <w:rFonts w:ascii="Barlow Condensed Medium" w:eastAsia="華康正顏楷體W9" w:hAnsi="Barlow Condensed Medium" w:cstheme="minorHAnsi"/>
@@ -1602,7 +1561,6 @@
         </w:rPr>
         <w:t>公禱事項</w:t>
       </w:r>
-      <w:proofErr w:type="gramEnd"/>
     </w:p>
     <w:tbl>
       <w:tblPr>
@@ -1745,9 +1703,8 @@
                 <w:sz w:val="26"/>
                 <w:szCs w:val="26"/>
               </w:rPr>
-              <w:t xml:space="preserve">、人權和生態永續，願　</w:t>
-            </w:r>
-            <w:proofErr w:type="gramStart"/>
+              <w:t>、人權和生態永續，願　神公義的國度降臨</w:t>
+            </w:r>
             <w:r>
               <w:rPr>
                 <w:rFonts w:ascii="Barlow Condensed Medium" w:eastAsia="標楷體" w:hAnsi="Barlow Condensed Medium" w:cstheme="minorHAnsi" w:hint="eastAsia"/>
@@ -1755,9 +1712,32 @@
                 <w:sz w:val="26"/>
                 <w:szCs w:val="26"/>
               </w:rPr>
-              <w:t>神公義</w:t>
-            </w:r>
-            <w:proofErr w:type="gramEnd"/>
+              <w:t>。</w:t>
+            </w:r>
+          </w:p>
+        </w:tc>
+      </w:tr>
+      <w:tr>
+        <w:tc>
+          <w:tcPr>
+            <w:tcW w:w="266" w:type="dxa"/>
+            <w:tcMar>
+              <w:left w:w="28" w:type="dxa"/>
+              <w:right w:w="28" w:type="dxa"/>
+            </w:tcMar>
+          </w:tcPr>
+          <w:p>
+            <w:pPr>
+              <w:snapToGrid w:val="0"/>
+              <w:spacing w:line="300" w:lineRule="exact"/>
+              <w:jc w:val="right"/>
+              <w:rPr>
+                <w:rFonts w:ascii="Barlow Condensed Medium" w:eastAsia="標楷體" w:hAnsi="Barlow Condensed Medium" w:cstheme="minorHAnsi"/>
+                <w:w w:val="90"/>
+                <w:sz w:val="26"/>
+                <w:szCs w:val="26"/>
+              </w:rPr>
+            </w:pPr>
             <w:r>
               <w:rPr>
                 <w:rFonts w:ascii="Barlow Condensed Medium" w:eastAsia="標楷體" w:hAnsi="Barlow Condensed Medium" w:cstheme="minorHAnsi" w:hint="eastAsia"/>
@@ -1765,8 +1745,39 @@
                 <w:sz w:val="26"/>
                 <w:szCs w:val="26"/>
               </w:rPr>
-              <w:t>的國度降臨</w:t>
-            </w:r>
+              <w:t>2</w:t>
+            </w:r>
+            <w:r>
+              <w:rPr>
+                <w:rFonts w:ascii="Barlow Condensed Medium" w:eastAsia="標楷體" w:hAnsi="Barlow Condensed Medium" w:cstheme="minorHAnsi"/>
+                <w:w w:val="90"/>
+                <w:sz w:val="26"/>
+                <w:szCs w:val="26"/>
+              </w:rPr>
+              <w:t>.</w:t>
+            </w:r>
+          </w:p>
+        </w:tc>
+        <w:tc>
+          <w:tcPr>
+            <w:tcW w:w="5669" w:type="dxa"/>
+            <w:tcMar>
+              <w:left w:w="28" w:type="dxa"/>
+              <w:right w:w="28" w:type="dxa"/>
+            </w:tcMar>
+          </w:tcPr>
+          <w:p>
+            <w:pPr>
+              <w:snapToGrid w:val="0"/>
+              <w:spacing w:line="300" w:lineRule="exact"/>
+              <w:jc w:val="both"/>
+              <w:rPr>
+                <w:rFonts w:ascii="Barlow Condensed Medium" w:eastAsia="標楷體" w:hAnsi="Barlow Condensed Medium" w:cstheme="minorHAnsi"/>
+                <w:w w:val="90"/>
+                <w:sz w:val="26"/>
+                <w:szCs w:val="26"/>
+              </w:rPr>
+            </w:pPr>
             <w:r>
               <w:rPr>
                 <w:rFonts w:ascii="Barlow Condensed Medium" w:eastAsia="標楷體" w:hAnsi="Barlow Condensed Medium" w:cstheme="minorHAnsi" w:hint="eastAsia"/>
@@ -1774,31 +1785,40 @@
                 <w:sz w:val="26"/>
                 <w:szCs w:val="26"/>
               </w:rPr>
-              <w:t>。</w:t>
-            </w:r>
-          </w:p>
-        </w:tc>
-      </w:tr>
-      <w:tr>
-        <w:tc>
-          <w:tcPr>
-            <w:tcW w:w="266" w:type="dxa"/>
-            <w:tcMar>
-              <w:left w:w="28" w:type="dxa"/>
-              <w:right w:w="28" w:type="dxa"/>
-            </w:tcMar>
-          </w:tcPr>
-          <w:p>
-            <w:pPr>
-              <w:snapToGrid w:val="0"/>
-              <w:spacing w:line="300" w:lineRule="exact"/>
-              <w:jc w:val="right"/>
+              <w:t>為歐洲熱浪、森林大火和全球極端氣候代禱</w:t>
+            </w:r>
+            <w:r>
               <w:rPr>
                 <w:rFonts w:ascii="Barlow Condensed Medium" w:eastAsia="標楷體" w:hAnsi="Barlow Condensed Medium" w:cstheme="minorHAnsi"/>
                 <w:w w:val="90"/>
                 <w:sz w:val="26"/>
                 <w:szCs w:val="26"/>
               </w:rPr>
+              <w:t>。</w:t>
+            </w:r>
+          </w:p>
+        </w:tc>
+      </w:tr>
+      <w:tr>
+        <w:tc>
+          <w:tcPr>
+            <w:tcW w:w="266" w:type="dxa"/>
+            <w:tcMar>
+              <w:left w:w="28" w:type="dxa"/>
+              <w:right w:w="28" w:type="dxa"/>
+            </w:tcMar>
+          </w:tcPr>
+          <w:p>
+            <w:pPr>
+              <w:snapToGrid w:val="0"/>
+              <w:spacing w:line="300" w:lineRule="exact"/>
+              <w:jc w:val="right"/>
+              <w:rPr>
+                <w:rFonts w:ascii="Barlow Condensed Medium" w:eastAsia="標楷體" w:hAnsi="Barlow Condensed Medium" w:cstheme="minorHAnsi"/>
+                <w:w w:val="90"/>
+                <w:sz w:val="26"/>
+                <w:szCs w:val="26"/>
+              </w:rPr>
             </w:pPr>
             <w:r>
               <w:rPr>
@@ -1807,7 +1827,7 @@
                 <w:sz w:val="26"/>
                 <w:szCs w:val="26"/>
               </w:rPr>
-              <w:t>2</w:t>
+              <w:t>3</w:t>
             </w:r>
             <w:r>
               <w:rPr>
@@ -1847,9 +1867,8 @@
                 <w:sz w:val="26"/>
                 <w:szCs w:val="26"/>
               </w:rPr>
-              <w:t>為歐洲熱浪、森林大火和全球極端</w:t>
-            </w:r>
-            <w:proofErr w:type="gramStart"/>
+              <w:t>為台灣祈福，願</w:t>
+            </w:r>
             <w:r>
               <w:rPr>
                 <w:rFonts w:ascii="Barlow Condensed Medium" w:eastAsia="標楷體" w:hAnsi="Barlow Condensed Medium" w:cstheme="minorHAnsi" w:hint="eastAsia"/>
@@ -1857,9 +1876,17 @@
                 <w:sz w:val="26"/>
                 <w:szCs w:val="26"/>
               </w:rPr>
-              <w:t>氣候代禱</w:t>
-            </w:r>
-            <w:proofErr w:type="gramEnd"/>
+              <w:t>2026</w:t>
+            </w:r>
+            <w:r>
+              <w:rPr>
+                <w:rFonts w:ascii="Barlow Condensed Medium" w:eastAsia="標楷體" w:hAnsi="Barlow Condensed Medium" w:cstheme="minorHAnsi" w:hint="eastAsia"/>
+                <w:w w:val="90"/>
+                <w:sz w:val="26"/>
+                <w:szCs w:val="26"/>
+              </w:rPr>
+              <w:t>年全民為守護台灣更同心、更團結，求真相除詐騙，以及求真　神棄偶像</w:t>
+            </w:r>
             <w:r>
               <w:rPr>
                 <w:rFonts w:ascii="Barlow Condensed Medium" w:eastAsia="標楷體" w:hAnsi="Barlow Condensed Medium" w:cstheme="minorHAnsi"/>
@@ -1900,7 +1927,7 @@
                 <w:sz w:val="26"/>
                 <w:szCs w:val="26"/>
               </w:rPr>
-              <w:t>3</w:t>
+              <w:t>4</w:t>
             </w:r>
             <w:r>
               <w:rPr>
@@ -1935,12 +1962,130 @@
             </w:pPr>
             <w:r>
               <w:rPr>
+                <w:rFonts w:ascii="Barlow Condensed Medium" w:eastAsia="標楷體" w:hAnsi="Barlow Condensed Medium" w:cs="Segoe UI Symbol"/>
+                <w:w w:val="90"/>
+                <w:sz w:val="26"/>
+                <w:szCs w:val="26"/>
+              </w:rPr>
+              <w:t>為</w:t>
+            </w:r>
+            <w:r>
+              <w:rPr>
+                <w:rFonts w:ascii="Barlow Condensed Medium" w:eastAsia="標楷體" w:hAnsi="Barlow Condensed Medium" w:cs="Segoe UI Symbol"/>
+                <w:w w:val="90"/>
+                <w:sz w:val="26"/>
+                <w:szCs w:val="26"/>
+              </w:rPr>
+              <w:t>2026</w:t>
+            </w:r>
+            <w:r>
+              <w:rPr>
+                <w:rFonts w:ascii="Barlow Condensed Medium" w:eastAsia="標楷體" w:hAnsi="Barlow Condensed Medium" w:cs="Segoe UI Symbol"/>
+                <w:w w:val="90"/>
+                <w:sz w:val="26"/>
+                <w:szCs w:val="26"/>
+              </w:rPr>
+              <w:t>年本會</w:t>
+            </w:r>
+            <w:r>
+              <w:rPr>
+                <w:rFonts w:ascii="Barlow Condensed Medium" w:eastAsia="標楷體" w:hAnsi="Barlow Condensed Medium" w:cs="Segoe UI Symbol" w:hint="eastAsia"/>
+                <w:w w:val="90"/>
+                <w:sz w:val="26"/>
+                <w:szCs w:val="26"/>
+              </w:rPr>
+              <w:t>各項</w:t>
+            </w:r>
+            <w:r>
+              <w:rPr>
+                <w:rFonts w:ascii="Barlow Condensed Medium" w:eastAsia="標楷體" w:hAnsi="Barlow Condensed Medium" w:cs="Segoe UI Symbol"/>
+                <w:w w:val="90"/>
+                <w:sz w:val="26"/>
+                <w:szCs w:val="26"/>
+              </w:rPr>
+              <w:t>事工代禱</w:t>
+            </w:r>
+            <w:r>
+              <w:rPr>
+                <w:rFonts w:ascii="Barlow Condensed Medium" w:eastAsia="標楷體" w:hAnsi="Barlow Condensed Medium" w:cstheme="minorHAnsi"/>
+                <w:w w:val="90"/>
+                <w:sz w:val="26"/>
+                <w:szCs w:val="26"/>
+              </w:rPr>
+              <w:t>。</w:t>
+            </w:r>
+          </w:p>
+        </w:tc>
+      </w:tr>
+      <w:tr>
+        <w:tc>
+          <w:tcPr>
+            <w:tcW w:w="266" w:type="dxa"/>
+            <w:tcMar>
+              <w:left w:w="28" w:type="dxa"/>
+              <w:right w:w="28" w:type="dxa"/>
+            </w:tcMar>
+          </w:tcPr>
+          <w:p>
+            <w:pPr>
+              <w:snapToGrid w:val="0"/>
+              <w:spacing w:line="300" w:lineRule="exact"/>
+              <w:jc w:val="right"/>
+              <w:rPr>
+                <w:rFonts w:ascii="Barlow Condensed Medium" w:eastAsia="標楷體" w:hAnsi="Barlow Condensed Medium" w:cstheme="minorHAnsi"/>
+                <w:w w:val="90"/>
+                <w:sz w:val="26"/>
+                <w:szCs w:val="26"/>
+              </w:rPr>
+            </w:pPr>
+            <w:r>
+              <w:rPr>
                 <w:rFonts w:ascii="Barlow Condensed Medium" w:eastAsia="標楷體" w:hAnsi="Barlow Condensed Medium" w:cstheme="minorHAnsi" w:hint="eastAsia"/>
                 <w:w w:val="90"/>
                 <w:sz w:val="26"/>
                 <w:szCs w:val="26"/>
               </w:rPr>
-              <w:t>為台灣祈福，願</w:t>
+              <w:t>5</w:t>
+            </w:r>
+            <w:r>
+              <w:rPr>
+                <w:rFonts w:ascii="Barlow Condensed Medium" w:eastAsia="標楷體" w:hAnsi="Barlow Condensed Medium" w:cstheme="minorHAnsi"/>
+                <w:w w:val="90"/>
+                <w:sz w:val="26"/>
+                <w:szCs w:val="26"/>
+              </w:rPr>
+              <w:t>.</w:t>
+            </w:r>
+          </w:p>
+        </w:tc>
+        <w:tc>
+          <w:tcPr>
+            <w:tcW w:w="5669" w:type="dxa"/>
+            <w:tcMar>
+              <w:left w:w="28" w:type="dxa"/>
+              <w:right w:w="28" w:type="dxa"/>
+            </w:tcMar>
+          </w:tcPr>
+          <w:p>
+            <w:pPr>
+              <w:snapToGrid w:val="0"/>
+              <w:spacing w:line="300" w:lineRule="exact"/>
+              <w:jc w:val="both"/>
+              <w:rPr>
+                <w:rFonts w:ascii="Barlow Condensed Medium" w:eastAsia="標楷體" w:hAnsi="Barlow Condensed Medium" w:cstheme="minorHAnsi"/>
+                <w:w w:val="90"/>
+                <w:sz w:val="26"/>
+                <w:szCs w:val="26"/>
+              </w:rPr>
+            </w:pPr>
+            <w:r>
+              <w:rPr>
+                <w:rFonts w:ascii="Barlow Condensed Medium" w:eastAsia="標楷體" w:hAnsi="Barlow Condensed Medium" w:cstheme="minorHAnsi"/>
+                <w:w w:val="90"/>
+                <w:sz w:val="26"/>
+                <w:szCs w:val="26"/>
+              </w:rPr>
+              <w:t>為</w:t>
             </w:r>
             <w:r>
               <w:rPr>
@@ -1949,7 +2094,16 @@
                 <w:sz w:val="26"/>
                 <w:szCs w:val="26"/>
               </w:rPr>
-              <w:t>2026</w:t>
+              <w:t>教會所有</w:t>
+            </w:r>
+            <w:r>
+              <w:rPr>
+                <w:rFonts w:ascii="Barlow Condensed Medium" w:eastAsia="標楷體" w:hAnsi="Barlow Condensed Medium" w:cstheme="minorHAnsi"/>
+                <w:w w:val="90"/>
+                <w:sz w:val="26"/>
+                <w:szCs w:val="26"/>
+              </w:rPr>
+              <w:t>任職同工的事奉</w:t>
             </w:r>
             <w:r>
               <w:rPr>
@@ -1958,19 +2112,8 @@
                 <w:sz w:val="26"/>
                 <w:szCs w:val="26"/>
               </w:rPr>
-              <w:t xml:space="preserve">年全民為守護台灣更同心、更團結，求真相除詐騙，以及求真　</w:t>
-            </w:r>
-            <w:proofErr w:type="gramStart"/>
-            <w:r>
-              <w:rPr>
-                <w:rFonts w:ascii="Barlow Condensed Medium" w:eastAsia="標楷體" w:hAnsi="Barlow Condensed Medium" w:cstheme="minorHAnsi" w:hint="eastAsia"/>
-                <w:w w:val="90"/>
-                <w:sz w:val="26"/>
-                <w:szCs w:val="26"/>
-              </w:rPr>
-              <w:t>神棄偶像</w:t>
-            </w:r>
-            <w:proofErr w:type="gramEnd"/>
+              <w:t>、工作</w:t>
+            </w:r>
             <w:r>
               <w:rPr>
                 <w:rFonts w:ascii="Barlow Condensed Medium" w:eastAsia="標楷體" w:hAnsi="Barlow Condensed Medium" w:cstheme="minorHAnsi"/>
@@ -1978,265 +2121,7 @@
                 <w:sz w:val="26"/>
                 <w:szCs w:val="26"/>
               </w:rPr>
-              <w:t>。</w:t>
-            </w:r>
-          </w:p>
-        </w:tc>
-      </w:tr>
-      <w:tr>
-        <w:tc>
-          <w:tcPr>
-            <w:tcW w:w="266" w:type="dxa"/>
-            <w:tcMar>
-              <w:left w:w="28" w:type="dxa"/>
-              <w:right w:w="28" w:type="dxa"/>
-            </w:tcMar>
-          </w:tcPr>
-          <w:p>
-            <w:pPr>
-              <w:snapToGrid w:val="0"/>
-              <w:spacing w:line="300" w:lineRule="exact"/>
-              <w:jc w:val="right"/>
-              <w:rPr>
-                <w:rFonts w:ascii="Barlow Condensed Medium" w:eastAsia="標楷體" w:hAnsi="Barlow Condensed Medium" w:cstheme="minorHAnsi"/>
-                <w:w w:val="90"/>
-                <w:sz w:val="26"/>
-                <w:szCs w:val="26"/>
-              </w:rPr>
-            </w:pPr>
-            <w:r>
-              <w:rPr>
-                <w:rFonts w:ascii="Barlow Condensed Medium" w:eastAsia="標楷體" w:hAnsi="Barlow Condensed Medium" w:cstheme="minorHAnsi" w:hint="eastAsia"/>
-                <w:w w:val="90"/>
-                <w:sz w:val="26"/>
-                <w:szCs w:val="26"/>
-              </w:rPr>
-              <w:t>4</w:t>
-            </w:r>
-            <w:r>
-              <w:rPr>
-                <w:rFonts w:ascii="Barlow Condensed Medium" w:eastAsia="標楷體" w:hAnsi="Barlow Condensed Medium" w:cstheme="minorHAnsi"/>
-                <w:w w:val="90"/>
-                <w:sz w:val="26"/>
-                <w:szCs w:val="26"/>
-              </w:rPr>
-              <w:t>.</w:t>
-            </w:r>
-          </w:p>
-        </w:tc>
-        <w:tc>
-          <w:tcPr>
-            <w:tcW w:w="5669" w:type="dxa"/>
-            <w:tcMar>
-              <w:left w:w="28" w:type="dxa"/>
-              <w:right w:w="28" w:type="dxa"/>
-            </w:tcMar>
-          </w:tcPr>
-          <w:p>
-            <w:pPr>
-              <w:snapToGrid w:val="0"/>
-              <w:spacing w:line="300" w:lineRule="exact"/>
-              <w:jc w:val="both"/>
-              <w:rPr>
-                <w:rFonts w:ascii="Barlow Condensed Medium" w:eastAsia="標楷體" w:hAnsi="Barlow Condensed Medium" w:cstheme="minorHAnsi"/>
-                <w:w w:val="90"/>
-                <w:sz w:val="26"/>
-                <w:szCs w:val="26"/>
-              </w:rPr>
-            </w:pPr>
-            <w:r>
-              <w:rPr>
-                <w:rFonts w:ascii="Barlow Condensed Medium" w:eastAsia="標楷體" w:hAnsi="Barlow Condensed Medium" w:cs="Segoe UI Symbol"/>
-                <w:w w:val="90"/>
-                <w:sz w:val="26"/>
-                <w:szCs w:val="26"/>
-              </w:rPr>
-              <w:t>為</w:t>
-            </w:r>
-            <w:r>
-              <w:rPr>
-                <w:rFonts w:ascii="Barlow Condensed Medium" w:eastAsia="標楷體" w:hAnsi="Barlow Condensed Medium" w:cs="Segoe UI Symbol"/>
-                <w:w w:val="90"/>
-                <w:sz w:val="26"/>
-                <w:szCs w:val="26"/>
-              </w:rPr>
-              <w:t>2026</w:t>
-            </w:r>
-            <w:r>
-              <w:rPr>
-                <w:rFonts w:ascii="Barlow Condensed Medium" w:eastAsia="標楷體" w:hAnsi="Barlow Condensed Medium" w:cs="Segoe UI Symbol"/>
-                <w:w w:val="90"/>
-                <w:sz w:val="26"/>
-                <w:szCs w:val="26"/>
-              </w:rPr>
-              <w:t>年本會</w:t>
-            </w:r>
-            <w:r>
-              <w:rPr>
-                <w:rFonts w:ascii="Barlow Condensed Medium" w:eastAsia="標楷體" w:hAnsi="Barlow Condensed Medium" w:cs="Segoe UI Symbol" w:hint="eastAsia"/>
-                <w:w w:val="90"/>
-                <w:sz w:val="26"/>
-                <w:szCs w:val="26"/>
-              </w:rPr>
-              <w:t>各項</w:t>
-            </w:r>
-            <w:r>
-              <w:rPr>
-                <w:rFonts w:ascii="Barlow Condensed Medium" w:eastAsia="標楷體" w:hAnsi="Barlow Condensed Medium" w:cs="Segoe UI Symbol"/>
-                <w:w w:val="90"/>
-                <w:sz w:val="26"/>
-                <w:szCs w:val="26"/>
-              </w:rPr>
-              <w:t>事</w:t>
-            </w:r>
-            <w:proofErr w:type="gramStart"/>
-            <w:r>
-              <w:rPr>
-                <w:rFonts w:ascii="Barlow Condensed Medium" w:eastAsia="標楷體" w:hAnsi="Barlow Condensed Medium" w:cs="Segoe UI Symbol"/>
-                <w:w w:val="90"/>
-                <w:sz w:val="26"/>
-                <w:szCs w:val="26"/>
-              </w:rPr>
-              <w:t>工代禱</w:t>
-            </w:r>
-            <w:proofErr w:type="gramEnd"/>
-            <w:r>
-              <w:rPr>
-                <w:rFonts w:ascii="Barlow Condensed Medium" w:eastAsia="標楷體" w:hAnsi="Barlow Condensed Medium" w:cstheme="minorHAnsi"/>
-                <w:w w:val="90"/>
-                <w:sz w:val="26"/>
-                <w:szCs w:val="26"/>
-              </w:rPr>
-              <w:t>。</w:t>
-            </w:r>
-          </w:p>
-        </w:tc>
-      </w:tr>
-      <w:tr>
-        <w:tc>
-          <w:tcPr>
-            <w:tcW w:w="266" w:type="dxa"/>
-            <w:tcMar>
-              <w:left w:w="28" w:type="dxa"/>
-              <w:right w:w="28" w:type="dxa"/>
-            </w:tcMar>
-          </w:tcPr>
-          <w:p>
-            <w:pPr>
-              <w:snapToGrid w:val="0"/>
-              <w:spacing w:line="300" w:lineRule="exact"/>
-              <w:jc w:val="right"/>
-              <w:rPr>
-                <w:rFonts w:ascii="Barlow Condensed Medium" w:eastAsia="標楷體" w:hAnsi="Barlow Condensed Medium" w:cstheme="minorHAnsi"/>
-                <w:w w:val="90"/>
-                <w:sz w:val="26"/>
-                <w:szCs w:val="26"/>
-              </w:rPr>
-            </w:pPr>
-            <w:r>
-              <w:rPr>
-                <w:rFonts w:ascii="Barlow Condensed Medium" w:eastAsia="標楷體" w:hAnsi="Barlow Condensed Medium" w:cstheme="minorHAnsi" w:hint="eastAsia"/>
-                <w:w w:val="90"/>
-                <w:sz w:val="26"/>
-                <w:szCs w:val="26"/>
-              </w:rPr>
-              <w:t>5</w:t>
-            </w:r>
-            <w:r>
-              <w:rPr>
-                <w:rFonts w:ascii="Barlow Condensed Medium" w:eastAsia="標楷體" w:hAnsi="Barlow Condensed Medium" w:cstheme="minorHAnsi"/>
-                <w:w w:val="90"/>
-                <w:sz w:val="26"/>
-                <w:szCs w:val="26"/>
-              </w:rPr>
-              <w:t>.</w:t>
-            </w:r>
-          </w:p>
-        </w:tc>
-        <w:tc>
-          <w:tcPr>
-            <w:tcW w:w="5669" w:type="dxa"/>
-            <w:tcMar>
-              <w:left w:w="28" w:type="dxa"/>
-              <w:right w:w="28" w:type="dxa"/>
-            </w:tcMar>
-          </w:tcPr>
-          <w:p>
-            <w:pPr>
-              <w:snapToGrid w:val="0"/>
-              <w:spacing w:line="300" w:lineRule="exact"/>
-              <w:jc w:val="both"/>
-              <w:rPr>
-                <w:rFonts w:ascii="Barlow Condensed Medium" w:eastAsia="標楷體" w:hAnsi="Barlow Condensed Medium" w:cstheme="minorHAnsi"/>
-                <w:w w:val="90"/>
-                <w:sz w:val="26"/>
-                <w:szCs w:val="26"/>
-              </w:rPr>
-            </w:pPr>
-            <w:r>
-              <w:rPr>
-                <w:rFonts w:ascii="Barlow Condensed Medium" w:eastAsia="標楷體" w:hAnsi="Barlow Condensed Medium" w:cstheme="minorHAnsi"/>
-                <w:w w:val="90"/>
-                <w:sz w:val="26"/>
-                <w:szCs w:val="26"/>
-              </w:rPr>
-              <w:t>為</w:t>
-            </w:r>
-            <w:r>
-              <w:rPr>
-                <w:rFonts w:ascii="Barlow Condensed Medium" w:eastAsia="標楷體" w:hAnsi="Barlow Condensed Medium" w:cstheme="minorHAnsi" w:hint="eastAsia"/>
-                <w:w w:val="90"/>
-                <w:sz w:val="26"/>
-                <w:szCs w:val="26"/>
-              </w:rPr>
-              <w:t>教會所有</w:t>
-            </w:r>
-            <w:r>
-              <w:rPr>
-                <w:rFonts w:ascii="Barlow Condensed Medium" w:eastAsia="標楷體" w:hAnsi="Barlow Condensed Medium" w:cstheme="minorHAnsi"/>
-                <w:w w:val="90"/>
-                <w:sz w:val="26"/>
-                <w:szCs w:val="26"/>
-              </w:rPr>
-              <w:t>任職同工的事奉</w:t>
-            </w:r>
-            <w:r>
-              <w:rPr>
-                <w:rFonts w:ascii="Barlow Condensed Medium" w:eastAsia="標楷體" w:hAnsi="Barlow Condensed Medium" w:cstheme="minorHAnsi" w:hint="eastAsia"/>
-                <w:w w:val="90"/>
-                <w:sz w:val="26"/>
-                <w:szCs w:val="26"/>
-              </w:rPr>
-              <w:t>、工作</w:t>
-            </w:r>
-            <w:r>
-              <w:rPr>
-                <w:rFonts w:ascii="Barlow Condensed Medium" w:eastAsia="標楷體" w:hAnsi="Barlow Condensed Medium" w:cstheme="minorHAnsi"/>
-                <w:w w:val="90"/>
-                <w:sz w:val="26"/>
-                <w:szCs w:val="26"/>
-              </w:rPr>
-              <w:t>和</w:t>
-            </w:r>
-            <w:proofErr w:type="gramStart"/>
-            <w:r>
-              <w:rPr>
-                <w:rFonts w:ascii="Barlow Condensed Medium" w:eastAsia="標楷體" w:hAnsi="Barlow Condensed Medium" w:cstheme="minorHAnsi"/>
-                <w:w w:val="90"/>
-                <w:sz w:val="26"/>
-                <w:szCs w:val="26"/>
-              </w:rPr>
-              <w:t>家庭代禱</w:t>
-            </w:r>
-            <w:proofErr w:type="gramEnd"/>
-            <w:r>
-              <w:rPr>
-                <w:rFonts w:ascii="Barlow Condensed Medium" w:eastAsia="標楷體" w:hAnsi="Barlow Condensed Medium" w:cstheme="minorHAnsi"/>
-                <w:w w:val="90"/>
-                <w:sz w:val="26"/>
-                <w:szCs w:val="26"/>
-              </w:rPr>
-              <w:t>。</w:t>
+              <w:t>和家庭代禱。</w:t>
             </w:r>
           </w:p>
         </w:tc>
@@ -2352,9 +2237,8 @@
                 <w:sz w:val="26"/>
                 <w:szCs w:val="26"/>
               </w:rPr>
-              <w:t>兄</w:t>
-            </w:r>
-            <w:proofErr w:type="gramStart"/>
+              <w:t>兄姊</w:t>
+            </w:r>
             <w:r>
               <w:rPr>
                 <w:rFonts w:ascii="Barlow Condensed Medium" w:eastAsia="華康中黑體" w:hAnsi="Barlow Condensed Medium" w:cs="Segoe UI Symbol"/>
@@ -2362,9 +2246,8 @@
                 <w:sz w:val="26"/>
                 <w:szCs w:val="26"/>
               </w:rPr>
-              <w:t>姊</w:t>
-            </w:r>
-            <w:proofErr w:type="gramEnd"/>
+              <w:t>利用代禱卡</w:t>
+            </w:r>
             <w:r>
               <w:rPr>
                 <w:rFonts w:ascii="Barlow Condensed Medium" w:eastAsia="華康中黑體" w:hAnsi="Barlow Condensed Medium" w:cs="Segoe UI Symbol"/>
@@ -2372,9 +2255,8 @@
                 <w:sz w:val="26"/>
                 <w:szCs w:val="26"/>
               </w:rPr>
-              <w:t>利用</w:t>
-            </w:r>
-            <w:proofErr w:type="gramStart"/>
+              <w:t>(</w:t>
+            </w:r>
             <w:r>
               <w:rPr>
                 <w:rFonts w:ascii="Barlow Condensed Medium" w:eastAsia="華康中黑體" w:hAnsi="Barlow Condensed Medium" w:cs="Segoe UI Symbol"/>
@@ -2382,9 +2264,8 @@
                 <w:sz w:val="26"/>
                 <w:szCs w:val="26"/>
               </w:rPr>
-              <w:t>代禱卡</w:t>
-            </w:r>
-            <w:proofErr w:type="gramEnd"/>
+              <w:t>於招待桌上</w:t>
+            </w:r>
             <w:r>
               <w:rPr>
                 <w:rFonts w:ascii="Barlow Condensed Medium" w:eastAsia="華康中黑體" w:hAnsi="Barlow Condensed Medium" w:cs="Segoe UI Symbol"/>
@@ -2392,7 +2273,7 @@
                 <w:sz w:val="26"/>
                 <w:szCs w:val="26"/>
               </w:rPr>
-              <w:t>(</w:t>
+              <w:t>)</w:t>
             </w:r>
             <w:r>
               <w:rPr>
@@ -2401,36 +2282,7 @@
                 <w:sz w:val="26"/>
                 <w:szCs w:val="26"/>
               </w:rPr>
-              <w:t>於招待桌上</w:t>
-            </w:r>
-            <w:r>
-              <w:rPr>
-                <w:rFonts w:ascii="Barlow Condensed Medium" w:eastAsia="華康中黑體" w:hAnsi="Barlow Condensed Medium" w:cs="Segoe UI Symbol"/>
-                <w:w w:val="90"/>
-                <w:sz w:val="26"/>
-                <w:szCs w:val="26"/>
-              </w:rPr>
-              <w:t>)</w:t>
-            </w:r>
-            <w:proofErr w:type="gramStart"/>
-            <w:r>
-              <w:rPr>
-                <w:rFonts w:ascii="Barlow Condensed Medium" w:eastAsia="華康中黑體" w:hAnsi="Barlow Condensed Medium" w:cs="Segoe UI Symbol"/>
-                <w:w w:val="90"/>
-                <w:sz w:val="26"/>
-                <w:szCs w:val="26"/>
-              </w:rPr>
-              <w:t>投代禱</w:t>
-            </w:r>
-            <w:proofErr w:type="gramEnd"/>
-            <w:r>
-              <w:rPr>
-                <w:rFonts w:ascii="Barlow Condensed Medium" w:eastAsia="華康中黑體" w:hAnsi="Barlow Condensed Medium" w:cs="Segoe UI Symbol"/>
-                <w:w w:val="90"/>
-                <w:sz w:val="26"/>
-                <w:szCs w:val="26"/>
-              </w:rPr>
-              <w:t>信箱。</w:t>
+              <w:t>投代禱信箱。</w:t>
             </w:r>
           </w:p>
         </w:tc>
@@ -2735,28 +2587,7 @@
           <w:sz w:val="26"/>
           <w:szCs w:val="26"/>
         </w:rPr>
-        <w:t>【</w:t>
-      </w:r>
-      <w:r>
-        <w:rPr>
-          <w:rFonts w:ascii="標楷體" w:eastAsia="標楷體" w:hAnsi="標楷體" w:cs="Arial" w:hint="eastAsia"/>
-          <w:b/>
-          <w:bCs/>
-          <w:w w:val="90"/>
-          <w:sz w:val="26"/>
-          <w:szCs w:val="26"/>
-        </w:rPr>
-        <w:t>我不知明日將如何</w:t>
-      </w:r>
-      <w:r>
-        <w:rPr>
-          <w:rFonts w:ascii="標楷體" w:eastAsia="標楷體" w:hAnsi="標楷體" w:cs="Arial" w:hint="eastAsia"/>
-          <w:b/>
-          <w:w w:val="90"/>
-          <w:sz w:val="26"/>
-          <w:szCs w:val="26"/>
-        </w:rPr>
-        <w:t>】</w:t>
+        <w:t>【】</w:t>
       </w:r>
     </w:p>
     <w:p>
@@ -2772,434 +2603,6 @@
           <w:szCs w:val="26"/>
         </w:rPr>
       </w:pPr>
-      <w:r>
-        <w:rPr>
-          <w:rFonts w:asciiTheme="majorBidi" w:eastAsia="標楷體" w:hAnsiTheme="majorBidi" w:cstheme="majorBidi" w:hint="eastAsia"/>
-          <w:bCs/>
-          <w:w w:val="90"/>
-          <w:sz w:val="26"/>
-          <w:szCs w:val="26"/>
-        </w:rPr>
-        <w:t>我不知明日將如何，</w:t>
-      </w:r>
-    </w:p>
-    <w:p>
-      <w:pPr>
-        <w:snapToGrid w:val="0"/>
-        <w:spacing w:line="300" w:lineRule="exact"/>
-        <w:ind w:leftChars="-59" w:left="-142"/>
-        <w:rPr>
-          <w:rFonts w:asciiTheme="majorBidi" w:eastAsia="標楷體" w:hAnsiTheme="majorBidi" w:cstheme="majorBidi"/>
-          <w:bCs/>
-          <w:w w:val="90"/>
-          <w:sz w:val="26"/>
-          <w:szCs w:val="26"/>
-        </w:rPr>
-      </w:pPr>
-      <w:r>
-        <w:rPr>
-          <w:rFonts w:asciiTheme="majorBidi" w:eastAsia="標楷體" w:hAnsiTheme="majorBidi" w:cstheme="majorBidi" w:hint="eastAsia"/>
-          <w:bCs/>
-          <w:w w:val="90"/>
-          <w:sz w:val="26"/>
-          <w:szCs w:val="26"/>
-        </w:rPr>
-        <w:t>每時刻安然度過</w:t>
-      </w:r>
-      <w:r>
-        <w:rPr>
-          <w:rFonts w:asciiTheme="majorBidi" w:eastAsia="標楷體" w:hAnsiTheme="majorBidi" w:cstheme="majorBidi" w:hint="eastAsia"/>
-          <w:bCs/>
-          <w:w w:val="90"/>
-          <w:sz w:val="26"/>
-          <w:szCs w:val="26"/>
-        </w:rPr>
-        <w:t>。</w:t>
-      </w:r>
-    </w:p>
-    <w:p>
-      <w:pPr>
-        <w:snapToGrid w:val="0"/>
-        <w:spacing w:line="300" w:lineRule="exact"/>
-        <w:ind w:leftChars="-59" w:left="-142"/>
-        <w:rPr>
-          <w:rFonts w:asciiTheme="majorBidi" w:eastAsia="標楷體" w:hAnsiTheme="majorBidi" w:cstheme="majorBidi"/>
-          <w:bCs/>
-          <w:w w:val="90"/>
-          <w:sz w:val="26"/>
-          <w:szCs w:val="26"/>
-        </w:rPr>
-      </w:pPr>
-    </w:p>
-    <w:p>
-      <w:pPr>
-        <w:snapToGrid w:val="0"/>
-        <w:spacing w:line="300" w:lineRule="exact"/>
-        <w:ind w:leftChars="-59" w:left="-142"/>
-        <w:rPr>
-          <w:rFonts w:asciiTheme="majorBidi" w:eastAsia="標楷體" w:hAnsiTheme="majorBidi" w:cstheme="majorBidi"/>
-          <w:bCs/>
-          <w:w w:val="90"/>
-          <w:sz w:val="26"/>
-          <w:szCs w:val="26"/>
-        </w:rPr>
-      </w:pPr>
-      <w:r>
-        <w:rPr>
-          <w:rFonts w:asciiTheme="majorBidi" w:eastAsia="標楷體" w:hAnsiTheme="majorBidi" w:cstheme="majorBidi" w:hint="eastAsia"/>
-          <w:bCs/>
-          <w:w w:val="90"/>
-          <w:sz w:val="26"/>
-          <w:szCs w:val="26"/>
-        </w:rPr>
-        <w:t>我不求明天的陽光，</w:t>
-      </w:r>
-    </w:p>
-    <w:p>
-      <w:pPr>
-        <w:snapToGrid w:val="0"/>
-        <w:spacing w:line="300" w:lineRule="exact"/>
-        <w:ind w:leftChars="-59" w:left="-142"/>
-        <w:rPr>
-          <w:rFonts w:asciiTheme="majorBidi" w:eastAsia="標楷體" w:hAnsiTheme="majorBidi" w:cstheme="majorBidi"/>
-          <w:bCs/>
-          <w:w w:val="90"/>
-          <w:sz w:val="26"/>
-          <w:szCs w:val="26"/>
-        </w:rPr>
-      </w:pPr>
-      <w:r>
-        <w:rPr>
-          <w:rFonts w:asciiTheme="majorBidi" w:eastAsia="標楷體" w:hAnsiTheme="majorBidi" w:cstheme="majorBidi" w:hint="eastAsia"/>
-          <w:bCs/>
-          <w:w w:val="90"/>
-          <w:sz w:val="26"/>
-          <w:szCs w:val="26"/>
-        </w:rPr>
-        <w:t>因明天或轉陰暗</w:t>
-      </w:r>
-      <w:r>
-        <w:rPr>
-          <w:rFonts w:asciiTheme="majorBidi" w:eastAsia="標楷體" w:hAnsiTheme="majorBidi" w:cstheme="majorBidi" w:hint="eastAsia"/>
-          <w:bCs/>
-          <w:w w:val="90"/>
-          <w:sz w:val="26"/>
-          <w:szCs w:val="26"/>
-        </w:rPr>
-        <w:t>。</w:t>
-      </w:r>
-    </w:p>
-    <w:p>
-      <w:pPr>
-        <w:snapToGrid w:val="0"/>
-        <w:spacing w:line="300" w:lineRule="exact"/>
-        <w:ind w:leftChars="-59" w:left="-142"/>
-        <w:rPr>
-          <w:rFonts w:asciiTheme="majorBidi" w:eastAsia="標楷體" w:hAnsiTheme="majorBidi" w:cstheme="majorBidi"/>
-          <w:bCs/>
-          <w:w w:val="90"/>
-          <w:sz w:val="26"/>
-          <w:szCs w:val="26"/>
-        </w:rPr>
-      </w:pPr>
-    </w:p>
-    <w:p>
-      <w:pPr>
-        <w:snapToGrid w:val="0"/>
-        <w:spacing w:line="300" w:lineRule="exact"/>
-        <w:ind w:leftChars="-59" w:left="-142"/>
-        <w:rPr>
-          <w:rFonts w:asciiTheme="majorBidi" w:eastAsia="標楷體" w:hAnsiTheme="majorBidi" w:cstheme="majorBidi"/>
-          <w:bCs/>
-          <w:w w:val="90"/>
-          <w:sz w:val="26"/>
-          <w:szCs w:val="26"/>
-        </w:rPr>
-      </w:pPr>
-      <w:r>
-        <w:rPr>
-          <w:rFonts w:asciiTheme="majorBidi" w:eastAsia="標楷體" w:hAnsiTheme="majorBidi" w:cstheme="majorBidi" w:hint="eastAsia"/>
-          <w:bCs/>
-          <w:w w:val="90"/>
-          <w:sz w:val="26"/>
-          <w:szCs w:val="26"/>
-        </w:rPr>
-        <w:t>我不為將來而憂慮，</w:t>
-      </w:r>
-    </w:p>
-    <w:p>
-      <w:pPr>
-        <w:snapToGrid w:val="0"/>
-        <w:spacing w:line="300" w:lineRule="exact"/>
-        <w:ind w:leftChars="-59" w:left="-142"/>
-        <w:rPr>
-          <w:rFonts w:asciiTheme="majorBidi" w:eastAsia="標楷體" w:hAnsiTheme="majorBidi" w:cstheme="majorBidi"/>
-          <w:bCs/>
-          <w:w w:val="90"/>
-          <w:sz w:val="26"/>
-          <w:szCs w:val="26"/>
-        </w:rPr>
-      </w:pPr>
-      <w:r>
-        <w:rPr>
-          <w:rFonts w:asciiTheme="majorBidi" w:eastAsia="標楷體" w:hAnsiTheme="majorBidi" w:cstheme="majorBidi" w:hint="eastAsia"/>
-          <w:bCs/>
-          <w:w w:val="90"/>
-          <w:sz w:val="26"/>
-          <w:szCs w:val="26"/>
-        </w:rPr>
-        <w:t>因我知主所應許</w:t>
-      </w:r>
-      <w:r>
-        <w:rPr>
-          <w:rFonts w:asciiTheme="majorBidi" w:eastAsia="標楷體" w:hAnsiTheme="majorBidi" w:cstheme="majorBidi" w:hint="eastAsia"/>
-          <w:bCs/>
-          <w:w w:val="90"/>
-          <w:sz w:val="26"/>
-          <w:szCs w:val="26"/>
-        </w:rPr>
-        <w:t>。</w:t>
-      </w:r>
-    </w:p>
-    <w:p>
-      <w:pPr>
-        <w:snapToGrid w:val="0"/>
-        <w:spacing w:line="300" w:lineRule="exact"/>
-        <w:ind w:leftChars="-59" w:left="-142"/>
-        <w:rPr>
-          <w:rFonts w:asciiTheme="majorBidi" w:eastAsia="標楷體" w:hAnsiTheme="majorBidi" w:cstheme="majorBidi"/>
-          <w:bCs/>
-          <w:w w:val="90"/>
-          <w:sz w:val="26"/>
-          <w:szCs w:val="26"/>
-        </w:rPr>
-      </w:pPr>
-    </w:p>
-    <w:p>
-      <w:pPr>
-        <w:snapToGrid w:val="0"/>
-        <w:spacing w:line="300" w:lineRule="exact"/>
-        <w:ind w:leftChars="-59" w:left="-142"/>
-        <w:rPr>
-          <w:rFonts w:asciiTheme="majorBidi" w:eastAsia="標楷體" w:hAnsiTheme="majorBidi" w:cstheme="majorBidi"/>
-          <w:bCs/>
-          <w:w w:val="90"/>
-          <w:sz w:val="26"/>
-          <w:szCs w:val="26"/>
-        </w:rPr>
-      </w:pPr>
-      <w:r>
-        <w:rPr>
-          <w:rFonts w:asciiTheme="majorBidi" w:eastAsia="標楷體" w:hAnsiTheme="majorBidi" w:cstheme="majorBidi" w:hint="eastAsia"/>
-          <w:bCs/>
-          <w:w w:val="90"/>
-          <w:sz w:val="26"/>
-          <w:szCs w:val="26"/>
-        </w:rPr>
-        <w:t>今天我必與主同行，</w:t>
-      </w:r>
-    </w:p>
-    <w:p>
-      <w:pPr>
-        <w:snapToGrid w:val="0"/>
-        <w:spacing w:line="300" w:lineRule="exact"/>
-        <w:ind w:leftChars="-59" w:left="-142"/>
-        <w:rPr>
-          <w:rFonts w:asciiTheme="majorBidi" w:eastAsia="標楷體" w:hAnsiTheme="majorBidi" w:cstheme="majorBidi"/>
-          <w:bCs/>
-          <w:w w:val="90"/>
-          <w:sz w:val="26"/>
-          <w:szCs w:val="26"/>
-        </w:rPr>
-      </w:pPr>
-      <w:proofErr w:type="gramStart"/>
-      <w:r>
-        <w:rPr>
-          <w:rFonts w:asciiTheme="majorBidi" w:eastAsia="標楷體" w:hAnsiTheme="majorBidi" w:cstheme="majorBidi" w:hint="eastAsia"/>
-          <w:bCs/>
-          <w:w w:val="90"/>
-          <w:sz w:val="26"/>
-          <w:szCs w:val="26"/>
-        </w:rPr>
-        <w:t>祂</w:t>
-      </w:r>
-      <w:proofErr w:type="gramEnd"/>
-      <w:r>
-        <w:rPr>
-          <w:rFonts w:asciiTheme="majorBidi" w:eastAsia="標楷體" w:hAnsiTheme="majorBidi" w:cstheme="majorBidi" w:hint="eastAsia"/>
-          <w:bCs/>
-          <w:w w:val="90"/>
-          <w:sz w:val="26"/>
-          <w:szCs w:val="26"/>
-        </w:rPr>
-        <w:t>深知前途光景</w:t>
-      </w:r>
-      <w:r>
-        <w:rPr>
-          <w:rFonts w:asciiTheme="majorBidi" w:eastAsia="標楷體" w:hAnsiTheme="majorBidi" w:cstheme="majorBidi" w:hint="eastAsia"/>
-          <w:bCs/>
-          <w:w w:val="90"/>
-          <w:sz w:val="26"/>
-          <w:szCs w:val="26"/>
-        </w:rPr>
-        <w:t>。</w:t>
-      </w:r>
-    </w:p>
-    <w:p>
-      <w:pPr>
-        <w:snapToGrid w:val="0"/>
-        <w:spacing w:line="300" w:lineRule="exact"/>
-        <w:ind w:leftChars="-59" w:left="-142"/>
-        <w:rPr>
-          <w:rFonts w:asciiTheme="majorBidi" w:eastAsia="標楷體" w:hAnsiTheme="majorBidi" w:cstheme="majorBidi"/>
-          <w:bCs/>
-          <w:w w:val="90"/>
-          <w:sz w:val="26"/>
-          <w:szCs w:val="26"/>
-        </w:rPr>
-      </w:pPr>
-    </w:p>
-    <w:p>
-      <w:pPr>
-        <w:snapToGrid w:val="0"/>
-        <w:spacing w:line="300" w:lineRule="exact"/>
-        <w:ind w:leftChars="-59" w:left="-142"/>
-        <w:rPr>
-          <w:rFonts w:asciiTheme="majorBidi" w:eastAsia="標楷體" w:hAnsiTheme="majorBidi" w:cstheme="majorBidi"/>
-          <w:bCs/>
-          <w:w w:val="90"/>
-          <w:sz w:val="26"/>
-          <w:szCs w:val="26"/>
-        </w:rPr>
-      </w:pPr>
-      <w:r>
-        <w:rPr>
-          <w:rFonts w:asciiTheme="majorBidi" w:eastAsia="標楷體" w:hAnsiTheme="majorBidi" w:cstheme="majorBidi" w:hint="eastAsia"/>
-          <w:bCs/>
-          <w:w w:val="90"/>
-          <w:sz w:val="26"/>
-          <w:szCs w:val="26"/>
-        </w:rPr>
-        <w:t>許多事明天將臨到，</w:t>
-      </w:r>
-    </w:p>
-    <w:p>
-      <w:pPr>
-        <w:snapToGrid w:val="0"/>
-        <w:spacing w:line="300" w:lineRule="exact"/>
-        <w:ind w:leftChars="-59" w:left="-142"/>
-        <w:rPr>
-          <w:rFonts w:asciiTheme="majorBidi" w:eastAsia="標楷體" w:hAnsiTheme="majorBidi" w:cstheme="majorBidi"/>
-          <w:bCs/>
-          <w:w w:val="90"/>
-          <w:sz w:val="26"/>
-          <w:szCs w:val="26"/>
-        </w:rPr>
-      </w:pPr>
-      <w:r>
-        <w:rPr>
-          <w:rFonts w:asciiTheme="majorBidi" w:eastAsia="標楷體" w:hAnsiTheme="majorBidi" w:cstheme="majorBidi" w:hint="eastAsia"/>
-          <w:bCs/>
-          <w:w w:val="90"/>
-          <w:sz w:val="26"/>
-          <w:szCs w:val="26"/>
-        </w:rPr>
-        <w:t>許多事難以明瞭</w:t>
-      </w:r>
-      <w:r>
-        <w:rPr>
-          <w:rFonts w:asciiTheme="majorBidi" w:eastAsia="標楷體" w:hAnsiTheme="majorBidi" w:cstheme="majorBidi" w:hint="eastAsia"/>
-          <w:bCs/>
-          <w:w w:val="90"/>
-          <w:sz w:val="26"/>
-          <w:szCs w:val="26"/>
-        </w:rPr>
-        <w:t>。</w:t>
-      </w:r>
-    </w:p>
-    <w:p>
-      <w:pPr>
-        <w:snapToGrid w:val="0"/>
-        <w:spacing w:line="300" w:lineRule="exact"/>
-        <w:ind w:leftChars="-59" w:left="-142"/>
-        <w:rPr>
-          <w:rFonts w:asciiTheme="majorBidi" w:eastAsia="標楷體" w:hAnsiTheme="majorBidi" w:cstheme="majorBidi"/>
-          <w:bCs/>
-          <w:w w:val="90"/>
-          <w:sz w:val="26"/>
-          <w:szCs w:val="26"/>
-        </w:rPr>
-      </w:pPr>
-    </w:p>
-    <w:p>
-      <w:pPr>
-        <w:snapToGrid w:val="0"/>
-        <w:spacing w:line="300" w:lineRule="exact"/>
-        <w:ind w:leftChars="-59" w:left="-142"/>
-        <w:rPr>
-          <w:rFonts w:asciiTheme="majorBidi" w:eastAsia="標楷體" w:hAnsiTheme="majorBidi" w:cstheme="majorBidi"/>
-          <w:bCs/>
-          <w:w w:val="90"/>
-          <w:sz w:val="26"/>
-          <w:szCs w:val="26"/>
-        </w:rPr>
-      </w:pPr>
-      <w:r>
-        <w:rPr>
-          <w:rFonts w:asciiTheme="majorBidi" w:eastAsia="標楷體" w:hAnsiTheme="majorBidi" w:cstheme="majorBidi" w:hint="eastAsia"/>
-          <w:bCs/>
-          <w:w w:val="90"/>
-          <w:sz w:val="26"/>
-          <w:szCs w:val="26"/>
-        </w:rPr>
-        <w:t>但我知主掌握明天，</w:t>
-      </w:r>
-    </w:p>
-    <w:p>
-      <w:pPr>
-        <w:snapToGrid w:val="0"/>
-        <w:spacing w:line="300" w:lineRule="exact"/>
-        <w:ind w:leftChars="-59" w:left="-142"/>
-        <w:rPr>
-          <w:rFonts w:asciiTheme="majorBidi" w:eastAsia="標楷體" w:hAnsiTheme="majorBidi" w:cstheme="majorBidi"/>
-          <w:bCs/>
-          <w:w w:val="90"/>
-          <w:sz w:val="26"/>
-          <w:szCs w:val="26"/>
-        </w:rPr>
-      </w:pPr>
-      <w:proofErr w:type="gramStart"/>
-      <w:r>
-        <w:rPr>
-          <w:rFonts w:asciiTheme="majorBidi" w:eastAsia="標楷體" w:hAnsiTheme="majorBidi" w:cstheme="majorBidi" w:hint="eastAsia"/>
-          <w:bCs/>
-          <w:w w:val="90"/>
-          <w:sz w:val="26"/>
-          <w:szCs w:val="26"/>
-        </w:rPr>
-        <w:t>祂</w:t>
-      </w:r>
-      <w:proofErr w:type="gramEnd"/>
-      <w:r>
-        <w:rPr>
-          <w:rFonts w:asciiTheme="majorBidi" w:eastAsia="標楷體" w:hAnsiTheme="majorBidi" w:cstheme="majorBidi" w:hint="eastAsia"/>
-          <w:bCs/>
-          <w:w w:val="90"/>
-          <w:sz w:val="26"/>
-          <w:szCs w:val="26"/>
-        </w:rPr>
-        <w:t>必要領我向前</w:t>
-      </w:r>
-      <w:r>
-        <w:rPr>
-          <w:rFonts w:asciiTheme="majorBidi" w:eastAsia="標楷體" w:hAnsiTheme="majorBidi" w:cstheme="majorBidi" w:hint="eastAsia"/>
-          <w:bCs/>
-          <w:w w:val="90"/>
-          <w:sz w:val="26"/>
-          <w:szCs w:val="26"/>
-        </w:rPr>
-        <w:t>。</w:t>
-      </w:r>
     </w:p>
     <w:p>
       <w:pPr>
@@ -3364,47 +2767,7 @@
                                   <w:w w:val="90"/>
                                   <w:szCs w:val="24"/>
                                 </w:rPr>
-                                <w:t>我們因信主耶穌基督而蒙　神國福音的恩典，成為基督的肢體，並按主的命令彼此相愛。因此我們奉獻自己成為基督的教會的</w:t>
-                              </w:r>
-                              <w:proofErr w:type="gramStart"/>
-                              <w:r>
-                                <w:rPr>
-                                  <w:rFonts w:ascii="文鼎粗魏碑" w:eastAsia="文鼎粗魏碑" w:cstheme="minorHAnsi" w:hint="eastAsia"/>
-                                  <w:color w:val="0D0D0D" w:themeColor="text1" w:themeTint="F2"/>
-                                  <w:w w:val="90"/>
-                                  <w:szCs w:val="24"/>
-                                </w:rPr>
-                                <w:t>事奉者</w:t>
-                              </w:r>
-                              <w:proofErr w:type="gramEnd"/>
-                              <w:r>
-                                <w:rPr>
-                                  <w:rFonts w:ascii="文鼎粗魏碑" w:eastAsia="文鼎粗魏碑" w:cstheme="minorHAnsi" w:hint="eastAsia"/>
-                                  <w:color w:val="0D0D0D" w:themeColor="text1" w:themeTint="F2"/>
-                                  <w:w w:val="90"/>
-                                  <w:szCs w:val="24"/>
-                                </w:rPr>
-                                <w:t>，用彼此事奉、彼此順服、彼此成全，和彼此學習的心，效法基督成為服事人的僕人。將服事會眾的事看為優先，以服事</w:t>
-                              </w:r>
-                              <w:proofErr w:type="gramStart"/>
-                              <w:r>
-                                <w:rPr>
-                                  <w:rFonts w:ascii="文鼎粗魏碑" w:eastAsia="文鼎粗魏碑" w:cstheme="minorHAnsi" w:hint="eastAsia"/>
-                                  <w:color w:val="0D0D0D" w:themeColor="text1" w:themeTint="F2"/>
-                                  <w:w w:val="90"/>
-                                  <w:szCs w:val="24"/>
-                                </w:rPr>
-                                <w:t>會眾來服事</w:t>
-                              </w:r>
-                              <w:proofErr w:type="gramEnd"/>
-                              <w:r>
-                                <w:rPr>
-                                  <w:rFonts w:ascii="文鼎粗魏碑" w:eastAsia="文鼎粗魏碑" w:cstheme="minorHAnsi" w:hint="eastAsia"/>
-                                  <w:color w:val="0D0D0D" w:themeColor="text1" w:themeTint="F2"/>
-                                  <w:w w:val="90"/>
-                                  <w:szCs w:val="24"/>
-                                </w:rPr>
-                                <w:t xml:space="preserve">　神。使我們與我們得救的身分相稱。</w:t>
+                                <w:t>我們因信主耶穌基督而蒙　神國福音的恩典，成為基督的肢體，並按主的命令彼此相愛。因此我們奉獻自己成為基督的教會的事奉者，用彼此事奉、彼此順服、彼此成全，和彼此學習的心，效法基督成為服事人的僕人。將服事會眾的事看為優先，以服事會眾來服事　神。使我們與我們得救的身分相稱。</w:t>
                               </w:r>
                             </w:p>
                           </w:txbxContent>
@@ -3430,7 +2793,7 @@
           </mc:Choice>
           <mc:Fallback>
             <w:pict>
-              <v:group w14:anchorId="789743EB" id="群組 21" o:spid="_x0000_s1026" style="position:absolute;margin-left:538.15pt;margin-top:28.9pt;width:134.65pt;height:261.65pt;z-index:251664384;mso-position-horizontal-relative:page;mso-position-vertical-relative:page;mso-width-relative:margin;mso-height-relative:margin" coordsize="17094,33223" o:gfxdata="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">
+              <v:group w14:anchorId="789743EB" id="群組 21" o:spid="_x0000_s1026" style="position:absolute;margin-left:538.15pt;margin-top:28.9pt;width:134.65pt;height:261.65pt;z-index:251664384;mso-position-horizontal-relative:page;mso-position-vertical-relative:page;mso-width-relative:margin;mso-height-relative:margin" coordsize="17094,33223" o:gfxdata="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">
                 <v:shapetype id="_x0000_t75" coordsize="21600,21600" o:spt="75" o:preferrelative="t" path="m@4@5l@4@11@9@11@9@5xe" filled="f" stroked="f">
                   <v:stroke joinstyle="miter"/>
                   <v:formulas>
@@ -3450,11 +2813,10 @@
                   <v:path o:extrusionok="f" gradientshapeok="t" o:connecttype="rect"/>
                   <o:lock v:ext="edit" aspectratio="t"/>
                 </v:shapetype>
-                <v:shape id="圖片 18" o:spid="_x0000_s1027" type="#_x0000_t75" style="position:absolute;left:-8065;top:8065;width:33223;height:17094;rotation:90;visibility:visible;mso-wrap-style:square" o:gfxdata="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">
+                <v:shape id="圖片 18" o:spid="_x0000_s1027" type="#_x0000_t75" style="position:absolute;left:-8065;top:8065;width:33223;height:17094;rotation:90;visibility:visible;mso-wrap-style:square" o:gfxdata="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">
                   <v:imagedata r:id="rId9" o:title=""/>
-                  <v:path arrowok="t"/>
                 </v:shape>
-                <v:roundrect id="圓角矩形 7" o:spid="_x0000_s1028" style="position:absolute;left:1666;top:2875;width:14086;height:28296;visibility:visible;mso-wrap-style:square;v-text-anchor:top" arcsize="3131f" o:gfxdata="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" filled="f" stroked="f" strokeweight="2.5pt">
+                <v:roundrect id="圓角矩形 7" o:spid="_x0000_s1028" style="position:absolute;left:1666;top:2875;width:14086;height:28296;visibility:visible;mso-wrap-style:square;v-text-anchor:top" arcsize="3131f" o:gfxdata="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" filled="f" stroked="f" strokeweight="2.5pt">
                   <v:stroke joinstyle="miter"/>
                   <v:textbox style="layout-flow:vertical-ideographic" inset="1mm,1mm,1mm,1mm">
                     <w:txbxContent>
@@ -3499,47 +2861,7 @@
                             <w:w w:val="90"/>
                             <w:szCs w:val="24"/>
                           </w:rPr>
-                          <w:t>我們因信主耶穌基督而蒙　神國福音的恩典，成為基督的肢體，並按主的命令彼此相愛。因此我們奉獻自己成為基督的教會的</w:t>
-                        </w:r>
-                        <w:proofErr w:type="gramStart"/>
-                        <w:r>
-                          <w:rPr>
-                            <w:rFonts w:ascii="文鼎粗魏碑" w:eastAsia="文鼎粗魏碑" w:cstheme="minorHAnsi" w:hint="eastAsia"/>
-                            <w:color w:val="0D0D0D" w:themeColor="text1" w:themeTint="F2"/>
-                            <w:w w:val="90"/>
-                            <w:szCs w:val="24"/>
-                          </w:rPr>
-                          <w:t>事奉者</w:t>
-                        </w:r>
-                        <w:proofErr w:type="gramEnd"/>
-                        <w:r>
-                          <w:rPr>
-                            <w:rFonts w:ascii="文鼎粗魏碑" w:eastAsia="文鼎粗魏碑" w:cstheme="minorHAnsi" w:hint="eastAsia"/>
-                            <w:color w:val="0D0D0D" w:themeColor="text1" w:themeTint="F2"/>
-                            <w:w w:val="90"/>
-                            <w:szCs w:val="24"/>
-                          </w:rPr>
-                          <w:t>，用彼此事奉、彼此順服、彼此成全，和彼此學習的心，效法基督成為服事人的僕人。將服事會眾的事看為優先，以服事</w:t>
-                        </w:r>
-                        <w:proofErr w:type="gramStart"/>
-                        <w:r>
-                          <w:rPr>
-                            <w:rFonts w:ascii="文鼎粗魏碑" w:eastAsia="文鼎粗魏碑" w:cstheme="minorHAnsi" w:hint="eastAsia"/>
-                            <w:color w:val="0D0D0D" w:themeColor="text1" w:themeTint="F2"/>
-                            <w:w w:val="90"/>
-                            <w:szCs w:val="24"/>
-                          </w:rPr>
-                          <w:t>會眾來服事</w:t>
-                        </w:r>
-                        <w:proofErr w:type="gramEnd"/>
-                        <w:r>
-                          <w:rPr>
-                            <w:rFonts w:ascii="文鼎粗魏碑" w:eastAsia="文鼎粗魏碑" w:cstheme="minorHAnsi" w:hint="eastAsia"/>
-                            <w:color w:val="0D0D0D" w:themeColor="text1" w:themeTint="F2"/>
-                            <w:w w:val="90"/>
-                            <w:szCs w:val="24"/>
-                          </w:rPr>
-                          <w:t xml:space="preserve">　神。使我們與我們得救的身分相稱。</w:t>
+                          <w:t>我們因信主耶穌基督而蒙　神國福音的恩典，成為基督的肢體，並按主的命令彼此相愛。因此我們奉獻自己成為基督的教會的事奉者，用彼此事奉、彼此順服、彼此成全，和彼此學習的心，效法基督成為服事人的僕人。將服事會眾的事看為優先，以服事會眾來服事　神。使我們與我們得救的身分相稱。</w:t>
                         </w:r>
                       </w:p>
                     </w:txbxContent>
@@ -3556,7 +2878,7 @@
           <w:noProof/>
         </w:rPr>
         <w:drawing>
-          <wp:anchor distT="0" distB="0" distL="114300" distR="114300" simplePos="0" relativeHeight="251660288" behindDoc="0" locked="0" layoutInCell="1" allowOverlap="1" wp14:anchorId="0030E694" wp14:editId="6E208DFC">
+          <wp:anchor distT="0" distB="0" distL="114300" distR="114300" simplePos="0" relativeHeight="251660288" behindDoc="0" locked="0" layoutInCell="1" allowOverlap="1" wp14:anchorId="0030E694" wp14:editId="763A0AE6">
             <wp:simplePos x="0" y="0"/>
             <wp:positionH relativeFrom="column">
               <wp:posOffset>2160905</wp:posOffset>
@@ -3762,7 +3084,6 @@
                                 </w:rPr>
                                 <w:t>聚會時間表</w:t>
                               </w:r>
-                              <w:proofErr w:type="gramStart"/>
                               <w:r>
                                 <w:rPr>
                                   <w:rFonts w:ascii="Barlow Condensed Medium" w:eastAsia="華康正顏楷體W9" w:hAnsi="Barlow Condensed Medium" w:cstheme="minorHAnsi" w:hint="eastAsia"/>
@@ -3772,7 +3093,6 @@
                                 </w:rPr>
                                 <w:t>》</w:t>
                               </w:r>
-                              <w:proofErr w:type="gramEnd"/>
                             </w:p>
                             <w:tbl>
                               <w:tblPr>
@@ -4546,7 +3866,6 @@
                                         <w:szCs w:val="26"/>
                                       </w:rPr>
                                     </w:pPr>
-                                    <w:proofErr w:type="gramStart"/>
                                     <w:r>
                                       <w:rPr>
                                         <w:rFonts w:ascii="Barlow Condensed Medium" w:eastAsia="標楷體" w:hAnsi="Barlow Condensed Medium" w:hint="eastAsia"/>
@@ -4557,7 +3876,6 @@
                                       </w:rPr>
                                       <w:t>拿細耳</w:t>
                                     </w:r>
-                                    <w:proofErr w:type="gramEnd"/>
                                     <w:r>
                                       <w:rPr>
                                         <w:rFonts w:ascii="Barlow Condensed Medium" w:eastAsia="標楷體" w:hAnsi="Barlow Condensed Medium" w:hint="eastAsia"/>
@@ -4711,7 +4029,6 @@
                                         <w:szCs w:val="26"/>
                                       </w:rPr>
                                     </w:pPr>
-                                    <w:proofErr w:type="gramStart"/>
                                     <w:r>
                                       <w:rPr>
                                         <w:rFonts w:ascii="Barlow Condensed Medium" w:eastAsia="標楷體" w:hAnsi="Barlow Condensed Medium" w:hint="eastAsia"/>
@@ -4722,7 +4039,6 @@
                                       </w:rPr>
                                       <w:t>社青小組</w:t>
                                     </w:r>
-                                    <w:proofErr w:type="gramEnd"/>
                                   </w:p>
                                 </w:tc>
                                 <w:tc>
@@ -4916,7 +4232,6 @@
                                         <w:szCs w:val="26"/>
                                       </w:rPr>
                                     </w:pPr>
-                                    <w:proofErr w:type="gramStart"/>
                                     <w:r>
                                       <w:rPr>
                                         <w:rFonts w:ascii="Barlow Condensed Medium" w:eastAsia="標楷體" w:hAnsi="Barlow Condensed Medium"/>
@@ -4927,7 +4242,6 @@
                                       </w:rPr>
                                       <w:t>明憲家</w:t>
                                     </w:r>
-                                    <w:proofErr w:type="gramEnd"/>
                                   </w:p>
                                 </w:tc>
                               </w:tr>
@@ -5506,12 +4820,12 @@
           </mc:Choice>
           <mc:Fallback>
             <w:pict>
-              <v:group w14:anchorId="5DF93223" id="群組 24" o:spid="_x0000_s1029" style="position:absolute;margin-left:533.85pt;margin-top:298.55pt;width:140.3pt;height:259.35pt;z-index:251662336;mso-position-horizontal-relative:page;mso-position-vertical-relative:page;mso-width-relative:margin;mso-height-relative:margin" coordsize="17818,32941" o:gfxdata="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">
+              <v:group w14:anchorId="5DF93223" id="群組 24" o:spid="_x0000_s1029" style="position:absolute;margin-left:533.85pt;margin-top:298.55pt;width:140.3pt;height:259.35pt;z-index:251662336;mso-position-horizontal-relative:page;mso-position-vertical-relative:page;mso-width-relative:margin;mso-height-relative:margin" coordsize="17818,32941" o:gfxdata="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">
                 <v:shapetype id="_x0000_t202" coordsize="21600,21600" o:spt="202" path="m,l,21600r21600,l21600,xe">
                   <v:stroke joinstyle="miter"/>
                   <v:path gradientshapeok="t" o:connecttype="rect"/>
                 </v:shapetype>
-                <v:shape id="_x0000_s1030" type="#_x0000_t202" style="position:absolute;left:351;top:293;width:17279;height:32590;visibility:visible;mso-wrap-style:square;v-text-anchor:top" o:gfxdata="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" stroked="f">
+                <v:shape id="_x0000_s1030" type="#_x0000_t202" style="position:absolute;left:351;top:293;width:17279;height:32590;visibility:visible;mso-wrap-style:square;v-text-anchor:top" o:gfxdata="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" stroked="f">
                   <v:textbox inset="0,0,0,0">
                     <w:txbxContent>
                       <w:p>
@@ -5528,7 +4842,6 @@
                           </w:rPr>
                           <w:t>聚會時間表</w:t>
                         </w:r>
-                        <w:proofErr w:type="gramStart"/>
                         <w:r>
                           <w:rPr>
                             <w:rFonts w:ascii="Barlow Condensed Medium" w:eastAsia="華康正顏楷體W9" w:hAnsi="Barlow Condensed Medium" w:cstheme="minorHAnsi" w:hint="eastAsia"/>
@@ -5538,7 +4851,6 @@
                           </w:rPr>
                           <w:t>》</w:t>
                         </w:r>
-                        <w:proofErr w:type="gramEnd"/>
                       </w:p>
                       <w:tbl>
                         <w:tblPr>
@@ -6312,7 +5624,6 @@
                                   <w:szCs w:val="26"/>
                                 </w:rPr>
                               </w:pPr>
-                              <w:proofErr w:type="gramStart"/>
                               <w:r>
                                 <w:rPr>
                                   <w:rFonts w:ascii="Barlow Condensed Medium" w:eastAsia="標楷體" w:hAnsi="Barlow Condensed Medium" w:hint="eastAsia"/>
@@ -6323,7 +5634,6 @@
                                 </w:rPr>
                                 <w:t>拿細耳</w:t>
                               </w:r>
-                              <w:proofErr w:type="gramEnd"/>
                               <w:r>
                                 <w:rPr>
                                   <w:rFonts w:ascii="Barlow Condensed Medium" w:eastAsia="標楷體" w:hAnsi="Barlow Condensed Medium" w:hint="eastAsia"/>
@@ -6477,7 +5787,6 @@
                                   <w:szCs w:val="26"/>
                                 </w:rPr>
                               </w:pPr>
-                              <w:proofErr w:type="gramStart"/>
                               <w:r>
                                 <w:rPr>
                                   <w:rFonts w:ascii="Barlow Condensed Medium" w:eastAsia="標楷體" w:hAnsi="Barlow Condensed Medium" w:hint="eastAsia"/>
@@ -6488,7 +5797,6 @@
                                 </w:rPr>
                                 <w:t>社青小組</w:t>
                               </w:r>
-                              <w:proofErr w:type="gramEnd"/>
                             </w:p>
                           </w:tc>
                           <w:tc>
@@ -6682,7 +5990,6 @@
                                   <w:szCs w:val="26"/>
                                 </w:rPr>
                               </w:pPr>
-                              <w:proofErr w:type="gramStart"/>
                               <w:r>
                                 <w:rPr>
                                   <w:rFonts w:ascii="Barlow Condensed Medium" w:eastAsia="標楷體" w:hAnsi="Barlow Condensed Medium"/>
@@ -6693,7 +6000,6 @@
                                 </w:rPr>
                                 <w:t>明憲家</w:t>
                               </w:r>
-                              <w:proofErr w:type="gramEnd"/>
                             </w:p>
                           </w:tc>
                         </w:tr>
@@ -7209,7 +6515,7 @@
                     </w:txbxContent>
                   </v:textbox>
                 </v:shape>
-                <v:roundrect id="圓角矩形 5" o:spid="_x0000_s1031" style="position:absolute;width:17818;height:32941;visibility:visible;mso-wrap-style:square;v-text-anchor:middle" arcsize="2169f" o:gfxdata="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" filled="f" strokecolor="#5a5a5a [2109]" strokeweight="2.5pt">
+                <v:roundrect id="圓角矩形 5" o:spid="_x0000_s1031" style="position:absolute;width:17818;height:32941;visibility:visible;mso-wrap-style:square;v-text-anchor:middle" arcsize="2169f" o:gfxdata="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" filled="f" strokecolor="#5a5a5a [2109]" strokeweight="2.5pt">
                   <v:stroke joinstyle="miter"/>
                 </v:roundrect>
                 <w10:wrap anchorx="page" anchory="page"/>
@@ -7885,7 +7191,6 @@
                                         <w:szCs w:val="26"/>
                                       </w:rPr>
                                     </w:pPr>
-                                    <w:proofErr w:type="gramStart"/>
                                     <w:r>
                                       <w:rPr>
                                         <w:rFonts w:ascii="Barlow Condensed Medium" w:eastAsia="華康儷楷書" w:hAnsi="Barlow Condensed Medium" w:cs="華康儷楷書" w:hint="eastAsia"/>
@@ -7896,7 +7201,6 @@
                                       </w:rPr>
                                       <w:t>箴</w:t>
                                     </w:r>
-                                    <w:proofErr w:type="gramEnd"/>
                                     <w:r>
                                       <w:rPr>
                                         <w:rFonts w:ascii="Barlow Condensed Medium" w:eastAsia="華康儷楷書" w:hAnsi="Barlow Condensed Medium" w:cs="華康儷楷書" w:hint="eastAsia"/>
@@ -8016,7 +7320,6 @@
                                         <w:szCs w:val="26"/>
                                       </w:rPr>
                                     </w:pPr>
-                                    <w:proofErr w:type="gramStart"/>
                                     <w:r>
                                       <w:rPr>
                                         <w:rFonts w:ascii="Barlow Condensed Medium" w:eastAsia="華康中黑體" w:hAnsi="Barlow Condensed Medium" w:hint="eastAsia"/>
@@ -8026,7 +7329,6 @@
                                       </w:rPr>
                                       <w:t>啟應</w:t>
                                     </w:r>
-                                    <w:proofErr w:type="gramEnd"/>
                                     <w:r>
                                       <w:rPr>
                                         <w:rFonts w:ascii="Barlow Condensed Medium" w:eastAsia="華康中黑體" w:hAnsi="Barlow Condensed Medium" w:hint="eastAsia"/>
@@ -8181,8 +7483,6 @@
                                       </w:rPr>
                                       <w:t>63,335,218,511</w:t>
                                     </w:r>
-                                    <w:bookmarkStart w:id="6" w:name="_GoBack"/>
-                                    <w:bookmarkEnd w:id="6"/>
                                   </w:p>
                                 </w:tc>
                               </w:tr>
@@ -8254,8 +7554,8 @@
           </mc:Choice>
           <mc:Fallback>
             <w:pict>
-              <v:group w14:anchorId="0AB0FEB2" id="群組 19" o:spid="_x0000_s1032" style="position:absolute;left:0;text-align:left;margin-left:534.4pt;margin-top:567.3pt;width:140.6pt;height:130.1pt;z-index:251652096;mso-position-horizontal-relative:page;mso-position-vertical-relative:page;mso-width-relative:margin;mso-height-relative:margin" coordorigin="108" coordsize="17868,16510" o:gfxdata="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">
-                <v:shape id="_x0000_s1033" type="#_x0000_t202" style="position:absolute;left:317;top:444;width:17634;height:15621;visibility:visible;mso-wrap-style:square;v-text-anchor:top" o:gfxdata="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" stroked="f">
+              <v:group w14:anchorId="0AB0FEB2" id="群組 19" o:spid="_x0000_s1032" style="position:absolute;left:0;text-align:left;margin-left:534.4pt;margin-top:567.3pt;width:140.6pt;height:130.1pt;z-index:251652096;mso-position-horizontal-relative:page;mso-position-vertical-relative:page;mso-width-relative:margin;mso-height-relative:margin" coordorigin="108" coordsize="17868,16510" o:gfxdata="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">
+                <v:shape id="_x0000_s1033" type="#_x0000_t202" style="position:absolute;left:317;top:444;width:17634;height:15621;visibility:visible;mso-wrap-style:square;v-text-anchor:top" o:gfxdata="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" stroked="f">
                   <v:textbox inset="0,0,0,0">
                     <w:txbxContent>
                       <w:p>
@@ -8823,7 +8123,6 @@
                                   <w:szCs w:val="26"/>
                                 </w:rPr>
                               </w:pPr>
-                              <w:proofErr w:type="gramStart"/>
                               <w:r>
                                 <w:rPr>
                                   <w:rFonts w:ascii="Barlow Condensed Medium" w:eastAsia="華康儷楷書" w:hAnsi="Barlow Condensed Medium" w:cs="華康儷楷書" w:hint="eastAsia"/>
@@ -8834,7 +8133,6 @@
                                 </w:rPr>
                                 <w:t>箴</w:t>
                               </w:r>
-                              <w:proofErr w:type="gramEnd"/>
                               <w:r>
                                 <w:rPr>
                                   <w:rFonts w:ascii="Barlow Condensed Medium" w:eastAsia="華康儷楷書" w:hAnsi="Barlow Condensed Medium" w:cs="華康儷楷書" w:hint="eastAsia"/>
@@ -8954,7 +8252,6 @@
                                   <w:szCs w:val="26"/>
                                 </w:rPr>
                               </w:pPr>
-                              <w:proofErr w:type="gramStart"/>
                               <w:r>
                                 <w:rPr>
                                   <w:rFonts w:ascii="Barlow Condensed Medium" w:eastAsia="華康中黑體" w:hAnsi="Barlow Condensed Medium" w:hint="eastAsia"/>
@@ -8964,7 +8261,6 @@
                                 </w:rPr>
                                 <w:t>啟應</w:t>
                               </w:r>
-                              <w:proofErr w:type="gramEnd"/>
                               <w:r>
                                 <w:rPr>
                                   <w:rFonts w:ascii="Barlow Condensed Medium" w:eastAsia="華康中黑體" w:hAnsi="Barlow Condensed Medium" w:hint="eastAsia"/>
@@ -9119,8 +8415,6 @@
                                 </w:rPr>
                                 <w:t>63,335,218,511</w:t>
                               </w:r>
-                              <w:bookmarkStart w:id="7" w:name="_GoBack"/>
-                              <w:bookmarkEnd w:id="7"/>
                             </w:p>
                           </w:tc>
                         </w:tr>
@@ -9129,7 +8423,7 @@
                     </w:txbxContent>
                   </v:textbox>
                 </v:shape>
-                <v:roundrect id="圓角矩形 25" o:spid="_x0000_s1034" style="position:absolute;left:108;width:17869;height:16510;visibility:visible;mso-wrap-style:square;v-text-anchor:middle" arcsize="4542f" o:gfxdata="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" filled="f" strokecolor="#5a5a5a [2109]" strokeweight="2.5pt">
+                <v:roundrect id="圓角矩形 25" o:spid="_x0000_s1034" style="position:absolute;left:108;width:17869;height:16510;visibility:visible;mso-wrap-style:square;v-text-anchor:middle" arcsize="4542f" o:gfxdata="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" filled="f" strokecolor="#5a5a5a [2109]" strokeweight="2.5pt">
                   <v:stroke joinstyle="miter"/>
                 </v:roundrect>
                 <w10:wrap anchorx="page" anchory="page"/>
@@ -9297,7 +8591,7 @@
           </mc:Choice>
           <mc:Fallback>
             <w:pict>
-              <v:shape w14:anchorId="76BD7DFF" id="文字方塊 2" o:spid="_x0000_s1035" type="#_x0000_t202" style="position:absolute;margin-left:31.4pt;margin-top:-54.1pt;width:109.8pt;height:110.6pt;z-index:251667456;visibility:visible;mso-wrap-style:square;mso-width-percent:0;mso-height-percent:200;mso-wrap-distance-left:9pt;mso-wrap-distance-top:3.6pt;mso-wrap-distance-right:9pt;mso-wrap-distance-bottom:3.6pt;mso-position-horizontal:absolute;mso-position-horizontal-relative:text;mso-position-vertical:absolute;mso-position-vertical-relative:text;mso-width-percent:0;mso-height-percent:200;mso-width-relative:margin;mso-height-relative:margin;v-text-anchor:top" o:gfxdata="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" filled="f" stroked="f">
+              <v:shape w14:anchorId="76BD7DFF" id="文字方塊 2" o:spid="_x0000_s1035" type="#_x0000_t202" style="position:absolute;margin-left:31.4pt;margin-top:-54.1pt;width:109.8pt;height:110.6pt;z-index:251667456;visibility:visible;mso-wrap-style:square;mso-width-percent:0;mso-height-percent:200;mso-wrap-distance-left:9pt;mso-wrap-distance-top:3.6pt;mso-wrap-distance-right:9pt;mso-wrap-distance-bottom:3.6pt;mso-position-horizontal:absolute;mso-position-horizontal-relative:text;mso-position-vertical:absolute;mso-position-vertical-relative:text;mso-width-percent:0;mso-height-percent:200;mso-width-relative:margin;mso-height-relative:margin;v-text-anchor:top" o:gfxdata="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" filled="f" stroked="f">
                 <v:textbox style="mso-fit-shape-to-text:t" inset="1mm,1mm,1mm,1mm">
                   <w:txbxContent>
                     <w:p>
@@ -9496,7 +8790,7 @@
           </mc:Choice>
           <mc:Fallback>
             <w:pict>
-              <v:roundrect w14:anchorId="4775AEF3" id="圓角矩形 12" o:spid="_x0000_s1036" style="position:absolute;margin-left:-.9pt;margin-top:16.35pt;width:49.3pt;height:15.45pt;z-index:251648000;visibility:visible;mso-wrap-style:square;mso-width-percent:0;mso-height-percent:0;mso-wrap-distance-left:9pt;mso-wrap-distance-top:0;mso-wrap-distance-right:9pt;mso-wrap-distance-bottom:0;mso-position-horizontal:absolute;mso-position-horizontal-relative:text;mso-position-vertical:absolute;mso-position-vertical-relative:text;mso-width-percent:0;mso-height-percent:0;mso-width-relative:margin;mso-height-relative:margin;v-text-anchor:middle" arcsize="10923f" o:gfxdata="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" fillcolor="#5a5a5a [2109]" stroked="f" strokeweight="1pt">
+              <v:roundrect w14:anchorId="4775AEF3" id="圓角矩形 12" o:spid="_x0000_s1036" style="position:absolute;margin-left:-.9pt;margin-top:16.35pt;width:49.3pt;height:15.45pt;z-index:251648000;visibility:visible;mso-wrap-style:square;mso-width-percent:0;mso-height-percent:0;mso-wrap-distance-left:9pt;mso-wrap-distance-top:0;mso-wrap-distance-right:9pt;mso-wrap-distance-bottom:0;mso-position-horizontal:absolute;mso-position-horizontal-relative:text;mso-position-vertical:absolute;mso-position-vertical-relative:text;mso-width-percent:0;mso-height-percent:0;mso-width-relative:margin;mso-height-relative:margin;v-text-anchor:middle" arcsize="10923f" o:gfxdata="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" fillcolor="#5a5a5a [2109]" stroked="f" strokeweight="1pt">
                 <v:stroke joinstyle="miter"/>
                 <v:textbox inset=".5mm,0,.5mm,0">
                   <w:txbxContent>
@@ -9636,7 +8930,7 @@
           </mc:Choice>
           <mc:Fallback>
             <w:pict>
-              <v:roundrect w14:anchorId="196DC3BF" id="圓角矩形 14" o:spid="_x0000_s1037" style="position:absolute;margin-left:-1.25pt;margin-top:16.7pt;width:83.6pt;height:15.3pt;z-index:251649024;visibility:visible;mso-wrap-style:square;mso-width-percent:0;mso-height-percent:0;mso-wrap-distance-left:9pt;mso-wrap-distance-top:0;mso-wrap-distance-right:9pt;mso-wrap-distance-bottom:0;mso-position-horizontal:absolute;mso-position-horizontal-relative:text;mso-position-vertical:absolute;mso-position-vertical-relative:text;mso-width-percent:0;mso-height-percent:0;mso-width-relative:margin;mso-height-relative:margin;v-text-anchor:middle" arcsize="10923f" o:gfxdata="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" fillcolor="#5a5a5a [2109]" stroked="f" strokeweight="1pt">
+              <v:roundrect w14:anchorId="196DC3BF" id="圓角矩形 14" o:spid="_x0000_s1037" style="position:absolute;margin-left:-1.25pt;margin-top:16.7pt;width:83.6pt;height:15.3pt;z-index:251649024;visibility:visible;mso-wrap-style:square;mso-width-percent:0;mso-height-percent:0;mso-wrap-distance-left:9pt;mso-wrap-distance-top:0;mso-wrap-distance-right:9pt;mso-wrap-distance-bottom:0;mso-position-horizontal:absolute;mso-position-horizontal-relative:text;mso-position-vertical:absolute;mso-position-vertical-relative:text;mso-width-percent:0;mso-height-percent:0;mso-width-relative:margin;mso-height-relative:margin;v-text-anchor:middle" arcsize="10923f" o:gfxdata="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" fillcolor="#5a5a5a [2109]" stroked="f" strokeweight="1pt">
                 <v:stroke joinstyle="miter"/>
                 <v:textbox inset=".5mm,0,.5mm,0">
                   <w:txbxContent>
@@ -9832,7 +9126,7 @@
           </mc:Choice>
           <mc:Fallback>
             <w:pict>
-              <v:roundrect w14:anchorId="1A4DC044" id="圓角矩形 9" o:spid="_x0000_s1038" style="position:absolute;margin-left:-.6pt;margin-top:16.6pt;width:30.35pt;height:15.3pt;z-index:251650048;visibility:visible;mso-wrap-style:square;mso-width-percent:0;mso-height-percent:0;mso-wrap-distance-left:9pt;mso-wrap-distance-top:0;mso-wrap-distance-right:9pt;mso-wrap-distance-bottom:0;mso-position-horizontal:absolute;mso-position-horizontal-relative:text;mso-position-vertical:absolute;mso-position-vertical-relative:text;mso-width-percent:0;mso-height-percent:0;mso-width-relative:margin;mso-height-relative:margin;v-text-anchor:middle" arcsize="10923f" o:gfxdata="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" fillcolor="#5a5a5a [2109]" stroked="f" strokeweight="1pt">
+              <v:roundrect w14:anchorId="1A4DC044" id="圓角矩形 9" o:spid="_x0000_s1038" style="position:absolute;margin-left:-.6pt;margin-top:16.6pt;width:30.35pt;height:15.3pt;z-index:251650048;visibility:visible;mso-wrap-style:square;mso-width-percent:0;mso-height-percent:0;mso-wrap-distance-left:9pt;mso-wrap-distance-top:0;mso-wrap-distance-right:9pt;mso-wrap-distance-bottom:0;mso-position-horizontal:absolute;mso-position-horizontal-relative:text;mso-position-vertical:absolute;mso-position-vertical-relative:text;mso-width-percent:0;mso-height-percent:0;mso-width-relative:margin;mso-height-relative:margin;v-text-anchor:middle" arcsize="10923f" o:gfxdata="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" fillcolor="#5a5a5a [2109]" stroked="f" strokeweight="1pt">
                 <v:stroke joinstyle="miter"/>
                 <v:textbox inset=".5mm,0,.5mm,0">
                   <w:txbxContent>
@@ -10096,7 +9390,7 @@
           </mc:Choice>
           <mc:Fallback>
             <w:pict>
-              <v:roundrect w14:anchorId="03BFD3A3" id="圓角矩形 13" o:spid="_x0000_s1039" style="position:absolute;margin-left:-.4pt;margin-top:16.65pt;width:49.3pt;height:15.3pt;z-index:251651072;visibility:visible;mso-wrap-style:square;mso-width-percent:0;mso-height-percent:0;mso-wrap-distance-left:9pt;mso-wrap-distance-top:0;mso-wrap-distance-right:9pt;mso-wrap-distance-bottom:0;mso-position-horizontal:absolute;mso-position-horizontal-relative:text;mso-position-vertical:absolute;mso-position-vertical-relative:text;mso-width-percent:0;mso-height-percent:0;mso-width-relative:margin;mso-height-relative:margin;v-text-anchor:middle" arcsize="10923f" o:gfxdata="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" fillcolor="#5a5a5a [2109]" stroked="f" strokeweight="1pt">
+              <v:roundrect w14:anchorId="03BFD3A3" id="圓角矩形 13" o:spid="_x0000_s1039" style="position:absolute;margin-left:-.4pt;margin-top:16.65pt;width:49.3pt;height:15.3pt;z-index:251651072;visibility:visible;mso-wrap-style:square;mso-width-percent:0;mso-height-percent:0;mso-wrap-distance-left:9pt;mso-wrap-distance-top:0;mso-wrap-distance-right:9pt;mso-wrap-distance-bottom:0;mso-position-horizontal:absolute;mso-position-horizontal-relative:text;mso-position-vertical:absolute;mso-position-vertical-relative:text;mso-width-percent:0;mso-height-percent:0;mso-width-relative:margin;mso-height-relative:margin;v-text-anchor:middle" arcsize="10923f" o:gfxdata="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" fillcolor="#5a5a5a [2109]" stroked="f" strokeweight="1pt">
                 <v:stroke joinstyle="miter"/>
                 <v:textbox inset=".5mm,0,.5mm,0">
                   <w:txbxContent>
@@ -10133,7 +9427,6 @@
         </w:rPr>
         <w:t xml:space="preserve">       </w:t>
       </w:r>
-      <w:proofErr w:type="gramStart"/>
       <w:r>
         <w:rPr>
           <w:rFonts w:ascii="Barlow Condensed Medium" w:eastAsia="華康中圓體" w:hAnsi="Barlow Condensed Medium"/>
@@ -10141,7 +9434,6 @@
         </w:rPr>
         <w:t>主堂</w:t>
       </w:r>
-      <w:proofErr w:type="gramEnd"/>
       <w:r>
         <w:rPr>
           <w:rFonts w:ascii="Barlow Condensed Medium" w:eastAsia="華康中圓體" w:hAnsi="Barlow Condensed Medium"/>
@@ -10285,7 +9577,6 @@
                                 <w:sz w:val="22"/>
                               </w:rPr>
                             </w:pPr>
-                            <w:proofErr w:type="gramStart"/>
                             <w:r>
                               <w:rPr>
                                 <w:rFonts w:ascii="Barlow Condensed Medium" w:eastAsia="華康儷中黑" w:hAnsi="Barlow Condensed Medium"/>
@@ -10293,7 +9584,6 @@
                               </w:rPr>
                               <w:t>教會臉書</w:t>
                             </w:r>
-                            <w:proofErr w:type="gramEnd"/>
                             <w:r>
                               <w:rPr>
                                 <w:rFonts w:ascii="Barlow Condensed Medium" w:eastAsia="華康儷中黑" w:hAnsi="Barlow Condensed Medium"/>
@@ -10336,7 +9626,7 @@
           </mc:Choice>
           <mc:Fallback>
             <w:pict>
-              <v:shape w14:anchorId="77C1E33A" id="_x0000_s1040" type="#_x0000_t202" style="position:absolute;margin-left:107.25pt;margin-top:6.2pt;width:125.55pt;height:16.3pt;z-index:251666432;visibility:visible;mso-wrap-style:square;mso-width-percent:0;mso-height-percent:0;mso-wrap-distance-left:9pt;mso-wrap-distance-top:3.6pt;mso-wrap-distance-right:9pt;mso-wrap-distance-bottom:3.6pt;mso-position-horizontal:absolute;mso-position-horizontal-relative:text;mso-position-vertical:absolute;mso-position-vertical-relative:text;mso-width-percent:0;mso-height-percent:0;mso-width-relative:margin;mso-height-relative:margin;v-text-anchor:top" o:gfxdata="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" filled="f" stroked="f">
+              <v:shape w14:anchorId="77C1E33A" id="_x0000_s1040" type="#_x0000_t202" style="position:absolute;margin-left:107.25pt;margin-top:6.2pt;width:125.55pt;height:16.3pt;z-index:251666432;visibility:visible;mso-wrap-style:square;mso-width-percent:0;mso-height-percent:0;mso-wrap-distance-left:9pt;mso-wrap-distance-top:3.6pt;mso-wrap-distance-right:9pt;mso-wrap-distance-bottom:3.6pt;mso-position-horizontal:absolute;mso-position-horizontal-relative:text;mso-position-vertical:absolute;mso-position-vertical-relative:text;mso-width-percent:0;mso-height-percent:0;mso-width-relative:margin;mso-height-relative:margin;v-text-anchor:top" o:gfxdata="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" filled="f" stroked="f">
                 <v:textbox inset="0,0,0,0">
                   <w:txbxContent>
                     <w:p>
@@ -10347,7 +9637,6 @@
                           <w:sz w:val="22"/>
                         </w:rPr>
                       </w:pPr>
-                      <w:proofErr w:type="gramStart"/>
                       <w:r>
                         <w:rPr>
                           <w:rFonts w:ascii="Barlow Condensed Medium" w:eastAsia="華康儷中黑" w:hAnsi="Barlow Condensed Medium"/>
@@ -10355,7 +9644,6 @@
                         </w:rPr>
                         <w:t>教會臉書</w:t>
                       </w:r>
-                      <w:proofErr w:type="gramEnd"/>
                       <w:r>
                         <w:rPr>
                           <w:rFonts w:ascii="Barlow Condensed Medium" w:eastAsia="華康儷中黑" w:hAnsi="Barlow Condensed Medium"/>
@@ -10413,19 +9701,8 @@
           <w:sz w:val="28"/>
           <w:szCs w:val="28"/>
         </w:rPr>
-        <w:t xml:space="preserve"> </w:t>
+        <w:t xml:space="preserve"> Weekly</w:t>
       </w:r>
-      <w:proofErr w:type="gramStart"/>
-      <w:r>
-        <w:rPr>
-          <w:rFonts w:ascii="Old English Text MT" w:hAnsi="Old English Text MT"/>
-          <w:color w:val="404040" w:themeColor="text1" w:themeTint="BF"/>
-          <w:sz w:val="28"/>
-          <w:szCs w:val="28"/>
-        </w:rPr>
-        <w:t>Weekly</w:t>
-      </w:r>
-      <w:proofErr w:type="gramEnd"/>
     </w:p>
     <w:p>
       <w:pPr>
@@ -11305,7 +10582,7 @@
                 </mc:Choice>
                 <mc:Fallback>
                   <w:pict>
-                    <v:rect w14:anchorId="343BC9BA" id="矩形 8" o:spid="_x0000_s1041" style="position:absolute;left:0;text-align:left;margin-left:-.7pt;margin-top:2.7pt;width:18.75pt;height:92.3pt;z-index:251663360;visibility:visible;mso-wrap-style:square;mso-width-percent:0;mso-height-percent:0;mso-wrap-distance-left:9pt;mso-wrap-distance-top:0;mso-wrap-distance-right:9pt;mso-wrap-distance-bottom:0;mso-position-horizontal:absolute;mso-position-horizontal-relative:text;mso-position-vertical:absolute;mso-position-vertical-relative:text;mso-width-percent:0;mso-height-percent:0;mso-width-relative:margin;mso-height-relative:margin;v-text-anchor:middle" o:gfxdata="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" fillcolor="#5a5a5a [2109]" stroked="f" strokeweight="1pt">
+                    <v:rect w14:anchorId="343BC9BA" id="矩形 8" o:spid="_x0000_s1041" style="position:absolute;left:0;text-align:left;margin-left:-.7pt;margin-top:2.7pt;width:18.75pt;height:92.3pt;z-index:251663360;visibility:visible;mso-wrap-style:square;mso-width-percent:0;mso-height-percent:0;mso-wrap-distance-left:9pt;mso-wrap-distance-top:0;mso-wrap-distance-right:9pt;mso-wrap-distance-bottom:0;mso-position-horizontal:absolute;mso-position-horizontal-relative:text;mso-position-vertical:absolute;mso-position-vertical-relative:text;mso-width-percent:0;mso-height-percent:0;mso-width-relative:margin;mso-height-relative:margin;v-text-anchor:middle" o:gfxdata="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" fillcolor="#5a5a5a [2109]" stroked="f" strokeweight="1pt">
                       <v:textbox style="layout-flow:vertical-ideographic" inset="1mm,1mm,1mm,1mm">
                         <w:txbxContent>
                           <w:p>
@@ -11363,7 +10640,6 @@
                 <w:szCs w:val="20"/>
               </w:rPr>
             </w:pPr>
-            <w:proofErr w:type="gramStart"/>
             <w:r>
               <w:rPr>
                 <w:rFonts w:eastAsia="華康儷中黑" w:cstheme="minorHAnsi"/>
@@ -11374,7 +10650,6 @@
               </w:rPr>
               <w:t>序樂</w:t>
             </w:r>
-            <w:proofErr w:type="gramEnd"/>
           </w:p>
         </w:tc>
         <w:tc>
@@ -11510,7 +10785,6 @@
                 <w:szCs w:val="20"/>
               </w:rPr>
             </w:pPr>
-            <w:proofErr w:type="gramStart"/>
             <w:r>
               <w:rPr>
                 <w:rFonts w:eastAsia="華康儷中黑" w:cstheme="minorHAnsi"/>
@@ -11521,7 +10795,6 @@
               </w:rPr>
               <w:t>宣召</w:t>
             </w:r>
-            <w:proofErr w:type="gramEnd"/>
           </w:p>
         </w:tc>
         <w:tc>
@@ -11977,7 +11250,6 @@
                 <w:szCs w:val="20"/>
               </w:rPr>
             </w:pPr>
-            <w:proofErr w:type="gramStart"/>
             <w:r>
               <w:rPr>
                 <w:rFonts w:eastAsia="華康儷中黑" w:cstheme="minorHAnsi"/>
@@ -11988,7 +11260,6 @@
               </w:rPr>
               <w:t>啟應文</w:t>
             </w:r>
-            <w:proofErr w:type="gramEnd"/>
           </w:p>
         </w:tc>
         <w:tc>
@@ -12373,7 +11644,7 @@
                 </mc:Choice>
                 <mc:Fallback>
                   <w:pict>
-                    <v:rect w14:anchorId="363672F5" id="矩形 10" o:spid="_x0000_s1042" style="position:absolute;left:0;text-align:left;margin-left:-.7pt;margin-top:12.9pt;width:19.25pt;height:42.9pt;z-index:251659264;visibility:visible;mso-wrap-style:square;mso-width-percent:0;mso-height-percent:0;mso-wrap-distance-left:9pt;mso-wrap-distance-top:0;mso-wrap-distance-right:9pt;mso-wrap-distance-bottom:0;mso-position-horizontal:absolute;mso-position-horizontal-relative:text;mso-position-vertical:absolute;mso-position-vertical-relative:text;mso-width-percent:0;mso-height-percent:0;mso-width-relative:margin;mso-height-relative:margin;v-text-anchor:middle" o:gfxdata="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" fillcolor="#5a5a5a [2109]" stroked="f" strokeweight="1pt">
+                    <v:rect w14:anchorId="363672F5" id="矩形 10" o:spid="_x0000_s1042" style="position:absolute;left:0;text-align:left;margin-left:-.7pt;margin-top:12.9pt;width:19.25pt;height:42.9pt;z-index:251659264;visibility:visible;mso-wrap-style:square;mso-width-percent:0;mso-height-percent:0;mso-wrap-distance-left:9pt;mso-wrap-distance-top:0;mso-wrap-distance-right:9pt;mso-wrap-distance-bottom:0;mso-position-horizontal:absolute;mso-position-horizontal-relative:text;mso-position-vertical:absolute;mso-position-vertical-relative:text;mso-width-percent:0;mso-height-percent:0;mso-width-relative:margin;mso-height-relative:margin;v-text-anchor:middle" o:gfxdata="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" fillcolor="#5a5a5a [2109]" stroked="f" strokeweight="1pt">
                       <v:textbox style="layout-flow:vertical-ideographic" inset="1mm,1mm,1mm,1mm">
                         <w:txbxContent>
                           <w:p>
@@ -12472,16 +11743,6 @@
                 <w:szCs w:val="20"/>
               </w:rPr>
             </w:pPr>
-            <w:r>
-              <w:rPr>
-                <w:rFonts w:ascii="Bahnschrift SemiBold Condensed" w:eastAsia="標楷體" w:hAnsi="Bahnschrift SemiBold Condensed" w:cstheme="minorHAnsi" w:hint="eastAsia"/>
-                <w:bCs/>
-                <w:w w:val="150"/>
-                <w:sz w:val="20"/>
-                <w:szCs w:val="20"/>
-              </w:rPr>
-              <w:t>我不知明日將如何</w:t>
-            </w:r>
           </w:p>
         </w:tc>
         <w:tc>
@@ -12634,7 +11895,6 @@
                 <w:szCs w:val="20"/>
               </w:rPr>
             </w:pPr>
-            <w:proofErr w:type="gramStart"/>
             <w:r>
               <w:rPr>
                 <w:rFonts w:ascii="Bahnschrift SemiBold Condensed" w:eastAsia="標楷體" w:hAnsi="Bahnschrift SemiBold Condensed" w:cs="Calibri" w:hint="eastAsia"/>
@@ -12645,7 +11905,6 @@
               </w:rPr>
               <w:t>尼希米記</w:t>
             </w:r>
-            <w:proofErr w:type="gramEnd"/>
             <w:r>
               <w:rPr>
                 <w:rFonts w:ascii="Bahnschrift SemiBold Condensed" w:eastAsia="標楷體" w:hAnsi="Bahnschrift SemiBold Condensed" w:cs="Calibri"/>
@@ -12841,21 +12100,8 @@
                 <w:sz w:val="20"/>
                 <w:szCs w:val="20"/>
               </w:rPr>
-              <w:t>尋找</w:t>
-            </w:r>
-            <w:proofErr w:type="gramStart"/>
-            <w:r>
-              <w:rPr>
-                <w:rFonts w:ascii="標楷體" w:eastAsia="標楷體" w:hAnsi="標楷體" w:cstheme="minorHAnsi" w:hint="eastAsia"/>
-                <w:bCs/>
-                <w:color w:val="000000" w:themeColor="text1"/>
-                <w:w w:val="150"/>
-                <w:sz w:val="20"/>
-                <w:szCs w:val="20"/>
-              </w:rPr>
-              <w:t>利未人</w:t>
-            </w:r>
-            <w:proofErr w:type="gramEnd"/>
+              <w:t>尋找利未人</w:t>
+            </w:r>
           </w:p>
         </w:tc>
         <w:tc>
@@ -13172,7 +12418,7 @@
                 </mc:Choice>
                 <mc:Fallback>
                   <w:pict>
-                    <v:rect w14:anchorId="4D37C684" id="矩形 11" o:spid="_x0000_s1043" style="position:absolute;left:0;text-align:left;margin-left:-.7pt;margin-top:1.65pt;width:19.25pt;height:111.25pt;z-index:251657216;visibility:visible;mso-wrap-style:square;mso-width-percent:0;mso-height-percent:0;mso-wrap-distance-left:9pt;mso-wrap-distance-top:0;mso-wrap-distance-right:9pt;mso-wrap-distance-bottom:0;mso-position-horizontal:absolute;mso-position-horizontal-relative:text;mso-position-vertical:absolute;mso-position-vertical-relative:text;mso-width-percent:0;mso-height-percent:0;mso-width-relative:margin;mso-height-relative:margin;v-text-anchor:middle" o:gfxdata="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" fillcolor="#5a5a5a [2109]" stroked="f" strokeweight="1pt">
+                    <v:rect w14:anchorId="4D37C684" id="矩形 11" o:spid="_x0000_s1043" style="position:absolute;left:0;text-align:left;margin-left:-.7pt;margin-top:1.65pt;width:19.25pt;height:111.25pt;z-index:251657216;visibility:visible;mso-wrap-style:square;mso-width-percent:0;mso-height-percent:0;mso-wrap-distance-left:9pt;mso-wrap-distance-top:0;mso-wrap-distance-right:9pt;mso-wrap-distance-bottom:0;mso-position-horizontal:absolute;mso-position-horizontal-relative:text;mso-position-vertical:absolute;mso-position-vertical-relative:text;mso-width-percent:0;mso-height-percent:0;mso-width-relative:margin;mso-height-relative:margin;v-text-anchor:middle" o:gfxdata="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" fillcolor="#5a5a5a [2109]" stroked="f" strokeweight="1pt">
                       <v:textbox style="layout-flow:vertical-ideographic" inset="1mm,1mm,1mm,1mm">
                         <w:txbxContent>
                           <w:p>
@@ -13912,7 +13158,6 @@
                 <w:szCs w:val="20"/>
               </w:rPr>
             </w:pPr>
-            <w:proofErr w:type="gramStart"/>
             <w:r>
               <w:rPr>
                 <w:rFonts w:eastAsia="華康儷中黑" w:cstheme="minorHAnsi" w:hint="eastAsia"/>
@@ -13923,7 +13168,6 @@
               </w:rPr>
               <w:t>公禱</w:t>
             </w:r>
-            <w:proofErr w:type="gramEnd"/>
           </w:p>
         </w:tc>
         <w:tc>
@@ -14059,7 +13303,6 @@
                 <w:szCs w:val="20"/>
               </w:rPr>
             </w:pPr>
-            <w:proofErr w:type="gramStart"/>
             <w:r>
               <w:rPr>
                 <w:rFonts w:eastAsia="華康儷中黑" w:cstheme="minorHAnsi"/>
@@ -14070,7 +13313,6 @@
               </w:rPr>
               <w:t>頌榮</w:t>
             </w:r>
-            <w:proofErr w:type="gramEnd"/>
           </w:p>
         </w:tc>
         <w:tc>
@@ -14293,7 +13535,6 @@
               </w:rPr>
               <w:t xml:space="preserve">: </w:t>
             </w:r>
-            <w:proofErr w:type="gramStart"/>
             <w:r>
               <w:rPr>
                 <w:rFonts w:ascii="Bahnschrift SemiBold Condensed" w:eastAsia="標楷體" w:hAnsi="Bahnschrift SemiBold Condensed" w:cstheme="minorHAnsi" w:hint="eastAsia"/>
@@ -14303,7 +13544,6 @@
               </w:rPr>
               <w:t>阿們頌</w:t>
             </w:r>
-            <w:proofErr w:type="gramEnd"/>
           </w:p>
         </w:tc>
         <w:tc>
@@ -14400,7 +13640,6 @@
                 <w:szCs w:val="20"/>
               </w:rPr>
             </w:pPr>
-            <w:proofErr w:type="gramStart"/>
             <w:r>
               <w:rPr>
                 <w:rFonts w:eastAsia="華康儷中黑" w:cstheme="minorHAnsi" w:hint="eastAsia"/>
@@ -14411,7 +13650,6 @@
               </w:rPr>
               <w:t>殿樂</w:t>
             </w:r>
-            <w:proofErr w:type="gramEnd"/>
           </w:p>
         </w:tc>
         <w:tc>
@@ -14936,7 +14174,7 @@
           </mc:Choice>
           <mc:Fallback>
             <w:pict>
-              <v:line w14:anchorId="4542E362" id="直線接點 2" o:spid="_x0000_s1026" style="position:absolute;z-index:251654144;visibility:visible;mso-wrap-style:square;mso-height-percent:0;mso-wrap-distance-left:9pt;mso-wrap-distance-top:0;mso-wrap-distance-right:9pt;mso-wrap-distance-bottom:0;mso-position-horizontal:absolute;mso-position-horizontal-relative:page;mso-position-vertical:absolute;mso-position-vertical-relative:page;mso-height-percent:0;mso-height-relative:margin" from="687.75pt,19.85pt" to="687.75pt,709.8pt" o:gfxdata="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" strokecolor="black [3213]" strokeweight=".5pt">
+              <v:line w14:anchorId="1240E78A" id="直線接點 2" o:spid="_x0000_s1026" style="position:absolute;z-index:251654144;visibility:visible;mso-wrap-style:square;mso-height-percent:0;mso-wrap-distance-left:9pt;mso-wrap-distance-top:0;mso-wrap-distance-right:9pt;mso-wrap-distance-bottom:0;mso-position-horizontal:absolute;mso-position-horizontal-relative:page;mso-position-vertical:absolute;mso-position-vertical-relative:page;mso-height-percent:0;mso-height-relative:margin" from="687.75pt,19.85pt" to="687.75pt,709.8pt" o:gfxdata="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" strokecolor="black [3213]" strokeweight=".5pt">
                 <v:stroke dashstyle="3 1" joinstyle="miter"/>
                 <w10:wrap anchorx="page" anchory="page"/>
               </v:line>
@@ -15089,9 +14327,8 @@
           <w:sz w:val="26"/>
           <w:szCs w:val="26"/>
         </w:rPr>
-        <w:t>我知，也</w:t>
+        <w:t>我知，也佇主耶穌深信，</w:t>
       </w:r>
-      <w:proofErr w:type="gramStart"/>
       <w:r>
         <w:rPr>
           <w:rFonts w:ascii="標楷體" w:eastAsia="標楷體" w:hAnsi="標楷體" w:cs="Arial" w:hint="eastAsia"/>
@@ -15099,66 +14336,7 @@
           <w:sz w:val="26"/>
           <w:szCs w:val="26"/>
         </w:rPr>
-        <w:t>佇</w:t>
-      </w:r>
-      <w:proofErr w:type="gramEnd"/>
-      <w:r>
-        <w:rPr>
-          <w:rFonts w:ascii="標楷體" w:eastAsia="標楷體" w:hAnsi="標楷體" w:cs="Arial" w:hint="eastAsia"/>
-          <w:w w:val="80"/>
-          <w:sz w:val="26"/>
-          <w:szCs w:val="26"/>
-        </w:rPr>
-        <w:t>主耶穌深信，</w:t>
-      </w:r>
-      <w:r>
-        <w:rPr>
-          <w:rFonts w:ascii="標楷體" w:eastAsia="標楷體" w:hAnsi="標楷體" w:cs="Arial" w:hint="eastAsia"/>
-          <w:w w:val="80"/>
-          <w:sz w:val="26"/>
-          <w:szCs w:val="26"/>
-        </w:rPr>
-        <w:t>物本無一項是粗俗；獨獨</w:t>
-      </w:r>
-      <w:proofErr w:type="gramStart"/>
-      <w:r>
-        <w:rPr>
-          <w:rFonts w:ascii="標楷體" w:eastAsia="標楷體" w:hAnsi="標楷體" w:cs="Arial" w:hint="eastAsia"/>
-          <w:w w:val="80"/>
-          <w:sz w:val="26"/>
-          <w:szCs w:val="26"/>
-        </w:rPr>
-        <w:t>人若掠甚麼</w:t>
-      </w:r>
-      <w:proofErr w:type="gramEnd"/>
-      <w:r>
-        <w:rPr>
-          <w:rFonts w:ascii="標楷體" w:eastAsia="標楷體" w:hAnsi="標楷體" w:cs="Arial" w:hint="eastAsia"/>
-          <w:w w:val="80"/>
-          <w:sz w:val="26"/>
-          <w:szCs w:val="26"/>
-        </w:rPr>
-        <w:t>做粗俗，</w:t>
-      </w:r>
-      <w:proofErr w:type="gramStart"/>
-      <w:r>
-        <w:rPr>
-          <w:rFonts w:ascii="標楷體" w:eastAsia="標楷體" w:hAnsi="標楷體" w:cs="Arial" w:hint="eastAsia"/>
-          <w:w w:val="80"/>
-          <w:sz w:val="26"/>
-          <w:szCs w:val="26"/>
-        </w:rPr>
-        <w:t>就彼項物佇彼人</w:t>
-      </w:r>
-      <w:proofErr w:type="gramEnd"/>
-      <w:r>
-        <w:rPr>
-          <w:rFonts w:ascii="標楷體" w:eastAsia="標楷體" w:hAnsi="標楷體" w:cs="Arial" w:hint="eastAsia"/>
-          <w:w w:val="80"/>
-          <w:sz w:val="26"/>
-          <w:szCs w:val="26"/>
-        </w:rPr>
-        <w:t>是做粗俗</w:t>
+        <w:t>物本無一項是粗俗；獨獨人若掠甚麼做粗俗，就彼項物佇彼人是做粗俗</w:t>
       </w:r>
       <w:r>
         <w:rPr>
@@ -15378,7 +14556,6 @@
                 <w:w w:val="80"/>
               </w:rPr>
             </w:pPr>
-            <w:proofErr w:type="gramStart"/>
             <w:r>
               <w:rPr>
                 <w:rFonts w:ascii="Barlow Condensed Medium" w:eastAsia="華康中黑體" w:hAnsi="Barlow Condensed Medium" w:cstheme="minorHAnsi"/>
@@ -15386,7 +14563,6 @@
               </w:rPr>
               <w:t>主日事奉</w:t>
             </w:r>
-            <w:proofErr w:type="gramEnd"/>
           </w:p>
         </w:tc>
         <w:tc>
@@ -15417,17 +14593,8 @@
                 <w:rFonts w:ascii="Barlow Condensed Medium" w:eastAsia="華康中黑體" w:hAnsi="Barlow Condensed Medium" w:cstheme="minorHAnsi"/>
                 <w:w w:val="66"/>
               </w:rPr>
-              <w:t>本</w:t>
-            </w:r>
-            <w:proofErr w:type="gramStart"/>
-            <w:r>
-              <w:rPr>
-                <w:rFonts w:ascii="Barlow Condensed Medium" w:eastAsia="華康中黑體" w:hAnsi="Barlow Condensed Medium" w:cstheme="minorHAnsi"/>
-                <w:w w:val="66"/>
-              </w:rPr>
-              <w:t>週</w:t>
-            </w:r>
-            <w:proofErr w:type="gramEnd"/>
+              <w:t>本週</w:t>
+            </w:r>
             <w:r>
               <w:rPr>
                 <w:rFonts w:ascii="Barlow Condensed Medium" w:eastAsia="華康儷中黑" w:hAnsi="Barlow Condensed Medium" w:cstheme="minorHAnsi"/>
@@ -15537,17 +14704,8 @@
                 <w:rFonts w:ascii="Barlow Condensed Medium" w:eastAsia="華康中黑體" w:hAnsi="Barlow Condensed Medium" w:cstheme="minorHAnsi"/>
                 <w:w w:val="66"/>
               </w:rPr>
-              <w:t>下</w:t>
-            </w:r>
-            <w:proofErr w:type="gramStart"/>
-            <w:r>
-              <w:rPr>
-                <w:rFonts w:ascii="Barlow Condensed Medium" w:eastAsia="華康中黑體" w:hAnsi="Barlow Condensed Medium" w:cstheme="minorHAnsi"/>
-                <w:w w:val="66"/>
-              </w:rPr>
-              <w:t>週</w:t>
-            </w:r>
-            <w:proofErr w:type="gramEnd"/>
+              <w:t>下週</w:t>
+            </w:r>
             <w:r>
               <w:rPr>
                 <w:rFonts w:ascii="Barlow Condensed Medium" w:eastAsia="華康儷中黑" w:hAnsi="Barlow Condensed Medium" w:cstheme="minorHAnsi"/>
@@ -15994,7 +15152,6 @@
                 <w:szCs w:val="28"/>
               </w:rPr>
             </w:pPr>
-            <w:proofErr w:type="gramStart"/>
             <w:r>
               <w:rPr>
                 <w:rFonts w:ascii="Barlow Condensed Medium" w:eastAsia="華康正顏楷體W9" w:hAnsi="Barlow Condensed Medium" w:cstheme="minorHAnsi"/>
@@ -16004,7 +15161,6 @@
               </w:rPr>
               <w:t>月值月長執</w:t>
             </w:r>
-            <w:proofErr w:type="gramEnd"/>
             <w:r>
               <w:rPr>
                 <w:rFonts w:ascii="Barlow Condensed Medium" w:eastAsia="標楷體" w:hAnsi="Barlow Condensed Medium" w:cstheme="minorHAnsi"/>
@@ -16669,17 +15825,8 @@
                 <w:rFonts w:ascii="標楷體" w:eastAsia="標楷體" w:hAnsi="標楷體" w:hint="eastAsia"/>
                 <w:szCs w:val="24"/>
               </w:rPr>
-              <w:t>張思</w:t>
-            </w:r>
-            <w:proofErr w:type="gramStart"/>
-            <w:r>
-              <w:rPr>
-                <w:rFonts w:ascii="標楷體" w:eastAsia="標楷體" w:hAnsi="標楷體" w:hint="eastAsia"/>
-                <w:szCs w:val="24"/>
-              </w:rPr>
-              <w:t>婗</w:t>
-            </w:r>
-            <w:proofErr w:type="gramEnd"/>
+              <w:t>張思婗</w:t>
+            </w:r>
           </w:p>
         </w:tc>
         <w:tc>
@@ -17169,7 +16316,6 @@
                 <w:w w:val="80"/>
               </w:rPr>
             </w:pPr>
-            <w:proofErr w:type="gramStart"/>
             <w:r>
               <w:rPr>
                 <w:rFonts w:ascii="Barlow Condensed Medium" w:eastAsia="華康中黑體" w:hAnsi="Barlow Condensed Medium" w:cstheme="minorHAnsi"/>
@@ -17177,7 +16323,6 @@
               </w:rPr>
               <w:t>司獻</w:t>
             </w:r>
-            <w:proofErr w:type="gramEnd"/>
           </w:p>
         </w:tc>
         <w:tc>
@@ -17933,7 +17078,6 @@
                 <w:szCs w:val="24"/>
               </w:rPr>
             </w:pPr>
-            <w:proofErr w:type="gramStart"/>
             <w:r>
               <w:rPr>
                 <w:rFonts w:ascii="標楷體" w:eastAsia="標楷體" w:hAnsi="標楷體" w:cs="標楷體" w:hint="eastAsia"/>
@@ -17941,7 +17085,6 @@
               </w:rPr>
               <w:t>游陵珠</w:t>
             </w:r>
-            <w:proofErr w:type="gramEnd"/>
           </w:p>
         </w:tc>
         <w:tc>
@@ -17972,17 +17115,8 @@
                 <w:rFonts w:ascii="標楷體" w:eastAsia="標楷體" w:hAnsi="標楷體" w:cstheme="majorBidi" w:hint="eastAsia"/>
                 <w:szCs w:val="24"/>
               </w:rPr>
-              <w:t>孫翠</w:t>
-            </w:r>
-            <w:proofErr w:type="gramStart"/>
-            <w:r>
-              <w:rPr>
-                <w:rFonts w:ascii="標楷體" w:eastAsia="標楷體" w:hAnsi="標楷體" w:cstheme="majorBidi" w:hint="eastAsia"/>
-                <w:szCs w:val="24"/>
-              </w:rPr>
-              <w:t>璘</w:t>
-            </w:r>
-            <w:proofErr w:type="gramEnd"/>
+              <w:t>孫翠璘</w:t>
+            </w:r>
           </w:p>
         </w:tc>
         <w:tc>
@@ -18311,21 +17445,12 @@
                 <w:w w:val="80"/>
               </w:rPr>
             </w:pPr>
-            <w:proofErr w:type="gramStart"/>
             <w:r>
               <w:rPr>
                 <w:rFonts w:ascii="標楷體" w:eastAsia="標楷體" w:hAnsi="標楷體" w:cs="華康儷楷書" w:hint="eastAsia"/>
                 <w:w w:val="80"/>
               </w:rPr>
-              <w:t>拿細耳</w:t>
-            </w:r>
-            <w:proofErr w:type="gramEnd"/>
-            <w:r>
-              <w:rPr>
-                <w:rFonts w:ascii="標楷體" w:eastAsia="標楷體" w:hAnsi="標楷體" w:cs="華康儷楷書" w:hint="eastAsia"/>
-                <w:w w:val="80"/>
-              </w:rPr>
-              <w:t>小組</w:t>
+              <w:t>拿細耳小組</w:t>
             </w:r>
           </w:p>
         </w:tc>
@@ -18538,7 +17663,6 @@
                 <w:szCs w:val="24"/>
               </w:rPr>
             </w:pPr>
-            <w:proofErr w:type="gramStart"/>
             <w:r>
               <w:rPr>
                 <w:rFonts w:ascii="標楷體" w:eastAsia="標楷體" w:hAnsi="標楷體" w:cstheme="majorBidi" w:hint="eastAsia"/>
@@ -18546,7 +17670,6 @@
               </w:rPr>
               <w:t>王新依</w:t>
             </w:r>
-            <w:proofErr w:type="gramEnd"/>
           </w:p>
         </w:tc>
         <w:tc>
@@ -19934,7 +19057,6 @@
                 <w:szCs w:val="24"/>
               </w:rPr>
             </w:pPr>
-            <w:proofErr w:type="gramStart"/>
             <w:r>
               <w:rPr>
                 <w:rFonts w:ascii="標楷體" w:eastAsia="標楷體" w:hAnsi="標楷體" w:cstheme="majorBidi" w:hint="eastAsia"/>
@@ -19942,7 +19064,6 @@
               </w:rPr>
               <w:t>蔡侑霖</w:t>
             </w:r>
-            <w:proofErr w:type="gramEnd"/>
           </w:p>
         </w:tc>
         <w:tc>
@@ -20208,7 +19329,6 @@
                 <w:w w:val="80"/>
               </w:rPr>
             </w:pPr>
-            <w:proofErr w:type="gramStart"/>
             <w:r>
               <w:rPr>
                 <w:rFonts w:ascii="Barlow Condensed Medium" w:eastAsia="華康中黑體" w:hAnsi="Barlow Condensed Medium" w:cstheme="minorHAnsi" w:hint="eastAsia"/>
@@ -20216,7 +19336,6 @@
               </w:rPr>
               <w:t>愛宴</w:t>
             </w:r>
-            <w:proofErr w:type="gramEnd"/>
           </w:p>
         </w:tc>
         <w:tc>
@@ -20241,7 +19360,6 @@
                 <w:rFonts w:ascii="標楷體" w:eastAsia="標楷體" w:hAnsi="標楷體" w:cs="華康儷楷書"/>
               </w:rPr>
             </w:pPr>
-            <w:proofErr w:type="gramStart"/>
             <w:r>
               <w:rPr>
                 <w:rFonts w:ascii="標楷體" w:eastAsia="標楷體" w:hAnsi="標楷體" w:hint="eastAsia"/>
@@ -20256,7 +19374,6 @@
               </w:rPr>
               <w:t>團契</w:t>
             </w:r>
-            <w:proofErr w:type="gramEnd"/>
           </w:p>
         </w:tc>
         <w:tc>
@@ -20392,7 +19509,6 @@
                 <w:w w:val="80"/>
               </w:rPr>
             </w:pPr>
-            <w:proofErr w:type="gramStart"/>
             <w:r>
               <w:rPr>
                 <w:rFonts w:ascii="Barlow Condensed Medium" w:eastAsia="華康中黑體" w:hAnsi="Barlow Condensed Medium" w:cstheme="minorHAnsi" w:hint="eastAsia"/>
@@ -20400,7 +19516,6 @@
               </w:rPr>
               <w:t>愛宴清洗</w:t>
             </w:r>
-            <w:proofErr w:type="gramEnd"/>
           </w:p>
         </w:tc>
         <w:tc>
@@ -21064,7 +20179,7 @@
                 <w:w w:val="80"/>
                 <w:szCs w:val="24"/>
               </w:rPr>
-              <w:t>5</w:t>
+              <w:t>4</w:t>
             </w:r>
             <w:r>
               <w:rPr>
@@ -21080,7 +20195,7 @@
                 <w:w w:val="80"/>
                 <w:szCs w:val="24"/>
               </w:rPr>
-              <w:t>85</w:t>
+              <w:t>40</w:t>
             </w:r>
             <w:r>
               <w:rPr>
@@ -21212,6 +20327,23 @@
                 <w:szCs w:val="24"/>
               </w:rPr>
             </w:pPr>
+            <w:r>
+              <w:rPr>
+                <w:rFonts w:ascii="Barlow Condensed Medium" w:eastAsia="標楷體" w:hAnsi="Barlow Condensed Medium" w:cstheme="minorHAnsi" w:hint="eastAsia"/>
+                <w:w w:val="80"/>
+                <w:szCs w:val="24"/>
+              </w:rPr>
+              <w:t>7</w:t>
+            </w:r>
+            <w:r>
+              <w:rPr>
+                <w:rFonts w:ascii="Barlow Condensed Medium" w:eastAsia="標楷體" w:hAnsi="Barlow Condensed Medium" w:cstheme="minorHAnsi" w:hint="eastAsia"/>
+                <w:w w:val="80"/>
+                <w:szCs w:val="24"/>
+                <w:lang w:eastAsia="zh-HK"/>
+              </w:rPr>
+              <w:t>號</w:t>
+            </w:r>
           </w:p>
         </w:tc>
         <w:tc>
@@ -21233,6 +20365,22 @@
                 <w:szCs w:val="24"/>
               </w:rPr>
             </w:pPr>
+            <w:r>
+              <w:rPr>
+                <w:rFonts w:ascii="Barlow Condensed Medium" w:eastAsia="標楷體" w:hAnsi="Barlow Condensed Medium" w:cstheme="minorHAnsi" w:hint="eastAsia"/>
+                <w:w w:val="80"/>
+                <w:szCs w:val="24"/>
+              </w:rPr>
+              <w:t>9,0</w:t>
+            </w:r>
+            <w:r>
+              <w:rPr>
+                <w:rFonts w:ascii="Barlow Condensed Medium" w:eastAsia="標楷體" w:hAnsi="Barlow Condensed Medium" w:cstheme="minorHAnsi"/>
+                <w:w w:val="80"/>
+                <w:szCs w:val="24"/>
+              </w:rPr>
+              <w:t>00</w:t>
+            </w:r>
           </w:p>
         </w:tc>
         <w:tc>
@@ -21254,6 +20402,23 @@
                 <w:szCs w:val="24"/>
               </w:rPr>
             </w:pPr>
+            <w:r>
+              <w:rPr>
+                <w:rFonts w:ascii="Barlow Condensed Medium" w:eastAsia="標楷體" w:hAnsi="Barlow Condensed Medium" w:cstheme="minorHAnsi" w:hint="eastAsia"/>
+                <w:w w:val="80"/>
+                <w:szCs w:val="24"/>
+              </w:rPr>
+              <w:t>30</w:t>
+            </w:r>
+            <w:r>
+              <w:rPr>
+                <w:rFonts w:ascii="Barlow Condensed Medium" w:eastAsia="標楷體" w:hAnsi="Barlow Condensed Medium" w:cstheme="minorHAnsi" w:hint="eastAsia"/>
+                <w:w w:val="80"/>
+                <w:szCs w:val="24"/>
+                <w:lang w:eastAsia="zh-HK"/>
+              </w:rPr>
+              <w:t>號</w:t>
+            </w:r>
           </w:p>
         </w:tc>
         <w:tc>
@@ -21275,6 +20440,22 @@
                 <w:szCs w:val="24"/>
               </w:rPr>
             </w:pPr>
+            <w:r>
+              <w:rPr>
+                <w:rFonts w:ascii="Barlow Condensed Medium" w:eastAsia="標楷體" w:hAnsi="Barlow Condensed Medium" w:cstheme="minorHAnsi" w:hint="eastAsia"/>
+                <w:w w:val="80"/>
+                <w:szCs w:val="24"/>
+              </w:rPr>
+              <w:t>2</w:t>
+            </w:r>
+            <w:r>
+              <w:rPr>
+                <w:rFonts w:ascii="Barlow Condensed Medium" w:eastAsia="標楷體" w:hAnsi="Barlow Condensed Medium" w:cstheme="minorHAnsi"/>
+                <w:w w:val="80"/>
+                <w:szCs w:val="24"/>
+              </w:rPr>
+              <w:t>,000</w:t>
+            </w:r>
           </w:p>
         </w:tc>
         <w:tc>
@@ -21297,6 +20478,31 @@
                 <w:szCs w:val="24"/>
               </w:rPr>
             </w:pPr>
+            <w:r>
+              <w:rPr>
+                <w:rFonts w:ascii="Barlow Condensed Medium" w:eastAsia="標楷體" w:hAnsi="Barlow Condensed Medium" w:cstheme="minorHAnsi" w:hint="eastAsia"/>
+                <w:w w:val="80"/>
+                <w:szCs w:val="24"/>
+              </w:rPr>
+              <w:t>7</w:t>
+            </w:r>
+            <w:r>
+              <w:rPr>
+                <w:rFonts w:ascii="Barlow Condensed Medium" w:eastAsia="標楷體" w:hAnsi="Barlow Condensed Medium" w:cstheme="minorHAnsi" w:hint="eastAsia"/>
+                <w:w w:val="80"/>
+                <w:szCs w:val="24"/>
+              </w:rPr>
+              <w:t>-1</w:t>
+            </w:r>
+            <w:r>
+              <w:rPr>
+                <w:rFonts w:ascii="Barlow Condensed Medium" w:eastAsia="標楷體" w:hAnsi="Barlow Condensed Medium" w:cstheme="minorHAnsi" w:hint="eastAsia"/>
+                <w:w w:val="80"/>
+                <w:szCs w:val="24"/>
+                <w:lang w:eastAsia="zh-HK"/>
+              </w:rPr>
+              <w:t>號</w:t>
+            </w:r>
           </w:p>
         </w:tc>
         <w:tc>
@@ -21317,6 +20523,38 @@
                 <w:szCs w:val="24"/>
               </w:rPr>
             </w:pPr>
+            <w:r>
+              <w:rPr>
+                <w:rFonts w:ascii="Barlow Condensed Medium" w:eastAsia="標楷體" w:hAnsi="Barlow Condensed Medium" w:cstheme="minorHAnsi" w:hint="eastAsia"/>
+                <w:w w:val="80"/>
+                <w:szCs w:val="24"/>
+              </w:rPr>
+              <w:t>5</w:t>
+            </w:r>
+            <w:r>
+              <w:rPr>
+                <w:rFonts w:ascii="Barlow Condensed Medium" w:eastAsia="標楷體" w:hAnsi="Barlow Condensed Medium" w:cstheme="minorHAnsi"/>
+                <w:w w:val="80"/>
+                <w:szCs w:val="24"/>
+              </w:rPr>
+              <w:t>,</w:t>
+            </w:r>
+            <w:r>
+              <w:rPr>
+                <w:rFonts w:ascii="Barlow Condensed Medium" w:eastAsia="標楷體" w:hAnsi="Barlow Condensed Medium" w:cstheme="minorHAnsi" w:hint="eastAsia"/>
+                <w:w w:val="80"/>
+                <w:szCs w:val="24"/>
+              </w:rPr>
+              <w:t>6</w:t>
+            </w:r>
+            <w:r>
+              <w:rPr>
+                <w:rFonts w:ascii="Barlow Condensed Medium" w:eastAsia="標楷體" w:hAnsi="Barlow Condensed Medium" w:cstheme="minorHAnsi"/>
+                <w:w w:val="80"/>
+                <w:szCs w:val="24"/>
+              </w:rPr>
+              <w:t>00</w:t>
+            </w:r>
           </w:p>
         </w:tc>
       </w:tr>
@@ -21363,6 +20601,31 @@
                 <w:szCs w:val="24"/>
               </w:rPr>
             </w:pPr>
+            <w:r>
+              <w:rPr>
+                <w:rFonts w:ascii="Barlow Condensed Medium" w:eastAsia="標楷體" w:hAnsi="Barlow Condensed Medium" w:cstheme="minorHAnsi" w:hint="eastAsia"/>
+                <w:w w:val="80"/>
+                <w:szCs w:val="24"/>
+              </w:rPr>
+              <w:t>30</w:t>
+            </w:r>
+            <w:r>
+              <w:rPr>
+                <w:rFonts w:ascii="Barlow Condensed Medium" w:eastAsia="標楷體" w:hAnsi="Barlow Condensed Medium" w:cstheme="minorHAnsi" w:hint="eastAsia"/>
+                <w:w w:val="80"/>
+                <w:szCs w:val="24"/>
+              </w:rPr>
+              <w:t>-1</w:t>
+            </w:r>
+            <w:r>
+              <w:rPr>
+                <w:rFonts w:ascii="Barlow Condensed Medium" w:eastAsia="標楷體" w:hAnsi="Barlow Condensed Medium" w:cstheme="minorHAnsi" w:hint="eastAsia"/>
+                <w:w w:val="80"/>
+                <w:szCs w:val="24"/>
+                <w:lang w:eastAsia="zh-HK"/>
+              </w:rPr>
+              <w:t>號</w:t>
+            </w:r>
           </w:p>
         </w:tc>
         <w:tc>
@@ -21384,6 +20647,22 @@
                 <w:szCs w:val="24"/>
               </w:rPr>
             </w:pPr>
+            <w:r>
+              <w:rPr>
+                <w:rFonts w:ascii="Barlow Condensed Medium" w:eastAsia="標楷體" w:hAnsi="Barlow Condensed Medium" w:cstheme="minorHAnsi"/>
+                <w:w w:val="80"/>
+                <w:szCs w:val="24"/>
+              </w:rPr>
+              <w:t>1</w:t>
+            </w:r>
+            <w:r>
+              <w:rPr>
+                <w:rFonts w:ascii="Barlow Condensed Medium" w:eastAsia="標楷體" w:hAnsi="Barlow Condensed Medium" w:cstheme="minorHAnsi"/>
+                <w:w w:val="80"/>
+                <w:szCs w:val="24"/>
+              </w:rPr>
+              <w:t>,000</w:t>
+            </w:r>
           </w:p>
         </w:tc>
         <w:tc>
@@ -21405,6 +20684,31 @@
                 <w:szCs w:val="24"/>
               </w:rPr>
             </w:pPr>
+            <w:r>
+              <w:rPr>
+                <w:rFonts w:ascii="Barlow Condensed Medium" w:eastAsia="標楷體" w:hAnsi="Barlow Condensed Medium" w:cstheme="minorHAnsi" w:hint="eastAsia"/>
+                <w:w w:val="80"/>
+                <w:szCs w:val="24"/>
+              </w:rPr>
+              <w:t>30</w:t>
+            </w:r>
+            <w:r>
+              <w:rPr>
+                <w:rFonts w:ascii="Barlow Condensed Medium" w:eastAsia="標楷體" w:hAnsi="Barlow Condensed Medium" w:cstheme="minorHAnsi" w:hint="eastAsia"/>
+                <w:w w:val="80"/>
+                <w:szCs w:val="24"/>
+              </w:rPr>
+              <w:t>-2</w:t>
+            </w:r>
+            <w:r>
+              <w:rPr>
+                <w:rFonts w:ascii="Barlow Condensed Medium" w:eastAsia="標楷體" w:hAnsi="Barlow Condensed Medium" w:cstheme="minorHAnsi" w:hint="eastAsia"/>
+                <w:w w:val="80"/>
+                <w:szCs w:val="24"/>
+                <w:lang w:eastAsia="zh-HK"/>
+              </w:rPr>
+              <w:t>號</w:t>
+            </w:r>
           </w:p>
         </w:tc>
         <w:tc>
@@ -21426,6 +20730,22 @@
                 <w:szCs w:val="24"/>
               </w:rPr>
             </w:pPr>
+            <w:r>
+              <w:rPr>
+                <w:rFonts w:ascii="Barlow Condensed Medium" w:eastAsia="標楷體" w:hAnsi="Barlow Condensed Medium" w:cstheme="minorHAnsi"/>
+                <w:w w:val="80"/>
+                <w:szCs w:val="24"/>
+              </w:rPr>
+              <w:t>1</w:t>
+            </w:r>
+            <w:r>
+              <w:rPr>
+                <w:rFonts w:ascii="Barlow Condensed Medium" w:eastAsia="標楷體" w:hAnsi="Barlow Condensed Medium" w:cstheme="minorHAnsi"/>
+                <w:w w:val="80"/>
+                <w:szCs w:val="24"/>
+              </w:rPr>
+              <w:t>,000</w:t>
+            </w:r>
           </w:p>
         </w:tc>
         <w:tc>
@@ -21448,6 +20768,23 @@
                 <w:szCs w:val="24"/>
               </w:rPr>
             </w:pPr>
+            <w:r>
+              <w:rPr>
+                <w:rFonts w:ascii="Barlow Condensed Medium" w:eastAsia="標楷體" w:hAnsi="Barlow Condensed Medium" w:cstheme="minorHAnsi" w:hint="eastAsia"/>
+                <w:w w:val="80"/>
+                <w:szCs w:val="24"/>
+              </w:rPr>
+              <w:t>18</w:t>
+            </w:r>
+            <w:r>
+              <w:rPr>
+                <w:rFonts w:ascii="Barlow Condensed Medium" w:eastAsia="標楷體" w:hAnsi="Barlow Condensed Medium" w:cstheme="minorHAnsi" w:hint="eastAsia"/>
+                <w:w w:val="80"/>
+                <w:szCs w:val="24"/>
+                <w:lang w:eastAsia="zh-HK"/>
+              </w:rPr>
+              <w:t>號</w:t>
+            </w:r>
           </w:p>
         </w:tc>
         <w:tc>
@@ -21468,6 +20805,38 @@
                 <w:szCs w:val="24"/>
               </w:rPr>
             </w:pPr>
+            <w:r>
+              <w:rPr>
+                <w:rFonts w:ascii="Barlow Condensed Medium" w:eastAsia="標楷體" w:hAnsi="Barlow Condensed Medium" w:cstheme="minorHAnsi" w:hint="eastAsia"/>
+                <w:w w:val="80"/>
+                <w:szCs w:val="24"/>
+              </w:rPr>
+              <w:t>5</w:t>
+            </w:r>
+            <w:r>
+              <w:rPr>
+                <w:rFonts w:ascii="Barlow Condensed Medium" w:eastAsia="標楷體" w:hAnsi="Barlow Condensed Medium" w:cstheme="minorHAnsi"/>
+                <w:w w:val="80"/>
+                <w:szCs w:val="24"/>
+              </w:rPr>
+              <w:t>,</w:t>
+            </w:r>
+            <w:r>
+              <w:rPr>
+                <w:rFonts w:ascii="Barlow Condensed Medium" w:eastAsia="標楷體" w:hAnsi="Barlow Condensed Medium" w:cstheme="minorHAnsi" w:hint="eastAsia"/>
+                <w:w w:val="80"/>
+                <w:szCs w:val="24"/>
+              </w:rPr>
+              <w:t>0</w:t>
+            </w:r>
+            <w:r>
+              <w:rPr>
+                <w:rFonts w:ascii="Barlow Condensed Medium" w:eastAsia="標楷體" w:hAnsi="Barlow Condensed Medium" w:cstheme="minorHAnsi"/>
+                <w:w w:val="80"/>
+                <w:szCs w:val="24"/>
+              </w:rPr>
+              <w:t>00</w:t>
+            </w:r>
           </w:p>
         </w:tc>
       </w:tr>
@@ -21493,39 +20862,6 @@
                 <w:szCs w:val="24"/>
               </w:rPr>
             </w:pPr>
-            <w:r>
-              <w:rPr>
-                <w:rFonts w:ascii="Barlow Condensed Medium" w:eastAsia="華康中黑體" w:hAnsi="Barlow Condensed Medium" w:cstheme="minorHAnsi"/>
-                <w:w w:val="80"/>
-                <w:szCs w:val="24"/>
-              </w:rPr>
-              <w:sym w:font="Wingdings 2" w:char="F0AE"/>
-            </w:r>
-            <w:r>
-              <w:rPr>
-                <w:rFonts w:ascii="Barlow Condensed Medium" w:eastAsia="華康中黑體" w:hAnsi="Barlow Condensed Medium" w:cstheme="minorHAnsi" w:hint="eastAsia"/>
-                <w:w w:val="80"/>
-                <w:szCs w:val="24"/>
-                <w:lang w:eastAsia="zh-HK"/>
-              </w:rPr>
-              <w:t>感恩</w:t>
-            </w:r>
-            <w:r>
-              <w:rPr>
-                <w:rFonts w:ascii="Barlow Condensed Medium" w:eastAsia="華康中黑體" w:hAnsi="Barlow Condensed Medium" w:cstheme="minorHAnsi"/>
-                <w:w w:val="80"/>
-                <w:szCs w:val="24"/>
-              </w:rPr>
-              <w:t>奉獻</w:t>
-            </w:r>
-            <w:r>
-              <w:rPr>
-                <w:rFonts w:ascii="Barlow Condensed Medium" w:eastAsia="華康中黑體" w:hAnsi="Barlow Condensed Medium" w:cstheme="minorHAnsi"/>
-                <w:w w:val="80"/>
-                <w:szCs w:val="24"/>
-              </w:rPr>
-              <w:t>:</w:t>
-            </w:r>
           </w:p>
         </w:tc>
         <w:tc>
@@ -21542,44 +20878,11 @@
               <w:snapToGrid w:val="0"/>
               <w:jc w:val="right"/>
               <w:rPr>
-                <w:rFonts w:ascii="Barlow Condensed Medium" w:eastAsia="標楷體" w:hAnsi="Barlow Condensed Medium" w:cstheme="minorHAnsi"/>
+                <w:rFonts w:ascii="Barlow Condensed Medium" w:eastAsia="標楷體" w:hAnsi="Barlow Condensed Medium" w:cstheme="minorHAnsi" w:hint="eastAsia"/>
                 <w:w w:val="80"/>
                 <w:szCs w:val="24"/>
               </w:rPr>
             </w:pPr>
-            <w:r>
-              <w:rPr>
-                <w:rFonts w:ascii="Barlow Condensed Medium" w:eastAsia="標楷體" w:hAnsi="Barlow Condensed Medium" w:cstheme="minorHAnsi" w:hint="eastAsia"/>
-                <w:w w:val="80"/>
-                <w:szCs w:val="24"/>
-              </w:rPr>
-              <w:t>7</w:t>
-            </w:r>
-            <w:r>
-              <w:rPr>
-                <w:rFonts w:ascii="Barlow Condensed Medium" w:eastAsia="標楷體" w:hAnsi="Barlow Condensed Medium" w:cstheme="minorHAnsi"/>
-                <w:w w:val="80"/>
-                <w:szCs w:val="24"/>
-              </w:rPr>
-              <w:t>-</w:t>
-            </w:r>
-            <w:r>
-              <w:rPr>
-                <w:rFonts w:ascii="Barlow Condensed Medium" w:eastAsia="標楷體" w:hAnsi="Barlow Condensed Medium" w:cstheme="minorHAnsi" w:hint="eastAsia"/>
-                <w:w w:val="80"/>
-                <w:szCs w:val="24"/>
-              </w:rPr>
-              <w:t>2</w:t>
-            </w:r>
-            <w:r>
-              <w:rPr>
-                <w:rFonts w:ascii="Barlow Condensed Medium" w:eastAsia="標楷體" w:hAnsi="Barlow Condensed Medium" w:cstheme="minorHAnsi" w:hint="eastAsia"/>
-                <w:w w:val="80"/>
-                <w:szCs w:val="24"/>
-                <w:lang w:eastAsia="zh-HK"/>
-              </w:rPr>
-              <w:t>號</w:t>
-            </w:r>
           </w:p>
         </w:tc>
         <w:tc>
@@ -21601,22 +20904,6 @@
                 <w:szCs w:val="24"/>
               </w:rPr>
             </w:pPr>
-            <w:r>
-              <w:rPr>
-                <w:rFonts w:ascii="Barlow Condensed Medium" w:eastAsia="標楷體" w:hAnsi="Barlow Condensed Medium" w:cstheme="minorHAnsi" w:hint="eastAsia"/>
-                <w:w w:val="80"/>
-                <w:szCs w:val="24"/>
-              </w:rPr>
-              <w:t>4</w:t>
-            </w:r>
-            <w:r>
-              <w:rPr>
-                <w:rFonts w:ascii="Barlow Condensed Medium" w:eastAsia="標楷體" w:hAnsi="Barlow Condensed Medium" w:cstheme="minorHAnsi"/>
-                <w:w w:val="80"/>
-                <w:szCs w:val="24"/>
-              </w:rPr>
-              <w:t>,000</w:t>
-            </w:r>
           </w:p>
         </w:tc>
         <w:tc>
@@ -21633,7 +20920,7 @@
               <w:snapToGrid w:val="0"/>
               <w:jc w:val="right"/>
               <w:rPr>
-                <w:rFonts w:ascii="Barlow Condensed Medium" w:eastAsia="標楷體" w:hAnsi="Barlow Condensed Medium" w:cstheme="minorHAnsi"/>
+                <w:rFonts w:ascii="Barlow Condensed Medium" w:eastAsia="標楷體" w:hAnsi="Barlow Condensed Medium" w:cstheme="minorHAnsi" w:hint="eastAsia"/>
                 <w:w w:val="80"/>
                 <w:szCs w:val="24"/>
               </w:rPr>
@@ -21676,7 +20963,7 @@
               <w:snapToGrid w:val="0"/>
               <w:jc w:val="right"/>
               <w:rPr>
-                <w:rFonts w:ascii="Barlow Condensed Medium" w:eastAsia="標楷體" w:hAnsi="Barlow Condensed Medium" w:cstheme="minorHAnsi"/>
+                <w:rFonts w:ascii="Barlow Condensed Medium" w:eastAsia="標楷體" w:hAnsi="Barlow Condensed Medium" w:cstheme="minorHAnsi" w:hint="eastAsia"/>
                 <w:w w:val="80"/>
                 <w:szCs w:val="24"/>
               </w:rPr>
@@ -21696,7 +20983,7 @@
             <w:pPr>
               <w:snapToGrid w:val="0"/>
               <w:rPr>
-                <w:rFonts w:ascii="Barlow Condensed Medium" w:eastAsia="標楷體" w:hAnsi="Barlow Condensed Medium" w:cstheme="minorHAnsi"/>
+                <w:rFonts w:ascii="Barlow Condensed Medium" w:eastAsia="標楷體" w:hAnsi="Barlow Condensed Medium" w:cstheme="minorHAnsi" w:hint="eastAsia"/>
                 <w:w w:val="80"/>
                 <w:szCs w:val="24"/>
               </w:rPr>
@@ -21726,6 +21013,39 @@
                 <w:szCs w:val="24"/>
               </w:rPr>
             </w:pPr>
+            <w:r>
+              <w:rPr>
+                <w:rFonts w:ascii="Barlow Condensed Medium" w:eastAsia="華康中黑體" w:hAnsi="Barlow Condensed Medium" w:cstheme="minorHAnsi"/>
+                <w:w w:val="80"/>
+                <w:szCs w:val="24"/>
+              </w:rPr>
+              <w:sym w:font="Wingdings 2" w:char="F0AE"/>
+            </w:r>
+            <w:r>
+              <w:rPr>
+                <w:rFonts w:ascii="Barlow Condensed Medium" w:eastAsia="華康中黑體" w:hAnsi="Barlow Condensed Medium" w:cstheme="minorHAnsi" w:hint="eastAsia"/>
+                <w:w w:val="80"/>
+                <w:szCs w:val="24"/>
+                <w:lang w:eastAsia="zh-HK"/>
+              </w:rPr>
+              <w:t>感恩</w:t>
+            </w:r>
+            <w:r>
+              <w:rPr>
+                <w:rFonts w:ascii="Barlow Condensed Medium" w:eastAsia="華康中黑體" w:hAnsi="Barlow Condensed Medium" w:cstheme="minorHAnsi"/>
+                <w:w w:val="80"/>
+                <w:szCs w:val="24"/>
+              </w:rPr>
+              <w:t>奉獻</w:t>
+            </w:r>
+            <w:r>
+              <w:rPr>
+                <w:rFonts w:ascii="Barlow Condensed Medium" w:eastAsia="華康中黑體" w:hAnsi="Barlow Condensed Medium" w:cstheme="minorHAnsi"/>
+                <w:w w:val="80"/>
+                <w:szCs w:val="24"/>
+              </w:rPr>
+              <w:t>:</w:t>
+            </w:r>
           </w:p>
         </w:tc>
         <w:tc>
@@ -21747,6 +21067,23 @@
                 <w:szCs w:val="24"/>
               </w:rPr>
             </w:pPr>
+            <w:r>
+              <w:rPr>
+                <w:rFonts w:ascii="Barlow Condensed Medium" w:eastAsia="標楷體" w:hAnsi="Barlow Condensed Medium" w:cstheme="minorHAnsi" w:hint="eastAsia"/>
+                <w:w w:val="80"/>
+                <w:szCs w:val="24"/>
+              </w:rPr>
+              <w:t>33</w:t>
+            </w:r>
+            <w:r>
+              <w:rPr>
+                <w:rFonts w:ascii="Barlow Condensed Medium" w:eastAsia="標楷體" w:hAnsi="Barlow Condensed Medium" w:cstheme="minorHAnsi" w:hint="eastAsia"/>
+                <w:w w:val="80"/>
+                <w:szCs w:val="24"/>
+                <w:lang w:eastAsia="zh-HK"/>
+              </w:rPr>
+              <w:t>號</w:t>
+            </w:r>
           </w:p>
         </w:tc>
         <w:tc>
@@ -21768,6 +21105,30 @@
                 <w:szCs w:val="24"/>
               </w:rPr>
             </w:pPr>
+            <w:r>
+              <w:rPr>
+                <w:rFonts w:ascii="Barlow Condensed Medium" w:eastAsia="標楷體" w:hAnsi="Barlow Condensed Medium" w:cstheme="minorHAnsi" w:hint="eastAsia"/>
+                <w:w w:val="80"/>
+                <w:szCs w:val="24"/>
+              </w:rPr>
+              <w:t>1</w:t>
+            </w:r>
+            <w:r>
+              <w:rPr>
+                <w:rFonts w:ascii="Barlow Condensed Medium" w:eastAsia="標楷體" w:hAnsi="Barlow Condensed Medium" w:cstheme="minorHAnsi" w:hint="eastAsia"/>
+                <w:w w:val="80"/>
+                <w:szCs w:val="24"/>
+              </w:rPr>
+              <w:t>,0</w:t>
+            </w:r>
+            <w:r>
+              <w:rPr>
+                <w:rFonts w:ascii="Barlow Condensed Medium" w:eastAsia="標楷體" w:hAnsi="Barlow Condensed Medium" w:cstheme="minorHAnsi"/>
+                <w:w w:val="80"/>
+                <w:szCs w:val="24"/>
+              </w:rPr>
+              <w:t>00</w:t>
+            </w:r>
           </w:p>
         </w:tc>
         <w:tc>
@@ -21789,6 +21150,23 @@
                 <w:szCs w:val="24"/>
               </w:rPr>
             </w:pPr>
+            <w:r>
+              <w:rPr>
+                <w:rFonts w:ascii="Barlow Condensed Medium" w:eastAsia="標楷體" w:hAnsi="Barlow Condensed Medium" w:cstheme="minorHAnsi" w:hint="eastAsia"/>
+                <w:w w:val="80"/>
+                <w:szCs w:val="24"/>
+              </w:rPr>
+              <w:t>45</w:t>
+            </w:r>
+            <w:r>
+              <w:rPr>
+                <w:rFonts w:ascii="Barlow Condensed Medium" w:eastAsia="標楷體" w:hAnsi="Barlow Condensed Medium" w:cstheme="minorHAnsi" w:hint="eastAsia"/>
+                <w:w w:val="80"/>
+                <w:szCs w:val="24"/>
+                <w:lang w:eastAsia="zh-HK"/>
+              </w:rPr>
+              <w:t>號</w:t>
+            </w:r>
           </w:p>
         </w:tc>
         <w:tc>
@@ -21810,6 +21188,22 @@
                 <w:szCs w:val="24"/>
               </w:rPr>
             </w:pPr>
+            <w:r>
+              <w:rPr>
+                <w:rFonts w:ascii="Barlow Condensed Medium" w:eastAsia="標楷體" w:hAnsi="Barlow Condensed Medium" w:cstheme="minorHAnsi" w:hint="eastAsia"/>
+                <w:w w:val="80"/>
+                <w:szCs w:val="24"/>
+              </w:rPr>
+              <w:t>4</w:t>
+            </w:r>
+            <w:r>
+              <w:rPr>
+                <w:rFonts w:ascii="Barlow Condensed Medium" w:eastAsia="標楷體" w:hAnsi="Barlow Condensed Medium" w:cstheme="minorHAnsi"/>
+                <w:w w:val="80"/>
+                <w:szCs w:val="24"/>
+              </w:rPr>
+              <w:t>,000</w:t>
+            </w:r>
           </w:p>
         </w:tc>
         <w:tc>
@@ -21832,6 +21226,23 @@
                 <w:szCs w:val="24"/>
               </w:rPr>
             </w:pPr>
+            <w:r>
+              <w:rPr>
+                <w:rFonts w:ascii="Barlow Condensed Medium" w:eastAsia="標楷體" w:hAnsi="Barlow Condensed Medium" w:cstheme="minorHAnsi" w:hint="eastAsia"/>
+                <w:w w:val="80"/>
+                <w:szCs w:val="24"/>
+              </w:rPr>
+              <w:t>47</w:t>
+            </w:r>
+            <w:r>
+              <w:rPr>
+                <w:rFonts w:ascii="Barlow Condensed Medium" w:eastAsia="標楷體" w:hAnsi="Barlow Condensed Medium" w:cstheme="minorHAnsi" w:hint="eastAsia"/>
+                <w:w w:val="80"/>
+                <w:szCs w:val="24"/>
+                <w:lang w:eastAsia="zh-HK"/>
+              </w:rPr>
+              <w:t>號</w:t>
+            </w:r>
           </w:p>
         </w:tc>
         <w:tc>
@@ -21852,6 +21263,38 @@
                 <w:szCs w:val="24"/>
               </w:rPr>
             </w:pPr>
+            <w:r>
+              <w:rPr>
+                <w:rFonts w:ascii="Barlow Condensed Medium" w:eastAsia="標楷體" w:hAnsi="Barlow Condensed Medium" w:cstheme="minorHAnsi" w:hint="eastAsia"/>
+                <w:w w:val="80"/>
+                <w:szCs w:val="24"/>
+              </w:rPr>
+              <w:t>1</w:t>
+            </w:r>
+            <w:r>
+              <w:rPr>
+                <w:rFonts w:ascii="Barlow Condensed Medium" w:eastAsia="標楷體" w:hAnsi="Barlow Condensed Medium" w:cstheme="minorHAnsi"/>
+                <w:w w:val="80"/>
+                <w:szCs w:val="24"/>
+              </w:rPr>
+              <w:t>,</w:t>
+            </w:r>
+            <w:r>
+              <w:rPr>
+                <w:rFonts w:ascii="Barlow Condensed Medium" w:eastAsia="標楷體" w:hAnsi="Barlow Condensed Medium" w:cstheme="minorHAnsi" w:hint="eastAsia"/>
+                <w:w w:val="80"/>
+                <w:szCs w:val="24"/>
+              </w:rPr>
+              <w:t>0</w:t>
+            </w:r>
+            <w:r>
+              <w:rPr>
+                <w:rFonts w:ascii="Barlow Condensed Medium" w:eastAsia="標楷體" w:hAnsi="Barlow Condensed Medium" w:cstheme="minorHAnsi"/>
+                <w:w w:val="80"/>
+                <w:szCs w:val="24"/>
+              </w:rPr>
+              <w:t>00</w:t>
+            </w:r>
           </w:p>
         </w:tc>
       </w:tr>
@@ -21871,59 +21314,124 @@
           <w:p>
             <w:pPr>
               <w:snapToGrid w:val="0"/>
-              <w:jc w:val="both"/>
               <w:rPr>
                 <w:rFonts w:ascii="Barlow Condensed Medium" w:eastAsia="華康中黑體" w:hAnsi="Barlow Condensed Medium" w:cstheme="minorHAnsi"/>
                 <w:w w:val="80"/>
                 <w:szCs w:val="24"/>
               </w:rPr>
             </w:pPr>
-            <w:r>
-              <w:rPr>
-                <w:rFonts w:ascii="Barlow Condensed Medium" w:eastAsia="華康中黑體" w:hAnsi="Barlow Condensed Medium" w:cstheme="minorHAnsi"/>
+          </w:p>
+        </w:tc>
+        <w:tc>
+          <w:tcPr>
+            <w:tcW w:w="685" w:type="dxa"/>
+            <w:tcMar>
+              <w:left w:w="28" w:type="dxa"/>
+              <w:right w:w="28" w:type="dxa"/>
+            </w:tcMar>
+            <w:vAlign w:val="center"/>
+          </w:tcPr>
+          <w:p>
+            <w:pPr>
+              <w:snapToGrid w:val="0"/>
+              <w:jc w:val="right"/>
+              <w:rPr>
+                <w:rFonts w:ascii="Barlow Condensed Medium" w:eastAsia="標楷體" w:hAnsi="Barlow Condensed Medium" w:cstheme="minorHAnsi"/>
                 <w:w w:val="80"/>
                 <w:szCs w:val="24"/>
               </w:rPr>
-              <w:sym w:font="Wingdings 2" w:char="F0AE"/>
-            </w:r>
-            <w:r>
-              <w:rPr>
-                <w:rFonts w:ascii="Barlow Condensed Medium" w:eastAsia="華康中黑體" w:hAnsi="Barlow Condensed Medium" w:cstheme="minorHAnsi" w:hint="eastAsia"/>
+            </w:pPr>
+            <w:r>
+              <w:rPr>
+                <w:rFonts w:ascii="Barlow Condensed Medium" w:eastAsia="標楷體" w:hAnsi="Barlow Condensed Medium" w:cstheme="minorHAnsi" w:hint="eastAsia"/>
+                <w:w w:val="80"/>
+                <w:szCs w:val="24"/>
+              </w:rPr>
+              <w:t>54</w:t>
+            </w:r>
+            <w:r>
+              <w:rPr>
+                <w:rFonts w:ascii="Barlow Condensed Medium" w:eastAsia="標楷體" w:hAnsi="Barlow Condensed Medium" w:cstheme="minorHAnsi" w:hint="eastAsia"/>
+                <w:w w:val="80"/>
+                <w:szCs w:val="24"/>
+              </w:rPr>
+              <w:t>-</w:t>
+            </w:r>
+            <w:r>
+              <w:rPr>
+                <w:rFonts w:ascii="Barlow Condensed Medium" w:eastAsia="標楷體" w:hAnsi="Barlow Condensed Medium" w:cstheme="minorHAnsi" w:hint="eastAsia"/>
+                <w:w w:val="80"/>
+                <w:szCs w:val="24"/>
+              </w:rPr>
+              <w:t>3</w:t>
+            </w:r>
+            <w:r>
+              <w:rPr>
+                <w:rFonts w:ascii="Barlow Condensed Medium" w:eastAsia="標楷體" w:hAnsi="Barlow Condensed Medium" w:cstheme="minorHAnsi" w:hint="eastAsia"/>
                 <w:w w:val="80"/>
                 <w:szCs w:val="24"/>
                 <w:lang w:eastAsia="zh-HK"/>
               </w:rPr>
-              <w:t>為</w:t>
-            </w:r>
-            <w:r>
-              <w:rPr>
-                <w:rFonts w:ascii="Barlow Condensed Medium" w:eastAsia="華康中黑體" w:hAnsi="Barlow Condensed Medium" w:cstheme="minorHAnsi" w:hint="eastAsia"/>
+              <w:t>號</w:t>
+            </w:r>
+          </w:p>
+        </w:tc>
+        <w:tc>
+          <w:tcPr>
+            <w:tcW w:w="685" w:type="dxa"/>
+            <w:tcMar>
+              <w:left w:w="113" w:type="dxa"/>
+              <w:right w:w="28" w:type="dxa"/>
+            </w:tcMar>
+            <w:vAlign w:val="center"/>
+          </w:tcPr>
+          <w:p>
+            <w:pPr>
+              <w:snapToGrid w:val="0"/>
+              <w:ind w:leftChars="-2" w:left="-5" w:rightChars="-3" w:right="-7"/>
+              <w:rPr>
+                <w:rFonts w:ascii="Barlow Condensed Medium" w:eastAsia="標楷體" w:hAnsi="Barlow Condensed Medium" w:cstheme="minorHAnsi"/>
                 <w:w w:val="80"/>
                 <w:szCs w:val="24"/>
               </w:rPr>
-              <w:t>主日獻花</w:t>
-            </w:r>
-            <w:r>
-              <w:rPr>
-                <w:rFonts w:ascii="Barlow Condensed Medium" w:eastAsia="華康中黑體" w:hAnsi="Barlow Condensed Medium" w:cstheme="minorHAnsi" w:hint="eastAsia"/>
+            </w:pPr>
+            <w:r>
+              <w:rPr>
+                <w:rFonts w:ascii="Barlow Condensed Medium" w:eastAsia="標楷體" w:hAnsi="Barlow Condensed Medium" w:cstheme="minorHAnsi"/>
                 <w:w w:val="80"/>
                 <w:szCs w:val="24"/>
               </w:rPr>
-              <w:t>奉獻</w:t>
-            </w:r>
-            <w:r>
-              <w:rPr>
-                <w:rFonts w:ascii="Barlow Condensed Medium" w:eastAsia="華康中黑體" w:hAnsi="Barlow Condensed Medium" w:cstheme="minorHAnsi"/>
+              <w:t>1</w:t>
+            </w:r>
+            <w:r>
+              <w:rPr>
+                <w:rFonts w:ascii="Barlow Condensed Medium" w:eastAsia="標楷體" w:hAnsi="Barlow Condensed Medium" w:cstheme="minorHAnsi"/>
                 <w:w w:val="80"/>
                 <w:szCs w:val="24"/>
               </w:rPr>
-              <w:t>:</w:t>
-            </w:r>
-          </w:p>
-        </w:tc>
-        <w:tc>
-          <w:tcPr>
-            <w:tcW w:w="685" w:type="dxa"/>
+              <w:t>,</w:t>
+            </w:r>
+            <w:r>
+              <w:rPr>
+                <w:rFonts w:ascii="Barlow Condensed Medium" w:eastAsia="標楷體" w:hAnsi="Barlow Condensed Medium" w:cstheme="minorHAnsi" w:hint="eastAsia"/>
+                <w:w w:val="80"/>
+                <w:szCs w:val="24"/>
+              </w:rPr>
+              <w:t>5</w:t>
+            </w:r>
+            <w:r>
+              <w:rPr>
+                <w:rFonts w:ascii="Barlow Condensed Medium" w:eastAsia="標楷體" w:hAnsi="Barlow Condensed Medium" w:cstheme="minorHAnsi"/>
+                <w:w w:val="80"/>
+                <w:szCs w:val="24"/>
+              </w:rPr>
+              <w:t>00</w:t>
+            </w:r>
+          </w:p>
+        </w:tc>
+        <w:tc>
+          <w:tcPr>
+            <w:tcW w:w="686" w:type="dxa"/>
             <w:tcMar>
               <w:left w:w="28" w:type="dxa"/>
               <w:right w:w="28" w:type="dxa"/>
@@ -21938,16 +21446,15 @@
                 <w:rFonts w:ascii="Barlow Condensed Medium" w:eastAsia="標楷體" w:hAnsi="Barlow Condensed Medium" w:cstheme="minorHAnsi"/>
                 <w:w w:val="80"/>
                 <w:szCs w:val="24"/>
-                <w:lang w:eastAsia="zh-HK"/>
-              </w:rPr>
-            </w:pPr>
-            <w:r>
-              <w:rPr>
-                <w:rFonts w:ascii="Barlow Condensed Medium" w:eastAsia="標楷體" w:hAnsi="Barlow Condensed Medium" w:cstheme="minorHAnsi"/>
+              </w:rPr>
+            </w:pPr>
+            <w:r>
+              <w:rPr>
+                <w:rFonts w:ascii="Barlow Condensed Medium" w:eastAsia="標楷體" w:hAnsi="Barlow Condensed Medium" w:cstheme="minorHAnsi" w:hint="eastAsia"/>
                 <w:w w:val="80"/>
                 <w:szCs w:val="24"/>
               </w:rPr>
-              <w:t>62</w:t>
+              <w:t>54</w:t>
             </w:r>
             <w:r>
               <w:rPr>
@@ -21955,7 +21462,15 @@
                 <w:w w:val="80"/>
                 <w:szCs w:val="24"/>
               </w:rPr>
-              <w:t>-1</w:t>
+              <w:t>-</w:t>
+            </w:r>
+            <w:r>
+              <w:rPr>
+                <w:rFonts w:ascii="Barlow Condensed Medium" w:eastAsia="標楷體" w:hAnsi="Barlow Condensed Medium" w:cstheme="minorHAnsi" w:hint="eastAsia"/>
+                <w:w w:val="80"/>
+                <w:szCs w:val="24"/>
+              </w:rPr>
+              <w:t>4</w:t>
             </w:r>
             <w:r>
               <w:rPr>
@@ -21970,7 +21485,8 @@
         </w:tc>
         <w:tc>
           <w:tcPr>
-            <w:tcW w:w="685" w:type="dxa"/>
+            <w:tcW w:w="682" w:type="dxa"/>
+            <w:gridSpan w:val="2"/>
             <w:tcMar>
               <w:left w:w="113" w:type="dxa"/>
               <w:right w:w="28" w:type="dxa"/>
@@ -21980,7 +21496,6 @@
           <w:p>
             <w:pPr>
               <w:snapToGrid w:val="0"/>
-              <w:ind w:leftChars="-2" w:left="-5" w:rightChars="-3" w:right="-7"/>
               <w:rPr>
                 <w:rFonts w:ascii="Barlow Condensed Medium" w:eastAsia="標楷體" w:hAnsi="Barlow Condensed Medium" w:cstheme="minorHAnsi"/>
                 <w:w w:val="80"/>
@@ -22001,50 +21516,24 @@
                 <w:w w:val="80"/>
                 <w:szCs w:val="24"/>
               </w:rPr>
-              <w:t>,000</w:t>
-            </w:r>
-          </w:p>
-        </w:tc>
-        <w:tc>
-          <w:tcPr>
-            <w:tcW w:w="686" w:type="dxa"/>
-            <w:tcMar>
-              <w:left w:w="28" w:type="dxa"/>
-              <w:right w:w="28" w:type="dxa"/>
-            </w:tcMar>
-            <w:vAlign w:val="center"/>
-          </w:tcPr>
-          <w:p>
-            <w:pPr>
-              <w:snapToGrid w:val="0"/>
-              <w:jc w:val="right"/>
+              <w:t>,</w:t>
+            </w:r>
+            <w:r>
+              <w:rPr>
+                <w:rFonts w:ascii="Barlow Condensed Medium" w:eastAsia="標楷體" w:hAnsi="Barlow Condensed Medium" w:cstheme="minorHAnsi" w:hint="eastAsia"/>
+                <w:w w:val="80"/>
+                <w:szCs w:val="24"/>
+              </w:rPr>
+              <w:t>5</w:t>
+            </w:r>
+            <w:r>
               <w:rPr>
                 <w:rFonts w:ascii="Barlow Condensed Medium" w:eastAsia="標楷體" w:hAnsi="Barlow Condensed Medium" w:cstheme="minorHAnsi"/>
                 <w:w w:val="80"/>
                 <w:szCs w:val="24"/>
               </w:rPr>
-            </w:pPr>
-          </w:p>
-        </w:tc>
-        <w:tc>
-          <w:tcPr>
-            <w:tcW w:w="682" w:type="dxa"/>
-            <w:gridSpan w:val="2"/>
-            <w:tcMar>
-              <w:left w:w="113" w:type="dxa"/>
-              <w:right w:w="28" w:type="dxa"/>
-            </w:tcMar>
-            <w:vAlign w:val="center"/>
-          </w:tcPr>
-          <w:p>
-            <w:pPr>
-              <w:snapToGrid w:val="0"/>
-              <w:rPr>
-                <w:rFonts w:ascii="Barlow Condensed Medium" w:eastAsia="標楷體" w:hAnsi="Barlow Condensed Medium" w:cstheme="minorHAnsi"/>
-                <w:w w:val="80"/>
-                <w:szCs w:val="24"/>
-              </w:rPr>
-            </w:pPr>
+              <w:t>00</w:t>
+            </w:r>
           </w:p>
         </w:tc>
         <w:tc>
@@ -22106,7 +21595,6 @@
           <w:p>
             <w:pPr>
               <w:snapToGrid w:val="0"/>
-              <w:jc w:val="both"/>
               <w:rPr>
                 <w:rFonts w:ascii="Barlow Condensed Medium" w:eastAsia="華康中黑體" w:hAnsi="Barlow Condensed Medium" w:cstheme="minorHAnsi"/>
                 <w:w w:val="80"/>
@@ -22129,7 +21617,7 @@
               <w:snapToGrid w:val="0"/>
               <w:jc w:val="right"/>
               <w:rPr>
-                <w:rFonts w:ascii="Barlow Condensed Medium" w:eastAsia="標楷體" w:hAnsi="Barlow Condensed Medium" w:cstheme="minorHAnsi"/>
+                <w:rFonts w:ascii="Barlow Condensed Medium" w:eastAsia="標楷體" w:hAnsi="Barlow Condensed Medium" w:cstheme="minorHAnsi" w:hint="eastAsia"/>
                 <w:w w:val="80"/>
                 <w:szCs w:val="24"/>
               </w:rPr>
@@ -22171,7 +21659,7 @@
               <w:snapToGrid w:val="0"/>
               <w:jc w:val="right"/>
               <w:rPr>
-                <w:rFonts w:ascii="Barlow Condensed Medium" w:eastAsia="標楷體" w:hAnsi="Barlow Condensed Medium" w:cstheme="minorHAnsi"/>
+                <w:rFonts w:ascii="Barlow Condensed Medium" w:eastAsia="標楷體" w:hAnsi="Barlow Condensed Medium" w:cstheme="minorHAnsi" w:hint="eastAsia"/>
                 <w:w w:val="80"/>
                 <w:szCs w:val="24"/>
               </w:rPr>
@@ -22288,7 +21776,23 @@
                 <w:w w:val="80"/>
                 <w:szCs w:val="24"/>
               </w:rPr>
-              <w:t>台灣公報社</w:t>
+              <w:t>松年團契</w:t>
+            </w:r>
+            <w:r>
+              <w:rPr>
+                <w:rFonts w:ascii="Barlow Condensed Medium" w:eastAsia="華康中黑體" w:hAnsi="Barlow Condensed Medium" w:cstheme="minorHAnsi" w:hint="eastAsia"/>
+                <w:w w:val="80"/>
+                <w:szCs w:val="24"/>
+              </w:rPr>
+              <w:t>奉獻</w:t>
+            </w:r>
+            <w:r>
+              <w:rPr>
+                <w:rFonts w:ascii="Barlow Condensed Medium" w:eastAsia="華康中黑體" w:hAnsi="Barlow Condensed Medium" w:cstheme="minorHAnsi"/>
+                <w:w w:val="80"/>
+                <w:szCs w:val="24"/>
+              </w:rPr>
+              <w:t>:</w:t>
             </w:r>
           </w:p>
         </w:tc>
@@ -22309,15 +21813,16 @@
                 <w:rFonts w:ascii="Barlow Condensed Medium" w:eastAsia="標楷體" w:hAnsi="Barlow Condensed Medium" w:cstheme="minorHAnsi"/>
                 <w:w w:val="80"/>
                 <w:szCs w:val="24"/>
-              </w:rPr>
-            </w:pPr>
-            <w:r>
-              <w:rPr>
-                <w:rFonts w:ascii="Barlow Condensed Medium" w:eastAsia="標楷體" w:hAnsi="Barlow Condensed Medium" w:cstheme="minorHAnsi"/>
+                <w:lang w:eastAsia="zh-HK"/>
+              </w:rPr>
+            </w:pPr>
+            <w:r>
+              <w:rPr>
+                <w:rFonts w:ascii="Barlow Condensed Medium" w:eastAsia="標楷體" w:hAnsi="Barlow Condensed Medium" w:cstheme="minorHAnsi" w:hint="eastAsia"/>
                 <w:w w:val="80"/>
                 <w:szCs w:val="24"/>
               </w:rPr>
-              <w:t>6</w:t>
+              <w:t>7</w:t>
             </w:r>
             <w:r>
               <w:rPr>
@@ -22388,11 +21893,11 @@
             </w:pPr>
             <w:r>
               <w:rPr>
-                <w:rFonts w:ascii="Barlow Condensed Medium" w:eastAsia="標楷體" w:hAnsi="Barlow Condensed Medium" w:cstheme="minorHAnsi"/>
+                <w:rFonts w:ascii="Barlow Condensed Medium" w:eastAsia="標楷體" w:hAnsi="Barlow Condensed Medium" w:cstheme="minorHAnsi" w:hint="eastAsia"/>
                 <w:w w:val="80"/>
                 <w:szCs w:val="24"/>
               </w:rPr>
-              <w:t>2</w:t>
+              <w:t>7</w:t>
             </w:r>
             <w:r>
               <w:rPr>
@@ -22400,7 +21905,7 @@
                 <w:w w:val="80"/>
                 <w:szCs w:val="24"/>
               </w:rPr>
-              <w:t>2</w:t>
+              <w:t>-1</w:t>
             </w:r>
             <w:r>
               <w:rPr>
@@ -22470,23 +21975,6 @@
                 <w:szCs w:val="24"/>
               </w:rPr>
             </w:pPr>
-            <w:r>
-              <w:rPr>
-                <w:rFonts w:ascii="Barlow Condensed Medium" w:eastAsia="標楷體" w:hAnsi="Barlow Condensed Medium" w:cstheme="minorHAnsi" w:hint="eastAsia"/>
-                <w:w w:val="80"/>
-                <w:szCs w:val="24"/>
-              </w:rPr>
-              <w:t>10</w:t>
-            </w:r>
-            <w:r>
-              <w:rPr>
-                <w:rFonts w:ascii="Barlow Condensed Medium" w:eastAsia="標楷體" w:hAnsi="Barlow Condensed Medium" w:cstheme="minorHAnsi" w:hint="eastAsia"/>
-                <w:w w:val="80"/>
-                <w:szCs w:val="24"/>
-                <w:lang w:eastAsia="zh-HK"/>
-              </w:rPr>
-              <w:t>號</w:t>
-            </w:r>
           </w:p>
         </w:tc>
         <w:tc>
@@ -22507,22 +21995,6 @@
                 <w:szCs w:val="24"/>
               </w:rPr>
             </w:pPr>
-            <w:r>
-              <w:rPr>
-                <w:rFonts w:ascii="Barlow Condensed Medium" w:eastAsia="標楷體" w:hAnsi="Barlow Condensed Medium" w:cstheme="minorHAnsi"/>
-                <w:w w:val="80"/>
-                <w:szCs w:val="24"/>
-              </w:rPr>
-              <w:t>1</w:t>
-            </w:r>
-            <w:r>
-              <w:rPr>
-                <w:rFonts w:ascii="Barlow Condensed Medium" w:eastAsia="標楷體" w:hAnsi="Barlow Condensed Medium" w:cstheme="minorHAnsi"/>
-                <w:w w:val="80"/>
-                <w:szCs w:val="24"/>
-              </w:rPr>
-              <w:t>,000</w:t>
-            </w:r>
           </w:p>
         </w:tc>
       </w:tr>
@@ -22549,30 +22021,6 @@
                 <w:szCs w:val="24"/>
               </w:rPr>
             </w:pPr>
-            <w:r>
-              <w:rPr>
-                <w:rFonts w:ascii="Barlow Condensed Medium" w:eastAsia="華康中黑體" w:hAnsi="Barlow Condensed Medium" w:cstheme="minorHAnsi" w:hint="eastAsia"/>
-                <w:w w:val="80"/>
-                <w:szCs w:val="24"/>
-              </w:rPr>
-              <w:t xml:space="preserve">  </w:t>
-            </w:r>
-            <w:r>
-              <w:rPr>
-                <w:rFonts w:ascii="Barlow Condensed Medium" w:eastAsia="華康中黑體" w:hAnsi="Barlow Condensed Medium" w:cstheme="minorHAnsi" w:hint="eastAsia"/>
-                <w:w w:val="80"/>
-                <w:szCs w:val="24"/>
-              </w:rPr>
-              <w:t>奉獻</w:t>
-            </w:r>
-            <w:r>
-              <w:rPr>
-                <w:rFonts w:ascii="Barlow Condensed Medium" w:eastAsia="華康中黑體" w:hAnsi="Barlow Condensed Medium" w:cstheme="minorHAnsi"/>
-                <w:w w:val="80"/>
-                <w:szCs w:val="24"/>
-              </w:rPr>
-              <w:t>:</w:t>
-            </w:r>
           </w:p>
         </w:tc>
         <w:tc>
@@ -22594,23 +22042,6 @@
                 <w:szCs w:val="24"/>
               </w:rPr>
             </w:pPr>
-            <w:r>
-              <w:rPr>
-                <w:rFonts w:ascii="Barlow Condensed Medium" w:eastAsia="標楷體" w:hAnsi="Barlow Condensed Medium" w:cstheme="minorHAnsi" w:hint="eastAsia"/>
-                <w:w w:val="80"/>
-                <w:szCs w:val="24"/>
-              </w:rPr>
-              <w:t>20</w:t>
-            </w:r>
-            <w:r>
-              <w:rPr>
-                <w:rFonts w:ascii="Barlow Condensed Medium" w:eastAsia="標楷體" w:hAnsi="Barlow Condensed Medium" w:cstheme="minorHAnsi" w:hint="eastAsia"/>
-                <w:w w:val="80"/>
-                <w:szCs w:val="24"/>
-                <w:lang w:eastAsia="zh-HK"/>
-              </w:rPr>
-              <w:t>號</w:t>
-            </w:r>
           </w:p>
         </w:tc>
         <w:tc>
@@ -22632,22 +22063,6 @@
                 <w:szCs w:val="24"/>
               </w:rPr>
             </w:pPr>
-            <w:r>
-              <w:rPr>
-                <w:rFonts w:ascii="Barlow Condensed Medium" w:eastAsia="標楷體" w:hAnsi="Barlow Condensed Medium" w:cstheme="minorHAnsi" w:hint="eastAsia"/>
-                <w:w w:val="80"/>
-                <w:szCs w:val="24"/>
-              </w:rPr>
-              <w:t>5</w:t>
-            </w:r>
-            <w:r>
-              <w:rPr>
-                <w:rFonts w:ascii="Barlow Condensed Medium" w:eastAsia="標楷體" w:hAnsi="Barlow Condensed Medium" w:cstheme="minorHAnsi"/>
-                <w:w w:val="80"/>
-                <w:szCs w:val="24"/>
-              </w:rPr>
-              <w:t>00</w:t>
-            </w:r>
           </w:p>
         </w:tc>
         <w:tc>
@@ -22669,23 +22084,6 @@
                 <w:szCs w:val="24"/>
               </w:rPr>
             </w:pPr>
-            <w:r>
-              <w:rPr>
-                <w:rFonts w:ascii="Barlow Condensed Medium" w:eastAsia="標楷體" w:hAnsi="Barlow Condensed Medium" w:cstheme="minorHAnsi" w:hint="eastAsia"/>
-                <w:w w:val="80"/>
-                <w:szCs w:val="24"/>
-              </w:rPr>
-              <w:t>9-1</w:t>
-            </w:r>
-            <w:r>
-              <w:rPr>
-                <w:rFonts w:ascii="Barlow Condensed Medium" w:eastAsia="標楷體" w:hAnsi="Barlow Condensed Medium" w:cstheme="minorHAnsi" w:hint="eastAsia"/>
-                <w:w w:val="80"/>
-                <w:szCs w:val="24"/>
-                <w:lang w:eastAsia="zh-HK"/>
-              </w:rPr>
-              <w:t>號</w:t>
-            </w:r>
           </w:p>
         </w:tc>
         <w:tc>
@@ -22707,22 +22105,6 @@
                 <w:szCs w:val="24"/>
               </w:rPr>
             </w:pPr>
-            <w:r>
-              <w:rPr>
-                <w:rFonts w:ascii="Barlow Condensed Medium" w:eastAsia="標楷體" w:hAnsi="Barlow Condensed Medium" w:cstheme="minorHAnsi"/>
-                <w:w w:val="80"/>
-                <w:szCs w:val="24"/>
-              </w:rPr>
-              <w:t>1</w:t>
-            </w:r>
-            <w:r>
-              <w:rPr>
-                <w:rFonts w:ascii="Barlow Condensed Medium" w:eastAsia="標楷體" w:hAnsi="Barlow Condensed Medium" w:cstheme="minorHAnsi"/>
-                <w:w w:val="80"/>
-                <w:szCs w:val="24"/>
-              </w:rPr>
-              <w:t>,000</w:t>
-            </w:r>
           </w:p>
         </w:tc>
         <w:tc>
@@ -22745,23 +22127,6 @@
                 <w:szCs w:val="24"/>
               </w:rPr>
             </w:pPr>
-            <w:r>
-              <w:rPr>
-                <w:rFonts w:ascii="Barlow Condensed Medium" w:eastAsia="標楷體" w:hAnsi="Barlow Condensed Medium" w:cstheme="minorHAnsi" w:hint="eastAsia"/>
-                <w:w w:val="80"/>
-                <w:szCs w:val="24"/>
-              </w:rPr>
-              <w:t>17</w:t>
-            </w:r>
-            <w:r>
-              <w:rPr>
-                <w:rFonts w:ascii="Barlow Condensed Medium" w:eastAsia="標楷體" w:hAnsi="Barlow Condensed Medium" w:cstheme="minorHAnsi" w:hint="eastAsia"/>
-                <w:w w:val="80"/>
-                <w:szCs w:val="24"/>
-                <w:lang w:eastAsia="zh-HK"/>
-              </w:rPr>
-              <w:t>號</w:t>
-            </w:r>
           </w:p>
         </w:tc>
         <w:tc>
@@ -22782,22 +22147,6 @@
                 <w:szCs w:val="24"/>
               </w:rPr>
             </w:pPr>
-            <w:r>
-              <w:rPr>
-                <w:rFonts w:ascii="Barlow Condensed Medium" w:eastAsia="標楷體" w:hAnsi="Barlow Condensed Medium" w:cstheme="minorHAnsi"/>
-                <w:w w:val="80"/>
-                <w:szCs w:val="24"/>
-              </w:rPr>
-              <w:t>1</w:t>
-            </w:r>
-            <w:r>
-              <w:rPr>
-                <w:rFonts w:ascii="Barlow Condensed Medium" w:eastAsia="標楷體" w:hAnsi="Barlow Condensed Medium" w:cstheme="minorHAnsi"/>
-                <w:w w:val="80"/>
-                <w:szCs w:val="24"/>
-              </w:rPr>
-              <w:t>,000</w:t>
-            </w:r>
           </w:p>
         </w:tc>
       </w:tr>
@@ -22824,6 +22173,47 @@
                 <w:szCs w:val="24"/>
               </w:rPr>
             </w:pPr>
+            <w:r>
+              <w:rPr>
+                <w:rFonts w:ascii="Barlow Condensed Medium" w:eastAsia="華康中黑體" w:hAnsi="Barlow Condensed Medium" w:cstheme="minorHAnsi"/>
+                <w:w w:val="80"/>
+                <w:szCs w:val="24"/>
+              </w:rPr>
+              <w:sym w:font="Wingdings 2" w:char="F0AE"/>
+            </w:r>
+            <w:r>
+              <w:rPr>
+                <w:rFonts w:ascii="Barlow Condensed Medium" w:eastAsia="華康中黑體" w:hAnsi="Barlow Condensed Medium" w:cstheme="minorHAnsi" w:hint="eastAsia"/>
+                <w:w w:val="80"/>
+                <w:szCs w:val="24"/>
+                <w:lang w:eastAsia="zh-HK"/>
+              </w:rPr>
+              <w:t>為</w:t>
+            </w:r>
+            <w:r>
+              <w:rPr>
+                <w:rFonts w:ascii="Barlow Condensed Medium" w:eastAsia="華康中黑體" w:hAnsi="Barlow Condensed Medium" w:cstheme="minorHAnsi" w:hint="eastAsia"/>
+                <w:w w:val="80"/>
+                <w:szCs w:val="24"/>
+              </w:rPr>
+              <w:t>聖歌隊</w:t>
+            </w:r>
+            <w:r>
+              <w:rPr>
+                <w:rFonts w:ascii="Barlow Condensed Medium" w:eastAsia="華康中黑體" w:hAnsi="Barlow Condensed Medium" w:cstheme="minorHAnsi" w:hint="eastAsia"/>
+                <w:w w:val="80"/>
+                <w:szCs w:val="24"/>
+              </w:rPr>
+              <w:t>奉獻</w:t>
+            </w:r>
+            <w:r>
+              <w:rPr>
+                <w:rFonts w:ascii="Barlow Condensed Medium" w:eastAsia="華康中黑體" w:hAnsi="Barlow Condensed Medium" w:cstheme="minorHAnsi"/>
+                <w:w w:val="80"/>
+                <w:szCs w:val="24"/>
+              </w:rPr>
+              <w:t>:</w:t>
+            </w:r>
           </w:p>
         </w:tc>
         <w:tc>
@@ -22851,7 +22241,7 @@
                 <w:w w:val="80"/>
                 <w:szCs w:val="24"/>
               </w:rPr>
-              <w:t>49</w:t>
+              <w:t>7</w:t>
             </w:r>
             <w:r>
               <w:rPr>
@@ -22926,7 +22316,7 @@
                 <w:w w:val="80"/>
                 <w:szCs w:val="24"/>
               </w:rPr>
-              <w:t>50</w:t>
+              <w:t>62</w:t>
             </w:r>
             <w:r>
               <w:rPr>
@@ -22960,11 +22350,11 @@
             </w:pPr>
             <w:r>
               <w:rPr>
-                <w:rFonts w:ascii="Barlow Condensed Medium" w:eastAsia="標楷體" w:hAnsi="Barlow Condensed Medium" w:cstheme="minorHAnsi"/>
+                <w:rFonts w:ascii="Barlow Condensed Medium" w:eastAsia="標楷體" w:hAnsi="Barlow Condensed Medium" w:cstheme="minorHAnsi" w:hint="eastAsia"/>
                 <w:w w:val="80"/>
                 <w:szCs w:val="24"/>
               </w:rPr>
-              <w:t>1</w:t>
+              <w:t>2</w:t>
             </w:r>
             <w:r>
               <w:rPr>
@@ -22996,30 +22386,6 @@
                 <w:szCs w:val="24"/>
               </w:rPr>
             </w:pPr>
-            <w:r>
-              <w:rPr>
-                <w:rFonts w:ascii="Barlow Condensed Medium" w:eastAsia="標楷體" w:hAnsi="Barlow Condensed Medium" w:cstheme="minorHAnsi" w:hint="eastAsia"/>
-                <w:w w:val="80"/>
-                <w:szCs w:val="24"/>
-              </w:rPr>
-              <w:t>有志</w:t>
-            </w:r>
-            <w:r>
-              <w:rPr>
-                <w:rFonts w:ascii="Barlow Condensed Medium" w:eastAsia="標楷體" w:hAnsi="Barlow Condensed Medium" w:cstheme="minorHAnsi" w:hint="eastAsia"/>
-                <w:w w:val="80"/>
-                <w:szCs w:val="24"/>
-              </w:rPr>
-              <w:t>*</w:t>
-            </w:r>
-            <w:r>
-              <w:rPr>
-                <w:rFonts w:ascii="Barlow Condensed Medium" w:eastAsia="標楷體" w:hAnsi="Barlow Condensed Medium" w:cstheme="minorHAnsi"/>
-                <w:w w:val="80"/>
-                <w:szCs w:val="24"/>
-              </w:rPr>
-              <w:t>2</w:t>
-            </w:r>
           </w:p>
         </w:tc>
         <w:tc>
@@ -23040,22 +22406,384 @@
                 <w:szCs w:val="24"/>
               </w:rPr>
             </w:pPr>
+          </w:p>
+        </w:tc>
+      </w:tr>
+      <w:tr>
+        <w:trPr>
+          <w:trHeight w:hRule="exact" w:val="340"/>
+        </w:trPr>
+        <w:tc>
+          <w:tcPr>
+            <w:tcW w:w="1622" w:type="dxa"/>
+            <w:tcMar>
+              <w:left w:w="28" w:type="dxa"/>
+              <w:right w:w="28" w:type="dxa"/>
+            </w:tcMar>
+            <w:vAlign w:val="center"/>
+          </w:tcPr>
+          <w:p>
+            <w:pPr>
+              <w:snapToGrid w:val="0"/>
+              <w:jc w:val="both"/>
+              <w:rPr>
+                <w:rFonts w:ascii="Barlow Condensed Medium" w:eastAsia="華康中黑體" w:hAnsi="Barlow Condensed Medium" w:cstheme="minorHAnsi"/>
+                <w:w w:val="80"/>
+                <w:szCs w:val="24"/>
+              </w:rPr>
+            </w:pPr>
+          </w:p>
+        </w:tc>
+        <w:tc>
+          <w:tcPr>
+            <w:tcW w:w="685" w:type="dxa"/>
+            <w:tcMar>
+              <w:left w:w="28" w:type="dxa"/>
+              <w:right w:w="28" w:type="dxa"/>
+            </w:tcMar>
+            <w:vAlign w:val="center"/>
+          </w:tcPr>
+          <w:p>
+            <w:pPr>
+              <w:snapToGrid w:val="0"/>
+              <w:jc w:val="right"/>
+              <w:rPr>
+                <w:rFonts w:ascii="Barlow Condensed Medium" w:eastAsia="標楷體" w:hAnsi="Barlow Condensed Medium" w:cstheme="minorHAnsi"/>
+                <w:w w:val="80"/>
+                <w:szCs w:val="24"/>
+              </w:rPr>
+            </w:pPr>
+          </w:p>
+        </w:tc>
+        <w:tc>
+          <w:tcPr>
+            <w:tcW w:w="685" w:type="dxa"/>
+            <w:tcMar>
+              <w:left w:w="113" w:type="dxa"/>
+              <w:right w:w="28" w:type="dxa"/>
+            </w:tcMar>
+            <w:vAlign w:val="center"/>
+          </w:tcPr>
+          <w:p>
+            <w:pPr>
+              <w:snapToGrid w:val="0"/>
+              <w:ind w:leftChars="-2" w:left="-5" w:rightChars="-3" w:right="-7"/>
+              <w:rPr>
+                <w:rFonts w:ascii="Barlow Condensed Medium" w:eastAsia="標楷體" w:hAnsi="Barlow Condensed Medium" w:cstheme="minorHAnsi"/>
+                <w:w w:val="80"/>
+                <w:szCs w:val="24"/>
+              </w:rPr>
+            </w:pPr>
+          </w:p>
+        </w:tc>
+        <w:tc>
+          <w:tcPr>
+            <w:tcW w:w="686" w:type="dxa"/>
+            <w:tcMar>
+              <w:left w:w="28" w:type="dxa"/>
+              <w:right w:w="28" w:type="dxa"/>
+            </w:tcMar>
+            <w:vAlign w:val="center"/>
+          </w:tcPr>
+          <w:p>
+            <w:pPr>
+              <w:snapToGrid w:val="0"/>
+              <w:jc w:val="right"/>
+              <w:rPr>
+                <w:rFonts w:ascii="Barlow Condensed Medium" w:eastAsia="標楷體" w:hAnsi="Barlow Condensed Medium" w:cstheme="minorHAnsi"/>
+                <w:w w:val="80"/>
+                <w:szCs w:val="24"/>
+              </w:rPr>
+            </w:pPr>
+          </w:p>
+        </w:tc>
+        <w:tc>
+          <w:tcPr>
+            <w:tcW w:w="682" w:type="dxa"/>
+            <w:gridSpan w:val="2"/>
+            <w:tcMar>
+              <w:left w:w="113" w:type="dxa"/>
+              <w:right w:w="28" w:type="dxa"/>
+            </w:tcMar>
+            <w:vAlign w:val="center"/>
+          </w:tcPr>
+          <w:p>
+            <w:pPr>
+              <w:snapToGrid w:val="0"/>
+              <w:rPr>
+                <w:rFonts w:ascii="Barlow Condensed Medium" w:eastAsia="標楷體" w:hAnsi="Barlow Condensed Medium" w:cstheme="minorHAnsi"/>
+                <w:w w:val="80"/>
+                <w:szCs w:val="24"/>
+              </w:rPr>
+            </w:pPr>
+          </w:p>
+        </w:tc>
+        <w:tc>
+          <w:tcPr>
+            <w:tcW w:w="683" w:type="dxa"/>
+            <w:gridSpan w:val="2"/>
+            <w:tcMar>
+              <w:left w:w="28" w:type="dxa"/>
+              <w:right w:w="28" w:type="dxa"/>
+            </w:tcMar>
+            <w:vAlign w:val="center"/>
+          </w:tcPr>
+          <w:p>
+            <w:pPr>
+              <w:snapToGrid w:val="0"/>
+              <w:jc w:val="right"/>
+              <w:rPr>
+                <w:rFonts w:ascii="Barlow Condensed Medium" w:eastAsia="標楷體" w:hAnsi="Barlow Condensed Medium" w:cstheme="minorHAnsi"/>
+                <w:w w:val="80"/>
+                <w:szCs w:val="24"/>
+              </w:rPr>
+            </w:pPr>
+          </w:p>
+        </w:tc>
+        <w:tc>
+          <w:tcPr>
+            <w:tcW w:w="683" w:type="dxa"/>
+            <w:tcMar>
+              <w:left w:w="113" w:type="dxa"/>
+              <w:right w:w="28" w:type="dxa"/>
+            </w:tcMar>
+            <w:vAlign w:val="center"/>
+          </w:tcPr>
+          <w:p>
+            <w:pPr>
+              <w:snapToGrid w:val="0"/>
+              <w:rPr>
+                <w:rFonts w:ascii="Barlow Condensed Medium" w:eastAsia="標楷體" w:hAnsi="Barlow Condensed Medium" w:cstheme="minorHAnsi"/>
+                <w:w w:val="80"/>
+                <w:szCs w:val="24"/>
+              </w:rPr>
+            </w:pPr>
+          </w:p>
+        </w:tc>
+      </w:tr>
+      <w:tr>
+        <w:trPr>
+          <w:trHeight w:hRule="exact" w:val="340"/>
+        </w:trPr>
+        <w:tc>
+          <w:tcPr>
+            <w:tcW w:w="1622" w:type="dxa"/>
+            <w:tcMar>
+              <w:left w:w="28" w:type="dxa"/>
+              <w:right w:w="28" w:type="dxa"/>
+            </w:tcMar>
+            <w:vAlign w:val="center"/>
+          </w:tcPr>
+          <w:p>
+            <w:pPr>
+              <w:snapToGrid w:val="0"/>
+              <w:jc w:val="both"/>
+              <w:rPr>
+                <w:rFonts w:ascii="Barlow Condensed Medium" w:eastAsia="華康中黑體" w:hAnsi="Barlow Condensed Medium" w:cstheme="minorHAnsi"/>
+                <w:w w:val="80"/>
+                <w:szCs w:val="24"/>
+              </w:rPr>
+            </w:pPr>
+            <w:r>
+              <w:rPr>
+                <w:rFonts w:ascii="Barlow Condensed Medium" w:eastAsia="華康中黑體" w:hAnsi="Barlow Condensed Medium" w:cstheme="minorHAnsi"/>
+                <w:w w:val="80"/>
+                <w:szCs w:val="24"/>
+              </w:rPr>
+              <w:sym w:font="Wingdings 2" w:char="F0AE"/>
+            </w:r>
+            <w:r>
+              <w:rPr>
+                <w:rFonts w:ascii="Barlow Condensed Medium" w:eastAsia="華康中黑體" w:hAnsi="Barlow Condensed Medium" w:cstheme="minorHAnsi" w:hint="eastAsia"/>
+                <w:w w:val="80"/>
+                <w:szCs w:val="24"/>
+                <w:lang w:eastAsia="zh-HK"/>
+              </w:rPr>
+              <w:t>為</w:t>
+            </w:r>
+            <w:r>
+              <w:rPr>
+                <w:rFonts w:ascii="Barlow Condensed Medium" w:eastAsia="華康中黑體" w:hAnsi="Barlow Condensed Medium" w:cstheme="minorHAnsi" w:hint="eastAsia"/>
+                <w:w w:val="80"/>
+                <w:szCs w:val="24"/>
+              </w:rPr>
+              <w:t>婦女</w:t>
+            </w:r>
+            <w:r>
+              <w:rPr>
+                <w:rFonts w:ascii="Barlow Condensed Medium" w:eastAsia="華康中黑體" w:hAnsi="Barlow Condensed Medium" w:cstheme="minorHAnsi" w:hint="eastAsia"/>
+                <w:w w:val="80"/>
+                <w:szCs w:val="24"/>
+              </w:rPr>
+              <w:t>團契奉獻</w:t>
+            </w:r>
+            <w:r>
+              <w:rPr>
+                <w:rFonts w:ascii="Barlow Condensed Medium" w:eastAsia="華康中黑體" w:hAnsi="Barlow Condensed Medium" w:cstheme="minorHAnsi" w:hint="eastAsia"/>
+                <w:w w:val="80"/>
+                <w:szCs w:val="24"/>
+              </w:rPr>
+              <w:t>:</w:t>
+            </w:r>
+          </w:p>
+        </w:tc>
+        <w:tc>
+          <w:tcPr>
+            <w:tcW w:w="685" w:type="dxa"/>
+            <w:tcMar>
+              <w:left w:w="28" w:type="dxa"/>
+              <w:right w:w="28" w:type="dxa"/>
+            </w:tcMar>
+            <w:vAlign w:val="center"/>
+          </w:tcPr>
+          <w:p>
+            <w:pPr>
+              <w:snapToGrid w:val="0"/>
+              <w:jc w:val="right"/>
+              <w:rPr>
+                <w:rFonts w:ascii="Barlow Condensed Medium" w:eastAsia="標楷體" w:hAnsi="Barlow Condensed Medium" w:cstheme="minorHAnsi"/>
+                <w:w w:val="80"/>
+                <w:szCs w:val="24"/>
+              </w:rPr>
+            </w:pPr>
             <w:r>
               <w:rPr>
                 <w:rFonts w:ascii="Barlow Condensed Medium" w:eastAsia="標楷體" w:hAnsi="Barlow Condensed Medium" w:cstheme="minorHAnsi" w:hint="eastAsia"/>
                 <w:w w:val="80"/>
                 <w:szCs w:val="24"/>
               </w:rPr>
-              <w:t>2</w:t>
-            </w:r>
-            <w:r>
+              <w:t>7-1</w:t>
+            </w:r>
+            <w:r>
+              <w:rPr>
+                <w:rFonts w:ascii="Barlow Condensed Medium" w:eastAsia="標楷體" w:hAnsi="Barlow Condensed Medium" w:cstheme="minorHAnsi" w:hint="eastAsia"/>
+                <w:w w:val="80"/>
+                <w:szCs w:val="24"/>
+                <w:lang w:eastAsia="zh-HK"/>
+              </w:rPr>
+              <w:t>號</w:t>
+            </w:r>
+          </w:p>
+        </w:tc>
+        <w:tc>
+          <w:tcPr>
+            <w:tcW w:w="685" w:type="dxa"/>
+            <w:tcMar>
+              <w:left w:w="113" w:type="dxa"/>
+              <w:right w:w="28" w:type="dxa"/>
+            </w:tcMar>
+            <w:vAlign w:val="center"/>
+          </w:tcPr>
+          <w:p>
+            <w:pPr>
+              <w:snapToGrid w:val="0"/>
+              <w:ind w:leftChars="-2" w:left="-5" w:rightChars="-3" w:right="-7"/>
               <w:rPr>
                 <w:rFonts w:ascii="Barlow Condensed Medium" w:eastAsia="標楷體" w:hAnsi="Barlow Condensed Medium" w:cstheme="minorHAnsi"/>
                 <w:w w:val="80"/>
                 <w:szCs w:val="24"/>
               </w:rPr>
-              <w:t>00</w:t>
-            </w:r>
+            </w:pPr>
+            <w:r>
+              <w:rPr>
+                <w:rFonts w:ascii="Barlow Condensed Medium" w:eastAsia="標楷體" w:hAnsi="Barlow Condensed Medium" w:cstheme="minorHAnsi"/>
+                <w:w w:val="80"/>
+                <w:szCs w:val="24"/>
+              </w:rPr>
+              <w:t>1</w:t>
+            </w:r>
+            <w:r>
+              <w:rPr>
+                <w:rFonts w:ascii="Barlow Condensed Medium" w:eastAsia="標楷體" w:hAnsi="Barlow Condensed Medium" w:cstheme="minorHAnsi"/>
+                <w:w w:val="80"/>
+                <w:szCs w:val="24"/>
+              </w:rPr>
+              <w:t>,000</w:t>
+            </w:r>
+          </w:p>
+        </w:tc>
+        <w:tc>
+          <w:tcPr>
+            <w:tcW w:w="686" w:type="dxa"/>
+            <w:tcMar>
+              <w:left w:w="28" w:type="dxa"/>
+              <w:right w:w="28" w:type="dxa"/>
+            </w:tcMar>
+            <w:vAlign w:val="center"/>
+          </w:tcPr>
+          <w:p>
+            <w:pPr>
+              <w:snapToGrid w:val="0"/>
+              <w:jc w:val="right"/>
+              <w:rPr>
+                <w:rFonts w:ascii="Barlow Condensed Medium" w:eastAsia="標楷體" w:hAnsi="Barlow Condensed Medium" w:cstheme="minorHAnsi"/>
+                <w:w w:val="80"/>
+                <w:szCs w:val="24"/>
+              </w:rPr>
+            </w:pPr>
+          </w:p>
+        </w:tc>
+        <w:tc>
+          <w:tcPr>
+            <w:tcW w:w="682" w:type="dxa"/>
+            <w:gridSpan w:val="2"/>
+            <w:tcMar>
+              <w:left w:w="113" w:type="dxa"/>
+              <w:right w:w="28" w:type="dxa"/>
+            </w:tcMar>
+            <w:vAlign w:val="center"/>
+          </w:tcPr>
+          <w:p>
+            <w:pPr>
+              <w:snapToGrid w:val="0"/>
+              <w:rPr>
+                <w:rFonts w:ascii="Barlow Condensed Medium" w:eastAsia="標楷體" w:hAnsi="Barlow Condensed Medium" w:cstheme="minorHAnsi"/>
+                <w:w w:val="80"/>
+                <w:szCs w:val="24"/>
+              </w:rPr>
+            </w:pPr>
+          </w:p>
+        </w:tc>
+        <w:tc>
+          <w:tcPr>
+            <w:tcW w:w="683" w:type="dxa"/>
+            <w:gridSpan w:val="2"/>
+            <w:tcMar>
+              <w:left w:w="28" w:type="dxa"/>
+              <w:right w:w="28" w:type="dxa"/>
+            </w:tcMar>
+            <w:vAlign w:val="center"/>
+          </w:tcPr>
+          <w:p>
+            <w:pPr>
+              <w:snapToGrid w:val="0"/>
+              <w:jc w:val="right"/>
+              <w:rPr>
+                <w:rFonts w:ascii="Barlow Condensed Medium" w:eastAsia="標楷體" w:hAnsi="Barlow Condensed Medium" w:cstheme="minorHAnsi"/>
+                <w:w w:val="80"/>
+                <w:szCs w:val="24"/>
+              </w:rPr>
+            </w:pPr>
+          </w:p>
+        </w:tc>
+        <w:tc>
+          <w:tcPr>
+            <w:tcW w:w="683" w:type="dxa"/>
+            <w:tcMar>
+              <w:left w:w="113" w:type="dxa"/>
+              <w:right w:w="28" w:type="dxa"/>
+            </w:tcMar>
+            <w:vAlign w:val="center"/>
+          </w:tcPr>
+          <w:p>
+            <w:pPr>
+              <w:snapToGrid w:val="0"/>
+              <w:rPr>
+                <w:rFonts w:ascii="Barlow Condensed Medium" w:eastAsia="標楷體" w:hAnsi="Barlow Condensed Medium" w:cstheme="minorHAnsi"/>
+                <w:w w:val="80"/>
+                <w:szCs w:val="24"/>
+              </w:rPr>
+            </w:pPr>
           </w:p>
         </w:tc>
       </w:tr>
@@ -23109,8 +22837,8 @@
         <w:tblLook w:val="04A0" w:firstRow="1" w:lastRow="0" w:firstColumn="1" w:lastColumn="0" w:noHBand="0" w:noVBand="1"/>
       </w:tblPr>
       <w:tblGrid>
-        <w:gridCol w:w="756"/>
-        <w:gridCol w:w="2061"/>
+        <w:gridCol w:w="911"/>
+        <w:gridCol w:w="1904"/>
       </w:tblGrid>
       <w:tr>
         <w:tc>
@@ -23383,7 +23111,6 @@
                 <w:szCs w:val="20"/>
               </w:rPr>
             </w:pPr>
-            <w:proofErr w:type="gramStart"/>
             <w:r>
               <w:rPr>
                 <w:rFonts w:ascii="Barlow Condensed Medium" w:eastAsia="華康儷中黑" w:hAnsi="Barlow Condensed Medium" w:cstheme="minorHAnsi"/>
@@ -23393,7 +23120,6 @@
               </w:rPr>
               <w:t>一</w:t>
             </w:r>
-            <w:proofErr w:type="gramEnd"/>
             <w:r>
               <w:rPr>
                 <w:rFonts w:ascii="Barlow Condensed Medium" w:eastAsia="華康儷中黑" w:hAnsi="Barlow Condensed Medium" w:cstheme="minorHAnsi"/>
@@ -23746,7 +23472,6 @@
                 <w:szCs w:val="20"/>
               </w:rPr>
             </w:pPr>
-            <w:proofErr w:type="gramStart"/>
             <w:r>
               <w:rPr>
                 <w:rFonts w:ascii="Barlow Condensed Medium" w:eastAsia="華康儷中黑" w:hAnsi="Barlow Condensed Medium" w:cstheme="minorHAnsi"/>
@@ -23756,7 +23481,6 @@
               </w:rPr>
               <w:t>三</w:t>
             </w:r>
-            <w:proofErr w:type="gramEnd"/>
             <w:r>
               <w:rPr>
                 <w:rFonts w:ascii="Barlow Condensed Medium" w:eastAsia="華康儷中黑" w:hAnsi="Barlow Condensed Medium" w:cstheme="minorHAnsi"/>
@@ -24516,7 +24240,6 @@
           </wp:anchor>
         </w:drawing>
       </w:r>
-      <w:proofErr w:type="gramStart"/>
       <w:r>
         <w:rPr>
           <w:rFonts w:ascii="Yanone Kaffeesatz Regular" w:eastAsia="華康儷中黑" w:hAnsi="Yanone Kaffeesatz Regular" w:cs="Arial"/>
@@ -24526,7 +24249,6 @@
         </w:rPr>
         <w:t>註</w:t>
       </w:r>
-      <w:proofErr w:type="gramEnd"/>
       <w:r>
         <w:rPr>
           <w:rFonts w:ascii="Yanone Kaffeesatz Regular" w:eastAsia="華康儷中黑" w:hAnsi="Yanone Kaffeesatz Regular" w:cs="Arial" w:hint="eastAsia"/>
@@ -24693,7 +24415,6 @@
         </w:rPr>
         <w:t>，</w:t>
       </w:r>
-      <w:proofErr w:type="gramStart"/>
       <w:r>
         <w:rPr>
           <w:rFonts w:ascii="Yanone Kaffeesatz Regular" w:eastAsia="華康儷中黑" w:hAnsi="Yanone Kaffeesatz Regular" w:cs="Arial" w:hint="eastAsia"/>
@@ -24719,17 +24440,7 @@
           <w:sz w:val="26"/>
           <w:szCs w:val="26"/>
         </w:rPr>
-        <w:t>省略</w:t>
-      </w:r>
-      <w:proofErr w:type="gramEnd"/>
-      <w:r>
-        <w:rPr>
-          <w:rFonts w:ascii="Yanone Kaffeesatz Regular" w:eastAsia="華康儷中黑" w:hAnsi="Yanone Kaffeesatz Regular" w:cs="Arial" w:hint="eastAsia"/>
-          <w:w w:val="60"/>
-          <w:sz w:val="26"/>
-          <w:szCs w:val="26"/>
-        </w:rPr>
-        <w:t>章</w:t>
+        <w:t>省略章</w:t>
       </w:r>
       <w:r>
         <w:rPr>
@@ -24878,7 +24589,6 @@
           <w:szCs w:val="26"/>
         </w:rPr>
       </w:pPr>
-      <w:proofErr w:type="gramStart"/>
       <w:r>
         <w:rPr>
           <w:rFonts w:ascii="Barlow Condensed Medium" w:eastAsia="華康儷中黑" w:hAnsi="Barlow Condensed Medium" w:cs="Arial" w:hint="eastAsia"/>
@@ -24886,17 +24596,7 @@
           <w:sz w:val="26"/>
           <w:szCs w:val="26"/>
         </w:rPr>
-        <w:t>鑰</w:t>
-      </w:r>
-      <w:proofErr w:type="gramEnd"/>
-      <w:r>
-        <w:rPr>
-          <w:rFonts w:ascii="Barlow Condensed Medium" w:eastAsia="華康儷中黑" w:hAnsi="Barlow Condensed Medium" w:cs="Arial" w:hint="eastAsia"/>
-          <w:w w:val="80"/>
-          <w:sz w:val="26"/>
-          <w:szCs w:val="26"/>
-        </w:rPr>
-        <w:t>節</w:t>
+        <w:t>鑰節</w:t>
       </w:r>
       <w:r>
         <w:rPr>
@@ -24916,31 +24616,7 @@
           <w:sz w:val="26"/>
           <w:szCs w:val="26"/>
         </w:rPr>
-        <w:t>城牆修完，我安了門扇，門口的守衛、歌唱的和</w:t>
-      </w:r>
-      <w:proofErr w:type="gramStart"/>
-      <w:r>
-        <w:rPr>
-          <w:rFonts w:ascii="華康古印體" w:eastAsia="華康古印體" w:hAnsi="Barlow Condensed Medium" w:cs="Arial" w:hint="eastAsia"/>
-          <w:b/>
-          <w:bCs/>
-          <w:w w:val="70"/>
-          <w:sz w:val="26"/>
-          <w:szCs w:val="26"/>
-        </w:rPr>
-        <w:t>利未</w:t>
-      </w:r>
-      <w:proofErr w:type="gramEnd"/>
-      <w:r>
-        <w:rPr>
-          <w:rFonts w:ascii="華康古印體" w:eastAsia="華康古印體" w:hAnsi="Barlow Condensed Medium" w:cs="Arial" w:hint="eastAsia"/>
-          <w:b/>
-          <w:bCs/>
-          <w:w w:val="70"/>
-          <w:sz w:val="26"/>
-          <w:szCs w:val="26"/>
-        </w:rPr>
-        <w:t>人都已派定。</w:t>
+        <w:t>城牆修完，我安了門扇，門口的守衛、歌唱的和利未人都已派定。</w:t>
       </w:r>
       <w:r>
         <w:rPr>
@@ -25459,7 +25135,7 @@
           </mc:Choice>
           <mc:Fallback>
             <w:pict>
-              <v:line w14:anchorId="04F818C5" id="直線接點 6" o:spid="_x0000_s1026" style="position:absolute;z-index:251665408;visibility:visible;mso-wrap-style:square;mso-width-percent:0;mso-height-percent:0;mso-wrap-distance-left:9pt;mso-wrap-distance-top:0;mso-wrap-distance-right:9pt;mso-wrap-distance-bottom:0;mso-position-horizontal:absolute;mso-position-horizontal-relative:page;mso-position-vertical:absolute;mso-position-vertical-relative:page;mso-width-percent:0;mso-height-percent:0;mso-width-relative:margin;mso-height-relative:margin" from="343.9pt,19.85pt" to="345.05pt,710.95pt" o:gfxdata="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" strokecolor="black [3213]" strokeweight=".5pt">
+              <v:line w14:anchorId="397933AC" id="直線接點 6" o:spid="_x0000_s1026" style="position:absolute;z-index:251665408;visibility:visible;mso-wrap-style:square;mso-width-percent:0;mso-height-percent:0;mso-wrap-distance-left:9pt;mso-wrap-distance-top:0;mso-wrap-distance-right:9pt;mso-wrap-distance-bottom:0;mso-position-horizontal:absolute;mso-position-horizontal-relative:page;mso-position-vertical:absolute;mso-position-vertical-relative:page;mso-width-percent:0;mso-height-percent:0;mso-width-relative:margin;mso-height-relative:margin" from="343.9pt,19.85pt" to="345.05pt,710.95pt" o:gfxdata="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" strokecolor="black [3213]" strokeweight=".5pt">
                 <v:stroke dashstyle="3 1" joinstyle="miter"/>
                 <w10:wrap anchorx="page" anchory="page"/>
               </v:line>
@@ -25536,7 +25212,7 @@
           </mc:Choice>
           <mc:Fallback>
             <w:pict>
-              <v:line w14:anchorId="4857CF71" id="直線接點 4" o:spid="_x0000_s1026" style="position:absolute;z-index:251661312;visibility:visible;mso-wrap-style:square;mso-width-percent:0;mso-height-percent:0;mso-wrap-distance-left:9pt;mso-wrap-distance-top:0;mso-wrap-distance-right:9pt;mso-wrap-distance-bottom:0;mso-position-horizontal:absolute;mso-position-horizontal-relative:page;mso-position-vertical:absolute;mso-position-vertical-relative:page;mso-width-percent:0;mso-height-percent:0;mso-width-relative:margin;mso-height-relative:margin" from="343.9pt,19.85pt" to="345.05pt,710.95pt" o:gfxdata="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" strokecolor="black [3213]" strokeweight=".5pt">
+              <v:line w14:anchorId="1B7C489D" id="直線接點 4" o:spid="_x0000_s1026" style="position:absolute;z-index:251661312;visibility:visible;mso-wrap-style:square;mso-width-percent:0;mso-height-percent:0;mso-wrap-distance-left:9pt;mso-wrap-distance-top:0;mso-wrap-distance-right:9pt;mso-wrap-distance-bottom:0;mso-position-horizontal:absolute;mso-position-horizontal-relative:page;mso-position-vertical:absolute;mso-position-vertical-relative:page;mso-width-percent:0;mso-height-percent:0;mso-width-relative:margin;mso-height-relative:margin" from="343.9pt,19.85pt" to="345.05pt,710.95pt" o:gfxdata="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" strokecolor="black [3213]" strokeweight=".5pt">
                 <v:stroke dashstyle="3 1" joinstyle="miter"/>
                 <w10:wrap anchorx="page" anchory="page"/>
               </v:line>
@@ -25558,7 +25234,6 @@
         </w:rPr>
         <w:t>本</w:t>
       </w:r>
-      <w:proofErr w:type="gramStart"/>
       <w:r>
         <w:rPr>
           <w:rFonts w:ascii="Barlow Condensed Medium" w:eastAsia="華康正顏楷體W9" w:hAnsi="Barlow Condensed Medium" w:cstheme="minorHAnsi"/>
@@ -25566,7 +25241,6 @@
         </w:rPr>
         <w:t>週講章</w:t>
       </w:r>
-      <w:proofErr w:type="gramEnd"/>
       <w:r>
         <w:rPr>
           <w:rFonts w:ascii="Barlow Condensed Medium" w:eastAsia="華康正顏楷體W9" w:hAnsi="Barlow Condensed Medium" w:cstheme="minorHAnsi"/>
@@ -25867,7 +25541,6 @@
           <w:szCs w:val="26"/>
         </w:rPr>
       </w:pPr>
-      <w:proofErr w:type="gramStart"/>
       <w:r>
         <w:rPr>
           <w:rFonts w:ascii="Barlow Condensed Medium" w:eastAsia="華康儷中黑" w:hAnsi="Barlow Condensed Medium" w:hint="eastAsia"/>
@@ -25875,17 +25548,7 @@
           <w:sz w:val="26"/>
           <w:szCs w:val="26"/>
         </w:rPr>
-        <w:t>尼希米</w:t>
-      </w:r>
-      <w:proofErr w:type="gramEnd"/>
-      <w:r>
-        <w:rPr>
-          <w:rFonts w:ascii="Barlow Condensed Medium" w:eastAsia="華康儷中黑" w:hAnsi="Barlow Condensed Medium" w:hint="eastAsia"/>
-          <w:w w:val="75"/>
-          <w:sz w:val="26"/>
-          <w:szCs w:val="26"/>
-        </w:rPr>
-        <w:t>在二個月內，帶領以色列人重建了耶路撒冷城牆，在　神的幫助下，完成這不可能的任務。最後安上城門且派了守衛，代表城池重新有了安全的保障。</w:t>
+        <w:t>尼希米在二個月內，帶領以色列人重建了耶路撒冷城牆，在　神的幫助下，完成這不可能的任務。最後安上城門且派了守衛，代表城池重新有了安全的保障。</w:t>
       </w:r>
       <w:r>
         <w:rPr>
@@ -25912,27 +25575,7 @@
           <w:sz w:val="26"/>
           <w:szCs w:val="26"/>
         </w:rPr>
-        <w:t>年。若這期間有人在聖殿中事奉，且在城中居住，不可能完全沒有修復城牆和城門。可能是能力有限，只有簡單修復，才會輕易地被破壞和燒毀。根據猶太史學家約瑟夫記載，</w:t>
-      </w:r>
-      <w:proofErr w:type="gramStart"/>
-      <w:r>
-        <w:rPr>
-          <w:rFonts w:ascii="Barlow Condensed Medium" w:eastAsia="華康細黑體" w:hAnsi="Barlow Condensed Medium" w:cs="微軟正黑體" w:hint="eastAsia"/>
-          <w:w w:val="75"/>
-          <w:sz w:val="26"/>
-          <w:szCs w:val="26"/>
-        </w:rPr>
-        <w:t>尼希米</w:t>
-      </w:r>
-      <w:proofErr w:type="gramEnd"/>
-      <w:r>
-        <w:rPr>
-          <w:rFonts w:ascii="Barlow Condensed Medium" w:eastAsia="華康細黑體" w:hAnsi="Barlow Condensed Medium" w:cs="微軟正黑體" w:hint="eastAsia"/>
-          <w:w w:val="75"/>
-          <w:sz w:val="26"/>
-          <w:szCs w:val="26"/>
-        </w:rPr>
-        <w:t>重建城牆的工程共費時二年四個月，而</w:t>
+        <w:t>年。若這期間有人在聖殿中事奉，且在城中居住，不可能完全沒有修復城牆和城門。可能是能力有限，只有簡單修復，才會輕易地被破壞和燒毀。根據猶太史學家約瑟夫記載，尼希米重建城牆的工程共費時二年四個月，而</w:t>
       </w:r>
       <w:r>
         <w:rPr>
@@ -25991,29 +25634,8 @@
           <w:sz w:val="26"/>
           <w:szCs w:val="26"/>
         </w:rPr>
-        <w:t>城不會自己安全，必須有人管理和守衛。　神的聖城當然交給敬畏　神的人管理，又設守衛管制城門，日</w:t>
+        <w:t>城不會自己安全，必須有人管理和守衛。　神的聖城當然交給敬畏　神的人管理，又設守衛管制城門，日開夜閉，至於城牆的守望，則由居民就近分擔守望。</w:t>
       </w:r>
-      <w:proofErr w:type="gramStart"/>
-      <w:r>
-        <w:rPr>
-          <w:rFonts w:ascii="Barlow Condensed Medium" w:eastAsia="華康儷中黑" w:hAnsi="Barlow Condensed Medium" w:hint="eastAsia"/>
-          <w:w w:val="75"/>
-          <w:sz w:val="26"/>
-          <w:szCs w:val="26"/>
-        </w:rPr>
-        <w:t>開夜閉</w:t>
-      </w:r>
-      <w:proofErr w:type="gramEnd"/>
-      <w:r>
-        <w:rPr>
-          <w:rFonts w:ascii="Barlow Condensed Medium" w:eastAsia="華康儷中黑" w:hAnsi="Barlow Condensed Medium" w:hint="eastAsia"/>
-          <w:w w:val="75"/>
-          <w:sz w:val="26"/>
-          <w:szCs w:val="26"/>
-        </w:rPr>
-        <w:t>，至於城牆的守望，則由居民就近分擔守望。</w:t>
-      </w:r>
-      <w:proofErr w:type="gramStart"/>
       <w:r>
         <w:rPr>
           <w:rFonts w:ascii="Barlow Condensed Medium" w:eastAsia="華康細黑體" w:hAnsi="Barlow Condensed Medium" w:cs="微軟正黑體" w:hint="eastAsia"/>
@@ -26021,9 +25643,8 @@
           <w:sz w:val="26"/>
           <w:szCs w:val="26"/>
         </w:rPr>
-        <w:t>哈拿尼是尼希</w:t>
+        <w:t>哈拿尼是尼希米的親兄弟，有人認為這是簡稱，與哈拿尼雅是同一人。又早先，哈拿尼就曾經駐守在猶大地，也是他把耶城的慘況告訴了尼希米。因為他敬畏　神，就是無私、正直和講求　神的公義的人，是出任耶路撒冷最高防</w:t>
       </w:r>
-      <w:proofErr w:type="gramEnd"/>
       <w:r>
         <w:rPr>
           <w:rFonts w:ascii="Barlow Condensed Medium" w:eastAsia="華康細黑體" w:hAnsi="Barlow Condensed Medium" w:cs="微軟正黑體" w:hint="eastAsia"/>
@@ -26031,176 +25652,7 @@
           <w:sz w:val="26"/>
           <w:szCs w:val="26"/>
         </w:rPr>
-        <w:t>米的親兄弟，有人認為這是簡稱，與</w:t>
-      </w:r>
-      <w:proofErr w:type="gramStart"/>
-      <w:r>
-        <w:rPr>
-          <w:rFonts w:ascii="Barlow Condensed Medium" w:eastAsia="華康細黑體" w:hAnsi="Barlow Condensed Medium" w:cs="微軟正黑體" w:hint="eastAsia"/>
-          <w:w w:val="75"/>
-          <w:sz w:val="26"/>
-          <w:szCs w:val="26"/>
-        </w:rPr>
-        <w:t>哈拿尼雅</w:t>
-      </w:r>
-      <w:proofErr w:type="gramEnd"/>
-      <w:r>
-        <w:rPr>
-          <w:rFonts w:ascii="Barlow Condensed Medium" w:eastAsia="華康細黑體" w:hAnsi="Barlow Condensed Medium" w:cs="微軟正黑體" w:hint="eastAsia"/>
-          <w:w w:val="75"/>
-          <w:sz w:val="26"/>
-          <w:szCs w:val="26"/>
-        </w:rPr>
-        <w:t>是同一人。又早先，</w:t>
-      </w:r>
-      <w:proofErr w:type="gramStart"/>
-      <w:r>
-        <w:rPr>
-          <w:rFonts w:ascii="Barlow Condensed Medium" w:eastAsia="華康細黑體" w:hAnsi="Barlow Condensed Medium" w:cs="微軟正黑體" w:hint="eastAsia"/>
-          <w:w w:val="75"/>
-          <w:sz w:val="26"/>
-          <w:szCs w:val="26"/>
-        </w:rPr>
-        <w:t>哈拿尼</w:t>
-      </w:r>
-      <w:proofErr w:type="gramEnd"/>
-      <w:r>
-        <w:rPr>
-          <w:rFonts w:ascii="Barlow Condensed Medium" w:eastAsia="華康細黑體" w:hAnsi="Barlow Condensed Medium" w:cs="微軟正黑體" w:hint="eastAsia"/>
-          <w:w w:val="75"/>
-          <w:sz w:val="26"/>
-          <w:szCs w:val="26"/>
-        </w:rPr>
-        <w:t>就曾經駐守在猶大地，也是</w:t>
-      </w:r>
-      <w:proofErr w:type="gramStart"/>
-      <w:r>
-        <w:rPr>
-          <w:rFonts w:ascii="Barlow Condensed Medium" w:eastAsia="華康細黑體" w:hAnsi="Barlow Condensed Medium" w:cs="微軟正黑體" w:hint="eastAsia"/>
-          <w:w w:val="75"/>
-          <w:sz w:val="26"/>
-          <w:szCs w:val="26"/>
-        </w:rPr>
-        <w:t>他把耶城</w:t>
-      </w:r>
-      <w:proofErr w:type="gramEnd"/>
-      <w:r>
-        <w:rPr>
-          <w:rFonts w:ascii="Barlow Condensed Medium" w:eastAsia="華康細黑體" w:hAnsi="Barlow Condensed Medium" w:cs="微軟正黑體" w:hint="eastAsia"/>
-          <w:w w:val="75"/>
-          <w:sz w:val="26"/>
-          <w:szCs w:val="26"/>
-        </w:rPr>
-        <w:t>的慘</w:t>
-      </w:r>
-      <w:proofErr w:type="gramStart"/>
-      <w:r>
-        <w:rPr>
-          <w:rFonts w:ascii="Barlow Condensed Medium" w:eastAsia="華康細黑體" w:hAnsi="Barlow Condensed Medium" w:cs="微軟正黑體" w:hint="eastAsia"/>
-          <w:w w:val="75"/>
-          <w:sz w:val="26"/>
-          <w:szCs w:val="26"/>
-        </w:rPr>
-        <w:t>況</w:t>
-      </w:r>
-      <w:proofErr w:type="gramEnd"/>
-      <w:r>
-        <w:rPr>
-          <w:rFonts w:ascii="Barlow Condensed Medium" w:eastAsia="華康細黑體" w:hAnsi="Barlow Condensed Medium" w:cs="微軟正黑體" w:hint="eastAsia"/>
-          <w:w w:val="75"/>
-          <w:sz w:val="26"/>
-          <w:szCs w:val="26"/>
-        </w:rPr>
-        <w:t>告訴</w:t>
-      </w:r>
-      <w:proofErr w:type="gramStart"/>
-      <w:r>
-        <w:rPr>
-          <w:rFonts w:ascii="Barlow Condensed Medium" w:eastAsia="華康細黑體" w:hAnsi="Barlow Condensed Medium" w:cs="微軟正黑體" w:hint="eastAsia"/>
-          <w:w w:val="75"/>
-          <w:sz w:val="26"/>
-          <w:szCs w:val="26"/>
-        </w:rPr>
-        <w:t>了尼希米</w:t>
-      </w:r>
-      <w:proofErr w:type="gramEnd"/>
-      <w:r>
-        <w:rPr>
-          <w:rFonts w:ascii="Barlow Condensed Medium" w:eastAsia="華康細黑體" w:hAnsi="Barlow Condensed Medium" w:cs="微軟正黑體" w:hint="eastAsia"/>
-          <w:w w:val="75"/>
-          <w:sz w:val="26"/>
-          <w:szCs w:val="26"/>
-        </w:rPr>
-        <w:t>。因為他敬畏　神，就是無私、正直和講求　神的公義的人，是出任耶路撒冷最高防</w:t>
-      </w:r>
-      <w:r>
-        <w:rPr>
-          <w:rFonts w:ascii="Barlow Condensed Medium" w:eastAsia="華康細黑體" w:hAnsi="Barlow Condensed Medium" w:cs="微軟正黑體" w:hint="eastAsia"/>
-          <w:w w:val="75"/>
-          <w:sz w:val="26"/>
-          <w:szCs w:val="26"/>
-        </w:rPr>
-        <w:t>衛長官，保護　神的產業和百姓的最佳人選。</w:t>
-      </w:r>
-      <w:proofErr w:type="gramStart"/>
-      <w:r>
-        <w:rPr>
-          <w:rFonts w:ascii="Barlow Condensed Medium" w:eastAsia="華康細黑體" w:hAnsi="Barlow Condensed Medium" w:cs="微軟正黑體" w:hint="eastAsia"/>
-          <w:w w:val="75"/>
-          <w:sz w:val="26"/>
-          <w:szCs w:val="26"/>
-        </w:rPr>
-        <w:t>哈拿尼</w:t>
-      </w:r>
-      <w:proofErr w:type="gramEnd"/>
-      <w:r>
-        <w:rPr>
-          <w:rFonts w:ascii="Barlow Condensed Medium" w:eastAsia="華康細黑體" w:hAnsi="Barlow Condensed Medium" w:cs="微軟正黑體" w:hint="eastAsia"/>
-          <w:w w:val="75"/>
-          <w:sz w:val="26"/>
-          <w:szCs w:val="26"/>
-        </w:rPr>
-        <w:t>領導的應該是波斯王派</w:t>
-      </w:r>
-      <w:proofErr w:type="gramStart"/>
-      <w:r>
-        <w:rPr>
-          <w:rFonts w:ascii="Barlow Condensed Medium" w:eastAsia="華康細黑體" w:hAnsi="Barlow Condensed Medium" w:cs="微軟正黑體" w:hint="eastAsia"/>
-          <w:w w:val="75"/>
-          <w:sz w:val="26"/>
-          <w:szCs w:val="26"/>
-        </w:rPr>
-        <w:t>給尼希米</w:t>
-      </w:r>
-      <w:proofErr w:type="gramEnd"/>
-      <w:r>
-        <w:rPr>
-          <w:rFonts w:ascii="Barlow Condensed Medium" w:eastAsia="華康細黑體" w:hAnsi="Barlow Condensed Medium" w:cs="微軟正黑體" w:hint="eastAsia"/>
-          <w:w w:val="75"/>
-          <w:sz w:val="26"/>
-          <w:szCs w:val="26"/>
-        </w:rPr>
-        <w:t>的衛隊，是正規的軍隊。</w:t>
-      </w:r>
-      <w:proofErr w:type="gramStart"/>
-      <w:r>
-        <w:rPr>
-          <w:rFonts w:ascii="Barlow Condensed Medium" w:eastAsia="華康細黑體" w:hAnsi="Barlow Condensed Medium" w:cs="微軟正黑體" w:hint="eastAsia"/>
-          <w:w w:val="75"/>
-          <w:sz w:val="26"/>
-          <w:szCs w:val="26"/>
-        </w:rPr>
-        <w:t>尼希米</w:t>
-      </w:r>
-      <w:proofErr w:type="gramEnd"/>
-      <w:r>
-        <w:rPr>
-          <w:rFonts w:ascii="Barlow Condensed Medium" w:eastAsia="華康細黑體" w:hAnsi="Barlow Condensed Medium" w:cs="微軟正黑體" w:hint="eastAsia"/>
-          <w:w w:val="75"/>
-          <w:sz w:val="26"/>
-          <w:szCs w:val="26"/>
-        </w:rPr>
-        <w:t>指派他們守城門，當然包括上下衛兵的巡邏。另一方面也是一種武力展示，能嚇阻盜匪和安定民心。至於城牆守望的工作，因為範圍廣大，則設置民兵，就近看守各自住家前的，就是對面能監看到的城牆。雖然兵力和居民不多，因為靈活和充分運用，讓耶路撒冷的防衛能力達到最大值。</w:t>
+        <w:t>衛長官，保護　神的產業和百姓的最佳人選。哈拿尼領導的應該是波斯王派給尼希米的衛隊，是正規的軍隊。尼希米指派他們守城門，當然包括上下衛兵的巡邏。另一方面也是一種武力展示，能嚇阻盜匪和安定民心。至於城牆守望的工作，因為範圍廣大，則設置民兵，就近看守各自住家前的，就是對面能監看到的城牆。雖然兵力和居民不多，因為靈活和充分運用，讓耶路撒冷的防衛能力達到最大值。</w:t>
       </w:r>
     </w:p>
     <w:p>
@@ -26232,107 +25684,7 @@
           <w:sz w:val="26"/>
           <w:szCs w:val="26"/>
         </w:rPr>
-        <w:t>人、牲口和財物構成了城市基本的運作規模。</w:t>
-      </w:r>
-      <w:proofErr w:type="gramStart"/>
-      <w:r>
-        <w:rPr>
-          <w:rFonts w:ascii="Barlow Condensed Medium" w:eastAsia="華康細黑體" w:hAnsi="Barlow Condensed Medium" w:cs="微軟正黑體" w:hint="eastAsia"/>
-          <w:w w:val="75"/>
-          <w:sz w:val="26"/>
-          <w:szCs w:val="26"/>
-        </w:rPr>
-        <w:t>尼希米</w:t>
-      </w:r>
-      <w:proofErr w:type="gramEnd"/>
-      <w:r>
-        <w:rPr>
-          <w:rFonts w:ascii="Barlow Condensed Medium" w:eastAsia="華康細黑體" w:hAnsi="Barlow Condensed Medium" w:cs="微軟正黑體" w:hint="eastAsia"/>
-          <w:w w:val="75"/>
-          <w:sz w:val="26"/>
-          <w:szCs w:val="26"/>
-        </w:rPr>
-        <w:t>的記錄也算是給波斯王的一份工作報告，就是王在耶路撒冷有多少產業得到保全。首先是人，是最主要的生產力。</w:t>
-      </w:r>
-      <w:proofErr w:type="gramStart"/>
-      <w:r>
-        <w:rPr>
-          <w:rFonts w:ascii="Barlow Condensed Medium" w:eastAsia="華康細黑體" w:hAnsi="Barlow Condensed Medium" w:cs="微軟正黑體" w:hint="eastAsia"/>
-          <w:w w:val="75"/>
-          <w:sz w:val="26"/>
-          <w:szCs w:val="26"/>
-        </w:rPr>
-        <w:t>這份第一批</w:t>
-      </w:r>
-      <w:proofErr w:type="gramEnd"/>
-      <w:r>
-        <w:rPr>
-          <w:rFonts w:ascii="Barlow Condensed Medium" w:eastAsia="華康細黑體" w:hAnsi="Barlow Condensed Medium" w:cs="微軟正黑體" w:hint="eastAsia"/>
-          <w:w w:val="75"/>
-          <w:sz w:val="26"/>
-          <w:szCs w:val="26"/>
-        </w:rPr>
-        <w:t>回歸的名單大致</w:t>
-      </w:r>
-      <w:proofErr w:type="gramStart"/>
-      <w:r>
-        <w:rPr>
-          <w:rFonts w:ascii="Barlow Condensed Medium" w:eastAsia="華康細黑體" w:hAnsi="Barlow Condensed Medium" w:cs="微軟正黑體" w:hint="eastAsia"/>
-          <w:w w:val="75"/>
-          <w:sz w:val="26"/>
-          <w:szCs w:val="26"/>
-        </w:rPr>
-        <w:t>與以斯拉</w:t>
-      </w:r>
-      <w:proofErr w:type="gramEnd"/>
-      <w:r>
-        <w:rPr>
-          <w:rFonts w:ascii="Barlow Condensed Medium" w:eastAsia="華康細黑體" w:hAnsi="Barlow Condensed Medium" w:cs="微軟正黑體" w:hint="eastAsia"/>
-          <w:w w:val="75"/>
-          <w:sz w:val="26"/>
-          <w:szCs w:val="26"/>
-        </w:rPr>
-        <w:t>第二章相同，也是三批回歸的人中記錄最完整的。主要就是宣告以色列人取回耶路撒冷的正當權利。至於有些家族和人數的不同，是因為古代記錄和保存文件不易，在無法確認何者正確的狀況下，同時保留是最誠實的作法。這也是聖經書卷的處理方式；不是衝突，而是不能確定。其次是牲口，有馬、騾、</w:t>
-      </w:r>
-      <w:proofErr w:type="gramStart"/>
-      <w:r>
-        <w:rPr>
-          <w:rFonts w:ascii="Barlow Condensed Medium" w:eastAsia="華康細黑體" w:hAnsi="Barlow Condensed Medium" w:cs="微軟正黑體" w:hint="eastAsia"/>
-          <w:w w:val="75"/>
-          <w:sz w:val="26"/>
-          <w:szCs w:val="26"/>
-        </w:rPr>
-        <w:t>駱駝和驢作為</w:t>
-      </w:r>
-      <w:proofErr w:type="gramEnd"/>
-      <w:r>
-        <w:rPr>
-          <w:rFonts w:ascii="Barlow Condensed Medium" w:eastAsia="華康細黑體" w:hAnsi="Barlow Condensed Medium" w:cs="微軟正黑體" w:hint="eastAsia"/>
-          <w:w w:val="75"/>
-          <w:sz w:val="26"/>
-          <w:szCs w:val="26"/>
-        </w:rPr>
-        <w:t>貨物運輸的量能，是城市的商業發展不可或缺的。最後是為了重建所捐出的金銀，作為市場流動的資金。額外的層面，又或許是更高的精神層面。在耶路撒冷有歌唱娛樂的男女，還有在維持聖殿運作的祭司和</w:t>
-      </w:r>
-      <w:proofErr w:type="gramStart"/>
-      <w:r>
-        <w:rPr>
-          <w:rFonts w:ascii="Barlow Condensed Medium" w:eastAsia="華康細黑體" w:hAnsi="Barlow Condensed Medium" w:cs="微軟正黑體" w:hint="eastAsia"/>
-          <w:w w:val="75"/>
-          <w:sz w:val="26"/>
-          <w:szCs w:val="26"/>
-        </w:rPr>
-        <w:t>利未</w:t>
-      </w:r>
-      <w:proofErr w:type="gramEnd"/>
-      <w:r>
-        <w:rPr>
-          <w:rFonts w:ascii="Barlow Condensed Medium" w:eastAsia="華康細黑體" w:hAnsi="Barlow Condensed Medium" w:cs="微軟正黑體" w:hint="eastAsia"/>
-          <w:w w:val="75"/>
-          <w:sz w:val="26"/>
-          <w:szCs w:val="26"/>
-        </w:rPr>
-        <w:t>人。這一切的總和才是保證耶路撒冷永續發展的力量。</w:t>
+        <w:t>人、牲口和財物構成了城市基本的運作規模。尼希米的記錄也算是給波斯王的一份工作報告，就是王在耶路撒冷有多少產業得到保全。首先是人，是最主要的生產力。這份第一批回歸的名單大致與以斯拉第二章相同，也是三批回歸的人中記錄最完整的。主要就是宣告以色列人取回耶路撒冷的正當權利。至於有些家族和人數的不同，是因為古代記錄和保存文件不易，在無法確認何者正確的狀況下，同時保留是最誠實的作法。這也是聖經書卷的處理方式；不是衝突，而是不能確定。其次是牲口，有馬、騾、駱駝和驢作為貨物運輸的量能，是城市的商業發展不可或缺的。最後是為了重建所捐出的金銀，作為市場流動的資金。額外的層面，又或許是更高的精神層面。在耶路撒冷有歌唱娛樂的男女，還有在維持聖殿運作的祭司和利未人。這一切的總和才是保證耶路撒冷永續發展的力量。</w:t>
       </w:r>
     </w:p>
     <w:p>
@@ -26399,47 +25751,7 @@
           <w:sz w:val="26"/>
           <w:szCs w:val="26"/>
         </w:rPr>
-        <w:t>就出現人類聚落和防禦工事。耶利哥集合了大河水源、交通要道、軍事據點和宗教文化，所有有利發展城市的條件。然而在火炮發明之前的數千年，保護人類聚落或城邦的生命和財產安全的基本設施就是城牆，有些堅固的城池甚至能被圍城數月也難以攻下。又在古代，作為宗教中心的城市同時也會發展成商業的中心，又若是王宮的所在，就更加興盛。耶路撒冷就是這樣一個城市。然而，不可諱言地，城市也是罪惡聚集之地，這也是　神大都從曠野呼召</w:t>
-      </w:r>
-      <w:proofErr w:type="gramStart"/>
-      <w:r>
-        <w:rPr>
-          <w:rFonts w:ascii="Cambria" w:eastAsia="華康細黑體" w:hAnsi="Cambria" w:cs="Cambria" w:hint="eastAsia"/>
-          <w:w w:val="75"/>
-          <w:sz w:val="26"/>
-          <w:szCs w:val="26"/>
-        </w:rPr>
-        <w:t>祂</w:t>
-      </w:r>
-      <w:proofErr w:type="gramEnd"/>
-      <w:r>
-        <w:rPr>
-          <w:rFonts w:ascii="Cambria" w:eastAsia="華康細黑體" w:hAnsi="Cambria" w:cs="Cambria" w:hint="eastAsia"/>
-          <w:w w:val="75"/>
-          <w:sz w:val="26"/>
-          <w:szCs w:val="26"/>
-        </w:rPr>
-        <w:t>的先知的原因。因此，　神的聖城和聖殿被重建，不單是保護人的利益，更是為了找回獨</w:t>
-      </w:r>
-      <w:proofErr w:type="gramStart"/>
-      <w:r>
-        <w:rPr>
-          <w:rFonts w:ascii="Cambria" w:eastAsia="華康細黑體" w:hAnsi="Cambria" w:cs="Cambria" w:hint="eastAsia"/>
-          <w:w w:val="75"/>
-          <w:sz w:val="26"/>
-          <w:szCs w:val="26"/>
-        </w:rPr>
-        <w:t>一</w:t>
-      </w:r>
-      <w:proofErr w:type="gramEnd"/>
-      <w:r>
-        <w:rPr>
-          <w:rFonts w:ascii="Cambria" w:eastAsia="華康細黑體" w:hAnsi="Cambria" w:cs="Cambria" w:hint="eastAsia"/>
-          <w:w w:val="75"/>
-          <w:sz w:val="26"/>
-          <w:szCs w:val="26"/>
-        </w:rPr>
-        <w:t>真神聖潔、良善和公義的信仰和文化。</w:t>
+        <w:t>就出現人類聚落和防禦工事。耶利哥集合了大河水源、交通要道、軍事據點和宗教文化，所有有利發展城市的條件。然而在火炮發明之前的數千年，保護人類聚落或城邦的生命和財產安全的基本設施就是城牆，有些堅固的城池甚至能被圍城數月也難以攻下。又在古代，作為宗教中心的城市同時也會發展成商業的中心，又若是王宮的所在，就更加興盛。耶路撒冷就是這樣一個城市。然而，不可諱言地，城市也是罪惡聚集之地，這也是　神大都從曠野呼召祂的先知的原因。因此，　神的聖城和聖殿被重建，不單是保護人的利益，更是為了找回獨一真神聖潔、良善和公義的信仰和文化。</w:t>
       </w:r>
     </w:p>
     <w:p>
@@ -26462,27 +25774,7 @@
           <w:sz w:val="26"/>
           <w:szCs w:val="26"/>
         </w:rPr>
-        <w:t>按時開關的城門，代表一個城市正常在運作。特別的是，耶路撒冷以　神的名所立，又有　神的靈</w:t>
-      </w:r>
-      <w:proofErr w:type="gramStart"/>
-      <w:r>
-        <w:rPr>
-          <w:rFonts w:ascii="Barlow Condensed Medium" w:eastAsia="華康儷中黑" w:hAnsi="Barlow Condensed Medium" w:hint="eastAsia"/>
-          <w:w w:val="75"/>
-          <w:sz w:val="26"/>
-          <w:szCs w:val="26"/>
-        </w:rPr>
-        <w:t>降臨的殿</w:t>
-      </w:r>
-      <w:proofErr w:type="gramEnd"/>
-      <w:r>
-        <w:rPr>
-          <w:rFonts w:ascii="Barlow Condensed Medium" w:eastAsia="華康儷中黑" w:hAnsi="Barlow Condensed Medium" w:hint="eastAsia"/>
-          <w:w w:val="75"/>
-          <w:sz w:val="26"/>
-          <w:szCs w:val="26"/>
-        </w:rPr>
-        <w:t>，它所守護的不只是人，而是行　神旨意的百姓。</w:t>
+        <w:t>按時開關的城門，代表一個城市正常在運作。特別的是，耶路撒冷以　神的名所立，又有　神的靈降臨的殿，它所守護的不只是人，而是行　神旨意的百姓。</w:t>
       </w:r>
       <w:r>
         <w:rPr>
@@ -26523,7 +25815,7 @@
 </file>
 
 <file path=word/endnotes.xml><?xml version="1.0" encoding="utf-8"?>
-<w:endnotes xmlns:wpc="http://schemas.microsoft.com/office/word/2010/wordprocessingCanvas" xmlns:mc="http://schemas.openxmlformats.org/markup-compatibility/2006" xmlns:o="urn:schemas-microsoft-com:office:office" xmlns:r="http://schemas.openxmlformats.org/officeDocument/2006/relationships" xmlns:m="http://schemas.openxmlformats.org/officeDocument/2006/math" xmlns:v="urn:schemas-microsoft-com:vml" xmlns:wp14="http://schemas.microsoft.com/office/word/2010/wordprocessingDrawing" xmlns:wp="http://schemas.openxmlformats.org/drawingml/2006/wordprocessingDrawing" xmlns:w10="urn:schemas-microsoft-com:office:word" xmlns:w="http://schemas.openxmlformats.org/wordprocessingml/2006/main" xmlns:w14="http://schemas.microsoft.com/office/word/2010/wordml" xmlns:w15="http://schemas.microsoft.com/office/word/2012/wordml" xmlns:wpg="http://schemas.microsoft.com/office/word/2010/wordprocessingGroup" xmlns:wpi="http://schemas.microsoft.com/office/word/2010/wordprocessingInk" xmlns:wne="http://schemas.microsoft.com/office/word/2006/wordml" xmlns:wps="http://schemas.microsoft.com/office/word/2010/wordprocessingShape" mc:Ignorable="w14 w15 wp14">
+<w:endnotes xmlns:wpc="http://schemas.microsoft.com/office/word/2010/wordprocessingCanvas" xmlns:cx="http://schemas.microsoft.com/office/drawing/2014/chartex" xmlns:cx1="http://schemas.microsoft.com/office/drawing/2015/9/8/chartex" xmlns:cx2="http://schemas.microsoft.com/office/drawing/2015/10/21/chartex" xmlns:cx3="http://schemas.microsoft.com/office/drawing/2016/5/9/chartex" xmlns:cx4="http://schemas.microsoft.com/office/drawing/2016/5/10/chartex" xmlns:cx5="http://schemas.microsoft.com/office/drawing/2016/5/11/chartex" xmlns:cx6="http://schemas.microsoft.com/office/drawing/2016/5/12/chartex" xmlns:cx7="http://schemas.microsoft.com/office/drawing/2016/5/13/chartex" xmlns:cx8="http://schemas.microsoft.com/office/drawing/2016/5/14/chartex" xmlns:mc="http://schemas.openxmlformats.org/markup-compatibility/2006" xmlns:aink="http://schemas.microsoft.com/office/drawing/2016/ink" xmlns:am3d="http://schemas.microsoft.com/office/drawing/2017/model3d" xmlns:o="urn:schemas-microsoft-com:office:office" xmlns:oel="http://schemas.microsoft.com/office/2019/extlst" xmlns:r="http://schemas.openxmlformats.org/officeDocument/2006/relationships" xmlns:m="http://schemas.openxmlformats.org/officeDocument/2006/math" xmlns:v="urn:schemas-microsoft-com:vml" xmlns:wp14="http://schemas.microsoft.com/office/word/2010/wordprocessingDrawing" xmlns:wp="http://schemas.openxmlformats.org/drawingml/2006/wordprocessingDrawing" xmlns:w10="urn:schemas-microsoft-com:office:word" xmlns:w="http://schemas.openxmlformats.org/wordprocessingml/2006/main" xmlns:w14="http://schemas.microsoft.com/office/word/2010/wordml" xmlns:w15="http://schemas.microsoft.com/office/word/2012/wordml" xmlns:w16cex="http://schemas.microsoft.com/office/word/2018/wordml/cex" xmlns:w16cid="http://schemas.microsoft.com/office/word/2016/wordml/cid" xmlns:w16="http://schemas.microsoft.com/office/word/2018/wordml" xmlns:w16sdtdh="http://schemas.microsoft.com/office/word/2020/wordml/sdtdatahash" xmlns:w16se="http://schemas.microsoft.com/office/word/2015/wordml/symex" xmlns:wpg="http://schemas.microsoft.com/office/word/2010/wordprocessingGroup" xmlns:wpi="http://schemas.microsoft.com/office/word/2010/wordprocessingInk" xmlns:wne="http://schemas.microsoft.com/office/word/2006/wordml" xmlns:wps="http://schemas.microsoft.com/office/word/2010/wordprocessingShape" mc:Ignorable="w14 w15 w16se w16cid w16 w16cex w16sdtdh wp14">
   <w:endnote w:type="separator" w:id="-1">
     <w:p>
       <w:r>
@@ -26542,7 +25834,7 @@
 </file>
 
 <file path=word/footnotes.xml><?xml version="1.0" encoding="utf-8"?>
-<w:footnotes xmlns:wpc="http://schemas.microsoft.com/office/word/2010/wordprocessingCanvas" xmlns:mc="http://schemas.openxmlformats.org/markup-compatibility/2006" xmlns:o="urn:schemas-microsoft-com:office:office" xmlns:r="http://schemas.openxmlformats.org/officeDocument/2006/relationships" xmlns:m="http://schemas.openxmlformats.org/officeDocument/2006/math" xmlns:v="urn:schemas-microsoft-com:vml" xmlns:wp14="http://schemas.microsoft.com/office/word/2010/wordprocessingDrawing" xmlns:wp="http://schemas.openxmlformats.org/drawingml/2006/wordprocessingDrawing" xmlns:w10="urn:schemas-microsoft-com:office:word" xmlns:w="http://schemas.openxmlformats.org/wordprocessingml/2006/main" xmlns:w14="http://schemas.microsoft.com/office/word/2010/wordml" xmlns:w15="http://schemas.microsoft.com/office/word/2012/wordml" xmlns:wpg="http://schemas.microsoft.com/office/word/2010/wordprocessingGroup" xmlns:wpi="http://schemas.microsoft.com/office/word/2010/wordprocessingInk" xmlns:wne="http://schemas.microsoft.com/office/word/2006/wordml" xmlns:wps="http://schemas.microsoft.com/office/word/2010/wordprocessingShape" mc:Ignorable="w14 w15 wp14">
+<w:footnotes xmlns:wpc="http://schemas.microsoft.com/office/word/2010/wordprocessingCanvas" xmlns:cx="http://schemas.microsoft.com/office/drawing/2014/chartex" xmlns:cx1="http://schemas.microsoft.com/office/drawing/2015/9/8/chartex" xmlns:cx2="http://schemas.microsoft.com/office/drawing/2015/10/21/chartex" xmlns:cx3="http://schemas.microsoft.com/office/drawing/2016/5/9/chartex" xmlns:cx4="http://schemas.microsoft.com/office/drawing/2016/5/10/chartex" xmlns:cx5="http://schemas.microsoft.com/office/drawing/2016/5/11/chartex" xmlns:cx6="http://schemas.microsoft.com/office/drawing/2016/5/12/chartex" xmlns:cx7="http://schemas.microsoft.com/office/drawing/2016/5/13/chartex" xmlns:cx8="http://schemas.microsoft.com/office/drawing/2016/5/14/chartex" xmlns:mc="http://schemas.openxmlformats.org/markup-compatibility/2006" xmlns:aink="http://schemas.microsoft.com/office/drawing/2016/ink" xmlns:am3d="http://schemas.microsoft.com/office/drawing/2017/model3d" xmlns:o="urn:schemas-microsoft-com:office:office" xmlns:oel="http://schemas.microsoft.com/office/2019/extlst" xmlns:r="http://schemas.openxmlformats.org/officeDocument/2006/relationships" xmlns:m="http://schemas.openxmlformats.org/officeDocument/2006/math" xmlns:v="urn:schemas-microsoft-com:vml" xmlns:wp14="http://schemas.microsoft.com/office/word/2010/wordprocessingDrawing" xmlns:wp="http://schemas.openxmlformats.org/drawingml/2006/wordprocessingDrawing" xmlns:w10="urn:schemas-microsoft-com:office:word" xmlns:w="http://schemas.openxmlformats.org/wordprocessingml/2006/main" xmlns:w14="http://schemas.microsoft.com/office/word/2010/wordml" xmlns:w15="http://schemas.microsoft.com/office/word/2012/wordml" xmlns:w16cex="http://schemas.microsoft.com/office/word/2018/wordml/cex" xmlns:w16cid="http://schemas.microsoft.com/office/word/2016/wordml/cid" xmlns:w16="http://schemas.microsoft.com/office/word/2018/wordml" xmlns:w16sdtdh="http://schemas.microsoft.com/office/word/2020/wordml/sdtdatahash" xmlns:w16se="http://schemas.microsoft.com/office/word/2015/wordml/symex" xmlns:wpg="http://schemas.microsoft.com/office/word/2010/wordprocessingGroup" xmlns:wpi="http://schemas.microsoft.com/office/word/2010/wordprocessingInk" xmlns:wne="http://schemas.microsoft.com/office/word/2006/wordml" xmlns:wps="http://schemas.microsoft.com/office/word/2010/wordprocessingShape" mc:Ignorable="w14 w15 w16se w16cid w16 w16cex w16sdtdh wp14">
   <w:footnote w:type="separator" w:id="-1">
     <w:p>
       <w:r>
@@ -26561,7 +25853,7 @@
 </file>
 
 <file path=word/header1.xml><?xml version="1.0" encoding="utf-8"?>
-<w:hdr xmlns:wpc="http://schemas.microsoft.com/office/word/2010/wordprocessingCanvas" xmlns:mc="http://schemas.openxmlformats.org/markup-compatibility/2006" xmlns:o="urn:schemas-microsoft-com:office:office" xmlns:r="http://schemas.openxmlformats.org/officeDocument/2006/relationships" xmlns:m="http://schemas.openxmlformats.org/officeDocument/2006/math" xmlns:v="urn:schemas-microsoft-com:vml" xmlns:wp14="http://schemas.microsoft.com/office/word/2010/wordprocessingDrawing" xmlns:wp="http://schemas.openxmlformats.org/drawingml/2006/wordprocessingDrawing" xmlns:w10="urn:schemas-microsoft-com:office:word" xmlns:w="http://schemas.openxmlformats.org/wordprocessingml/2006/main" xmlns:w14="http://schemas.microsoft.com/office/word/2010/wordml" xmlns:w15="http://schemas.microsoft.com/office/word/2012/wordml" xmlns:wpg="http://schemas.microsoft.com/office/word/2010/wordprocessingGroup" xmlns:wpi="http://schemas.microsoft.com/office/word/2010/wordprocessingInk" xmlns:wne="http://schemas.microsoft.com/office/word/2006/wordml" xmlns:wps="http://schemas.microsoft.com/office/word/2010/wordprocessingShape" mc:Ignorable="w14 w15 wp14">
+<w:hdr xmlns:wpc="http://schemas.microsoft.com/office/word/2010/wordprocessingCanvas" xmlns:cx="http://schemas.microsoft.com/office/drawing/2014/chartex" xmlns:cx1="http://schemas.microsoft.com/office/drawing/2015/9/8/chartex" xmlns:cx2="http://schemas.microsoft.com/office/drawing/2015/10/21/chartex" xmlns:cx3="http://schemas.microsoft.com/office/drawing/2016/5/9/chartex" xmlns:cx4="http://schemas.microsoft.com/office/drawing/2016/5/10/chartex" xmlns:cx5="http://schemas.microsoft.com/office/drawing/2016/5/11/chartex" xmlns:cx6="http://schemas.microsoft.com/office/drawing/2016/5/12/chartex" xmlns:cx7="http://schemas.microsoft.com/office/drawing/2016/5/13/chartex" xmlns:cx8="http://schemas.microsoft.com/office/drawing/2016/5/14/chartex" xmlns:mc="http://schemas.openxmlformats.org/markup-compatibility/2006" xmlns:aink="http://schemas.microsoft.com/office/drawing/2016/ink" xmlns:am3d="http://schemas.microsoft.com/office/drawing/2017/model3d" xmlns:o="urn:schemas-microsoft-com:office:office" xmlns:oel="http://schemas.microsoft.com/office/2019/extlst" xmlns:r="http://schemas.openxmlformats.org/officeDocument/2006/relationships" xmlns:m="http://schemas.openxmlformats.org/officeDocument/2006/math" xmlns:v="urn:schemas-microsoft-com:vml" xmlns:wp14="http://schemas.microsoft.com/office/word/2010/wordprocessingDrawing" xmlns:wp="http://schemas.openxmlformats.org/drawingml/2006/wordprocessingDrawing" xmlns:w10="urn:schemas-microsoft-com:office:word" xmlns:w="http://schemas.openxmlformats.org/wordprocessingml/2006/main" xmlns:w14="http://schemas.microsoft.com/office/word/2010/wordml" xmlns:w15="http://schemas.microsoft.com/office/word/2012/wordml" xmlns:w16cex="http://schemas.microsoft.com/office/word/2018/wordml/cex" xmlns:w16cid="http://schemas.microsoft.com/office/word/2016/wordml/cid" xmlns:w16="http://schemas.microsoft.com/office/word/2018/wordml" xmlns:w16sdtdh="http://schemas.microsoft.com/office/word/2020/wordml/sdtdatahash" xmlns:w16se="http://schemas.microsoft.com/office/word/2015/wordml/symex" xmlns:wpg="http://schemas.microsoft.com/office/word/2010/wordprocessingGroup" xmlns:wpi="http://schemas.microsoft.com/office/word/2010/wordprocessingInk" xmlns:wne="http://schemas.microsoft.com/office/word/2006/wordml" xmlns:wps="http://schemas.microsoft.com/office/word/2010/wordprocessingShape" mc:Ignorable="w14 w15 w16se w16cid w16 w16cex w16sdtdh wp14">
   <w:p>
     <w:pPr>
       <w:pStyle w:val="a4"/>
@@ -27019,7 +26311,7 @@
 </file>
 
 <file path=word/header2.xml><?xml version="1.0" encoding="utf-8"?>
-<w:hdr xmlns:wpc="http://schemas.microsoft.com/office/word/2010/wordprocessingCanvas" xmlns:mc="http://schemas.openxmlformats.org/markup-compatibility/2006" xmlns:o="urn:schemas-microsoft-com:office:office" xmlns:r="http://schemas.openxmlformats.org/officeDocument/2006/relationships" xmlns:m="http://schemas.openxmlformats.org/officeDocument/2006/math" xmlns:v="urn:schemas-microsoft-com:vml" xmlns:wp14="http://schemas.microsoft.com/office/word/2010/wordprocessingDrawing" xmlns:wp="http://schemas.openxmlformats.org/drawingml/2006/wordprocessingDrawing" xmlns:w10="urn:schemas-microsoft-com:office:word" xmlns:w="http://schemas.openxmlformats.org/wordprocessingml/2006/main" xmlns:w14="http://schemas.microsoft.com/office/word/2010/wordml" xmlns:w15="http://schemas.microsoft.com/office/word/2012/wordml" xmlns:wpg="http://schemas.microsoft.com/office/word/2010/wordprocessingGroup" xmlns:wpi="http://schemas.microsoft.com/office/word/2010/wordprocessingInk" xmlns:wne="http://schemas.microsoft.com/office/word/2006/wordml" xmlns:wps="http://schemas.microsoft.com/office/word/2010/wordprocessingShape" mc:Ignorable="w14 w15 wp14">
+<w:hdr xmlns:wpc="http://schemas.microsoft.com/office/word/2010/wordprocessingCanvas" xmlns:cx="http://schemas.microsoft.com/office/drawing/2014/chartex" xmlns:cx1="http://schemas.microsoft.com/office/drawing/2015/9/8/chartex" xmlns:cx2="http://schemas.microsoft.com/office/drawing/2015/10/21/chartex" xmlns:cx3="http://schemas.microsoft.com/office/drawing/2016/5/9/chartex" xmlns:cx4="http://schemas.microsoft.com/office/drawing/2016/5/10/chartex" xmlns:cx5="http://schemas.microsoft.com/office/drawing/2016/5/11/chartex" xmlns:cx6="http://schemas.microsoft.com/office/drawing/2016/5/12/chartex" xmlns:cx7="http://schemas.microsoft.com/office/drawing/2016/5/13/chartex" xmlns:cx8="http://schemas.microsoft.com/office/drawing/2016/5/14/chartex" xmlns:mc="http://schemas.openxmlformats.org/markup-compatibility/2006" xmlns:aink="http://schemas.microsoft.com/office/drawing/2016/ink" xmlns:am3d="http://schemas.microsoft.com/office/drawing/2017/model3d" xmlns:o="urn:schemas-microsoft-com:office:office" xmlns:oel="http://schemas.microsoft.com/office/2019/extlst" xmlns:r="http://schemas.openxmlformats.org/officeDocument/2006/relationships" xmlns:m="http://schemas.openxmlformats.org/officeDocument/2006/math" xmlns:v="urn:schemas-microsoft-com:vml" xmlns:wp14="http://schemas.microsoft.com/office/word/2010/wordprocessingDrawing" xmlns:wp="http://schemas.openxmlformats.org/drawingml/2006/wordprocessingDrawing" xmlns:w10="urn:schemas-microsoft-com:office:word" xmlns:w="http://schemas.openxmlformats.org/wordprocessingml/2006/main" xmlns:w14="http://schemas.microsoft.com/office/word/2010/wordml" xmlns:w15="http://schemas.microsoft.com/office/word/2012/wordml" xmlns:w16cex="http://schemas.microsoft.com/office/word/2018/wordml/cex" xmlns:w16cid="http://schemas.microsoft.com/office/word/2016/wordml/cid" xmlns:w16="http://schemas.microsoft.com/office/word/2018/wordml" xmlns:w16sdtdh="http://schemas.microsoft.com/office/word/2020/wordml/sdtdatahash" xmlns:w16se="http://schemas.microsoft.com/office/word/2015/wordml/symex" xmlns:wpg="http://schemas.microsoft.com/office/word/2010/wordprocessingGroup" xmlns:wpi="http://schemas.microsoft.com/office/word/2010/wordprocessingInk" xmlns:wne="http://schemas.microsoft.com/office/word/2006/wordml" xmlns:wps="http://schemas.microsoft.com/office/word/2010/wordprocessingShape" mc:Ignorable="w14 w15 w16se w16cid w16 w16cex w16sdtdh wp14">
   <w:p>
     <w:pPr>
       <w:pStyle w:val="a4"/>
@@ -27477,7 +26769,7 @@
 </file>
 
 <file path=word/header3.xml><?xml version="1.0" encoding="utf-8"?>
-<w:hdr xmlns:wpc="http://schemas.microsoft.com/office/word/2010/wordprocessingCanvas" xmlns:mc="http://schemas.openxmlformats.org/markup-compatibility/2006" xmlns:o="urn:schemas-microsoft-com:office:office" xmlns:r="http://schemas.openxmlformats.org/officeDocument/2006/relationships" xmlns:m="http://schemas.openxmlformats.org/officeDocument/2006/math" xmlns:v="urn:schemas-microsoft-com:vml" xmlns:wp14="http://schemas.microsoft.com/office/word/2010/wordprocessingDrawing" xmlns:wp="http://schemas.openxmlformats.org/drawingml/2006/wordprocessingDrawing" xmlns:w10="urn:schemas-microsoft-com:office:word" xmlns:w="http://schemas.openxmlformats.org/wordprocessingml/2006/main" xmlns:w14="http://schemas.microsoft.com/office/word/2010/wordml" xmlns:w15="http://schemas.microsoft.com/office/word/2012/wordml" xmlns:wpg="http://schemas.microsoft.com/office/word/2010/wordprocessingGroup" xmlns:wpi="http://schemas.microsoft.com/office/word/2010/wordprocessingInk" xmlns:wne="http://schemas.microsoft.com/office/word/2006/wordml" xmlns:wps="http://schemas.microsoft.com/office/word/2010/wordprocessingShape" mc:Ignorable="w14 w15 wp14">
+<w:hdr xmlns:wpc="http://schemas.microsoft.com/office/word/2010/wordprocessingCanvas" xmlns:cx="http://schemas.microsoft.com/office/drawing/2014/chartex" xmlns:cx1="http://schemas.microsoft.com/office/drawing/2015/9/8/chartex" xmlns:cx2="http://schemas.microsoft.com/office/drawing/2015/10/21/chartex" xmlns:cx3="http://schemas.microsoft.com/office/drawing/2016/5/9/chartex" xmlns:cx4="http://schemas.microsoft.com/office/drawing/2016/5/10/chartex" xmlns:cx5="http://schemas.microsoft.com/office/drawing/2016/5/11/chartex" xmlns:cx6="http://schemas.microsoft.com/office/drawing/2016/5/12/chartex" xmlns:cx7="http://schemas.microsoft.com/office/drawing/2016/5/13/chartex" xmlns:cx8="http://schemas.microsoft.com/office/drawing/2016/5/14/chartex" xmlns:mc="http://schemas.openxmlformats.org/markup-compatibility/2006" xmlns:aink="http://schemas.microsoft.com/office/drawing/2016/ink" xmlns:am3d="http://schemas.microsoft.com/office/drawing/2017/model3d" xmlns:o="urn:schemas-microsoft-com:office:office" xmlns:oel="http://schemas.microsoft.com/office/2019/extlst" xmlns:r="http://schemas.openxmlformats.org/officeDocument/2006/relationships" xmlns:m="http://schemas.openxmlformats.org/officeDocument/2006/math" xmlns:v="urn:schemas-microsoft-com:vml" xmlns:wp14="http://schemas.microsoft.com/office/word/2010/wordprocessingDrawing" xmlns:wp="http://schemas.openxmlformats.org/drawingml/2006/wordprocessingDrawing" xmlns:w10="urn:schemas-microsoft-com:office:word" xmlns:w="http://schemas.openxmlformats.org/wordprocessingml/2006/main" xmlns:w14="http://schemas.microsoft.com/office/word/2010/wordml" xmlns:w15="http://schemas.microsoft.com/office/word/2012/wordml" xmlns:w16cex="http://schemas.microsoft.com/office/word/2018/wordml/cex" xmlns:w16cid="http://schemas.microsoft.com/office/word/2016/wordml/cid" xmlns:w16="http://schemas.microsoft.com/office/word/2018/wordml" xmlns:w16sdtdh="http://schemas.microsoft.com/office/word/2020/wordml/sdtdatahash" xmlns:w16se="http://schemas.microsoft.com/office/word/2015/wordml/symex" xmlns:wpg="http://schemas.microsoft.com/office/word/2010/wordprocessingGroup" xmlns:wpi="http://schemas.microsoft.com/office/word/2010/wordprocessingInk" xmlns:wne="http://schemas.microsoft.com/office/word/2006/wordml" xmlns:wps="http://schemas.microsoft.com/office/word/2010/wordprocessingShape" mc:Ignorable="w14 w15 w16se w16cid w16 w16cex w16sdtdh wp14">
   <w:p>
     <w:pPr>
       <w:pStyle w:val="a4"/>
@@ -27935,7 +27227,7 @@
 </file>
 
 <file path=word/header4.xml><?xml version="1.0" encoding="utf-8"?>
-<w:hdr xmlns:wpc="http://schemas.microsoft.com/office/word/2010/wordprocessingCanvas" xmlns:mc="http://schemas.openxmlformats.org/markup-compatibility/2006" xmlns:o="urn:schemas-microsoft-com:office:office" xmlns:r="http://schemas.openxmlformats.org/officeDocument/2006/relationships" xmlns:m="http://schemas.openxmlformats.org/officeDocument/2006/math" xmlns:v="urn:schemas-microsoft-com:vml" xmlns:wp14="http://schemas.microsoft.com/office/word/2010/wordprocessingDrawing" xmlns:wp="http://schemas.openxmlformats.org/drawingml/2006/wordprocessingDrawing" xmlns:w10="urn:schemas-microsoft-com:office:word" xmlns:w="http://schemas.openxmlformats.org/wordprocessingml/2006/main" xmlns:w14="http://schemas.microsoft.com/office/word/2010/wordml" xmlns:w15="http://schemas.microsoft.com/office/word/2012/wordml" xmlns:wpg="http://schemas.microsoft.com/office/word/2010/wordprocessingGroup" xmlns:wpi="http://schemas.microsoft.com/office/word/2010/wordprocessingInk" xmlns:wne="http://schemas.microsoft.com/office/word/2006/wordml" xmlns:wps="http://schemas.microsoft.com/office/word/2010/wordprocessingShape" mc:Ignorable="w14 w15 wp14">
+<w:hdr xmlns:wpc="http://schemas.microsoft.com/office/word/2010/wordprocessingCanvas" xmlns:cx="http://schemas.microsoft.com/office/drawing/2014/chartex" xmlns:cx1="http://schemas.microsoft.com/office/drawing/2015/9/8/chartex" xmlns:cx2="http://schemas.microsoft.com/office/drawing/2015/10/21/chartex" xmlns:cx3="http://schemas.microsoft.com/office/drawing/2016/5/9/chartex" xmlns:cx4="http://schemas.microsoft.com/office/drawing/2016/5/10/chartex" xmlns:cx5="http://schemas.microsoft.com/office/drawing/2016/5/11/chartex" xmlns:cx6="http://schemas.microsoft.com/office/drawing/2016/5/12/chartex" xmlns:cx7="http://schemas.microsoft.com/office/drawing/2016/5/13/chartex" xmlns:cx8="http://schemas.microsoft.com/office/drawing/2016/5/14/chartex" xmlns:mc="http://schemas.openxmlformats.org/markup-compatibility/2006" xmlns:aink="http://schemas.microsoft.com/office/drawing/2016/ink" xmlns:am3d="http://schemas.microsoft.com/office/drawing/2017/model3d" xmlns:o="urn:schemas-microsoft-com:office:office" xmlns:oel="http://schemas.microsoft.com/office/2019/extlst" xmlns:r="http://schemas.openxmlformats.org/officeDocument/2006/relationships" xmlns:m="http://schemas.openxmlformats.org/officeDocument/2006/math" xmlns:v="urn:schemas-microsoft-com:vml" xmlns:wp14="http://schemas.microsoft.com/office/word/2010/wordprocessingDrawing" xmlns:wp="http://schemas.openxmlformats.org/drawingml/2006/wordprocessingDrawing" xmlns:w10="urn:schemas-microsoft-com:office:word" xmlns:w="http://schemas.openxmlformats.org/wordprocessingml/2006/main" xmlns:w14="http://schemas.microsoft.com/office/word/2010/wordml" xmlns:w15="http://schemas.microsoft.com/office/word/2012/wordml" xmlns:w16cex="http://schemas.microsoft.com/office/word/2018/wordml/cex" xmlns:w16cid="http://schemas.microsoft.com/office/word/2016/wordml/cid" xmlns:w16="http://schemas.microsoft.com/office/word/2018/wordml" xmlns:w16sdtdh="http://schemas.microsoft.com/office/word/2020/wordml/sdtdatahash" xmlns:w16se="http://schemas.microsoft.com/office/word/2015/wordml/symex" xmlns:wpg="http://schemas.microsoft.com/office/word/2010/wordprocessingGroup" xmlns:wpi="http://schemas.microsoft.com/office/word/2010/wordprocessingInk" xmlns:wne="http://schemas.microsoft.com/office/word/2006/wordml" xmlns:wps="http://schemas.microsoft.com/office/word/2010/wordprocessingShape" mc:Ignorable="w14 w15 w16se w16cid w16 w16cex w16sdtdh wp14">
   <w:p>
     <w:pPr>
       <w:pStyle w:val="a4"/>
@@ -28393,7 +27685,7 @@
 </file>
 
 <file path=word/numbering.xml><?xml version="1.0" encoding="utf-8"?>
-<w:numbering xmlns:wpc="http://schemas.microsoft.com/office/word/2010/wordprocessingCanvas" xmlns:mc="http://schemas.openxmlformats.org/markup-compatibility/2006" xmlns:o="urn:schemas-microsoft-com:office:office" xmlns:r="http://schemas.openxmlformats.org/officeDocument/2006/relationships" xmlns:m="http://schemas.openxmlformats.org/officeDocument/2006/math" xmlns:v="urn:schemas-microsoft-com:vml" xmlns:wp14="http://schemas.microsoft.com/office/word/2010/wordprocessingDrawing" xmlns:wp="http://schemas.openxmlformats.org/drawingml/2006/wordprocessingDrawing" xmlns:w10="urn:schemas-microsoft-com:office:word" xmlns:w="http://schemas.openxmlformats.org/wordprocessingml/2006/main" xmlns:w14="http://schemas.microsoft.com/office/word/2010/wordml" xmlns:w15="http://schemas.microsoft.com/office/word/2012/wordml" xmlns:wpg="http://schemas.microsoft.com/office/word/2010/wordprocessingGroup" xmlns:wpi="http://schemas.microsoft.com/office/word/2010/wordprocessingInk" xmlns:wne="http://schemas.microsoft.com/office/word/2006/wordml" xmlns:wps="http://schemas.microsoft.com/office/word/2010/wordprocessingShape" mc:Ignorable="w14 w15 wp14">
+<w:numbering xmlns:wpc="http://schemas.microsoft.com/office/word/2010/wordprocessingCanvas" xmlns:cx="http://schemas.microsoft.com/office/drawing/2014/chartex" xmlns:cx1="http://schemas.microsoft.com/office/drawing/2015/9/8/chartex" xmlns:cx2="http://schemas.microsoft.com/office/drawing/2015/10/21/chartex" xmlns:cx3="http://schemas.microsoft.com/office/drawing/2016/5/9/chartex" xmlns:cx4="http://schemas.microsoft.com/office/drawing/2016/5/10/chartex" xmlns:cx5="http://schemas.microsoft.com/office/drawing/2016/5/11/chartex" xmlns:cx6="http://schemas.microsoft.com/office/drawing/2016/5/12/chartex" xmlns:cx7="http://schemas.microsoft.com/office/drawing/2016/5/13/chartex" xmlns:cx8="http://schemas.microsoft.com/office/drawing/2016/5/14/chartex" xmlns:mc="http://schemas.openxmlformats.org/markup-compatibility/2006" xmlns:aink="http://schemas.microsoft.com/office/drawing/2016/ink" xmlns:am3d="http://schemas.microsoft.com/office/drawing/2017/model3d" xmlns:o="urn:schemas-microsoft-com:office:office" xmlns:oel="http://schemas.microsoft.com/office/2019/extlst" xmlns:r="http://schemas.openxmlformats.org/officeDocument/2006/relationships" xmlns:m="http://schemas.openxmlformats.org/officeDocument/2006/math" xmlns:v="urn:schemas-microsoft-com:vml" xmlns:wp14="http://schemas.microsoft.com/office/word/2010/wordprocessingDrawing" xmlns:wp="http://schemas.openxmlformats.org/drawingml/2006/wordprocessingDrawing" xmlns:w10="urn:schemas-microsoft-com:office:word" xmlns:w="http://schemas.openxmlformats.org/wordprocessingml/2006/main" xmlns:w14="http://schemas.microsoft.com/office/word/2010/wordml" xmlns:w15="http://schemas.microsoft.com/office/word/2012/wordml" xmlns:w16cex="http://schemas.microsoft.com/office/word/2018/wordml/cex" xmlns:w16cid="http://schemas.microsoft.com/office/word/2016/wordml/cid" xmlns:w16="http://schemas.microsoft.com/office/word/2018/wordml" xmlns:w16sdtdh="http://schemas.microsoft.com/office/word/2020/wordml/sdtdatahash" xmlns:w16se="http://schemas.microsoft.com/office/word/2015/wordml/symex" xmlns:wpg="http://schemas.microsoft.com/office/word/2010/wordprocessingGroup" xmlns:wpi="http://schemas.microsoft.com/office/word/2010/wordprocessingInk" xmlns:wne="http://schemas.microsoft.com/office/word/2006/wordml" xmlns:wps="http://schemas.microsoft.com/office/word/2010/wordprocessingShape" mc:Ignorable="w14 w15 w16se w16cid w16 w16cex w16sdtdh wp14">
   <w:abstractNum w:abstractNumId="0" w15:restartNumberingAfterBreak="0">
     <w:nsid w:val="0397573A"/>
     <w:multiLevelType w:val="hybridMultilevel"/>
@@ -30085,68 +29377,68 @@
       </w:pPr>
     </w:lvl>
   </w:abstractNum>
-  <w:num w:numId="1">
+  <w:num w:numId="1" w16cid:durableId="1854222551">
     <w:abstractNumId w:val="18"/>
   </w:num>
-  <w:num w:numId="2">
+  <w:num w:numId="2" w16cid:durableId="1466387717">
     <w:abstractNumId w:val="5"/>
   </w:num>
-  <w:num w:numId="3">
+  <w:num w:numId="3" w16cid:durableId="750086571">
     <w:abstractNumId w:val="9"/>
   </w:num>
-  <w:num w:numId="4">
+  <w:num w:numId="4" w16cid:durableId="990452482">
     <w:abstractNumId w:val="3"/>
   </w:num>
-  <w:num w:numId="5">
+  <w:num w:numId="5" w16cid:durableId="1478886679">
     <w:abstractNumId w:val="10"/>
   </w:num>
-  <w:num w:numId="6">
+  <w:num w:numId="6" w16cid:durableId="589656650">
     <w:abstractNumId w:val="17"/>
   </w:num>
-  <w:num w:numId="7">
+  <w:num w:numId="7" w16cid:durableId="368183556">
     <w:abstractNumId w:val="16"/>
   </w:num>
-  <w:num w:numId="8">
+  <w:num w:numId="8" w16cid:durableId="550657020">
     <w:abstractNumId w:val="8"/>
   </w:num>
-  <w:num w:numId="9">
+  <w:num w:numId="9" w16cid:durableId="1584951935">
     <w:abstractNumId w:val="14"/>
   </w:num>
-  <w:num w:numId="10">
+  <w:num w:numId="10" w16cid:durableId="1292590584">
     <w:abstractNumId w:val="4"/>
   </w:num>
-  <w:num w:numId="11">
+  <w:num w:numId="11" w16cid:durableId="1678147096">
     <w:abstractNumId w:val="11"/>
   </w:num>
-  <w:num w:numId="12">
+  <w:num w:numId="12" w16cid:durableId="609556688">
     <w:abstractNumId w:val="2"/>
   </w:num>
-  <w:num w:numId="13">
+  <w:num w:numId="13" w16cid:durableId="756680232">
     <w:abstractNumId w:val="12"/>
   </w:num>
-  <w:num w:numId="14">
+  <w:num w:numId="14" w16cid:durableId="1801411043">
     <w:abstractNumId w:val="13"/>
   </w:num>
-  <w:num w:numId="15">
+  <w:num w:numId="15" w16cid:durableId="859783987">
     <w:abstractNumId w:val="1"/>
   </w:num>
-  <w:num w:numId="16">
+  <w:num w:numId="16" w16cid:durableId="345791350">
     <w:abstractNumId w:val="0"/>
   </w:num>
-  <w:num w:numId="17">
+  <w:num w:numId="17" w16cid:durableId="1765220499">
     <w:abstractNumId w:val="15"/>
   </w:num>
-  <w:num w:numId="18">
+  <w:num w:numId="18" w16cid:durableId="1901013140">
     <w:abstractNumId w:val="7"/>
   </w:num>
-  <w:num w:numId="19">
+  <w:num w:numId="19" w16cid:durableId="940449734">
     <w:abstractNumId w:val="6"/>
   </w:num>
 </w:numbering>
 </file>
 
 <file path=word/styles.xml><?xml version="1.0" encoding="utf-8"?>
-<w:styles xmlns:mc="http://schemas.openxmlformats.org/markup-compatibility/2006" xmlns:r="http://schemas.openxmlformats.org/officeDocument/2006/relationships" xmlns:w="http://schemas.openxmlformats.org/wordprocessingml/2006/main" xmlns:w14="http://schemas.microsoft.com/office/word/2010/wordml" xmlns:w15="http://schemas.microsoft.com/office/word/2012/wordml" mc:Ignorable="w14 w15">
+<w:styles xmlns:mc="http://schemas.openxmlformats.org/markup-compatibility/2006" xmlns:r="http://schemas.openxmlformats.org/officeDocument/2006/relationships" xmlns:w="http://schemas.openxmlformats.org/wordprocessingml/2006/main" xmlns:w14="http://schemas.microsoft.com/office/word/2010/wordml" xmlns:w15="http://schemas.microsoft.com/office/word/2012/wordml" xmlns:w16cex="http://schemas.microsoft.com/office/word/2018/wordml/cex" xmlns:w16cid="http://schemas.microsoft.com/office/word/2016/wordml/cid" xmlns:w16="http://schemas.microsoft.com/office/word/2018/wordml" xmlns:w16sdtdh="http://schemas.microsoft.com/office/word/2020/wordml/sdtdatahash" xmlns:w16se="http://schemas.microsoft.com/office/word/2015/wordml/symex" mc:Ignorable="w14 w15 w16se w16cid w16 w16cex w16sdtdh">
   <w:docDefaults>
     <w:rPrDefault>
       <w:rPr>
@@ -30159,7 +29451,7 @@
     </w:rPrDefault>
     <w:pPrDefault/>
   </w:docDefaults>
-  <w:latentStyles w:defLockedState="0" w:defUIPriority="99" w:defSemiHidden="0" w:defUnhideWhenUsed="0" w:defQFormat="0" w:count="371">
+  <w:latentStyles w:defLockedState="0" w:defUIPriority="99" w:defSemiHidden="0" w:defUnhideWhenUsed="0" w:defQFormat="0" w:count="376">
     <w:lsdException w:name="Normal" w:uiPriority="0" w:qFormat="1"/>
     <w:lsdException w:name="heading 1" w:uiPriority="9" w:qFormat="1"/>
     <w:lsdException w:name="heading 2" w:semiHidden="1" w:uiPriority="9" w:unhideWhenUsed="1" w:qFormat="1"/>
@@ -30531,6 +29823,11 @@
     <w:lsdException w:name="List Table 5 Dark Accent 6" w:uiPriority="50"/>
     <w:lsdException w:name="List Table 6 Colorful Accent 6" w:uiPriority="51"/>
     <w:lsdException w:name="List Table 7 Colorful Accent 6" w:uiPriority="52"/>
+    <w:lsdException w:name="Mention" w:semiHidden="1" w:unhideWhenUsed="1"/>
+    <w:lsdException w:name="Smart Hyperlink" w:semiHidden="1" w:unhideWhenUsed="1"/>
+    <w:lsdException w:name="Hashtag" w:semiHidden="1" w:unhideWhenUsed="1"/>
+    <w:lsdException w:name="Unresolved Mention" w:semiHidden="1" w:unhideWhenUsed="1"/>
+    <w:lsdException w:name="Smart Link" w:semiHidden="1" w:unhideWhenUsed="1"/>
   </w:latentStyles>
   <w:style w:type="paragraph" w:default="1" w:styleId="a">
     <w:name w:val="Normal"/>

--- a/新泰週報20260802[2631]B4F.docx
+++ b/新泰週報20260802[2631]B4F.docx
@@ -1,6 +1,6 @@
 
 <file path=word/document.xml><?xml version="1.0" encoding="utf-8"?>
-<w:document xmlns:wpc="http://schemas.microsoft.com/office/word/2010/wordprocessingCanvas" xmlns:cx="http://schemas.microsoft.com/office/drawing/2014/chartex" xmlns:cx1="http://schemas.microsoft.com/office/drawing/2015/9/8/chartex" xmlns:cx2="http://schemas.microsoft.com/office/drawing/2015/10/21/chartex" xmlns:cx3="http://schemas.microsoft.com/office/drawing/2016/5/9/chartex" xmlns:cx4="http://schemas.microsoft.com/office/drawing/2016/5/10/chartex" xmlns:cx5="http://schemas.microsoft.com/office/drawing/2016/5/11/chartex" xmlns:cx6="http://schemas.microsoft.com/office/drawing/2016/5/12/chartex" xmlns:cx7="http://schemas.microsoft.com/office/drawing/2016/5/13/chartex" xmlns:cx8="http://schemas.microsoft.com/office/drawing/2016/5/14/chartex" xmlns:mc="http://schemas.openxmlformats.org/markup-compatibility/2006" xmlns:aink="http://schemas.microsoft.com/office/drawing/2016/ink" xmlns:am3d="http://schemas.microsoft.com/office/drawing/2017/model3d" xmlns:o="urn:schemas-microsoft-com:office:office" xmlns:oel="http://schemas.microsoft.com/office/2019/extlst" xmlns:r="http://schemas.openxmlformats.org/officeDocument/2006/relationships" xmlns:m="http://schemas.openxmlformats.org/officeDocument/2006/math" xmlns:v="urn:schemas-microsoft-com:vml" xmlns:wp14="http://schemas.microsoft.com/office/word/2010/wordprocessingDrawing" xmlns:wp="http://schemas.openxmlformats.org/drawingml/2006/wordprocessingDrawing" xmlns:w10="urn:schemas-microsoft-com:office:word" xmlns:w="http://schemas.openxmlformats.org/wordprocessingml/2006/main" xmlns:w14="http://schemas.microsoft.com/office/word/2010/wordml" xmlns:w15="http://schemas.microsoft.com/office/word/2012/wordml" xmlns:w16cex="http://schemas.microsoft.com/office/word/2018/wordml/cex" xmlns:w16cid="http://schemas.microsoft.com/office/word/2016/wordml/cid" xmlns:w16="http://schemas.microsoft.com/office/word/2018/wordml" xmlns:w16sdtdh="http://schemas.microsoft.com/office/word/2020/wordml/sdtdatahash" xmlns:w16se="http://schemas.microsoft.com/office/word/2015/wordml/symex" xmlns:wpg="http://schemas.microsoft.com/office/word/2010/wordprocessingGroup" xmlns:wpi="http://schemas.microsoft.com/office/word/2010/wordprocessingInk" xmlns:wne="http://schemas.microsoft.com/office/word/2006/wordml" xmlns:wps="http://schemas.microsoft.com/office/word/2010/wordprocessingShape" mc:Ignorable="w14 w15 w16se w16cid w16 w16cex w16sdtdh wp14">
+<w:document xmlns:wpc="http://schemas.microsoft.com/office/word/2010/wordprocessingCanvas" xmlns:mc="http://schemas.openxmlformats.org/markup-compatibility/2006" xmlns:o="urn:schemas-microsoft-com:office:office" xmlns:r="http://schemas.openxmlformats.org/officeDocument/2006/relationships" xmlns:m="http://schemas.openxmlformats.org/officeDocument/2006/math" xmlns:v="urn:schemas-microsoft-com:vml" xmlns:wp14="http://schemas.microsoft.com/office/word/2010/wordprocessingDrawing" xmlns:wp="http://schemas.openxmlformats.org/drawingml/2006/wordprocessingDrawing" xmlns:w10="urn:schemas-microsoft-com:office:word" xmlns:w="http://schemas.openxmlformats.org/wordprocessingml/2006/main" xmlns:w14="http://schemas.microsoft.com/office/word/2010/wordml" xmlns:w15="http://schemas.microsoft.com/office/word/2012/wordml" xmlns:wpg="http://schemas.microsoft.com/office/word/2010/wordprocessingGroup" xmlns:wpi="http://schemas.microsoft.com/office/word/2010/wordprocessingInk" xmlns:wne="http://schemas.microsoft.com/office/word/2006/wordml" xmlns:wps="http://schemas.microsoft.com/office/word/2010/wordprocessingShape" mc:Ignorable="w14 w15 wp14">
   <w:body>
     <w:p>
       <w:pPr>
@@ -889,15 +889,6 @@
             </w:pPr>
             <w:r>
               <w:rPr>
-                <w:rFonts w:ascii="Segoe UI Symbol" w:eastAsia="標楷體" w:hAnsi="Segoe UI Symbol" w:cs="Segoe UI Symbol"/>
-                <w:w w:val="90"/>
-                <w:sz w:val="26"/>
-                <w:szCs w:val="26"/>
-              </w:rPr>
-              <w:t>★</w:t>
-            </w:r>
-            <w:r>
-              <w:rPr>
                 <w:rFonts w:ascii="Barlow Condensed Medium" w:eastAsia="標楷體" w:hAnsi="Barlow Condensed Medium" w:cs="Segoe UI Symbol"/>
                 <w:w w:val="90"/>
                 <w:sz w:val="26"/>
@@ -1062,6 +1053,24 @@
                 <w:szCs w:val="26"/>
               </w:rPr>
             </w:pPr>
+            <w:r>
+              <w:rPr>
+                <w:rFonts w:ascii="Barlow Condensed Medium" w:eastAsia="華康細黑體" w:hAnsi="Barlow Condensed Medium" w:hint="eastAsia"/>
+                <w:w w:val="90"/>
+                <w:sz w:val="26"/>
+                <w:szCs w:val="26"/>
+              </w:rPr>
+              <w:t>3</w:t>
+            </w:r>
+            <w:r>
+              <w:rPr>
+                <w:rFonts w:ascii="Barlow Condensed Medium" w:eastAsia="華康細黑體" w:hAnsi="Barlow Condensed Medium" w:hint="eastAsia"/>
+                <w:w w:val="90"/>
+                <w:sz w:val="26"/>
+                <w:szCs w:val="26"/>
+              </w:rPr>
+              <w:t>.</w:t>
+            </w:r>
           </w:p>
         </w:tc>
         <w:tc>
@@ -1093,6 +1102,396 @@
                 <w:lang w:bidi="he-IL"/>
               </w:rPr>
             </w:pPr>
+            <w:r>
+              <w:rPr>
+                <w:rFonts w:ascii="Segoe UI Symbol" w:eastAsia="標楷體" w:hAnsi="Segoe UI Symbol" w:cs="Segoe UI Symbol"/>
+                <w:w w:val="90"/>
+                <w:sz w:val="26"/>
+                <w:szCs w:val="26"/>
+              </w:rPr>
+              <w:t>★</w:t>
+            </w:r>
+            <w:r>
+              <w:rPr>
+                <w:rFonts w:ascii="Barlow Condensed Medium" w:eastAsia="標楷體" w:hAnsi="Barlow Condensed Medium" w:cs="Segoe UI Symbol" w:hint="eastAsia"/>
+                <w:w w:val="90"/>
+                <w:sz w:val="26"/>
+                <w:szCs w:val="26"/>
+              </w:rPr>
+              <w:t>台北中會主辨</w:t>
+            </w:r>
+            <w:r>
+              <w:rPr>
+                <w:rFonts w:ascii="Barlow Condensed Medium" w:eastAsia="標楷體" w:hAnsi="Barlow Condensed Medium" w:cs="Segoe UI Symbol" w:hint="eastAsia"/>
+                <w:w w:val="90"/>
+                <w:sz w:val="26"/>
+                <w:szCs w:val="26"/>
+              </w:rPr>
+              <w:t>「</w:t>
+            </w:r>
+            <w:r>
+              <w:rPr>
+                <w:rFonts w:ascii="Barlow Condensed Medium" w:eastAsia="標楷體" w:hAnsi="Barlow Condensed Medium" w:cs="Segoe UI Symbol" w:hint="eastAsia"/>
+                <w:w w:val="90"/>
+                <w:sz w:val="26"/>
+                <w:szCs w:val="26"/>
+              </w:rPr>
+              <w:t>性別暴力防治實務研討會</w:t>
+            </w:r>
+            <w:r>
+              <w:rPr>
+                <w:rFonts w:ascii="Barlow Condensed Medium" w:eastAsia="標楷體" w:hAnsi="Barlow Condensed Medium" w:cs="Segoe UI Symbol" w:hint="eastAsia"/>
+                <w:w w:val="90"/>
+                <w:sz w:val="26"/>
+                <w:szCs w:val="26"/>
+              </w:rPr>
+              <w:t>」將於</w:t>
+            </w:r>
+            <w:r>
+              <w:rPr>
+                <w:rFonts w:ascii="Barlow Condensed Medium" w:eastAsia="標楷體" w:hAnsi="Barlow Condensed Medium" w:cs="Segoe UI Symbol" w:hint="eastAsia"/>
+                <w:w w:val="90"/>
+                <w:sz w:val="26"/>
+                <w:szCs w:val="26"/>
+              </w:rPr>
+              <w:t>8/15(</w:t>
+            </w:r>
+            <w:r>
+              <w:rPr>
+                <w:rFonts w:ascii="Barlow Condensed Medium" w:eastAsia="標楷體" w:hAnsi="Barlow Condensed Medium" w:cs="Segoe UI Symbol" w:hint="eastAsia"/>
+                <w:w w:val="90"/>
+                <w:sz w:val="26"/>
+                <w:szCs w:val="26"/>
+              </w:rPr>
+              <w:t>六</w:t>
+            </w:r>
+            <w:r>
+              <w:rPr>
+                <w:rFonts w:ascii="Barlow Condensed Medium" w:eastAsia="標楷體" w:hAnsi="Barlow Condensed Medium" w:cs="Segoe UI Symbol" w:hint="eastAsia"/>
+                <w:w w:val="90"/>
+                <w:sz w:val="26"/>
+                <w:szCs w:val="26"/>
+              </w:rPr>
+              <w:t>)</w:t>
+            </w:r>
+            <w:r>
+              <w:rPr>
+                <w:rFonts w:ascii="Barlow Condensed Medium" w:eastAsia="標楷體" w:hAnsi="Barlow Condensed Medium" w:cs="Segoe UI Symbol" w:hint="eastAsia"/>
+                <w:w w:val="90"/>
+                <w:sz w:val="26"/>
+                <w:szCs w:val="26"/>
+              </w:rPr>
+              <w:t>上午</w:t>
+            </w:r>
+            <w:r>
+              <w:rPr>
+                <w:rFonts w:ascii="Barlow Condensed Medium" w:eastAsia="標楷體" w:hAnsi="Barlow Condensed Medium" w:cs="Segoe UI Symbol" w:hint="eastAsia"/>
+                <w:w w:val="90"/>
+                <w:sz w:val="26"/>
+                <w:szCs w:val="26"/>
+              </w:rPr>
+              <w:t>9:00-12:00</w:t>
+            </w:r>
+            <w:r>
+              <w:rPr>
+                <w:rFonts w:ascii="Barlow Condensed Medium" w:eastAsia="標楷體" w:hAnsi="Barlow Condensed Medium" w:cs="Segoe UI Symbol" w:hint="eastAsia"/>
+                <w:w w:val="90"/>
+                <w:sz w:val="26"/>
+                <w:szCs w:val="26"/>
+              </w:rPr>
+              <w:t>在板橋教會，</w:t>
+            </w:r>
+            <w:r>
+              <w:rPr>
+                <w:rFonts w:ascii="Barlow Condensed Medium" w:eastAsia="標楷體" w:hAnsi="Barlow Condensed Medium" w:cs="Segoe UI Symbol" w:hint="eastAsia"/>
+                <w:w w:val="90"/>
+                <w:sz w:val="26"/>
+                <w:szCs w:val="26"/>
+              </w:rPr>
+              <w:t>8/29(</w:t>
+            </w:r>
+            <w:r>
+              <w:rPr>
+                <w:rFonts w:ascii="Barlow Condensed Medium" w:eastAsia="標楷體" w:hAnsi="Barlow Condensed Medium" w:cs="Segoe UI Symbol" w:hint="eastAsia"/>
+                <w:w w:val="90"/>
+                <w:sz w:val="26"/>
+                <w:szCs w:val="26"/>
+              </w:rPr>
+              <w:t>六</w:t>
+            </w:r>
+            <w:r>
+              <w:rPr>
+                <w:rFonts w:ascii="Barlow Condensed Medium" w:eastAsia="標楷體" w:hAnsi="Barlow Condensed Medium" w:cs="Segoe UI Symbol" w:hint="eastAsia"/>
+                <w:w w:val="90"/>
+                <w:sz w:val="26"/>
+                <w:szCs w:val="26"/>
+              </w:rPr>
+              <w:t>)</w:t>
+            </w:r>
+            <w:r>
+              <w:rPr>
+                <w:rFonts w:ascii="Barlow Condensed Medium" w:eastAsia="標楷體" w:hAnsi="Barlow Condensed Medium" w:cs="Segoe UI Symbol" w:hint="eastAsia"/>
+                <w:w w:val="90"/>
+                <w:sz w:val="26"/>
+                <w:szCs w:val="26"/>
+              </w:rPr>
+              <w:t>上午</w:t>
+            </w:r>
+            <w:r>
+              <w:rPr>
+                <w:rFonts w:ascii="Barlow Condensed Medium" w:eastAsia="標楷體" w:hAnsi="Barlow Condensed Medium" w:cs="Segoe UI Symbol" w:hint="eastAsia"/>
+                <w:w w:val="90"/>
+                <w:sz w:val="26"/>
+                <w:szCs w:val="26"/>
+              </w:rPr>
+              <w:t>9:00-12:00</w:t>
+            </w:r>
+            <w:r>
+              <w:rPr>
+                <w:rFonts w:ascii="Barlow Condensed Medium" w:eastAsia="標楷體" w:hAnsi="Barlow Condensed Medium" w:cs="Segoe UI Symbol" w:hint="eastAsia"/>
+                <w:w w:val="90"/>
+                <w:sz w:val="26"/>
+                <w:szCs w:val="26"/>
+              </w:rPr>
+              <w:t>在南門教會舉行</w:t>
+            </w:r>
+            <w:r>
+              <w:rPr>
+                <w:rFonts w:ascii="Barlow Condensed Medium" w:eastAsia="標楷體" w:hAnsi="Barlow Condensed Medium" w:cs="Segoe UI Symbol" w:hint="eastAsia"/>
+                <w:w w:val="90"/>
+                <w:sz w:val="26"/>
+                <w:szCs w:val="26"/>
+              </w:rPr>
+              <w:t>。</w:t>
+            </w:r>
+            <w:r>
+              <w:rPr>
+                <w:rFonts w:ascii="Barlow Condensed Medium" w:eastAsia="標楷體" w:hAnsi="Barlow Condensed Medium" w:cs="Segoe UI Symbol" w:hint="eastAsia"/>
+                <w:w w:val="90"/>
+                <w:sz w:val="26"/>
+                <w:szCs w:val="26"/>
+              </w:rPr>
+              <w:t>歡迎上網報名。</w:t>
+            </w:r>
+          </w:p>
+        </w:tc>
+      </w:tr>
+      <w:tr>
+        <w:tc>
+          <w:tcPr>
+            <w:tcW w:w="299" w:type="dxa"/>
+            <w:tcBorders>
+              <w:top w:val="nil"/>
+              <w:left w:val="nil"/>
+              <w:bottom w:val="nil"/>
+              <w:right w:val="nil"/>
+            </w:tcBorders>
+            <w:tcMar>
+              <w:left w:w="28" w:type="dxa"/>
+              <w:right w:w="28" w:type="dxa"/>
+            </w:tcMar>
+          </w:tcPr>
+          <w:p>
+            <w:pPr>
+              <w:snapToGrid w:val="0"/>
+              <w:spacing w:line="300" w:lineRule="exact"/>
+              <w:ind w:rightChars="11" w:right="26"/>
+              <w:jc w:val="right"/>
+              <w:rPr>
+                <w:rFonts w:ascii="Barlow Condensed Medium" w:eastAsia="華康細黑體" w:hAnsi="Barlow Condensed Medium"/>
+                <w:w w:val="90"/>
+                <w:sz w:val="26"/>
+                <w:szCs w:val="26"/>
+              </w:rPr>
+            </w:pPr>
+          </w:p>
+        </w:tc>
+        <w:tc>
+          <w:tcPr>
+            <w:tcW w:w="5622" w:type="dxa"/>
+            <w:tcBorders>
+              <w:top w:val="nil"/>
+              <w:left w:val="nil"/>
+              <w:bottom w:val="nil"/>
+              <w:right w:val="nil"/>
+            </w:tcBorders>
+            <w:tcMar>
+              <w:left w:w="28" w:type="dxa"/>
+              <w:right w:w="28" w:type="dxa"/>
+            </w:tcMar>
+          </w:tcPr>
+          <w:p>
+            <w:pPr>
+              <w:kinsoku w:val="0"/>
+              <w:snapToGrid w:val="0"/>
+              <w:spacing w:line="300" w:lineRule="exact"/>
+              <w:jc w:val="both"/>
+              <w:rPr>
+                <w:rFonts w:ascii="Barlow Condensed Medium" w:eastAsia="標楷體" w:hAnsi="Barlow Condensed Medium" w:cs="Segoe UI Symbol"/>
+                <w:noProof/>
+                <w:w w:val="90"/>
+                <w:sz w:val="26"/>
+                <w:szCs w:val="26"/>
+                <w:lang w:bidi="he-IL"/>
+              </w:rPr>
+            </w:pPr>
+            <w:r>
+              <w:rPr>
+                <w:rFonts w:ascii="Barlow Condensed Medium" w:eastAsia="標楷體" w:hAnsi="Barlow Condensed Medium" w:cs="Segoe UI Symbol"/>
+                <w:noProof/>
+                <w:w w:val="90"/>
+                <w:sz w:val="26"/>
+                <w:szCs w:val="26"/>
+                <w:lang w:bidi="he-IL"/>
+              </w:rPr>
+              <w:drawing>
+                <wp:anchor distT="0" distB="0" distL="114300" distR="114300" simplePos="0" relativeHeight="251658752" behindDoc="1" locked="0" layoutInCell="1" allowOverlap="1" wp14:anchorId="6449A846" wp14:editId="4767A565">
+                  <wp:simplePos x="0" y="0"/>
+                  <wp:positionH relativeFrom="column">
+                    <wp:posOffset>1826895</wp:posOffset>
+                  </wp:positionH>
+                  <wp:positionV relativeFrom="paragraph">
+                    <wp:posOffset>635</wp:posOffset>
+                  </wp:positionV>
+                  <wp:extent cx="908050" cy="908050"/>
+                  <wp:effectExtent l="0" t="0" r="6350" b="6350"/>
+                  <wp:wrapTight wrapText="bothSides">
+                    <wp:wrapPolygon edited="0">
+                      <wp:start x="0" y="0"/>
+                      <wp:lineTo x="0" y="21298"/>
+                      <wp:lineTo x="21298" y="21298"/>
+                      <wp:lineTo x="21298" y="0"/>
+                      <wp:lineTo x="0" y="0"/>
+                    </wp:wrapPolygon>
+                  </wp:wrapTight>
+                  <wp:docPr id="23" name="圖片 23"/>
+                  <wp:cNvGraphicFramePr>
+                    <a:graphicFrameLocks xmlns:a="http://schemas.openxmlformats.org/drawingml/2006/main" noChangeAspect="1"/>
+                  </wp:cNvGraphicFramePr>
+                  <a:graphic xmlns:a="http://schemas.openxmlformats.org/drawingml/2006/main">
+                    <a:graphicData uri="http://schemas.openxmlformats.org/drawingml/2006/picture">
+                      <pic:pic xmlns:pic="http://schemas.openxmlformats.org/drawingml/2006/picture">
+                        <pic:nvPicPr>
+                          <pic:cNvPr id="23" name="20260829.png"/>
+                          <pic:cNvPicPr/>
+                        </pic:nvPicPr>
+                        <pic:blipFill>
+                          <a:blip r:embed="rId8" cstate="print">
+                            <a:extLst>
+                              <a:ext uri="{28A0092B-C50C-407E-A947-70E740481C1C}">
+                                <a14:useLocalDpi xmlns:a14="http://schemas.microsoft.com/office/drawing/2010/main" val="0"/>
+                              </a:ext>
+                            </a:extLst>
+                          </a:blip>
+                          <a:stretch>
+                            <a:fillRect/>
+                          </a:stretch>
+                        </pic:blipFill>
+                        <pic:spPr>
+                          <a:xfrm>
+                            <a:off x="0" y="0"/>
+                            <a:ext cx="908050" cy="908050"/>
+                          </a:xfrm>
+                          <a:prstGeom prst="rect">
+                            <a:avLst/>
+                          </a:prstGeom>
+                        </pic:spPr>
+                      </pic:pic>
+                    </a:graphicData>
+                  </a:graphic>
+                  <wp14:sizeRelH relativeFrom="page">
+                    <wp14:pctWidth>0</wp14:pctWidth>
+                  </wp14:sizeRelH>
+                  <wp14:sizeRelV relativeFrom="page">
+                    <wp14:pctHeight>0</wp14:pctHeight>
+                  </wp14:sizeRelV>
+                </wp:anchor>
+              </w:drawing>
+            </w:r>
+            <w:r>
+              <w:rPr>
+                <w:rFonts w:ascii="Barlow Condensed Medium" w:eastAsia="標楷體" w:hAnsi="Barlow Condensed Medium" w:cs="Segoe UI Symbol" w:hint="eastAsia"/>
+                <w:noProof/>
+                <w:w w:val="90"/>
+                <w:sz w:val="26"/>
+                <w:szCs w:val="26"/>
+                <w:lang w:bidi="he-IL"/>
+              </w:rPr>
+              <w:drawing>
+                <wp:anchor distT="0" distB="0" distL="114300" distR="114300" simplePos="0" relativeHeight="251657728" behindDoc="1" locked="0" layoutInCell="1" allowOverlap="1" wp14:anchorId="3FE46821" wp14:editId="3C1D05C1">
+                  <wp:simplePos x="0" y="0"/>
+                  <wp:positionH relativeFrom="column">
+                    <wp:posOffset>385005</wp:posOffset>
+                  </wp:positionH>
+                  <wp:positionV relativeFrom="paragraph">
+                    <wp:posOffset>-29113</wp:posOffset>
+                  </wp:positionV>
+                  <wp:extent cx="949325" cy="942340"/>
+                  <wp:effectExtent l="0" t="0" r="3175" b="0"/>
+                  <wp:wrapTight wrapText="bothSides">
+                    <wp:wrapPolygon edited="0">
+                      <wp:start x="0" y="0"/>
+                      <wp:lineTo x="0" y="20960"/>
+                      <wp:lineTo x="21239" y="20960"/>
+                      <wp:lineTo x="21239" y="0"/>
+                      <wp:lineTo x="0" y="0"/>
+                    </wp:wrapPolygon>
+                  </wp:wrapTight>
+                  <wp:docPr id="20" name="圖片 20"/>
+                  <wp:cNvGraphicFramePr>
+                    <a:graphicFrameLocks xmlns:a="http://schemas.openxmlformats.org/drawingml/2006/main" noChangeAspect="1"/>
+                  </wp:cNvGraphicFramePr>
+                  <a:graphic xmlns:a="http://schemas.openxmlformats.org/drawingml/2006/main">
+                    <a:graphicData uri="http://schemas.openxmlformats.org/drawingml/2006/picture">
+                      <pic:pic xmlns:pic="http://schemas.openxmlformats.org/drawingml/2006/picture">
+                        <pic:nvPicPr>
+                          <pic:cNvPr id="20" name="20260815.jpg"/>
+                          <pic:cNvPicPr/>
+                        </pic:nvPicPr>
+                        <pic:blipFill>
+                          <a:blip r:embed="rId9">
+                            <a:extLst>
+                              <a:ext uri="{28A0092B-C50C-407E-A947-70E740481C1C}">
+                                <a14:useLocalDpi xmlns:a14="http://schemas.microsoft.com/office/drawing/2010/main" val="0"/>
+                              </a:ext>
+                            </a:extLst>
+                          </a:blip>
+                          <a:stretch>
+                            <a:fillRect/>
+                          </a:stretch>
+                        </pic:blipFill>
+                        <pic:spPr>
+                          <a:xfrm>
+                            <a:off x="0" y="0"/>
+                            <a:ext cx="949325" cy="942340"/>
+                          </a:xfrm>
+                          <a:prstGeom prst="rect">
+                            <a:avLst/>
+                          </a:prstGeom>
+                        </pic:spPr>
+                      </pic:pic>
+                    </a:graphicData>
+                  </a:graphic>
+                  <wp14:sizeRelH relativeFrom="page">
+                    <wp14:pctWidth>0</wp14:pctWidth>
+                  </wp14:sizeRelH>
+                  <wp14:sizeRelV relativeFrom="page">
+                    <wp14:pctHeight>0</wp14:pctHeight>
+                  </wp14:sizeRelV>
+                </wp:anchor>
+              </w:drawing>
+            </w:r>
+            <w:r>
+              <w:rPr>
+                <w:rFonts w:ascii="Barlow Condensed Medium" w:eastAsia="標楷體" w:hAnsi="Barlow Condensed Medium" w:cs="Segoe UI Symbol" w:hint="eastAsia"/>
+                <w:noProof/>
+                <w:w w:val="90"/>
+                <w:sz w:val="26"/>
+                <w:szCs w:val="26"/>
+                <w:lang w:bidi="he-IL"/>
+              </w:rPr>
+              <w:t xml:space="preserve">8/15        8/29 </w:t>
+            </w:r>
           </w:p>
         </w:tc>
       </w:tr>
@@ -1208,7 +1607,7 @@
                 <w:sz w:val="26"/>
                 <w:szCs w:val="26"/>
               </w:rPr>
-              <w:t>下</w:t>
+              <w:t>本</w:t>
             </w:r>
             <w:r>
               <w:rPr>
@@ -1244,7 +1643,25 @@
                 <w:sz w:val="26"/>
                 <w:szCs w:val="26"/>
               </w:rPr>
-              <w:t>本會慶祝父親節，請邀爸爸們佳節同樂</w:t>
+              <w:t>本會慶祝父親節，</w:t>
+            </w:r>
+            <w:r>
+              <w:rPr>
+                <w:rFonts w:ascii="Barlow Condensed Medium" w:eastAsia="標楷體" w:hAnsi="Barlow Condensed Medium" w:cs="Segoe UI Symbol" w:hint="eastAsia"/>
+                <w:w w:val="90"/>
+                <w:sz w:val="26"/>
+                <w:szCs w:val="26"/>
+              </w:rPr>
+              <w:t>願爸爸們佳節快</w:t>
+            </w:r>
+            <w:r>
+              <w:rPr>
+                <w:rFonts w:ascii="Barlow Condensed Medium" w:eastAsia="標楷體" w:hAnsi="Barlow Condensed Medium" w:cs="Segoe UI Symbol" w:hint="eastAsia"/>
+                <w:w w:val="90"/>
+                <w:sz w:val="26"/>
+                <w:szCs w:val="26"/>
+              </w:rPr>
+              <w:t>樂</w:t>
             </w:r>
             <w:r>
               <w:rPr>
@@ -1257,73 +1674,6 @@
               </w:rPr>
               <w:t>。</w:t>
             </w:r>
-          </w:p>
-        </w:tc>
-      </w:tr>
-      <w:tr>
-        <w:tc>
-          <w:tcPr>
-            <w:tcW w:w="280" w:type="dxa"/>
-          </w:tcPr>
-          <w:p>
-            <w:pPr>
-              <w:snapToGrid w:val="0"/>
-              <w:spacing w:line="300" w:lineRule="exact"/>
-              <w:ind w:rightChars="11" w:right="26"/>
-              <w:jc w:val="right"/>
-              <w:rPr>
-                <w:rFonts w:ascii="Barlow Condensed Medium" w:eastAsia="華康細黑體" w:hAnsi="Barlow Condensed Medium"/>
-                <w:w w:val="90"/>
-                <w:sz w:val="26"/>
-                <w:szCs w:val="26"/>
-              </w:rPr>
-            </w:pPr>
-            <w:r>
-              <w:rPr>
-                <w:rFonts w:ascii="Barlow Condensed Medium" w:eastAsia="華康細黑體" w:hAnsi="Barlow Condensed Medium" w:hint="eastAsia"/>
-                <w:w w:val="90"/>
-                <w:sz w:val="26"/>
-                <w:szCs w:val="26"/>
-              </w:rPr>
-              <w:t>2.</w:t>
-            </w:r>
-          </w:p>
-        </w:tc>
-        <w:tc>
-          <w:tcPr>
-            <w:tcW w:w="5641" w:type="dxa"/>
-          </w:tcPr>
-          <w:p>
-            <w:pPr>
-              <w:kinsoku w:val="0"/>
-              <w:snapToGrid w:val="0"/>
-              <w:spacing w:line="300" w:lineRule="exact"/>
-              <w:jc w:val="both"/>
-              <w:rPr>
-                <w:rFonts w:ascii="Barlow Condensed Medium" w:eastAsia="標楷體" w:hAnsi="Barlow Condensed Medium" w:cs="Segoe UI Symbol"/>
-                <w:w w:val="90"/>
-                <w:sz w:val="26"/>
-                <w:szCs w:val="26"/>
-              </w:rPr>
-            </w:pPr>
-            <w:r>
-              <w:rPr>
-                <w:rFonts w:ascii="Segoe UI Symbol" w:eastAsia="標楷體" w:hAnsi="Segoe UI Symbol" w:cs="Segoe UI Symbol"/>
-                <w:w w:val="90"/>
-                <w:sz w:val="26"/>
-                <w:szCs w:val="26"/>
-              </w:rPr>
-              <w:t>★</w:t>
-            </w:r>
-            <w:r>
-              <w:rPr>
-                <w:rFonts w:ascii="Barlow Condensed Medium" w:eastAsia="標楷體" w:hAnsi="Barlow Condensed Medium" w:cs="Segoe UI Symbol" w:hint="eastAsia"/>
-                <w:w w:val="90"/>
-                <w:sz w:val="26"/>
-                <w:szCs w:val="26"/>
-              </w:rPr>
-              <w:t>本會將參加母會</w:t>
-            </w:r>
             <w:r>
               <w:rPr>
                 <w:rFonts w:ascii="Barlow Condensed Medium" w:eastAsia="標楷體" w:hAnsi="Barlow Condensed Medium" w:cs="Segoe UI Symbol" w:hint="eastAsia"/>
@@ -1333,7 +1683,7 @@
                 <w:szCs w:val="26"/>
                 <w:lang w:bidi="he-IL"/>
               </w:rPr>
-              <w:t>艋舺教會</w:t>
+              <w:t>並邀請現場父子</w:t>
             </w:r>
             <w:r>
               <w:rPr>
@@ -1344,7 +1694,7 @@
                 <w:szCs w:val="26"/>
                 <w:lang w:bidi="he-IL"/>
               </w:rPr>
-              <w:t>150</w:t>
+              <w:t>(</w:t>
             </w:r>
             <w:r>
               <w:rPr>
@@ -1355,7 +1705,7 @@
                 <w:szCs w:val="26"/>
                 <w:lang w:bidi="he-IL"/>
               </w:rPr>
-              <w:t>週年於</w:t>
+              <w:t>女</w:t>
             </w:r>
             <w:r>
               <w:rPr>
@@ -1366,7 +1716,7 @@
                 <w:szCs w:val="26"/>
                 <w:lang w:bidi="he-IL"/>
               </w:rPr>
-              <w:t>9/20</w:t>
+              <w:t>)</w:t>
             </w:r>
             <w:r>
               <w:rPr>
@@ -1377,7 +1727,7 @@
                 <w:szCs w:val="26"/>
                 <w:lang w:bidi="he-IL"/>
               </w:rPr>
-              <w:t>在中原大學舉行的野外禮拜。免費用，但是每人要先繳二百元報名費，當日出席則全額退費。自行開車者也請報名，註記，要統計中餐數量。下午本會自己安排行程，約下午</w:t>
+              <w:t>組隊參加競賽</w:t>
             </w:r>
             <w:r>
               <w:rPr>
@@ -1388,7 +1738,7 @@
                 <w:szCs w:val="26"/>
                 <w:lang w:bidi="he-IL"/>
               </w:rPr>
-              <w:t>5</w:t>
+              <w:t>活動</w:t>
             </w:r>
             <w:r>
               <w:rPr>
@@ -1399,7 +1749,7 @@
                 <w:szCs w:val="26"/>
                 <w:lang w:bidi="he-IL"/>
               </w:rPr>
-              <w:t>點回到教會。</w:t>
+              <w:t>，禮金可加碼哦。</w:t>
             </w:r>
           </w:p>
         </w:tc>
@@ -1429,7 +1779,352 @@
                 <w:sz w:val="26"/>
                 <w:szCs w:val="26"/>
               </w:rPr>
-              <w:t>3</w:t>
+              <w:t>2.</w:t>
+            </w:r>
+          </w:p>
+        </w:tc>
+        <w:tc>
+          <w:tcPr>
+            <w:tcW w:w="5641" w:type="dxa"/>
+          </w:tcPr>
+          <w:p>
+            <w:pPr>
+              <w:kinsoku w:val="0"/>
+              <w:snapToGrid w:val="0"/>
+              <w:spacing w:line="300" w:lineRule="exact"/>
+              <w:jc w:val="both"/>
+              <w:rPr>
+                <w:rFonts w:ascii="Barlow Condensed Medium" w:eastAsia="標楷體" w:hAnsi="Barlow Condensed Medium" w:cs="Segoe UI Symbol"/>
+                <w:w w:val="90"/>
+                <w:sz w:val="26"/>
+                <w:szCs w:val="26"/>
+              </w:rPr>
+            </w:pPr>
+            <w:r>
+              <w:rPr>
+                <w:rFonts w:ascii="Segoe UI Symbol" w:eastAsia="標楷體" w:hAnsi="Segoe UI Symbol" w:cs="Segoe UI Symbol"/>
+                <w:w w:val="90"/>
+                <w:sz w:val="26"/>
+                <w:szCs w:val="26"/>
+              </w:rPr>
+              <w:t>★</w:t>
+            </w:r>
+            <w:r>
+              <w:rPr>
+                <w:rFonts w:ascii="Barlow Condensed Medium" w:eastAsia="標楷體" w:hAnsi="Barlow Condensed Medium" w:cs="Segoe UI Symbol" w:hint="eastAsia"/>
+                <w:w w:val="90"/>
+                <w:sz w:val="26"/>
+                <w:szCs w:val="26"/>
+              </w:rPr>
+              <w:t>下主日為聖餐主日，請會眾預備心參加</w:t>
+            </w:r>
+            <w:r>
+              <w:rPr>
+                <w:rFonts w:ascii="Barlow Condensed Medium" w:eastAsia="標楷體" w:hAnsi="Barlow Condensed Medium" w:cs="Segoe UI Symbol" w:hint="eastAsia"/>
+                <w:noProof/>
+                <w:w w:val="90"/>
+                <w:sz w:val="26"/>
+                <w:szCs w:val="26"/>
+                <w:lang w:bidi="he-IL"/>
+              </w:rPr>
+              <w:t>。</w:t>
+            </w:r>
+          </w:p>
+        </w:tc>
+      </w:tr>
+      <w:tr>
+        <w:tc>
+          <w:tcPr>
+            <w:tcW w:w="280" w:type="dxa"/>
+          </w:tcPr>
+          <w:p>
+            <w:pPr>
+              <w:snapToGrid w:val="0"/>
+              <w:spacing w:line="300" w:lineRule="exact"/>
+              <w:ind w:rightChars="11" w:right="26"/>
+              <w:jc w:val="right"/>
+              <w:rPr>
+                <w:rFonts w:ascii="Barlow Condensed Medium" w:eastAsia="華康細黑體" w:hAnsi="Barlow Condensed Medium"/>
+                <w:w w:val="90"/>
+                <w:sz w:val="26"/>
+                <w:szCs w:val="26"/>
+              </w:rPr>
+            </w:pPr>
+            <w:r>
+              <w:rPr>
+                <w:rFonts w:ascii="Barlow Condensed Medium" w:eastAsia="華康細黑體" w:hAnsi="Barlow Condensed Medium" w:hint="eastAsia"/>
+                <w:w w:val="90"/>
+                <w:sz w:val="26"/>
+                <w:szCs w:val="26"/>
+              </w:rPr>
+              <w:t>3.</w:t>
+            </w:r>
+          </w:p>
+        </w:tc>
+        <w:tc>
+          <w:tcPr>
+            <w:tcW w:w="5641" w:type="dxa"/>
+          </w:tcPr>
+          <w:p>
+            <w:pPr>
+              <w:kinsoku w:val="0"/>
+              <w:snapToGrid w:val="0"/>
+              <w:spacing w:line="300" w:lineRule="exact"/>
+              <w:jc w:val="both"/>
+              <w:rPr>
+                <w:rFonts w:ascii="Barlow Condensed Medium" w:eastAsia="標楷體" w:hAnsi="Barlow Condensed Medium" w:cs="Segoe UI Symbol"/>
+                <w:w w:val="90"/>
+                <w:sz w:val="26"/>
+                <w:szCs w:val="26"/>
+              </w:rPr>
+            </w:pPr>
+            <w:r>
+              <w:rPr>
+                <w:rFonts w:ascii="Segoe UI Symbol" w:eastAsia="標楷體" w:hAnsi="Segoe UI Symbol" w:cs="Segoe UI Symbol"/>
+                <w:w w:val="90"/>
+                <w:sz w:val="26"/>
+                <w:szCs w:val="26"/>
+              </w:rPr>
+              <w:t>★</w:t>
+            </w:r>
+            <w:r>
+              <w:rPr>
+                <w:rFonts w:ascii="Barlow Condensed Medium" w:eastAsia="標楷體" w:hAnsi="Barlow Condensed Medium" w:cs="Segoe UI Symbol" w:hint="eastAsia"/>
+                <w:w w:val="90"/>
+                <w:sz w:val="26"/>
+                <w:szCs w:val="26"/>
+              </w:rPr>
+              <w:t>下主日</w:t>
+            </w:r>
+            <w:r>
+              <w:rPr>
+                <w:rFonts w:ascii="Barlow Condensed Medium" w:eastAsia="標楷體" w:hAnsi="Barlow Condensed Medium" w:cs="Segoe UI Symbol" w:hint="eastAsia"/>
+                <w:w w:val="90"/>
+                <w:sz w:val="26"/>
+                <w:szCs w:val="26"/>
+              </w:rPr>
+              <w:t>(8/9)</w:t>
+            </w:r>
+            <w:r>
+              <w:rPr>
+                <w:rFonts w:ascii="Barlow Condensed Medium" w:eastAsia="標楷體" w:hAnsi="Barlow Condensed Medium" w:cs="Segoe UI Symbol" w:hint="eastAsia"/>
+                <w:w w:val="90"/>
+                <w:sz w:val="26"/>
+                <w:szCs w:val="26"/>
+              </w:rPr>
+              <w:t>主日下午</w:t>
+            </w:r>
+            <w:r>
+              <w:rPr>
+                <w:rFonts w:ascii="Barlow Condensed Medium" w:eastAsia="標楷體" w:hAnsi="Barlow Condensed Medium" w:cs="Segoe UI Symbol" w:hint="eastAsia"/>
+                <w:w w:val="90"/>
+                <w:sz w:val="26"/>
+                <w:szCs w:val="26"/>
+              </w:rPr>
+              <w:t>3:30</w:t>
+            </w:r>
+            <w:r>
+              <w:rPr>
+                <w:rFonts w:ascii="Barlow Condensed Medium" w:eastAsia="標楷體" w:hAnsi="Barlow Condensed Medium" w:cs="Segoe UI Symbol" w:hint="eastAsia"/>
+                <w:w w:val="90"/>
+                <w:sz w:val="26"/>
+                <w:szCs w:val="26"/>
+              </w:rPr>
+              <w:t>召開定期長執會和小會</w:t>
+            </w:r>
+            <w:r>
+              <w:rPr>
+                <w:rFonts w:ascii="Barlow Condensed Medium" w:eastAsia="標楷體" w:hAnsi="Barlow Condensed Medium" w:cs="Segoe UI Symbol" w:hint="eastAsia"/>
+                <w:noProof/>
+                <w:w w:val="90"/>
+                <w:sz w:val="26"/>
+                <w:szCs w:val="26"/>
+                <w:lang w:bidi="he-IL"/>
+              </w:rPr>
+              <w:t>。</w:t>
+            </w:r>
+          </w:p>
+        </w:tc>
+      </w:tr>
+      <w:tr>
+        <w:tc>
+          <w:tcPr>
+            <w:tcW w:w="280" w:type="dxa"/>
+          </w:tcPr>
+          <w:p>
+            <w:pPr>
+              <w:snapToGrid w:val="0"/>
+              <w:spacing w:line="300" w:lineRule="exact"/>
+              <w:ind w:rightChars="11" w:right="26"/>
+              <w:jc w:val="right"/>
+              <w:rPr>
+                <w:rFonts w:ascii="Barlow Condensed Medium" w:eastAsia="華康細黑體" w:hAnsi="Barlow Condensed Medium"/>
+                <w:w w:val="90"/>
+                <w:sz w:val="26"/>
+                <w:szCs w:val="26"/>
+              </w:rPr>
+            </w:pPr>
+            <w:r>
+              <w:rPr>
+                <w:rFonts w:ascii="Barlow Condensed Medium" w:eastAsia="華康細黑體" w:hAnsi="Barlow Condensed Medium" w:hint="eastAsia"/>
+                <w:w w:val="90"/>
+                <w:sz w:val="26"/>
+                <w:szCs w:val="26"/>
+              </w:rPr>
+              <w:t>4</w:t>
+            </w:r>
+            <w:r>
+              <w:rPr>
+                <w:rFonts w:ascii="Barlow Condensed Medium" w:eastAsia="華康細黑體" w:hAnsi="Barlow Condensed Medium" w:hint="eastAsia"/>
+                <w:w w:val="90"/>
+                <w:sz w:val="26"/>
+                <w:szCs w:val="26"/>
+              </w:rPr>
+              <w:t>.</w:t>
+            </w:r>
+          </w:p>
+        </w:tc>
+        <w:tc>
+          <w:tcPr>
+            <w:tcW w:w="5641" w:type="dxa"/>
+          </w:tcPr>
+          <w:p>
+            <w:pPr>
+              <w:kinsoku w:val="0"/>
+              <w:snapToGrid w:val="0"/>
+              <w:spacing w:line="300" w:lineRule="exact"/>
+              <w:jc w:val="both"/>
+              <w:rPr>
+                <w:rFonts w:ascii="Barlow Condensed Medium" w:eastAsia="標楷體" w:hAnsi="Barlow Condensed Medium" w:cs="Segoe UI Symbol"/>
+                <w:w w:val="90"/>
+                <w:sz w:val="26"/>
+                <w:szCs w:val="26"/>
+              </w:rPr>
+            </w:pPr>
+            <w:r>
+              <w:rPr>
+                <w:rFonts w:ascii="Segoe UI Symbol" w:eastAsia="標楷體" w:hAnsi="Segoe UI Symbol" w:cs="Segoe UI Symbol"/>
+                <w:w w:val="90"/>
+                <w:sz w:val="26"/>
+                <w:szCs w:val="26"/>
+              </w:rPr>
+              <w:t>★</w:t>
+            </w:r>
+            <w:r>
+              <w:rPr>
+                <w:rFonts w:ascii="Barlow Condensed Medium" w:eastAsia="標楷體" w:hAnsi="Barlow Condensed Medium" w:cs="Segoe UI Symbol" w:hint="eastAsia"/>
+                <w:w w:val="90"/>
+                <w:sz w:val="26"/>
+                <w:szCs w:val="26"/>
+              </w:rPr>
+              <w:t>本會將參加母會</w:t>
+            </w:r>
+            <w:r>
+              <w:rPr>
+                <w:rFonts w:ascii="Barlow Condensed Medium" w:eastAsia="標楷體" w:hAnsi="Barlow Condensed Medium" w:cs="Segoe UI Symbol" w:hint="eastAsia"/>
+                <w:noProof/>
+                <w:w w:val="90"/>
+                <w:sz w:val="26"/>
+                <w:szCs w:val="26"/>
+                <w:lang w:bidi="he-IL"/>
+              </w:rPr>
+              <w:t>艋舺教會</w:t>
+            </w:r>
+            <w:r>
+              <w:rPr>
+                <w:rFonts w:ascii="Barlow Condensed Medium" w:eastAsia="標楷體" w:hAnsi="Barlow Condensed Medium" w:cs="Segoe UI Symbol" w:hint="eastAsia"/>
+                <w:noProof/>
+                <w:w w:val="90"/>
+                <w:sz w:val="26"/>
+                <w:szCs w:val="26"/>
+                <w:lang w:bidi="he-IL"/>
+              </w:rPr>
+              <w:t>150</w:t>
+            </w:r>
+            <w:r>
+              <w:rPr>
+                <w:rFonts w:ascii="Barlow Condensed Medium" w:eastAsia="標楷體" w:hAnsi="Barlow Condensed Medium" w:cs="Segoe UI Symbol" w:hint="eastAsia"/>
+                <w:noProof/>
+                <w:w w:val="90"/>
+                <w:sz w:val="26"/>
+                <w:szCs w:val="26"/>
+                <w:lang w:bidi="he-IL"/>
+              </w:rPr>
+              <w:t>週年於</w:t>
+            </w:r>
+            <w:r>
+              <w:rPr>
+                <w:rFonts w:ascii="Barlow Condensed Medium" w:eastAsia="標楷體" w:hAnsi="Barlow Condensed Medium" w:cs="Segoe UI Symbol" w:hint="eastAsia"/>
+                <w:noProof/>
+                <w:w w:val="90"/>
+                <w:sz w:val="26"/>
+                <w:szCs w:val="26"/>
+                <w:lang w:bidi="he-IL"/>
+              </w:rPr>
+              <w:t>9/20</w:t>
+            </w:r>
+            <w:r>
+              <w:rPr>
+                <w:rFonts w:ascii="Barlow Condensed Medium" w:eastAsia="標楷體" w:hAnsi="Barlow Condensed Medium" w:cs="Segoe UI Symbol" w:hint="eastAsia"/>
+                <w:noProof/>
+                <w:w w:val="90"/>
+                <w:sz w:val="26"/>
+                <w:szCs w:val="26"/>
+                <w:lang w:bidi="he-IL"/>
+              </w:rPr>
+              <w:t>在中原大學舉行的野外禮拜。免費用，但是每人要先繳二百元報名費，當日出席則全額退費。自行開車者也請報名，註記，要統計中餐數量。下午本會自己安排行程，約下午</w:t>
+            </w:r>
+            <w:r>
+              <w:rPr>
+                <w:rFonts w:ascii="Barlow Condensed Medium" w:eastAsia="標楷體" w:hAnsi="Barlow Condensed Medium" w:cs="Segoe UI Symbol" w:hint="eastAsia"/>
+                <w:noProof/>
+                <w:w w:val="90"/>
+                <w:sz w:val="26"/>
+                <w:szCs w:val="26"/>
+                <w:lang w:bidi="he-IL"/>
+              </w:rPr>
+              <w:t>5</w:t>
+            </w:r>
+            <w:r>
+              <w:rPr>
+                <w:rFonts w:ascii="Barlow Condensed Medium" w:eastAsia="標楷體" w:hAnsi="Barlow Condensed Medium" w:cs="Segoe UI Symbol" w:hint="eastAsia"/>
+                <w:noProof/>
+                <w:w w:val="90"/>
+                <w:sz w:val="26"/>
+                <w:szCs w:val="26"/>
+                <w:lang w:bidi="he-IL"/>
+              </w:rPr>
+              <w:t>點回到教會。</w:t>
+            </w:r>
+          </w:p>
+        </w:tc>
+      </w:tr>
+      <w:tr>
+        <w:tc>
+          <w:tcPr>
+            <w:tcW w:w="280" w:type="dxa"/>
+          </w:tcPr>
+          <w:p>
+            <w:pPr>
+              <w:snapToGrid w:val="0"/>
+              <w:spacing w:line="300" w:lineRule="exact"/>
+              <w:ind w:rightChars="11" w:right="26"/>
+              <w:jc w:val="right"/>
+              <w:rPr>
+                <w:rFonts w:ascii="Barlow Condensed Medium" w:eastAsia="華康細黑體" w:hAnsi="Barlow Condensed Medium"/>
+                <w:w w:val="90"/>
+                <w:sz w:val="26"/>
+                <w:szCs w:val="26"/>
+              </w:rPr>
+            </w:pPr>
+            <w:r>
+              <w:rPr>
+                <w:rFonts w:ascii="Barlow Condensed Medium" w:eastAsia="華康細黑體" w:hAnsi="Barlow Condensed Medium" w:hint="eastAsia"/>
+                <w:w w:val="90"/>
+                <w:sz w:val="26"/>
+                <w:szCs w:val="26"/>
+              </w:rPr>
+              <w:t>5</w:t>
             </w:r>
             <w:r>
               <w:rPr>
@@ -1962,6 +2657,124 @@
             </w:pPr>
             <w:r>
               <w:rPr>
+                <w:rFonts w:ascii="Segoe UI Symbol" w:eastAsia="標楷體" w:hAnsi="Segoe UI Symbol" w:cs="Segoe UI Symbol"/>
+                <w:w w:val="90"/>
+                <w:sz w:val="26"/>
+                <w:szCs w:val="26"/>
+              </w:rPr>
+              <w:t>★</w:t>
+            </w:r>
+            <w:r>
+              <w:rPr>
+                <w:rFonts w:ascii="Barlow Condensed Medium" w:eastAsia="標楷體" w:hAnsi="Barlow Condensed Medium" w:cstheme="minorHAnsi" w:hint="eastAsia"/>
+                <w:w w:val="90"/>
+                <w:sz w:val="26"/>
+                <w:szCs w:val="26"/>
+              </w:rPr>
+              <w:t>為</w:t>
+            </w:r>
+            <w:r>
+              <w:rPr>
+                <w:rFonts w:ascii="Barlow Condensed Medium" w:eastAsia="標楷體" w:hAnsi="Barlow Condensed Medium" w:cstheme="minorHAnsi" w:hint="eastAsia"/>
+                <w:w w:val="90"/>
+                <w:sz w:val="26"/>
+                <w:szCs w:val="26"/>
+              </w:rPr>
+              <w:t>日本</w:t>
+            </w:r>
+            <w:r>
+              <w:rPr>
+                <w:rFonts w:ascii="Barlow Condensed Medium" w:eastAsia="標楷體" w:hAnsi="Barlow Condensed Medium" w:cstheme="minorHAnsi" w:hint="eastAsia"/>
+                <w:w w:val="90"/>
+                <w:sz w:val="26"/>
+                <w:szCs w:val="26"/>
+              </w:rPr>
+              <w:t>728</w:t>
+            </w:r>
+            <w:r>
+              <w:rPr>
+                <w:rFonts w:ascii="Barlow Condensed Medium" w:eastAsia="標楷體" w:hAnsi="Barlow Condensed Medium" w:cstheme="minorHAnsi" w:hint="eastAsia"/>
+                <w:w w:val="90"/>
+                <w:sz w:val="26"/>
+                <w:szCs w:val="26"/>
+              </w:rPr>
+              <w:t>熊本大地震賑災、修復和居民平安代禱</w:t>
+            </w:r>
+            <w:r>
+              <w:rPr>
+                <w:rFonts w:ascii="Barlow Condensed Medium" w:eastAsia="標楷體" w:hAnsi="Barlow Condensed Medium" w:cstheme="minorHAnsi"/>
+                <w:w w:val="90"/>
+                <w:sz w:val="26"/>
+                <w:szCs w:val="26"/>
+              </w:rPr>
+              <w:t>。</w:t>
+            </w:r>
+          </w:p>
+        </w:tc>
+      </w:tr>
+      <w:tr>
+        <w:tc>
+          <w:tcPr>
+            <w:tcW w:w="266" w:type="dxa"/>
+            <w:tcMar>
+              <w:left w:w="28" w:type="dxa"/>
+              <w:right w:w="28" w:type="dxa"/>
+            </w:tcMar>
+          </w:tcPr>
+          <w:p>
+            <w:pPr>
+              <w:snapToGrid w:val="0"/>
+              <w:spacing w:line="300" w:lineRule="exact"/>
+              <w:jc w:val="right"/>
+              <w:rPr>
+                <w:rFonts w:ascii="Barlow Condensed Medium" w:eastAsia="標楷體" w:hAnsi="Barlow Condensed Medium" w:cstheme="minorHAnsi"/>
+                <w:w w:val="90"/>
+                <w:sz w:val="26"/>
+                <w:szCs w:val="26"/>
+              </w:rPr>
+            </w:pPr>
+            <w:r>
+              <w:rPr>
+                <w:rFonts w:ascii="Barlow Condensed Medium" w:eastAsia="標楷體" w:hAnsi="Barlow Condensed Medium" w:cstheme="minorHAnsi" w:hint="eastAsia"/>
+                <w:w w:val="90"/>
+                <w:sz w:val="26"/>
+                <w:szCs w:val="26"/>
+              </w:rPr>
+              <w:t>5</w:t>
+            </w:r>
+            <w:r>
+              <w:rPr>
+                <w:rFonts w:ascii="Barlow Condensed Medium" w:eastAsia="標楷體" w:hAnsi="Barlow Condensed Medium" w:cstheme="minorHAnsi"/>
+                <w:w w:val="90"/>
+                <w:sz w:val="26"/>
+                <w:szCs w:val="26"/>
+              </w:rPr>
+              <w:t>.</w:t>
+            </w:r>
+          </w:p>
+        </w:tc>
+        <w:tc>
+          <w:tcPr>
+            <w:tcW w:w="5669" w:type="dxa"/>
+            <w:tcMar>
+              <w:left w:w="28" w:type="dxa"/>
+              <w:right w:w="28" w:type="dxa"/>
+            </w:tcMar>
+          </w:tcPr>
+          <w:p>
+            <w:pPr>
+              <w:snapToGrid w:val="0"/>
+              <w:spacing w:line="300" w:lineRule="exact"/>
+              <w:jc w:val="both"/>
+              <w:rPr>
+                <w:rFonts w:ascii="Barlow Condensed Medium" w:eastAsia="標楷體" w:hAnsi="Barlow Condensed Medium" w:cstheme="minorHAnsi"/>
+                <w:w w:val="90"/>
+                <w:sz w:val="26"/>
+                <w:szCs w:val="26"/>
+              </w:rPr>
+            </w:pPr>
+            <w:r>
+              <w:rPr>
                 <w:rFonts w:ascii="Barlow Condensed Medium" w:eastAsia="標楷體" w:hAnsi="Barlow Condensed Medium" w:cs="Segoe UI Symbol"/>
                 <w:w w:val="90"/>
                 <w:sz w:val="26"/>
@@ -2045,7 +2858,7 @@
                 <w:sz w:val="26"/>
                 <w:szCs w:val="26"/>
               </w:rPr>
-              <w:t>5</w:t>
+              <w:t>6</w:t>
             </w:r>
             <w:r>
               <w:rPr>
@@ -2573,7 +3386,7 @@
         <w:ind w:leftChars="-59" w:left="-142"/>
         <w:rPr>
           <w:rFonts w:ascii="標楷體" w:eastAsia="標楷體" w:hAnsi="標楷體" w:cs="Arial"/>
-          <w:b/>
+          <w:bCs/>
           <w:w w:val="90"/>
           <w:sz w:val="26"/>
           <w:szCs w:val="26"/>
@@ -2582,12 +3395,642 @@
       <w:r>
         <w:rPr>
           <w:rFonts w:ascii="標楷體" w:eastAsia="標楷體" w:hAnsi="標楷體" w:cs="Arial" w:hint="eastAsia"/>
-          <w:b/>
+          <w:bCs/>
           <w:w w:val="90"/>
           <w:sz w:val="26"/>
           <w:szCs w:val="26"/>
         </w:rPr>
-        <w:t>【】</w:t>
+        <w:t>【</w:t>
+      </w:r>
+      <w:r>
+        <w:rPr>
+          <w:rFonts w:asciiTheme="majorBidi" w:eastAsia="標楷體" w:hAnsiTheme="majorBidi" w:cstheme="majorBidi" w:hint="eastAsia"/>
+          <w:bCs/>
+          <w:w w:val="90"/>
+          <w:sz w:val="26"/>
+          <w:szCs w:val="26"/>
+        </w:rPr>
+        <w:t>生命的盼望</w:t>
+      </w:r>
+      <w:r>
+        <w:rPr>
+          <w:rFonts w:ascii="標楷體" w:eastAsia="標楷體" w:hAnsi="標楷體" w:cs="Arial" w:hint="eastAsia"/>
+          <w:bCs/>
+          <w:w w:val="90"/>
+          <w:sz w:val="26"/>
+          <w:szCs w:val="26"/>
+        </w:rPr>
+        <w:t>】</w:t>
+      </w:r>
+    </w:p>
+    <w:p>
+      <w:pPr>
+        <w:snapToGrid w:val="0"/>
+        <w:spacing w:line="300" w:lineRule="exact"/>
+        <w:ind w:leftChars="-59" w:left="-142"/>
+        <w:rPr>
+          <w:rFonts w:asciiTheme="majorBidi" w:eastAsia="標楷體" w:hAnsiTheme="majorBidi" w:cstheme="majorBidi"/>
+          <w:bCs/>
+          <w:w w:val="90"/>
+          <w:sz w:val="26"/>
+          <w:szCs w:val="26"/>
+        </w:rPr>
+      </w:pPr>
+      <w:r>
+        <w:rPr>
+          <w:rFonts w:asciiTheme="majorBidi" w:eastAsia="標楷體" w:hAnsiTheme="majorBidi" w:cstheme="majorBidi" w:hint="eastAsia"/>
+          <w:bCs/>
+          <w:w w:val="90"/>
+          <w:sz w:val="26"/>
+          <w:szCs w:val="26"/>
+        </w:rPr>
+        <w:t>盼望要有多長，</w:t>
+      </w:r>
+    </w:p>
+    <w:p>
+      <w:pPr>
+        <w:snapToGrid w:val="0"/>
+        <w:spacing w:line="300" w:lineRule="exact"/>
+        <w:ind w:leftChars="-59" w:left="-142"/>
+        <w:rPr>
+          <w:rFonts w:asciiTheme="majorBidi" w:eastAsia="標楷體" w:hAnsiTheme="majorBidi" w:cstheme="majorBidi"/>
+          <w:bCs/>
+          <w:w w:val="90"/>
+          <w:sz w:val="26"/>
+          <w:szCs w:val="26"/>
+        </w:rPr>
+      </w:pPr>
+      <w:r>
+        <w:rPr>
+          <w:rFonts w:asciiTheme="majorBidi" w:eastAsia="標楷體" w:hAnsiTheme="majorBidi" w:cstheme="majorBidi" w:hint="eastAsia"/>
+          <w:bCs/>
+          <w:w w:val="90"/>
+          <w:sz w:val="26"/>
+          <w:szCs w:val="26"/>
+        </w:rPr>
+        <w:t>生命才能飛翔，</w:t>
+      </w:r>
+    </w:p>
+    <w:p>
+      <w:pPr>
+        <w:snapToGrid w:val="0"/>
+        <w:spacing w:line="300" w:lineRule="exact"/>
+        <w:ind w:leftChars="-59" w:left="-142"/>
+        <w:rPr>
+          <w:rFonts w:asciiTheme="majorBidi" w:eastAsia="標楷體" w:hAnsiTheme="majorBidi" w:cstheme="majorBidi"/>
+          <w:bCs/>
+          <w:w w:val="90"/>
+          <w:sz w:val="26"/>
+          <w:szCs w:val="26"/>
+        </w:rPr>
+      </w:pPr>
+      <w:r>
+        <w:rPr>
+          <w:rFonts w:asciiTheme="majorBidi" w:eastAsia="標楷體" w:hAnsiTheme="majorBidi" w:cstheme="majorBidi" w:hint="eastAsia"/>
+          <w:bCs/>
+          <w:w w:val="90"/>
+          <w:sz w:val="26"/>
+          <w:szCs w:val="26"/>
+        </w:rPr>
+        <w:t>有誰能告訴我一個遠方，</w:t>
+      </w:r>
+    </w:p>
+    <w:p>
+      <w:pPr>
+        <w:snapToGrid w:val="0"/>
+        <w:spacing w:line="300" w:lineRule="exact"/>
+        <w:ind w:leftChars="-59" w:left="-142"/>
+        <w:rPr>
+          <w:rFonts w:asciiTheme="majorBidi" w:eastAsia="標楷體" w:hAnsiTheme="majorBidi" w:cstheme="majorBidi"/>
+          <w:bCs/>
+          <w:w w:val="90"/>
+          <w:sz w:val="26"/>
+          <w:szCs w:val="26"/>
+        </w:rPr>
+      </w:pPr>
+      <w:r>
+        <w:rPr>
+          <w:rFonts w:asciiTheme="majorBidi" w:eastAsia="標楷體" w:hAnsiTheme="majorBidi" w:cstheme="majorBidi" w:hint="eastAsia"/>
+          <w:bCs/>
+          <w:w w:val="90"/>
+          <w:sz w:val="26"/>
+          <w:szCs w:val="26"/>
+        </w:rPr>
+        <w:t>讓我可以不再淚淌水。</w:t>
+      </w:r>
+    </w:p>
+    <w:p>
+      <w:pPr>
+        <w:snapToGrid w:val="0"/>
+        <w:spacing w:beforeLines="50" w:before="165" w:line="300" w:lineRule="exact"/>
+        <w:ind w:leftChars="-59" w:left="-142"/>
+        <w:rPr>
+          <w:rFonts w:asciiTheme="majorBidi" w:eastAsia="標楷體" w:hAnsiTheme="majorBidi" w:cstheme="majorBidi"/>
+          <w:bCs/>
+          <w:w w:val="90"/>
+          <w:sz w:val="26"/>
+          <w:szCs w:val="26"/>
+        </w:rPr>
+      </w:pPr>
+      <w:r>
+        <w:rPr>
+          <w:rFonts w:asciiTheme="majorBidi" w:eastAsia="標楷體" w:hAnsiTheme="majorBidi" w:cstheme="majorBidi" w:hint="eastAsia"/>
+          <w:bCs/>
+          <w:w w:val="90"/>
+          <w:sz w:val="26"/>
+          <w:szCs w:val="26"/>
+        </w:rPr>
+        <w:t>盼望要有多廣，</w:t>
+      </w:r>
+    </w:p>
+    <w:p>
+      <w:pPr>
+        <w:snapToGrid w:val="0"/>
+        <w:spacing w:line="300" w:lineRule="exact"/>
+        <w:ind w:leftChars="-59" w:left="-142"/>
+        <w:rPr>
+          <w:rFonts w:asciiTheme="majorBidi" w:eastAsia="標楷體" w:hAnsiTheme="majorBidi" w:cstheme="majorBidi"/>
+          <w:bCs/>
+          <w:w w:val="90"/>
+          <w:sz w:val="26"/>
+          <w:szCs w:val="26"/>
+        </w:rPr>
+      </w:pPr>
+      <w:r>
+        <w:rPr>
+          <w:rFonts w:asciiTheme="majorBidi" w:eastAsia="標楷體" w:hAnsiTheme="majorBidi" w:cstheme="majorBidi" w:hint="eastAsia"/>
+          <w:bCs/>
+          <w:w w:val="90"/>
+          <w:sz w:val="26"/>
+          <w:szCs w:val="26"/>
+        </w:rPr>
+        <w:t>生命才會勇敢，</w:t>
+      </w:r>
+    </w:p>
+    <w:p>
+      <w:pPr>
+        <w:snapToGrid w:val="0"/>
+        <w:spacing w:line="300" w:lineRule="exact"/>
+        <w:ind w:leftChars="-59" w:left="-142"/>
+        <w:rPr>
+          <w:rFonts w:asciiTheme="majorBidi" w:eastAsia="標楷體" w:hAnsiTheme="majorBidi" w:cstheme="majorBidi"/>
+          <w:bCs/>
+          <w:w w:val="90"/>
+          <w:sz w:val="26"/>
+          <w:szCs w:val="26"/>
+        </w:rPr>
+      </w:pPr>
+      <w:r>
+        <w:rPr>
+          <w:rFonts w:asciiTheme="majorBidi" w:eastAsia="標楷體" w:hAnsiTheme="majorBidi" w:cstheme="majorBidi" w:hint="eastAsia"/>
+          <w:bCs/>
+          <w:w w:val="90"/>
+          <w:sz w:val="26"/>
+          <w:szCs w:val="26"/>
+        </w:rPr>
+        <w:t>有誰能告訴我一個真相，</w:t>
+      </w:r>
+    </w:p>
+    <w:p>
+      <w:pPr>
+        <w:snapToGrid w:val="0"/>
+        <w:spacing w:line="300" w:lineRule="exact"/>
+        <w:ind w:leftChars="-59" w:left="-142"/>
+        <w:rPr>
+          <w:rFonts w:asciiTheme="majorBidi" w:eastAsia="標楷體" w:hAnsiTheme="majorBidi" w:cstheme="majorBidi"/>
+          <w:bCs/>
+          <w:w w:val="90"/>
+          <w:sz w:val="26"/>
+          <w:szCs w:val="26"/>
+        </w:rPr>
+      </w:pPr>
+      <w:r>
+        <w:rPr>
+          <w:rFonts w:asciiTheme="majorBidi" w:eastAsia="標楷體" w:hAnsiTheme="majorBidi" w:cstheme="majorBidi" w:hint="eastAsia"/>
+          <w:bCs/>
+          <w:w w:val="90"/>
+          <w:sz w:val="26"/>
+          <w:szCs w:val="26"/>
+        </w:rPr>
+        <w:t>讓我可以不再失望。</w:t>
+      </w:r>
+    </w:p>
+    <w:p>
+      <w:pPr>
+        <w:snapToGrid w:val="0"/>
+        <w:spacing w:beforeLines="50" w:before="165" w:line="300" w:lineRule="exact"/>
+        <w:ind w:leftChars="-59" w:left="-142"/>
+        <w:rPr>
+          <w:rFonts w:asciiTheme="majorBidi" w:eastAsia="標楷體" w:hAnsiTheme="majorBidi" w:cstheme="majorBidi"/>
+          <w:bCs/>
+          <w:w w:val="90"/>
+          <w:sz w:val="26"/>
+          <w:szCs w:val="26"/>
+        </w:rPr>
+      </w:pPr>
+      <w:r>
+        <w:rPr>
+          <w:rFonts w:asciiTheme="majorBidi" w:eastAsia="標楷體" w:hAnsiTheme="majorBidi" w:cstheme="majorBidi" w:hint="eastAsia"/>
+          <w:bCs/>
+          <w:w w:val="90"/>
+          <w:sz w:val="26"/>
+          <w:szCs w:val="26"/>
+        </w:rPr>
+        <w:t>你說其實我可以不要彷徨，生活不必太緊張，</w:t>
+      </w:r>
+    </w:p>
+    <w:p>
+      <w:pPr>
+        <w:snapToGrid w:val="0"/>
+        <w:spacing w:line="300" w:lineRule="exact"/>
+        <w:ind w:leftChars="-59" w:left="-142"/>
+        <w:rPr>
+          <w:rFonts w:asciiTheme="majorBidi" w:eastAsia="標楷體" w:hAnsiTheme="majorBidi" w:cstheme="majorBidi"/>
+          <w:bCs/>
+          <w:w w:val="90"/>
+          <w:sz w:val="26"/>
+          <w:szCs w:val="26"/>
+        </w:rPr>
+      </w:pPr>
+      <w:r>
+        <w:rPr>
+          <w:rFonts w:asciiTheme="majorBidi" w:eastAsia="標楷體" w:hAnsiTheme="majorBidi" w:cstheme="majorBidi" w:hint="eastAsia"/>
+          <w:bCs/>
+          <w:w w:val="90"/>
+          <w:sz w:val="26"/>
+          <w:szCs w:val="26"/>
+        </w:rPr>
+        <w:t>你要給我一個永恆家鄉，</w:t>
+      </w:r>
+    </w:p>
+    <w:p>
+      <w:pPr>
+        <w:snapToGrid w:val="0"/>
+        <w:spacing w:line="300" w:lineRule="exact"/>
+        <w:ind w:leftChars="-59" w:left="-142"/>
+        <w:rPr>
+          <w:rFonts w:asciiTheme="majorBidi" w:eastAsia="標楷體" w:hAnsiTheme="majorBidi" w:cstheme="majorBidi"/>
+          <w:bCs/>
+          <w:w w:val="90"/>
+          <w:sz w:val="26"/>
+          <w:szCs w:val="26"/>
+        </w:rPr>
+      </w:pPr>
+      <w:r>
+        <w:rPr>
+          <w:rFonts w:asciiTheme="majorBidi" w:eastAsia="標楷體" w:hAnsiTheme="majorBidi" w:cstheme="majorBidi" w:hint="eastAsia"/>
+          <w:bCs/>
+          <w:w w:val="90"/>
+          <w:sz w:val="26"/>
+          <w:szCs w:val="26"/>
+        </w:rPr>
+        <w:t>讓我能靠你身旁。</w:t>
+      </w:r>
+    </w:p>
+    <w:p>
+      <w:pPr>
+        <w:snapToGrid w:val="0"/>
+        <w:spacing w:beforeLines="50" w:before="165" w:line="300" w:lineRule="exact"/>
+        <w:ind w:leftChars="-59" w:left="-142"/>
+        <w:rPr>
+          <w:rFonts w:asciiTheme="majorBidi" w:eastAsia="標楷體" w:hAnsiTheme="majorBidi" w:cstheme="majorBidi"/>
+          <w:bCs/>
+          <w:w w:val="90"/>
+          <w:sz w:val="26"/>
+          <w:szCs w:val="26"/>
+        </w:rPr>
+      </w:pPr>
+      <w:r>
+        <w:rPr>
+          <w:rFonts w:asciiTheme="majorBidi" w:eastAsia="標楷體" w:hAnsiTheme="majorBidi" w:cstheme="majorBidi" w:hint="eastAsia"/>
+          <w:bCs/>
+          <w:w w:val="90"/>
+          <w:sz w:val="26"/>
+          <w:szCs w:val="26"/>
+        </w:rPr>
+        <w:t>使人有盼望的神，</w:t>
+      </w:r>
+    </w:p>
+    <w:p>
+      <w:pPr>
+        <w:snapToGrid w:val="0"/>
+        <w:spacing w:line="300" w:lineRule="exact"/>
+        <w:ind w:leftChars="-59" w:left="-142"/>
+        <w:rPr>
+          <w:rFonts w:asciiTheme="majorBidi" w:eastAsia="標楷體" w:hAnsiTheme="majorBidi" w:cstheme="majorBidi"/>
+          <w:bCs/>
+          <w:w w:val="90"/>
+          <w:sz w:val="26"/>
+          <w:szCs w:val="26"/>
+        </w:rPr>
+      </w:pPr>
+      <w:r>
+        <w:rPr>
+          <w:rFonts w:asciiTheme="majorBidi" w:eastAsia="標楷體" w:hAnsiTheme="majorBidi" w:cstheme="majorBidi" w:hint="eastAsia"/>
+          <w:bCs/>
+          <w:w w:val="90"/>
+          <w:sz w:val="26"/>
+          <w:szCs w:val="26"/>
+        </w:rPr>
+        <w:t>你是我的對象，</w:t>
+      </w:r>
+    </w:p>
+    <w:p>
+      <w:pPr>
+        <w:snapToGrid w:val="0"/>
+        <w:spacing w:line="300" w:lineRule="exact"/>
+        <w:ind w:leftChars="-59" w:left="-142"/>
+        <w:rPr>
+          <w:rFonts w:asciiTheme="majorBidi" w:eastAsia="標楷體" w:hAnsiTheme="majorBidi" w:cstheme="majorBidi"/>
+          <w:bCs/>
+          <w:w w:val="90"/>
+          <w:sz w:val="26"/>
+          <w:szCs w:val="26"/>
+        </w:rPr>
+      </w:pPr>
+      <w:r>
+        <w:rPr>
+          <w:rFonts w:asciiTheme="majorBidi" w:eastAsia="標楷體" w:hAnsiTheme="majorBidi" w:cstheme="majorBidi" w:hint="eastAsia"/>
+          <w:bCs/>
+          <w:w w:val="90"/>
+          <w:sz w:val="26"/>
+          <w:szCs w:val="26"/>
+        </w:rPr>
+        <w:t>使人有能力的靈，</w:t>
+      </w:r>
+    </w:p>
+    <w:p>
+      <w:pPr>
+        <w:snapToGrid w:val="0"/>
+        <w:spacing w:line="300" w:lineRule="exact"/>
+        <w:ind w:leftChars="-59" w:left="-142"/>
+        <w:rPr>
+          <w:rFonts w:asciiTheme="majorBidi" w:eastAsia="標楷體" w:hAnsiTheme="majorBidi" w:cstheme="majorBidi"/>
+          <w:bCs/>
+          <w:w w:val="90"/>
+          <w:sz w:val="26"/>
+          <w:szCs w:val="26"/>
+        </w:rPr>
+      </w:pPr>
+      <w:r>
+        <w:rPr>
+          <w:rFonts w:asciiTheme="majorBidi" w:eastAsia="標楷體" w:hAnsiTheme="majorBidi" w:cstheme="majorBidi" w:hint="eastAsia"/>
+          <w:bCs/>
+          <w:w w:val="90"/>
+          <w:sz w:val="26"/>
+          <w:szCs w:val="26"/>
+        </w:rPr>
+        <w:t>你是我的肩膀，</w:t>
+      </w:r>
+    </w:p>
+    <w:p>
+      <w:pPr>
+        <w:snapToGrid w:val="0"/>
+        <w:spacing w:beforeLines="50" w:before="165" w:line="300" w:lineRule="exact"/>
+        <w:ind w:leftChars="-59" w:left="-142"/>
+        <w:rPr>
+          <w:rFonts w:asciiTheme="majorBidi" w:eastAsia="標楷體" w:hAnsiTheme="majorBidi" w:cstheme="majorBidi"/>
+          <w:bCs/>
+          <w:w w:val="90"/>
+          <w:sz w:val="26"/>
+          <w:szCs w:val="26"/>
+        </w:rPr>
+      </w:pPr>
+      <w:r>
+        <w:rPr>
+          <w:rFonts w:asciiTheme="majorBidi" w:eastAsia="標楷體" w:hAnsiTheme="majorBidi" w:cstheme="majorBidi" w:hint="eastAsia"/>
+          <w:bCs/>
+          <w:w w:val="90"/>
+          <w:sz w:val="26"/>
+          <w:szCs w:val="26"/>
+        </w:rPr>
+        <w:t>從此我不再迷惘，</w:t>
+      </w:r>
+    </w:p>
+    <w:p>
+      <w:pPr>
+        <w:snapToGrid w:val="0"/>
+        <w:spacing w:line="300" w:lineRule="exact"/>
+        <w:ind w:leftChars="-59" w:left="-142"/>
+        <w:rPr>
+          <w:rFonts w:asciiTheme="majorBidi" w:eastAsia="標楷體" w:hAnsiTheme="majorBidi" w:cstheme="majorBidi"/>
+          <w:bCs/>
+          <w:w w:val="90"/>
+          <w:sz w:val="26"/>
+          <w:szCs w:val="26"/>
+        </w:rPr>
+      </w:pPr>
+      <w:r>
+        <w:rPr>
+          <w:rFonts w:asciiTheme="majorBidi" w:eastAsia="標楷體" w:hAnsiTheme="majorBidi" w:cstheme="majorBidi" w:hint="eastAsia"/>
+          <w:bCs/>
+          <w:w w:val="90"/>
+          <w:sz w:val="26"/>
+          <w:szCs w:val="26"/>
+        </w:rPr>
+        <w:t>信心是我的行囊，</w:t>
+      </w:r>
+    </w:p>
+    <w:p>
+      <w:pPr>
+        <w:snapToGrid w:val="0"/>
+        <w:spacing w:line="300" w:lineRule="exact"/>
+        <w:ind w:leftChars="-59" w:left="-142"/>
+        <w:rPr>
+          <w:rFonts w:asciiTheme="majorBidi" w:eastAsia="標楷體" w:hAnsiTheme="majorBidi" w:cstheme="majorBidi"/>
+          <w:bCs/>
+          <w:w w:val="90"/>
+          <w:sz w:val="26"/>
+          <w:szCs w:val="26"/>
+        </w:rPr>
+      </w:pPr>
+      <w:r>
+        <w:rPr>
+          <w:rFonts w:asciiTheme="majorBidi" w:eastAsia="標楷體" w:hAnsiTheme="majorBidi" w:cstheme="majorBidi" w:hint="eastAsia"/>
+          <w:bCs/>
+          <w:w w:val="90"/>
+          <w:sz w:val="26"/>
+          <w:szCs w:val="26"/>
+        </w:rPr>
+        <w:t>喜樂平安是我的獎賞。</w:t>
+      </w:r>
+    </w:p>
+    <w:p>
+      <w:pPr>
+        <w:snapToGrid w:val="0"/>
+        <w:spacing w:line="300" w:lineRule="exact"/>
+        <w:ind w:leftChars="-59" w:left="-142"/>
+        <w:rPr>
+          <w:rFonts w:asciiTheme="majorBidi" w:eastAsia="標楷體" w:hAnsiTheme="majorBidi" w:cstheme="majorBidi"/>
+          <w:bCs/>
+          <w:w w:val="90"/>
+          <w:sz w:val="26"/>
+          <w:szCs w:val="26"/>
+        </w:rPr>
+      </w:pPr>
+    </w:p>
+    <w:p>
+      <w:pPr>
+        <w:snapToGrid w:val="0"/>
+        <w:spacing w:line="300" w:lineRule="exact"/>
+        <w:ind w:leftChars="-59" w:left="-142"/>
+        <w:rPr>
+          <w:rFonts w:asciiTheme="majorBidi" w:eastAsia="標楷體" w:hAnsiTheme="majorBidi" w:cstheme="majorBidi"/>
+          <w:bCs/>
+          <w:w w:val="90"/>
+          <w:sz w:val="26"/>
+          <w:szCs w:val="26"/>
+        </w:rPr>
+      </w:pPr>
+      <w:r>
+        <w:rPr>
+          <w:rFonts w:ascii="標楷體" w:eastAsia="標楷體" w:hAnsi="標楷體" w:cs="Arial" w:hint="eastAsia"/>
+          <w:bCs/>
+          <w:w w:val="90"/>
+          <w:sz w:val="26"/>
+          <w:szCs w:val="26"/>
+        </w:rPr>
+        <w:t>【</w:t>
+      </w:r>
+      <w:r>
+        <w:rPr>
+          <w:rFonts w:asciiTheme="majorBidi" w:eastAsia="標楷體" w:hAnsiTheme="majorBidi" w:cstheme="majorBidi" w:hint="eastAsia"/>
+          <w:bCs/>
+          <w:w w:val="90"/>
+          <w:sz w:val="26"/>
+          <w:szCs w:val="26"/>
+        </w:rPr>
+        <w:t>天天都快樂</w:t>
+      </w:r>
+      <w:r>
+        <w:rPr>
+          <w:rFonts w:ascii="標楷體" w:eastAsia="標楷體" w:hAnsi="標楷體" w:cs="Arial" w:hint="eastAsia"/>
+          <w:bCs/>
+          <w:w w:val="90"/>
+          <w:sz w:val="26"/>
+          <w:szCs w:val="26"/>
+        </w:rPr>
+        <w:t>】</w:t>
+      </w:r>
+    </w:p>
+    <w:p>
+      <w:pPr>
+        <w:snapToGrid w:val="0"/>
+        <w:spacing w:line="300" w:lineRule="exact"/>
+        <w:ind w:leftChars="-59" w:left="-142"/>
+        <w:rPr>
+          <w:rFonts w:asciiTheme="majorBidi" w:eastAsia="標楷體" w:hAnsiTheme="majorBidi" w:cstheme="majorBidi"/>
+          <w:bCs/>
+          <w:w w:val="90"/>
+          <w:sz w:val="26"/>
+          <w:szCs w:val="26"/>
+        </w:rPr>
+      </w:pPr>
+      <w:r>
+        <w:rPr>
+          <w:rFonts w:asciiTheme="majorBidi" w:eastAsia="標楷體" w:hAnsiTheme="majorBidi" w:cstheme="majorBidi" w:hint="eastAsia"/>
+          <w:bCs/>
+          <w:w w:val="90"/>
+          <w:sz w:val="26"/>
+          <w:szCs w:val="26"/>
+        </w:rPr>
+        <w:t>我裏面、外面、上面、下面（左手、右手、左腳、右腳）（左頭、右頭、左屁股、右屁股），天天都快樂！</w:t>
+      </w:r>
+      <w:r>
+        <w:rPr>
+          <w:rFonts w:asciiTheme="majorBidi" w:eastAsia="標楷體" w:hAnsiTheme="majorBidi" w:cstheme="majorBidi" w:hint="eastAsia"/>
+          <w:bCs/>
+          <w:w w:val="90"/>
+          <w:sz w:val="26"/>
+          <w:szCs w:val="26"/>
+        </w:rPr>
+        <w:t>x2</w:t>
+      </w:r>
+    </w:p>
+    <w:p>
+      <w:pPr>
+        <w:snapToGrid w:val="0"/>
+        <w:spacing w:line="300" w:lineRule="exact"/>
+        <w:ind w:leftChars="-59" w:left="-142"/>
+        <w:rPr>
+          <w:rFonts w:asciiTheme="majorBidi" w:eastAsia="標楷體" w:hAnsiTheme="majorBidi" w:cstheme="majorBidi"/>
+          <w:bCs/>
+          <w:w w:val="90"/>
+          <w:sz w:val="26"/>
+          <w:szCs w:val="26"/>
+        </w:rPr>
+      </w:pPr>
+    </w:p>
+    <w:p>
+      <w:pPr>
+        <w:snapToGrid w:val="0"/>
+        <w:spacing w:line="300" w:lineRule="exact"/>
+        <w:ind w:leftChars="-59" w:left="-142"/>
+        <w:rPr>
+          <w:rFonts w:asciiTheme="majorBidi" w:eastAsia="標楷體" w:hAnsiTheme="majorBidi" w:cstheme="majorBidi"/>
+          <w:bCs/>
+          <w:w w:val="90"/>
+          <w:sz w:val="26"/>
+          <w:szCs w:val="26"/>
+        </w:rPr>
+      </w:pPr>
+      <w:r>
+        <w:rPr>
+          <w:rFonts w:asciiTheme="majorBidi" w:eastAsia="標楷體" w:hAnsiTheme="majorBidi" w:cstheme="majorBidi" w:hint="eastAsia"/>
+          <w:bCs/>
+          <w:w w:val="90"/>
+          <w:sz w:val="26"/>
+          <w:szCs w:val="26"/>
+        </w:rPr>
+        <w:t>因耶穌在我心，</w:t>
+      </w:r>
+    </w:p>
+    <w:p>
+      <w:pPr>
+        <w:snapToGrid w:val="0"/>
+        <w:spacing w:line="300" w:lineRule="exact"/>
+        <w:ind w:leftChars="-59" w:left="-142"/>
+        <w:rPr>
+          <w:rFonts w:asciiTheme="majorBidi" w:eastAsia="標楷體" w:hAnsiTheme="majorBidi" w:cstheme="majorBidi"/>
+          <w:bCs/>
+          <w:w w:val="90"/>
+          <w:sz w:val="26"/>
+          <w:szCs w:val="26"/>
+        </w:rPr>
+      </w:pPr>
+      <w:r>
+        <w:rPr>
+          <w:rFonts w:asciiTheme="majorBidi" w:eastAsia="標楷體" w:hAnsiTheme="majorBidi" w:cstheme="majorBidi" w:hint="eastAsia"/>
+          <w:bCs/>
+          <w:w w:val="90"/>
+          <w:sz w:val="26"/>
+          <w:szCs w:val="26"/>
+        </w:rPr>
+        <w:t>洗凈我的罪，</w:t>
+      </w:r>
+    </w:p>
+    <w:p>
+      <w:pPr>
+        <w:snapToGrid w:val="0"/>
+        <w:spacing w:line="300" w:lineRule="exact"/>
+        <w:ind w:leftChars="-59" w:left="-142"/>
+        <w:rPr>
+          <w:rFonts w:asciiTheme="majorBidi" w:eastAsia="標楷體" w:hAnsiTheme="majorBidi" w:cstheme="majorBidi"/>
+          <w:bCs/>
+          <w:w w:val="90"/>
+          <w:sz w:val="26"/>
+          <w:szCs w:val="26"/>
+        </w:rPr>
+      </w:pPr>
+      <w:r>
+        <w:rPr>
+          <w:rFonts w:asciiTheme="majorBidi" w:eastAsia="標楷體" w:hAnsiTheme="majorBidi" w:cstheme="majorBidi" w:hint="eastAsia"/>
+          <w:bCs/>
+          <w:w w:val="90"/>
+          <w:sz w:val="26"/>
+          <w:szCs w:val="26"/>
+        </w:rPr>
+        <w:t>我裏面、外面、上面、下面，天天都快樂！</w:t>
       </w:r>
     </w:p>
     <w:p>
@@ -2632,6 +4075,7 @@
       <w:r>
         <w:rPr>
           <w:noProof/>
+          <w:lang w:bidi="he-IL"/>
         </w:rPr>
         <mc:AlternateContent>
           <mc:Choice Requires="wpg">
@@ -2669,7 +4113,7 @@
                           </pic:cNvPicPr>
                         </pic:nvPicPr>
                         <pic:blipFill>
-                          <a:blip r:embed="rId8" cstate="print">
+                          <a:blip r:embed="rId10" cstate="print">
                             <a:extLst>
                               <a:ext uri="{28A0092B-C50C-407E-A947-70E740481C1C}">
                                 <a14:useLocalDpi xmlns:a14="http://schemas.microsoft.com/office/drawing/2010/main" val="0"/>
@@ -2793,7 +4237,7 @@
           </mc:Choice>
           <mc:Fallback>
             <w:pict>
-              <v:group w14:anchorId="789743EB" id="群組 21" o:spid="_x0000_s1026" style="position:absolute;margin-left:538.15pt;margin-top:28.9pt;width:134.65pt;height:261.65pt;z-index:251664384;mso-position-horizontal-relative:page;mso-position-vertical-relative:page;mso-width-relative:margin;mso-height-relative:margin" coordsize="17094,33223" o:gfxdata="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">
+              <v:group w14:anchorId="789743EB" id="群組 21" o:spid="_x0000_s1026" style="position:absolute;margin-left:538.15pt;margin-top:28.9pt;width:134.65pt;height:261.65pt;z-index:251664384;mso-position-horizontal-relative:page;mso-position-vertical-relative:page;mso-width-relative:margin;mso-height-relative:margin" coordsize="17094,33223" o:gfxdata="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">
                 <v:shapetype id="_x0000_t75" coordsize="21600,21600" o:spt="75" o:preferrelative="t" path="m@4@5l@4@11@9@11@9@5xe" filled="f" stroked="f">
                   <v:stroke joinstyle="miter"/>
                   <v:formulas>
@@ -2813,10 +4257,11 @@
                   <v:path o:extrusionok="f" gradientshapeok="t" o:connecttype="rect"/>
                   <o:lock v:ext="edit" aspectratio="t"/>
                 </v:shapetype>
-                <v:shape id="圖片 18" o:spid="_x0000_s1027" type="#_x0000_t75" style="position:absolute;left:-8065;top:8065;width:33223;height:17094;rotation:90;visibility:visible;mso-wrap-style:square" o:gfxdata="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">
-                  <v:imagedata r:id="rId9" o:title=""/>
+                <v:shape id="圖片 18" o:spid="_x0000_s1027" type="#_x0000_t75" style="position:absolute;left:-8065;top:8065;width:33223;height:17094;rotation:90;visibility:visible;mso-wrap-style:square" o:gfxdata="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">
+                  <v:imagedata r:id="rId11" o:title=""/>
+                  <v:path arrowok="t"/>
                 </v:shape>
-                <v:roundrect id="圓角矩形 7" o:spid="_x0000_s1028" style="position:absolute;left:1666;top:2875;width:14086;height:28296;visibility:visible;mso-wrap-style:square;v-text-anchor:top" arcsize="3131f" o:gfxdata="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" filled="f" stroked="f" strokeweight="2.5pt">
+                <v:roundrect id="圓角矩形 7" o:spid="_x0000_s1028" style="position:absolute;left:1666;top:2875;width:14086;height:28296;visibility:visible;mso-wrap-style:square;v-text-anchor:top" arcsize="3131f" o:gfxdata="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" filled="f" stroked="f" strokeweight="2.5pt">
                   <v:stroke joinstyle="miter"/>
                   <v:textbox style="layout-flow:vertical-ideographic" inset="1mm,1mm,1mm,1mm">
                     <w:txbxContent>
@@ -2876,6 +4321,7 @@
       <w:r>
         <w:rPr>
           <w:noProof/>
+          <w:lang w:bidi="he-IL"/>
         </w:rPr>
         <w:drawing>
           <wp:anchor distT="0" distB="0" distL="114300" distR="114300" simplePos="0" relativeHeight="251660288" behindDoc="0" locked="0" layoutInCell="1" allowOverlap="1" wp14:anchorId="0030E694" wp14:editId="763A0AE6">
@@ -2901,7 +4347,7 @@
                     <pic:cNvPicPr/>
                   </pic:nvPicPr>
                   <pic:blipFill>
-                    <a:blip r:embed="rId10" cstate="print">
+                    <a:blip r:embed="rId12" cstate="print">
                       <a:extLst>
                         <a:ext uri="{28A0092B-C50C-407E-A947-70E740481C1C}">
                           <a14:useLocalDpi xmlns:a14="http://schemas.microsoft.com/office/drawing/2010/main" val="0"/>
@@ -2936,6 +4382,7 @@
       <w:r>
         <w:rPr>
           <w:noProof/>
+          <w:lang w:bidi="he-IL"/>
         </w:rPr>
         <w:drawing>
           <wp:anchor distT="0" distB="0" distL="114300" distR="114300" simplePos="0" relativeHeight="251656192" behindDoc="0" locked="0" layoutInCell="1" allowOverlap="1" wp14:anchorId="7EAAEB92" wp14:editId="352781AB">
@@ -2961,7 +4408,7 @@
                     <pic:cNvPicPr/>
                   </pic:nvPicPr>
                   <pic:blipFill>
-                    <a:blip r:embed="rId11" cstate="print">
+                    <a:blip r:embed="rId13" cstate="print">
                       <a:extLst>
                         <a:ext uri="{28A0092B-C50C-407E-A947-70E740481C1C}">
                           <a14:useLocalDpi xmlns:a14="http://schemas.microsoft.com/office/drawing/2010/main" val="0"/>
@@ -3016,6 +4463,7 @@
       <w:r>
         <w:rPr>
           <w:noProof/>
+          <w:lang w:bidi="he-IL"/>
         </w:rPr>
         <mc:AlternateContent>
           <mc:Choice Requires="wpg">
@@ -4820,12 +6268,12 @@
           </mc:Choice>
           <mc:Fallback>
             <w:pict>
-              <v:group w14:anchorId="5DF93223" id="群組 24" o:spid="_x0000_s1029" style="position:absolute;margin-left:533.85pt;margin-top:298.55pt;width:140.3pt;height:259.35pt;z-index:251662336;mso-position-horizontal-relative:page;mso-position-vertical-relative:page;mso-width-relative:margin;mso-height-relative:margin" coordsize="17818,32941" o:gfxdata="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">
+              <v:group w14:anchorId="5DF93223" id="群組 24" o:spid="_x0000_s1029" style="position:absolute;margin-left:533.85pt;margin-top:298.55pt;width:140.3pt;height:259.35pt;z-index:251662336;mso-position-horizontal-relative:page;mso-position-vertical-relative:page;mso-width-relative:margin;mso-height-relative:margin" coordsize="17818,32941" o:gfxdata="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">
                 <v:shapetype id="_x0000_t202" coordsize="21600,21600" o:spt="202" path="m,l,21600r21600,l21600,xe">
                   <v:stroke joinstyle="miter"/>
                   <v:path gradientshapeok="t" o:connecttype="rect"/>
                 </v:shapetype>
-                <v:shape id="_x0000_s1030" type="#_x0000_t202" style="position:absolute;left:351;top:293;width:17279;height:32590;visibility:visible;mso-wrap-style:square;v-text-anchor:top" o:gfxdata="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" stroked="f">
+                <v:shape id="_x0000_s1030" type="#_x0000_t202" style="position:absolute;left:351;top:293;width:17279;height:32590;visibility:visible;mso-wrap-style:square;v-text-anchor:top" o:gfxdata="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" stroked="f">
                   <v:textbox inset="0,0,0,0">
                     <w:txbxContent>
                       <w:p>
@@ -6515,7 +7963,7 @@
                     </w:txbxContent>
                   </v:textbox>
                 </v:shape>
-                <v:roundrect id="圓角矩形 5" o:spid="_x0000_s1031" style="position:absolute;width:17818;height:32941;visibility:visible;mso-wrap-style:square;v-text-anchor:middle" arcsize="2169f" o:gfxdata="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" filled="f" strokecolor="#5a5a5a [2109]" strokeweight="2.5pt">
+                <v:roundrect id="圓角矩形 5" o:spid="_x0000_s1031" style="position:absolute;width:17818;height:32941;visibility:visible;mso-wrap-style:square;v-text-anchor:middle" arcsize="2169f" o:gfxdata="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" filled="f" strokecolor="#5a5a5a [2109]" strokeweight="2.5pt">
                   <v:stroke joinstyle="miter"/>
                 </v:roundrect>
                 <w10:wrap anchorx="page" anchory="page"/>
@@ -6572,6 +8020,7 @@
         <w:rPr>
           <w:rFonts w:ascii="Barlow Condensed Medium" w:hAnsi="Barlow Condensed Medium"/>
           <w:noProof/>
+          <w:lang w:bidi="he-IL"/>
         </w:rPr>
         <mc:AlternateContent>
           <mc:Choice Requires="wpg">
@@ -7554,8 +9003,8 @@
           </mc:Choice>
           <mc:Fallback>
             <w:pict>
-              <v:group w14:anchorId="0AB0FEB2" id="群組 19" o:spid="_x0000_s1032" style="position:absolute;left:0;text-align:left;margin-left:534.4pt;margin-top:567.3pt;width:140.6pt;height:130.1pt;z-index:251652096;mso-position-horizontal-relative:page;mso-position-vertical-relative:page;mso-width-relative:margin;mso-height-relative:margin" coordorigin="108" coordsize="17868,16510" o:gfxdata="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">
-                <v:shape id="_x0000_s1033" type="#_x0000_t202" style="position:absolute;left:317;top:444;width:17634;height:15621;visibility:visible;mso-wrap-style:square;v-text-anchor:top" o:gfxdata="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" stroked="f">
+              <v:group w14:anchorId="0AB0FEB2" id="群組 19" o:spid="_x0000_s1032" style="position:absolute;left:0;text-align:left;margin-left:534.4pt;margin-top:567.3pt;width:140.6pt;height:130.1pt;z-index:251652096;mso-position-horizontal-relative:page;mso-position-vertical-relative:page;mso-width-relative:margin;mso-height-relative:margin" coordorigin="108" coordsize="17868,16510" o:gfxdata="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">
+                <v:shape id="_x0000_s1033" type="#_x0000_t202" style="position:absolute;left:317;top:444;width:17634;height:15621;visibility:visible;mso-wrap-style:square;v-text-anchor:top" o:gfxdata="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" stroked="f">
                   <v:textbox inset="0,0,0,0">
                     <w:txbxContent>
                       <w:p>
@@ -8423,7 +9872,7 @@
                     </w:txbxContent>
                   </v:textbox>
                 </v:shape>
-                <v:roundrect id="圓角矩形 25" o:spid="_x0000_s1034" style="position:absolute;left:108;width:17869;height:16510;visibility:visible;mso-wrap-style:square;v-text-anchor:middle" arcsize="4542f" o:gfxdata="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" filled="f" strokecolor="#5a5a5a [2109]" strokeweight="2.5pt">
+                <v:roundrect id="圓角矩形 25" o:spid="_x0000_s1034" style="position:absolute;left:108;width:17869;height:16510;visibility:visible;mso-wrap-style:square;v-text-anchor:middle" arcsize="4542f" o:gfxdata="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" filled="f" strokecolor="#5a5a5a [2109]" strokeweight="2.5pt">
                   <v:stroke joinstyle="miter"/>
                 </v:roundrect>
                 <w10:wrap anchorx="page" anchory="page"/>
@@ -8470,6 +9919,7 @@
         <w:rPr>
           <w:rFonts w:ascii="Barlow Condensed Medium" w:hAnsi="Barlow Condensed Medium"/>
           <w:noProof/>
+          <w:lang w:bidi="he-IL"/>
         </w:rPr>
         <mc:AlternateContent>
           <mc:Choice Requires="wps">
@@ -8591,7 +10041,7 @@
           </mc:Choice>
           <mc:Fallback>
             <w:pict>
-              <v:shape w14:anchorId="76BD7DFF" id="文字方塊 2" o:spid="_x0000_s1035" type="#_x0000_t202" style="position:absolute;margin-left:31.4pt;margin-top:-54.1pt;width:109.8pt;height:110.6pt;z-index:251667456;visibility:visible;mso-wrap-style:square;mso-width-percent:0;mso-height-percent:200;mso-wrap-distance-left:9pt;mso-wrap-distance-top:3.6pt;mso-wrap-distance-right:9pt;mso-wrap-distance-bottom:3.6pt;mso-position-horizontal:absolute;mso-position-horizontal-relative:text;mso-position-vertical:absolute;mso-position-vertical-relative:text;mso-width-percent:0;mso-height-percent:200;mso-width-relative:margin;mso-height-relative:margin;v-text-anchor:top" o:gfxdata="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" filled="f" stroked="f">
+              <v:shape w14:anchorId="76BD7DFF" id="文字方塊 2" o:spid="_x0000_s1035" type="#_x0000_t202" style="position:absolute;margin-left:31.4pt;margin-top:-54.1pt;width:109.8pt;height:110.6pt;z-index:251667456;visibility:visible;mso-wrap-style:square;mso-width-percent:0;mso-height-percent:200;mso-wrap-distance-left:9pt;mso-wrap-distance-top:3.6pt;mso-wrap-distance-right:9pt;mso-wrap-distance-bottom:3.6pt;mso-position-horizontal:absolute;mso-position-horizontal-relative:text;mso-position-vertical:absolute;mso-position-vertical-relative:text;mso-width-percent:0;mso-height-percent:200;mso-width-relative:margin;mso-height-relative:margin;v-text-anchor:top" o:gfxdata="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" filled="f" stroked="f">
                 <v:textbox style="mso-fit-shape-to-text:t" inset="1mm,1mm,1mm,1mm">
                   <w:txbxContent>
                     <w:p>
@@ -8692,6 +10142,7 @@
         <w:rPr>
           <w:rFonts w:ascii="Barlow Condensed Medium" w:hAnsi="Barlow Condensed Medium"/>
           <w:noProof/>
+          <w:lang w:bidi="he-IL"/>
         </w:rPr>
         <mc:AlternateContent>
           <mc:Choice Requires="wps">
@@ -8790,7 +10241,7 @@
           </mc:Choice>
           <mc:Fallback>
             <w:pict>
-              <v:roundrect w14:anchorId="4775AEF3" id="圓角矩形 12" o:spid="_x0000_s1036" style="position:absolute;margin-left:-.9pt;margin-top:16.35pt;width:49.3pt;height:15.45pt;z-index:251648000;visibility:visible;mso-wrap-style:square;mso-width-percent:0;mso-height-percent:0;mso-wrap-distance-left:9pt;mso-wrap-distance-top:0;mso-wrap-distance-right:9pt;mso-wrap-distance-bottom:0;mso-position-horizontal:absolute;mso-position-horizontal-relative:text;mso-position-vertical:absolute;mso-position-vertical-relative:text;mso-width-percent:0;mso-height-percent:0;mso-width-relative:margin;mso-height-relative:margin;v-text-anchor:middle" arcsize="10923f" o:gfxdata="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" fillcolor="#5a5a5a [2109]" stroked="f" strokeweight="1pt">
+              <v:roundrect w14:anchorId="4775AEF3" id="圓角矩形 12" o:spid="_x0000_s1036" style="position:absolute;margin-left:-.9pt;margin-top:16.35pt;width:49.3pt;height:15.45pt;z-index:251648000;visibility:visible;mso-wrap-style:square;mso-width-percent:0;mso-height-percent:0;mso-wrap-distance-left:9pt;mso-wrap-distance-top:0;mso-wrap-distance-right:9pt;mso-wrap-distance-bottom:0;mso-position-horizontal:absolute;mso-position-horizontal-relative:text;mso-position-vertical:absolute;mso-position-vertical-relative:text;mso-width-percent:0;mso-height-percent:0;mso-width-relative:margin;mso-height-relative:margin;v-text-anchor:middle" arcsize="10923f" o:gfxdata="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" fillcolor="#5a5a5a [2109]" stroked="f" strokeweight="1pt">
                 <v:stroke joinstyle="miter"/>
                 <v:textbox inset=".5mm,0,.5mm,0">
                   <w:txbxContent>
@@ -8832,6 +10283,7 @@
         <w:rPr>
           <w:rFonts w:ascii="Barlow Condensed Medium" w:hAnsi="Barlow Condensed Medium"/>
           <w:noProof/>
+          <w:lang w:bidi="he-IL"/>
         </w:rPr>
         <mc:AlternateContent>
           <mc:Choice Requires="wps">
@@ -8930,7 +10382,7 @@
           </mc:Choice>
           <mc:Fallback>
             <w:pict>
-              <v:roundrect w14:anchorId="196DC3BF" id="圓角矩形 14" o:spid="_x0000_s1037" style="position:absolute;margin-left:-1.25pt;margin-top:16.7pt;width:83.6pt;height:15.3pt;z-index:251649024;visibility:visible;mso-wrap-style:square;mso-width-percent:0;mso-height-percent:0;mso-wrap-distance-left:9pt;mso-wrap-distance-top:0;mso-wrap-distance-right:9pt;mso-wrap-distance-bottom:0;mso-position-horizontal:absolute;mso-position-horizontal-relative:text;mso-position-vertical:absolute;mso-position-vertical-relative:text;mso-width-percent:0;mso-height-percent:0;mso-width-relative:margin;mso-height-relative:margin;v-text-anchor:middle" arcsize="10923f" o:gfxdata="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" fillcolor="#5a5a5a [2109]" stroked="f" strokeweight="1pt">
+              <v:roundrect w14:anchorId="196DC3BF" id="圓角矩形 14" o:spid="_x0000_s1037" style="position:absolute;margin-left:-1.25pt;margin-top:16.7pt;width:83.6pt;height:15.3pt;z-index:251649024;visibility:visible;mso-wrap-style:square;mso-width-percent:0;mso-height-percent:0;mso-wrap-distance-left:9pt;mso-wrap-distance-top:0;mso-wrap-distance-right:9pt;mso-wrap-distance-bottom:0;mso-position-horizontal:absolute;mso-position-horizontal-relative:text;mso-position-vertical:absolute;mso-position-vertical-relative:text;mso-width-percent:0;mso-height-percent:0;mso-width-relative:margin;mso-height-relative:margin;v-text-anchor:middle" arcsize="10923f" o:gfxdata="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" fillcolor="#5a5a5a [2109]" stroked="f" strokeweight="1pt">
                 <v:stroke joinstyle="miter"/>
                 <v:textbox inset=".5mm,0,.5mm,0">
                   <w:txbxContent>
@@ -9028,6 +10480,7 @@
         <w:rPr>
           <w:rFonts w:ascii="Barlow Condensed Medium" w:hAnsi="Barlow Condensed Medium"/>
           <w:noProof/>
+          <w:lang w:bidi="he-IL"/>
         </w:rPr>
         <mc:AlternateContent>
           <mc:Choice Requires="wps">
@@ -9126,7 +10579,7 @@
           </mc:Choice>
           <mc:Fallback>
             <w:pict>
-              <v:roundrect w14:anchorId="1A4DC044" id="圓角矩形 9" o:spid="_x0000_s1038" style="position:absolute;margin-left:-.6pt;margin-top:16.6pt;width:30.35pt;height:15.3pt;z-index:251650048;visibility:visible;mso-wrap-style:square;mso-width-percent:0;mso-height-percent:0;mso-wrap-distance-left:9pt;mso-wrap-distance-top:0;mso-wrap-distance-right:9pt;mso-wrap-distance-bottom:0;mso-position-horizontal:absolute;mso-position-horizontal-relative:text;mso-position-vertical:absolute;mso-position-vertical-relative:text;mso-width-percent:0;mso-height-percent:0;mso-width-relative:margin;mso-height-relative:margin;v-text-anchor:middle" arcsize="10923f" o:gfxdata="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" fillcolor="#5a5a5a [2109]" stroked="f" strokeweight="1pt">
+              <v:roundrect w14:anchorId="1A4DC044" id="圓角矩形 9" o:spid="_x0000_s1038" style="position:absolute;margin-left:-.6pt;margin-top:16.6pt;width:30.35pt;height:15.3pt;z-index:251650048;visibility:visible;mso-wrap-style:square;mso-width-percent:0;mso-height-percent:0;mso-wrap-distance-left:9pt;mso-wrap-distance-top:0;mso-wrap-distance-right:9pt;mso-wrap-distance-bottom:0;mso-position-horizontal:absolute;mso-position-horizontal-relative:text;mso-position-vertical:absolute;mso-position-vertical-relative:text;mso-width-percent:0;mso-height-percent:0;mso-width-relative:margin;mso-height-relative:margin;v-text-anchor:middle" arcsize="10923f" o:gfxdata="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" fillcolor="#5a5a5a [2109]" stroked="f" strokeweight="1pt">
                 <v:stroke joinstyle="miter"/>
                 <v:textbox inset=".5mm,0,.5mm,0">
                   <w:txbxContent>
@@ -9224,6 +10677,7 @@
         <w:rPr>
           <w:rFonts w:ascii="Barlow Condensed Medium" w:hAnsi="Barlow Condensed Medium"/>
           <w:noProof/>
+          <w:lang w:bidi="he-IL"/>
         </w:rPr>
         <w:drawing>
           <wp:anchor distT="0" distB="0" distL="114300" distR="114300" simplePos="0" relativeHeight="251655168" behindDoc="1" locked="0" layoutInCell="1" allowOverlap="1" wp14:anchorId="2AA2D55C" wp14:editId="4BA447FF">
@@ -9251,7 +10705,7 @@
                     </pic:cNvPicPr>
                   </pic:nvPicPr>
                   <pic:blipFill>
-                    <a:blip r:embed="rId12">
+                    <a:blip r:embed="rId14">
                       <a:extLst>
                         <a:ext uri="{28A0092B-C50C-407E-A947-70E740481C1C}">
                           <a14:useLocalDpi xmlns:a14="http://schemas.microsoft.com/office/drawing/2010/main" val="0"/>
@@ -9292,6 +10746,7 @@
         <w:rPr>
           <w:rFonts w:ascii="Barlow Condensed Medium" w:hAnsi="Barlow Condensed Medium"/>
           <w:noProof/>
+          <w:lang w:bidi="he-IL"/>
         </w:rPr>
         <mc:AlternateContent>
           <mc:Choice Requires="wps">
@@ -9390,7 +10845,7 @@
           </mc:Choice>
           <mc:Fallback>
             <w:pict>
-              <v:roundrect w14:anchorId="03BFD3A3" id="圓角矩形 13" o:spid="_x0000_s1039" style="position:absolute;margin-left:-.4pt;margin-top:16.65pt;width:49.3pt;height:15.3pt;z-index:251651072;visibility:visible;mso-wrap-style:square;mso-width-percent:0;mso-height-percent:0;mso-wrap-distance-left:9pt;mso-wrap-distance-top:0;mso-wrap-distance-right:9pt;mso-wrap-distance-bottom:0;mso-position-horizontal:absolute;mso-position-horizontal-relative:text;mso-position-vertical:absolute;mso-position-vertical-relative:text;mso-width-percent:0;mso-height-percent:0;mso-width-relative:margin;mso-height-relative:margin;v-text-anchor:middle" arcsize="10923f" o:gfxdata="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" fillcolor="#5a5a5a [2109]" stroked="f" strokeweight="1pt">
+              <v:roundrect w14:anchorId="03BFD3A3" id="圓角矩形 13" o:spid="_x0000_s1039" style="position:absolute;margin-left:-.4pt;margin-top:16.65pt;width:49.3pt;height:15.3pt;z-index:251651072;visibility:visible;mso-wrap-style:square;mso-width-percent:0;mso-height-percent:0;mso-wrap-distance-left:9pt;mso-wrap-distance-top:0;mso-wrap-distance-right:9pt;mso-wrap-distance-bottom:0;mso-position-horizontal:absolute;mso-position-horizontal-relative:text;mso-position-vertical:absolute;mso-position-vertical-relative:text;mso-width-percent:0;mso-height-percent:0;mso-width-relative:margin;mso-height-relative:margin;v-text-anchor:middle" arcsize="10923f" o:gfxdata="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" fillcolor="#5a5a5a [2109]" stroked="f" strokeweight="1pt">
                 <v:stroke joinstyle="miter"/>
                 <v:textbox inset=".5mm,0,.5mm,0">
                   <w:txbxContent>
@@ -9526,6 +10981,7 @@
           <w:rFonts w:ascii="Barlow Condensed Medium" w:eastAsia="華康儷中黑" w:hAnsi="Barlow Condensed Medium"/>
           <w:noProof/>
           <w:w w:val="80"/>
+          <w:lang w:bidi="he-IL"/>
         </w:rPr>
         <mc:AlternateContent>
           <mc:Choice Requires="wps">
@@ -9626,7 +11082,7 @@
           </mc:Choice>
           <mc:Fallback>
             <w:pict>
-              <v:shape w14:anchorId="77C1E33A" id="_x0000_s1040" type="#_x0000_t202" style="position:absolute;margin-left:107.25pt;margin-top:6.2pt;width:125.55pt;height:16.3pt;z-index:251666432;visibility:visible;mso-wrap-style:square;mso-width-percent:0;mso-height-percent:0;mso-wrap-distance-left:9pt;mso-wrap-distance-top:3.6pt;mso-wrap-distance-right:9pt;mso-wrap-distance-bottom:3.6pt;mso-position-horizontal:absolute;mso-position-horizontal-relative:text;mso-position-vertical:absolute;mso-position-vertical-relative:text;mso-width-percent:0;mso-height-percent:0;mso-width-relative:margin;mso-height-relative:margin;v-text-anchor:top" o:gfxdata="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" filled="f" stroked="f">
+              <v:shape w14:anchorId="77C1E33A" id="_x0000_s1040" type="#_x0000_t202" style="position:absolute;margin-left:107.25pt;margin-top:6.2pt;width:125.55pt;height:16.3pt;z-index:251666432;visibility:visible;mso-wrap-style:square;mso-width-percent:0;mso-height-percent:0;mso-wrap-distance-left:9pt;mso-wrap-distance-top:3.6pt;mso-wrap-distance-right:9pt;mso-wrap-distance-bottom:3.6pt;mso-position-horizontal:absolute;mso-position-horizontal-relative:text;mso-position-vertical:absolute;mso-position-vertical-relative:text;mso-width-percent:0;mso-height-percent:0;mso-width-relative:margin;mso-height-relative:margin;v-text-anchor:top" o:gfxdata="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" filled="f" stroked="f">
                 <v:textbox inset="0,0,0,0">
                   <w:txbxContent>
                     <w:p>
@@ -10483,6 +11939,7 @@
                 <w:color w:val="000000" w:themeColor="text1"/>
                 <w:sz w:val="18"/>
                 <w:szCs w:val="18"/>
+                <w:lang w:bidi="he-IL"/>
               </w:rPr>
               <mc:AlternateContent>
                 <mc:Choice Requires="wps">
@@ -10582,7 +12039,7 @@
                 </mc:Choice>
                 <mc:Fallback>
                   <w:pict>
-                    <v:rect w14:anchorId="343BC9BA" id="矩形 8" o:spid="_x0000_s1041" style="position:absolute;left:0;text-align:left;margin-left:-.7pt;margin-top:2.7pt;width:18.75pt;height:92.3pt;z-index:251663360;visibility:visible;mso-wrap-style:square;mso-width-percent:0;mso-height-percent:0;mso-wrap-distance-left:9pt;mso-wrap-distance-top:0;mso-wrap-distance-right:9pt;mso-wrap-distance-bottom:0;mso-position-horizontal:absolute;mso-position-horizontal-relative:text;mso-position-vertical:absolute;mso-position-vertical-relative:text;mso-width-percent:0;mso-height-percent:0;mso-width-relative:margin;mso-height-relative:margin;v-text-anchor:middle" o:gfxdata="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" fillcolor="#5a5a5a [2109]" stroked="f" strokeweight="1pt">
+                    <v:rect w14:anchorId="343BC9BA" id="矩形 8" o:spid="_x0000_s1041" style="position:absolute;left:0;text-align:left;margin-left:-.7pt;margin-top:2.7pt;width:18.75pt;height:92.3pt;z-index:251663360;visibility:visible;mso-wrap-style:square;mso-width-percent:0;mso-height-percent:0;mso-wrap-distance-left:9pt;mso-wrap-distance-top:0;mso-wrap-distance-right:9pt;mso-wrap-distance-bottom:0;mso-position-horizontal:absolute;mso-position-horizontal-relative:text;mso-position-vertical:absolute;mso-position-vertical-relative:text;mso-width-percent:0;mso-height-percent:0;mso-width-relative:margin;mso-height-relative:margin;v-text-anchor:middle" o:gfxdata="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" fillcolor="#5a5a5a [2109]" stroked="f" strokeweight="1pt">
                       <v:textbox style="layout-flow:vertical-ideographic" inset="1mm,1mm,1mm,1mm">
                         <w:txbxContent>
                           <w:p>
@@ -11545,6 +13002,7 @@
                 <w:color w:val="000000" w:themeColor="text1"/>
                 <w:sz w:val="18"/>
                 <w:szCs w:val="18"/>
+                <w:lang w:bidi="he-IL"/>
               </w:rPr>
               <mc:AlternateContent>
                 <mc:Choice Requires="wps">
@@ -11644,7 +13102,7 @@
                 </mc:Choice>
                 <mc:Fallback>
                   <w:pict>
-                    <v:rect w14:anchorId="363672F5" id="矩形 10" o:spid="_x0000_s1042" style="position:absolute;left:0;text-align:left;margin-left:-.7pt;margin-top:12.9pt;width:19.25pt;height:42.9pt;z-index:251659264;visibility:visible;mso-wrap-style:square;mso-width-percent:0;mso-height-percent:0;mso-wrap-distance-left:9pt;mso-wrap-distance-top:0;mso-wrap-distance-right:9pt;mso-wrap-distance-bottom:0;mso-position-horizontal:absolute;mso-position-horizontal-relative:text;mso-position-vertical:absolute;mso-position-vertical-relative:text;mso-width-percent:0;mso-height-percent:0;mso-width-relative:margin;mso-height-relative:margin;v-text-anchor:middle" o:gfxdata="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" fillcolor="#5a5a5a [2109]" stroked="f" strokeweight="1pt">
+                    <v:rect w14:anchorId="363672F5" id="矩形 10" o:spid="_x0000_s1042" style="position:absolute;left:0;text-align:left;margin-left:-.7pt;margin-top:12.9pt;width:19.25pt;height:42.9pt;z-index:251659264;visibility:visible;mso-wrap-style:square;mso-width-percent:0;mso-height-percent:0;mso-wrap-distance-left:9pt;mso-wrap-distance-top:0;mso-wrap-distance-right:9pt;mso-wrap-distance-bottom:0;mso-position-horizontal:absolute;mso-position-horizontal-relative:text;mso-position-vertical:absolute;mso-position-vertical-relative:text;mso-width-percent:0;mso-height-percent:0;mso-width-relative:margin;mso-height-relative:margin;v-text-anchor:middle" o:gfxdata="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" fillcolor="#5a5a5a [2109]" stroked="f" strokeweight="1pt">
                       <v:textbox style="layout-flow:vertical-ideographic" inset="1mm,1mm,1mm,1mm">
                         <w:txbxContent>
                           <w:p>
@@ -12311,6 +13769,7 @@
                 <w:color w:val="000000" w:themeColor="text1"/>
                 <w:sz w:val="18"/>
                 <w:szCs w:val="18"/>
+                <w:lang w:bidi="he-IL"/>
               </w:rPr>
               <mc:AlternateContent>
                 <mc:Choice Requires="wps">
@@ -12418,7 +13877,7 @@
                 </mc:Choice>
                 <mc:Fallback>
                   <w:pict>
-                    <v:rect w14:anchorId="4D37C684" id="矩形 11" o:spid="_x0000_s1043" style="position:absolute;left:0;text-align:left;margin-left:-.7pt;margin-top:1.65pt;width:19.25pt;height:111.25pt;z-index:251657216;visibility:visible;mso-wrap-style:square;mso-width-percent:0;mso-height-percent:0;mso-wrap-distance-left:9pt;mso-wrap-distance-top:0;mso-wrap-distance-right:9pt;mso-wrap-distance-bottom:0;mso-position-horizontal:absolute;mso-position-horizontal-relative:text;mso-position-vertical:absolute;mso-position-vertical-relative:text;mso-width-percent:0;mso-height-percent:0;mso-width-relative:margin;mso-height-relative:margin;v-text-anchor:middle" o:gfxdata="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" fillcolor="#5a5a5a [2109]" stroked="f" strokeweight="1pt">
+                    <v:rect w14:anchorId="4D37C684" id="矩形 11" o:spid="_x0000_s1043" style="position:absolute;left:0;text-align:left;margin-left:-.7pt;margin-top:1.65pt;width:19.25pt;height:111.25pt;z-index:251657216;visibility:visible;mso-wrap-style:square;mso-width-percent:0;mso-height-percent:0;mso-wrap-distance-left:9pt;mso-wrap-distance-top:0;mso-wrap-distance-right:9pt;mso-wrap-distance-bottom:0;mso-position-horizontal:absolute;mso-position-horizontal-relative:text;mso-position-vertical:absolute;mso-position-vertical-relative:text;mso-width-percent:0;mso-height-percent:0;mso-width-relative:margin;mso-height-relative:margin;v-text-anchor:middle" o:gfxdata="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" fillcolor="#5a5a5a [2109]" stroked="f" strokeweight="1pt">
                       <v:textbox style="layout-flow:vertical-ideographic" inset="1mm,1mm,1mm,1mm">
                         <w:txbxContent>
                           <w:p>
@@ -14112,6 +15571,7 @@
         <w:rPr>
           <w:rFonts w:ascii="Bahnschrift SemiBold Condensed" w:eastAsia="華康細黑體" w:hAnsi="Bahnschrift SemiBold Condensed"/>
           <w:noProof/>
+          <w:lang w:bidi="he-IL"/>
         </w:rPr>
         <mc:AlternateContent>
           <mc:Choice Requires="wps">
@@ -14174,7 +15634,7 @@
           </mc:Choice>
           <mc:Fallback>
             <w:pict>
-              <v:line w14:anchorId="1240E78A" id="直線接點 2" o:spid="_x0000_s1026" style="position:absolute;z-index:251654144;visibility:visible;mso-wrap-style:square;mso-height-percent:0;mso-wrap-distance-left:9pt;mso-wrap-distance-top:0;mso-wrap-distance-right:9pt;mso-wrap-distance-bottom:0;mso-position-horizontal:absolute;mso-position-horizontal-relative:page;mso-position-vertical:absolute;mso-position-vertical-relative:page;mso-height-percent:0;mso-height-relative:margin" from="687.75pt,19.85pt" to="687.75pt,709.8pt" o:gfxdata="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" strokecolor="black [3213]" strokeweight=".5pt">
+              <v:line w14:anchorId="04DD07F7" id="直線接點 2" o:spid="_x0000_s1026" style="position:absolute;z-index:251654144;visibility:visible;mso-wrap-style:square;mso-height-percent:0;mso-wrap-distance-left:9pt;mso-wrap-distance-top:0;mso-wrap-distance-right:9pt;mso-wrap-distance-bottom:0;mso-position-horizontal:absolute;mso-position-horizontal-relative:page;mso-position-vertical:absolute;mso-position-vertical-relative:page;mso-height-percent:0;mso-height-relative:margin" from="687.75pt,19.85pt" to="687.75pt,709.8pt" o:gfxdata="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" strokecolor="black [3213]" strokeweight=".5pt">
                 <v:stroke dashstyle="3 1" joinstyle="miter"/>
                 <w10:wrap anchorx="page" anchory="page"/>
               </v:line>
@@ -14453,8 +15913,8 @@
           <w:szCs w:val="26"/>
         </w:rPr>
         <w:sectPr>
-          <w:headerReference w:type="even" r:id="rId13"/>
-          <w:headerReference w:type="default" r:id="rId14"/>
+          <w:headerReference w:type="even" r:id="rId15"/>
+          <w:headerReference w:type="default" r:id="rId16"/>
           <w:pgSz w:w="20639" w:h="14572" w:orient="landscape" w:code="12"/>
           <w:pgMar w:top="794" w:right="567" w:bottom="510" w:left="567" w:header="340" w:footer="454" w:gutter="0"/>
           <w:cols w:num="4" w:space="742" w:equalWidth="0">
@@ -15124,7 +16584,7 @@
                 <w:rFonts w:ascii="Barlow Condensed Medium" w:eastAsia="標楷體" w:hAnsi="Barlow Condensed Medium" w:cstheme="minorHAnsi" w:hint="eastAsia"/>
                 <w:w w:val="80"/>
               </w:rPr>
-              <w:t>16</w:t>
+              <w:t>12</w:t>
             </w:r>
           </w:p>
         </w:tc>
@@ -15427,7 +16887,14 @@
                 <w:rFonts w:ascii="Barlow Condensed Medium" w:eastAsia="標楷體" w:hAnsi="Barlow Condensed Medium" w:cstheme="minorHAnsi" w:hint="eastAsia"/>
                 <w:w w:val="80"/>
               </w:rPr>
-              <w:t>66</w:t>
+              <w:t>6</w:t>
+            </w:r>
+            <w:r>
+              <w:rPr>
+                <w:rFonts w:ascii="Barlow Condensed Medium" w:eastAsia="標楷體" w:hAnsi="Barlow Condensed Medium" w:cstheme="minorHAnsi" w:hint="eastAsia"/>
+                <w:w w:val="80"/>
+              </w:rPr>
+              <w:t>0</w:t>
             </w:r>
           </w:p>
         </w:tc>
@@ -15983,7 +17450,7 @@
                 <w:rFonts w:ascii="Barlow Condensed Medium" w:eastAsia="標楷體" w:hAnsi="Barlow Condensed Medium" w:cstheme="minorHAnsi" w:hint="eastAsia"/>
                 <w:w w:val="80"/>
               </w:rPr>
-              <w:t>11</w:t>
+              <w:t>8</w:t>
             </w:r>
           </w:p>
         </w:tc>
@@ -16265,7 +17732,7 @@
                 <w:rFonts w:ascii="Barlow Condensed Medium" w:eastAsia="標楷體" w:hAnsi="Barlow Condensed Medium" w:cstheme="minorHAnsi" w:hint="eastAsia"/>
                 <w:w w:val="80"/>
               </w:rPr>
-              <w:t>--</w:t>
+              <w:t>1</w:t>
             </w:r>
           </w:p>
         </w:tc>
@@ -16543,7 +18010,7 @@
                 <w:rFonts w:ascii="Barlow Condensed Medium" w:eastAsia="標楷體" w:hAnsi="Barlow Condensed Medium" w:cstheme="minorHAnsi" w:hint="eastAsia"/>
                 <w:w w:val="80"/>
               </w:rPr>
-              <w:t>19</w:t>
+              <w:t>--</w:t>
             </w:r>
           </w:p>
         </w:tc>
@@ -16814,7 +18281,7 @@
                 <w:rFonts w:ascii="Barlow Condensed Medium" w:eastAsia="標楷體" w:hAnsi="Barlow Condensed Medium" w:cstheme="minorHAnsi" w:hint="eastAsia"/>
                 <w:w w:val="80"/>
               </w:rPr>
-              <w:t>19</w:t>
+              <w:t>15</w:t>
             </w:r>
           </w:p>
         </w:tc>
@@ -17577,7 +19044,7 @@
                 <w:rFonts w:ascii="Barlow Condensed Medium" w:eastAsia="標楷體" w:hAnsi="Barlow Condensed Medium" w:cstheme="minorHAnsi" w:hint="eastAsia"/>
                 <w:w w:val="80"/>
               </w:rPr>
-              <w:t>6</w:t>
+              <w:t>--</w:t>
             </w:r>
           </w:p>
         </w:tc>
@@ -18416,7 +19883,7 @@
                 <w:rFonts w:ascii="Barlow Condensed Medium" w:eastAsia="標楷體" w:hAnsi="Barlow Condensed Medium" w:cstheme="minorHAnsi" w:hint="eastAsia"/>
                 <w:w w:val="80"/>
               </w:rPr>
-              <w:t>12</w:t>
+              <w:t>--</w:t>
             </w:r>
           </w:p>
         </w:tc>
@@ -18698,7 +20165,7 @@
                 <w:rFonts w:ascii="Barlow Condensed Medium" w:eastAsia="標楷體" w:hAnsi="Barlow Condensed Medium" w:cstheme="minorHAnsi" w:hint="eastAsia"/>
                 <w:w w:val="80"/>
               </w:rPr>
-              <w:t>--</w:t>
+              <w:t>8</w:t>
             </w:r>
           </w:p>
         </w:tc>
@@ -19271,13 +20738,6 @@
                 <w:w w:val="80"/>
               </w:rPr>
             </w:pPr>
-            <w:r>
-              <w:rPr>
-                <w:rFonts w:ascii="Barlow Condensed Medium" w:eastAsia="標楷體" w:hAnsi="Barlow Condensed Medium" w:cstheme="minorHAnsi" w:hint="eastAsia"/>
-                <w:w w:val="80"/>
-              </w:rPr>
-              <w:t>3</w:t>
-            </w:r>
           </w:p>
         </w:tc>
         <w:tc>
@@ -20484,15 +21944,7 @@
                 <w:w w:val="80"/>
                 <w:szCs w:val="24"/>
               </w:rPr>
-              <w:t>7</w:t>
-            </w:r>
-            <w:r>
-              <w:rPr>
-                <w:rFonts w:ascii="Barlow Condensed Medium" w:eastAsia="標楷體" w:hAnsi="Barlow Condensed Medium" w:cstheme="minorHAnsi" w:hint="eastAsia"/>
-                <w:w w:val="80"/>
-                <w:szCs w:val="24"/>
-              </w:rPr>
-              <w:t>-1</w:t>
+              <w:t>7-1</w:t>
             </w:r>
             <w:r>
               <w:rPr>
@@ -20607,15 +22059,7 @@
                 <w:w w:val="80"/>
                 <w:szCs w:val="24"/>
               </w:rPr>
-              <w:t>30</w:t>
-            </w:r>
-            <w:r>
-              <w:rPr>
-                <w:rFonts w:ascii="Barlow Condensed Medium" w:eastAsia="標楷體" w:hAnsi="Barlow Condensed Medium" w:cstheme="minorHAnsi" w:hint="eastAsia"/>
-                <w:w w:val="80"/>
-                <w:szCs w:val="24"/>
-              </w:rPr>
-              <w:t>-1</w:t>
+              <w:t>30-1</w:t>
             </w:r>
             <w:r>
               <w:rPr>
@@ -20690,15 +22134,7 @@
                 <w:w w:val="80"/>
                 <w:szCs w:val="24"/>
               </w:rPr>
-              <w:t>30</w:t>
-            </w:r>
-            <w:r>
-              <w:rPr>
-                <w:rFonts w:ascii="Barlow Condensed Medium" w:eastAsia="標楷體" w:hAnsi="Barlow Condensed Medium" w:cstheme="minorHAnsi" w:hint="eastAsia"/>
-                <w:w w:val="80"/>
-                <w:szCs w:val="24"/>
-              </w:rPr>
-              <w:t>-2</w:t>
+              <w:t>30-2</w:t>
             </w:r>
             <w:r>
               <w:rPr>
@@ -20878,7 +22314,7 @@
               <w:snapToGrid w:val="0"/>
               <w:jc w:val="right"/>
               <w:rPr>
-                <w:rFonts w:ascii="Barlow Condensed Medium" w:eastAsia="標楷體" w:hAnsi="Barlow Condensed Medium" w:cstheme="minorHAnsi" w:hint="eastAsia"/>
+                <w:rFonts w:ascii="Barlow Condensed Medium" w:eastAsia="標楷體" w:hAnsi="Barlow Condensed Medium" w:cstheme="minorHAnsi"/>
                 <w:w w:val="80"/>
                 <w:szCs w:val="24"/>
               </w:rPr>
@@ -20920,7 +22356,7 @@
               <w:snapToGrid w:val="0"/>
               <w:jc w:val="right"/>
               <w:rPr>
-                <w:rFonts w:ascii="Barlow Condensed Medium" w:eastAsia="標楷體" w:hAnsi="Barlow Condensed Medium" w:cstheme="minorHAnsi" w:hint="eastAsia"/>
+                <w:rFonts w:ascii="Barlow Condensed Medium" w:eastAsia="標楷體" w:hAnsi="Barlow Condensed Medium" w:cstheme="minorHAnsi"/>
                 <w:w w:val="80"/>
                 <w:szCs w:val="24"/>
               </w:rPr>
@@ -20963,7 +22399,7 @@
               <w:snapToGrid w:val="0"/>
               <w:jc w:val="right"/>
               <w:rPr>
-                <w:rFonts w:ascii="Barlow Condensed Medium" w:eastAsia="標楷體" w:hAnsi="Barlow Condensed Medium" w:cstheme="minorHAnsi" w:hint="eastAsia"/>
+                <w:rFonts w:ascii="Barlow Condensed Medium" w:eastAsia="標楷體" w:hAnsi="Barlow Condensed Medium" w:cstheme="minorHAnsi"/>
                 <w:w w:val="80"/>
                 <w:szCs w:val="24"/>
               </w:rPr>
@@ -20983,7 +22419,7 @@
             <w:pPr>
               <w:snapToGrid w:val="0"/>
               <w:rPr>
-                <w:rFonts w:ascii="Barlow Condensed Medium" w:eastAsia="標楷體" w:hAnsi="Barlow Condensed Medium" w:cstheme="minorHAnsi" w:hint="eastAsia"/>
+                <w:rFonts w:ascii="Barlow Condensed Medium" w:eastAsia="標楷體" w:hAnsi="Barlow Condensed Medium" w:cstheme="minorHAnsi"/>
                 <w:w w:val="80"/>
                 <w:szCs w:val="24"/>
               </w:rPr>
@@ -21111,15 +22547,7 @@
                 <w:w w:val="80"/>
                 <w:szCs w:val="24"/>
               </w:rPr>
-              <w:t>1</w:t>
-            </w:r>
-            <w:r>
-              <w:rPr>
-                <w:rFonts w:ascii="Barlow Condensed Medium" w:eastAsia="標楷體" w:hAnsi="Barlow Condensed Medium" w:cstheme="minorHAnsi" w:hint="eastAsia"/>
-                <w:w w:val="80"/>
-                <w:szCs w:val="24"/>
-              </w:rPr>
-              <w:t>,0</w:t>
+              <w:t>1,0</w:t>
             </w:r>
             <w:r>
               <w:rPr>
@@ -21347,23 +22775,7 @@
                 <w:w w:val="80"/>
                 <w:szCs w:val="24"/>
               </w:rPr>
-              <w:t>54</w:t>
-            </w:r>
-            <w:r>
-              <w:rPr>
-                <w:rFonts w:ascii="Barlow Condensed Medium" w:eastAsia="標楷體" w:hAnsi="Barlow Condensed Medium" w:cstheme="minorHAnsi" w:hint="eastAsia"/>
-                <w:w w:val="80"/>
-                <w:szCs w:val="24"/>
-              </w:rPr>
-              <w:t>-</w:t>
-            </w:r>
-            <w:r>
-              <w:rPr>
-                <w:rFonts w:ascii="Barlow Condensed Medium" w:eastAsia="標楷體" w:hAnsi="Barlow Condensed Medium" w:cstheme="minorHAnsi" w:hint="eastAsia"/>
-                <w:w w:val="80"/>
-                <w:szCs w:val="24"/>
-              </w:rPr>
-              <w:t>3</w:t>
+              <w:t>54-3</w:t>
             </w:r>
             <w:r>
               <w:rPr>
@@ -21454,23 +22866,7 @@
                 <w:w w:val="80"/>
                 <w:szCs w:val="24"/>
               </w:rPr>
-              <w:t>54</w:t>
-            </w:r>
-            <w:r>
-              <w:rPr>
-                <w:rFonts w:ascii="Barlow Condensed Medium" w:eastAsia="標楷體" w:hAnsi="Barlow Condensed Medium" w:cstheme="minorHAnsi" w:hint="eastAsia"/>
-                <w:w w:val="80"/>
-                <w:szCs w:val="24"/>
-              </w:rPr>
-              <w:t>-</w:t>
-            </w:r>
-            <w:r>
-              <w:rPr>
-                <w:rFonts w:ascii="Barlow Condensed Medium" w:eastAsia="標楷體" w:hAnsi="Barlow Condensed Medium" w:cstheme="minorHAnsi" w:hint="eastAsia"/>
-                <w:w w:val="80"/>
-                <w:szCs w:val="24"/>
-              </w:rPr>
-              <w:t>4</w:t>
+              <w:t>54-4</w:t>
             </w:r>
             <w:r>
               <w:rPr>
@@ -21617,7 +23013,7 @@
               <w:snapToGrid w:val="0"/>
               <w:jc w:val="right"/>
               <w:rPr>
-                <w:rFonts w:ascii="Barlow Condensed Medium" w:eastAsia="標楷體" w:hAnsi="Barlow Condensed Medium" w:cstheme="minorHAnsi" w:hint="eastAsia"/>
+                <w:rFonts w:ascii="Barlow Condensed Medium" w:eastAsia="標楷體" w:hAnsi="Barlow Condensed Medium" w:cstheme="minorHAnsi"/>
                 <w:w w:val="80"/>
                 <w:szCs w:val="24"/>
               </w:rPr>
@@ -21659,7 +23055,7 @@
               <w:snapToGrid w:val="0"/>
               <w:jc w:val="right"/>
               <w:rPr>
-                <w:rFonts w:ascii="Barlow Condensed Medium" w:eastAsia="標楷體" w:hAnsi="Barlow Condensed Medium" w:cstheme="minorHAnsi" w:hint="eastAsia"/>
+                <w:rFonts w:ascii="Barlow Condensed Medium" w:eastAsia="標楷體" w:hAnsi="Barlow Condensed Medium" w:cstheme="minorHAnsi"/>
                 <w:w w:val="80"/>
                 <w:szCs w:val="24"/>
               </w:rPr>
@@ -21897,15 +23293,7 @@
                 <w:w w:val="80"/>
                 <w:szCs w:val="24"/>
               </w:rPr>
-              <w:t>7</w:t>
-            </w:r>
-            <w:r>
-              <w:rPr>
-                <w:rFonts w:ascii="Barlow Condensed Medium" w:eastAsia="標楷體" w:hAnsi="Barlow Condensed Medium" w:cstheme="minorHAnsi" w:hint="eastAsia"/>
-                <w:w w:val="80"/>
-                <w:szCs w:val="24"/>
-              </w:rPr>
-              <w:t>-1</w:t>
+              <w:t>7-1</w:t>
             </w:r>
             <w:r>
               <w:rPr>
@@ -23078,11 +24466,22 @@
                 <w:rFonts w:ascii="Yanone Kaffeesatz Regular" w:eastAsia="華康儷中黑" w:hAnsi="Yanone Kaffeesatz Regular" w:cs="DaunPenh"/>
                 <w:b/>
                 <w:bCs/>
-                <w:w w:val="125"/>
+                <w:w w:val="115"/>
                 <w:sz w:val="20"/>
                 <w:szCs w:val="20"/>
               </w:rPr>
-              <w:t>7:57-8:12(8:10)</w:t>
+              <w:t>12:38-13:14</w:t>
+            </w:r>
+            <w:r>
+              <w:rPr>
+                <w:rFonts w:ascii="Yanone Kaffeesatz Regular" w:eastAsia="華康儷中黑" w:hAnsi="Yanone Kaffeesatz Regular" w:cs="DaunPenh" w:hint="eastAsia"/>
+                <w:b/>
+                <w:bCs/>
+                <w:w w:val="115"/>
+                <w:sz w:val="20"/>
+                <w:szCs w:val="20"/>
+              </w:rPr>
+              <w:t>(13:14)</w:t>
             </w:r>
           </w:p>
         </w:tc>
@@ -23267,7 +24666,18 @@
                 <w:sz w:val="20"/>
                 <w:szCs w:val="20"/>
               </w:rPr>
-              <w:t>8:13-9:15(8:17)</w:t>
+              <w:t>13:15-31</w:t>
+            </w:r>
+            <w:r>
+              <w:rPr>
+                <w:rFonts w:ascii="Yanone Kaffeesatz Regular" w:eastAsia="華康儷中黑" w:hAnsi="Yanone Kaffeesatz Regular" w:cs="DaunPenh" w:hint="eastAsia"/>
+                <w:b/>
+                <w:bCs/>
+                <w:w w:val="125"/>
+                <w:sz w:val="20"/>
+                <w:szCs w:val="20"/>
+              </w:rPr>
+              <w:t>(19)</w:t>
             </w:r>
           </w:p>
         </w:tc>
@@ -23443,7 +24853,29 @@
                 <w:sz w:val="20"/>
                 <w:szCs w:val="20"/>
               </w:rPr>
-              <w:t>9:16-31(28)</w:t>
+              <w:t>斯</w:t>
+            </w:r>
+            <w:r>
+              <w:rPr>
+                <w:rFonts w:ascii="Yanone Kaffeesatz Regular" w:eastAsia="華康儷中黑" w:hAnsi="Yanone Kaffeesatz Regular" w:cs="DaunPenh"/>
+                <w:b/>
+                <w:bCs/>
+                <w:w w:val="125"/>
+                <w:sz w:val="20"/>
+                <w:szCs w:val="20"/>
+              </w:rPr>
+              <w:t>1*</w:t>
+            </w:r>
+            <w:r>
+              <w:rPr>
+                <w:rFonts w:ascii="Yanone Kaffeesatz Regular" w:eastAsia="華康儷中黑" w:hAnsi="Yanone Kaffeesatz Regular" w:cs="DaunPenh" w:hint="eastAsia"/>
+                <w:b/>
+                <w:bCs/>
+                <w:w w:val="125"/>
+                <w:sz w:val="20"/>
+                <w:szCs w:val="20"/>
+              </w:rPr>
+              <w:t>(20)</w:t>
             </w:r>
           </w:p>
         </w:tc>
@@ -23619,7 +25051,18 @@
                 <w:sz w:val="20"/>
                 <w:szCs w:val="20"/>
               </w:rPr>
-              <w:t>9:32-10:27(9:36)</w:t>
+              <w:t>2:1-20</w:t>
+            </w:r>
+            <w:r>
+              <w:rPr>
+                <w:rFonts w:ascii="Yanone Kaffeesatz Regular" w:eastAsia="華康儷中黑" w:hAnsi="Yanone Kaffeesatz Regular" w:cs="DaunPenh" w:hint="eastAsia"/>
+                <w:b/>
+                <w:bCs/>
+                <w:w w:val="125"/>
+                <w:sz w:val="20"/>
+                <w:szCs w:val="20"/>
+              </w:rPr>
+              <w:t>(15)</w:t>
             </w:r>
           </w:p>
         </w:tc>
@@ -23795,7 +25238,18 @@
                 <w:sz w:val="20"/>
                 <w:szCs w:val="20"/>
               </w:rPr>
-              <w:t>10:28-11:6(&lt;28-29)</w:t>
+              <w:t>2:21-3*</w:t>
+            </w:r>
+            <w:r>
+              <w:rPr>
+                <w:rFonts w:ascii="Yanone Kaffeesatz Regular" w:eastAsia="華康儷中黑" w:hAnsi="Yanone Kaffeesatz Regular" w:cs="DaunPenh" w:hint="eastAsia"/>
+                <w:b/>
+                <w:bCs/>
+                <w:w w:val="125"/>
+                <w:sz w:val="20"/>
+                <w:szCs w:val="20"/>
+              </w:rPr>
+              <w:t>(3:2)</w:t>
             </w:r>
           </w:p>
         </w:tc>
@@ -23971,7 +25425,18 @@
                 <w:sz w:val="20"/>
                 <w:szCs w:val="20"/>
               </w:rPr>
-              <w:t>11:7-36(11:1-2)</w:t>
+              <w:t>4*-5:8</w:t>
+            </w:r>
+            <w:r>
+              <w:rPr>
+                <w:rFonts w:ascii="Yanone Kaffeesatz Regular" w:eastAsia="華康儷中黑" w:hAnsi="Yanone Kaffeesatz Regular" w:cs="DaunPenh" w:hint="eastAsia"/>
+                <w:b/>
+                <w:bCs/>
+                <w:w w:val="125"/>
+                <w:sz w:val="20"/>
+                <w:szCs w:val="20"/>
+              </w:rPr>
+              <w:t>(4:14)</w:t>
             </w:r>
           </w:p>
         </w:tc>
@@ -24147,7 +25612,7 @@
                 <w:sz w:val="20"/>
                 <w:szCs w:val="20"/>
               </w:rPr>
-              <w:t>12:1-37</w:t>
+              <w:t>5:9-6*</w:t>
             </w:r>
             <w:r>
               <w:rPr>
@@ -24158,7 +25623,7 @@
                 <w:sz w:val="20"/>
                 <w:szCs w:val="20"/>
               </w:rPr>
-              <w:t>(27)</w:t>
+              <w:t>(6:10)</w:t>
             </w:r>
           </w:p>
         </w:tc>
@@ -24183,6 +25648,7 @@
           <w:w w:val="60"/>
           <w:sz w:val="26"/>
           <w:szCs w:val="26"/>
+          <w:lang w:bidi="he-IL"/>
         </w:rPr>
         <w:drawing>
           <wp:anchor distT="0" distB="0" distL="114300" distR="114300" simplePos="0" relativeHeight="251653120" behindDoc="1" locked="0" layoutInCell="1" allowOverlap="1" wp14:anchorId="433B7986" wp14:editId="39AC0942">
@@ -24208,7 +25674,7 @@
                     <pic:cNvPicPr/>
                   </pic:nvPicPr>
                   <pic:blipFill>
-                    <a:blip r:embed="rId15" cstate="print">
+                    <a:blip r:embed="rId17" cstate="print">
                       <a:extLst>
                         <a:ext uri="{28A0092B-C50C-407E-A947-70E740481C1C}">
                           <a14:useLocalDpi xmlns:a14="http://schemas.microsoft.com/office/drawing/2010/main" val="0"/>
@@ -24564,7 +26030,7 @@
           <w:sz w:val="26"/>
           <w:szCs w:val="26"/>
         </w:rPr>
-        <w:t>裝上鍚安的城門</w:t>
+        <w:t>尋找利未人</w:t>
       </w:r>
       <w:r>
         <w:rPr>
@@ -24584,7 +26050,7 @@
           <w:rFonts w:ascii="華康古印體" w:eastAsia="華康古印體" w:hAnsi="Barlow Condensed Medium" w:cs="Arial"/>
           <w:b/>
           <w:bCs/>
-          <w:w w:val="75"/>
+          <w:w w:val="70"/>
           <w:sz w:val="26"/>
           <w:szCs w:val="26"/>
         </w:rPr>
@@ -24616,30 +26082,23 @@
           <w:sz w:val="26"/>
           <w:szCs w:val="26"/>
         </w:rPr>
-        <w:t>城牆修完，我安了門扇，門口的守衛、歌唱的和利未人都已派定。</w:t>
-      </w:r>
-      <w:r>
+        <w:t>為耶路撒冷城牆行奉獻禮的時候，眾人把各處的利未人召到耶路撒冷，要以稱謝、歌唱、敲鈸、鼓瑟、彈琴，喜樂地行奉獻禮。</w:t>
+      </w:r>
+    </w:p>
+    <w:p>
+      <w:pPr>
+        <w:kinsoku w:val="0"/>
+        <w:snapToGrid w:val="0"/>
+        <w:spacing w:line="300" w:lineRule="exact"/>
         <w:rPr>
           <w:rFonts w:ascii="華康古印體" w:eastAsia="華康古印體" w:hAnsi="Barlow Condensed Medium" w:cs="Arial"/>
           <w:b/>
           <w:bCs/>
-          <w:w w:val="70"/>
+          <w:w w:val="75"/>
           <w:sz w:val="26"/>
           <w:szCs w:val="26"/>
         </w:rPr>
-        <w:t>…</w:t>
-      </w:r>
-      <w:r>
-        <w:rPr>
-          <w:rFonts w:ascii="華康古印體" w:eastAsia="華康古印體" w:hAnsi="Barlow Condensed Medium" w:cs="Arial" w:hint="eastAsia"/>
-          <w:b/>
-          <w:bCs/>
-          <w:w w:val="70"/>
-          <w:sz w:val="26"/>
-          <w:szCs w:val="26"/>
-        </w:rPr>
-        <w:t>城又寬又大，城中的百姓卻稀少，房屋也還沒有建造。</w:t>
-      </w:r>
+      </w:pPr>
       <w:r>
         <w:rPr>
           <w:rFonts w:ascii="Barlow Condensed Medium" w:eastAsia="華康儷中黑" w:hAnsi="Barlow Condensed Medium" w:cs="Calibri" w:hint="eastAsia"/>
@@ -24668,7 +26127,27 @@
           <w:sz w:val="26"/>
           <w:szCs w:val="26"/>
         </w:rPr>
-        <w:t>7:1, 4</w:t>
+        <w:t>12</w:t>
+      </w:r>
+      <w:r>
+        <w:rPr>
+          <w:rFonts w:ascii="Barlow Condensed Medium" w:eastAsia="華康儷中黑" w:hAnsi="Barlow Condensed Medium" w:cs="Calibri" w:hint="eastAsia"/>
+          <w:bCs/>
+          <w:w w:val="70"/>
+          <w:sz w:val="26"/>
+          <w:szCs w:val="26"/>
+        </w:rPr>
+        <w:t>:</w:t>
+      </w:r>
+      <w:r>
+        <w:rPr>
+          <w:rFonts w:ascii="Barlow Condensed Medium" w:eastAsia="華康儷中黑" w:hAnsi="Barlow Condensed Medium" w:cs="Calibri" w:hint="eastAsia"/>
+          <w:bCs/>
+          <w:w w:val="70"/>
+          <w:sz w:val="26"/>
+          <w:szCs w:val="26"/>
+        </w:rPr>
+        <w:t>27</w:t>
       </w:r>
       <w:r>
         <w:rPr>
@@ -24790,7 +26269,7 @@
                 <w:sz w:val="26"/>
                 <w:szCs w:val="26"/>
               </w:rPr>
-              <w:t>為何最後才為城牆安上城門</w:t>
+              <w:t>為何要舉行城牆奉獻典禮</w:t>
             </w:r>
             <w:r>
               <w:rPr>
@@ -24801,6 +26280,8 @@
               </w:rPr>
               <w:t>?</w:t>
             </w:r>
+            <w:bookmarkStart w:id="6" w:name="_GoBack"/>
+            <w:bookmarkEnd w:id="6"/>
           </w:p>
         </w:tc>
       </w:tr>
@@ -24862,7 +26343,7 @@
                 <w:sz w:val="26"/>
                 <w:szCs w:val="26"/>
               </w:rPr>
-              <w:t>城牆要保護的是什麼</w:t>
+              <w:t>利未人的工作是什麼</w:t>
             </w:r>
             <w:r>
               <w:rPr>
@@ -24934,7 +26415,7 @@
                 <w:sz w:val="26"/>
                 <w:szCs w:val="26"/>
               </w:rPr>
-              <w:t>人、牲口和財產各有何意義</w:t>
+              <w:t>尼希米設立聖殿事務的目的</w:t>
             </w:r>
             <w:r>
               <w:rPr>
@@ -25015,7 +26496,7 @@
                 <w:sz w:val="26"/>
                 <w:szCs w:val="26"/>
               </w:rPr>
-              <w:t xml:space="preserve">　神為何使耶路撒冷重建</w:t>
+              <w:t>教育的真正目的為何</w:t>
             </w:r>
             <w:r>
               <w:rPr>
@@ -25070,6 +26551,7 @@
         <w:rPr>
           <w:rFonts w:ascii="Barlow Condensed Medium" w:hAnsi="Barlow Condensed Medium"/>
           <w:noProof/>
+          <w:lang w:bidi="he-IL"/>
         </w:rPr>
         <mc:AlternateContent>
           <mc:Choice Requires="wps">
@@ -25135,7 +26617,7 @@
           </mc:Choice>
           <mc:Fallback>
             <w:pict>
-              <v:line w14:anchorId="397933AC" id="直線接點 6" o:spid="_x0000_s1026" style="position:absolute;z-index:251665408;visibility:visible;mso-wrap-style:square;mso-width-percent:0;mso-height-percent:0;mso-wrap-distance-left:9pt;mso-wrap-distance-top:0;mso-wrap-distance-right:9pt;mso-wrap-distance-bottom:0;mso-position-horizontal:absolute;mso-position-horizontal-relative:page;mso-position-vertical:absolute;mso-position-vertical-relative:page;mso-width-percent:0;mso-height-percent:0;mso-width-relative:margin;mso-height-relative:margin" from="343.9pt,19.85pt" to="345.05pt,710.95pt" o:gfxdata="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" strokecolor="black [3213]" strokeweight=".5pt">
+              <v:line w14:anchorId="72F6A200" id="直線接點 6" o:spid="_x0000_s1026" style="position:absolute;z-index:251665408;visibility:visible;mso-wrap-style:square;mso-width-percent:0;mso-height-percent:0;mso-wrap-distance-left:9pt;mso-wrap-distance-top:0;mso-wrap-distance-right:9pt;mso-wrap-distance-bottom:0;mso-position-horizontal:absolute;mso-position-horizontal-relative:page;mso-position-vertical:absolute;mso-position-vertical-relative:page;mso-width-percent:0;mso-height-percent:0;mso-width-relative:margin;mso-height-relative:margin" from="343.9pt,19.85pt" to="345.05pt,710.95pt" o:gfxdata="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" strokecolor="black [3213]" strokeweight=".5pt">
                 <v:stroke dashstyle="3 1" joinstyle="miter"/>
                 <w10:wrap anchorx="page" anchory="page"/>
               </v:line>
@@ -25147,6 +26629,7 @@
         <w:rPr>
           <w:rFonts w:ascii="Barlow Condensed Medium" w:hAnsi="Barlow Condensed Medium"/>
           <w:noProof/>
+          <w:lang w:bidi="he-IL"/>
         </w:rPr>
         <mc:AlternateContent>
           <mc:Choice Requires="wps">
@@ -25212,7 +26695,7 @@
           </mc:Choice>
           <mc:Fallback>
             <w:pict>
-              <v:line w14:anchorId="1B7C489D" id="直線接點 4" o:spid="_x0000_s1026" style="position:absolute;z-index:251661312;visibility:visible;mso-wrap-style:square;mso-width-percent:0;mso-height-percent:0;mso-wrap-distance-left:9pt;mso-wrap-distance-top:0;mso-wrap-distance-right:9pt;mso-wrap-distance-bottom:0;mso-position-horizontal:absolute;mso-position-horizontal-relative:page;mso-position-vertical:absolute;mso-position-vertical-relative:page;mso-width-percent:0;mso-height-percent:0;mso-width-relative:margin;mso-height-relative:margin" from="343.9pt,19.85pt" to="345.05pt,710.95pt" o:gfxdata="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" strokecolor="black [3213]" strokeweight=".5pt">
+              <v:line w14:anchorId="1DE50EB3" id="直線接點 4" o:spid="_x0000_s1026" style="position:absolute;z-index:251661312;visibility:visible;mso-wrap-style:square;mso-width-percent:0;mso-height-percent:0;mso-wrap-distance-left:9pt;mso-wrap-distance-top:0;mso-wrap-distance-right:9pt;mso-wrap-distance-bottom:0;mso-position-horizontal:absolute;mso-position-horizontal-relative:page;mso-position-vertical:absolute;mso-position-vertical-relative:page;mso-width-percent:0;mso-height-percent:0;mso-width-relative:margin;mso-height-relative:margin" from="343.9pt,19.85pt" to="345.05pt,710.95pt" o:gfxdata="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" strokecolor="black [3213]" strokeweight=".5pt">
                 <v:stroke dashstyle="3 1" joinstyle="miter"/>
                 <w10:wrap anchorx="page" anchory="page"/>
               </v:line>
@@ -25404,7 +26887,7 @@
           <w:sz w:val="26"/>
           <w:szCs w:val="26"/>
         </w:rPr>
-        <w:t>裝上鍚安的城門</w:t>
+        <w:t>尋找利未人</w:t>
       </w:r>
       <w:r>
         <w:rPr>
@@ -25495,7 +26978,7 @@
                 <w:sz w:val="26"/>
                 <w:szCs w:val="26"/>
               </w:rPr>
-              <w:t>7:1-7, 66-73</w:t>
+              <w:t>12: 27-37</w:t>
             </w:r>
           </w:p>
         </w:tc>
@@ -25532,11 +27015,11 @@
       <w:pPr>
         <w:kinsoku w:val="0"/>
         <w:snapToGrid w:val="0"/>
-        <w:spacing w:afterLines="50" w:after="165" w:line="300" w:lineRule="exact"/>
+        <w:spacing w:afterLines="50" w:after="165" w:line="290" w:lineRule="exact"/>
         <w:jc w:val="both"/>
         <w:rPr>
           <w:rFonts w:ascii="Barlow Condensed Medium" w:eastAsia="華康細黑體" w:hAnsi="Barlow Condensed Medium" w:cs="微軟正黑體"/>
-          <w:w w:val="75"/>
+          <w:w w:val="66"/>
           <w:sz w:val="26"/>
           <w:szCs w:val="26"/>
         </w:rPr>
@@ -25544,85 +27027,67 @@
       <w:r>
         <w:rPr>
           <w:rFonts w:ascii="Barlow Condensed Medium" w:eastAsia="華康儷中黑" w:hAnsi="Barlow Condensed Medium" w:hint="eastAsia"/>
-          <w:w w:val="75"/>
+          <w:w w:val="66"/>
           <w:sz w:val="26"/>
           <w:szCs w:val="26"/>
         </w:rPr>
-        <w:t>尼希米在二個月內，帶領以色列人重建了耶路撒冷城牆，在　神的幫助下，完成這不可能的任務。最後安上城門且派了守衛，代表城池重新有了安全的保障。</w:t>
-      </w:r>
-      <w:r>
-        <w:rPr>
-          <w:rFonts w:ascii="Barlow Condensed Medium" w:eastAsia="華康細黑體" w:hAnsi="Barlow Condensed Medium" w:cs="微軟正黑體" w:hint="eastAsia"/>
-          <w:w w:val="75"/>
+        <w:t>重建城牆完工的慶典應該是緊接著六月完工之後，中間</w:t>
+      </w:r>
+      <w:r>
+        <w:rPr>
+          <w:rFonts w:ascii="Barlow Condensed Medium" w:eastAsia="華康儷中黑" w:hAnsi="Barlow Condensed Medium" w:hint="eastAsia"/>
+          <w:w w:val="66"/>
           <w:sz w:val="26"/>
           <w:szCs w:val="26"/>
         </w:rPr>
-        <w:t>此時，離聖殿重建完成已經過了約</w:t>
-      </w:r>
-      <w:r>
-        <w:rPr>
-          <w:rFonts w:ascii="Barlow Condensed Medium" w:eastAsia="華康細黑體" w:hAnsi="Barlow Condensed Medium" w:cs="微軟正黑體" w:hint="eastAsia"/>
-          <w:w w:val="75"/>
+        <w:t>(8:1~12:26)</w:t>
+      </w:r>
+      <w:r>
+        <w:rPr>
+          <w:rFonts w:ascii="Barlow Condensed Medium" w:eastAsia="華康儷中黑" w:hAnsi="Barlow Condensed Medium" w:hint="eastAsia"/>
+          <w:w w:val="66"/>
           <w:sz w:val="26"/>
           <w:szCs w:val="26"/>
         </w:rPr>
-        <w:t>60</w:t>
+        <w:t>過住棚節被認為是插進去的故事。又城牆不屬聖殿的事奉，找利未人回來潔淨慶典，實是就任。</w:t>
       </w:r>
       <w:r>
         <w:rPr>
           <w:rFonts w:ascii="Barlow Condensed Medium" w:eastAsia="華康細黑體" w:hAnsi="Barlow Condensed Medium" w:cs="微軟正黑體" w:hint="eastAsia"/>
-          <w:w w:val="75"/>
+          <w:w w:val="66"/>
           <w:sz w:val="26"/>
           <w:szCs w:val="26"/>
         </w:rPr>
-        <w:t>年。若這期間有人在聖殿中事奉，且在城中居住，不可能完全沒有修復城牆和城門。可能是能力有限，只有簡單修復，才會輕易地被破壞和燒毀。根據猶太史學家約瑟夫記載，尼希米重建城牆的工程共費時二年四個月，而</w:t>
+        <w:t>因為插入的故事是用第三人稱在敘事，而前、後文卻是尼希米用第一人稱在自述。所以，城牆完工的慶典是延續整個以色列人高漲的民族認同情緒，同時也可能有特別的目的。因為按理說，城牆是屬於軍事的防衛設施，與聖殿的各種禮儀都無關。而尼希米硬是把這慶典搞成是將城牆奉獻給　神，也就是宣稱耶路撒冷是　神的聖城。因為貼上了信仰和宗教的標籤，城牆作為軍事堡壘的重要象徵就被淡化了。也許就是不給周遭的敵人留下控告的藉口，也是給波斯王一個表忠的交待，表示這牆城不是以色列人為了自立門戶而修的，單純只是為了榮耀以色列的　神。其次的目的就是關於利未人。利未人在節慶中，扮演著潔淨會眾的角色，且用歌聲和樂聲帶領整個敬拜和慶典儀式的氛圍。但是，聖殿重建都過了近</w:t>
       </w:r>
       <w:r>
         <w:rPr>
           <w:rFonts w:ascii="Barlow Condensed Medium" w:eastAsia="華康細黑體" w:hAnsi="Barlow Condensed Medium" w:cs="微軟正黑體" w:hint="eastAsia"/>
-          <w:w w:val="75"/>
+          <w:w w:val="66"/>
           <w:sz w:val="26"/>
           <w:szCs w:val="26"/>
         </w:rPr>
-        <w:t xml:space="preserve">52 </w:t>
+        <w:t>80</w:t>
       </w:r>
       <w:r>
         <w:rPr>
           <w:rFonts w:ascii="Barlow Condensed Medium" w:eastAsia="華康細黑體" w:hAnsi="Barlow Condensed Medium" w:cs="微軟正黑體" w:hint="eastAsia"/>
-          <w:w w:val="75"/>
+          <w:w w:val="66"/>
           <w:sz w:val="26"/>
           <w:szCs w:val="26"/>
         </w:rPr>
-        <w:t>天是最後的收尾工程。又有人說，</w:t>
-      </w:r>
-      <w:r>
-        <w:rPr>
-          <w:rFonts w:ascii="Barlow Condensed Medium" w:eastAsia="華康細黑體" w:hAnsi="Barlow Condensed Medium" w:cs="微軟正黑體" w:hint="eastAsia"/>
-          <w:w w:val="75"/>
-          <w:sz w:val="26"/>
-          <w:szCs w:val="26"/>
-        </w:rPr>
-        <w:t>52</w:t>
-      </w:r>
-      <w:r>
-        <w:rPr>
-          <w:rFonts w:ascii="Barlow Condensed Medium" w:eastAsia="華康細黑體" w:hAnsi="Barlow Condensed Medium" w:cs="微軟正黑體" w:hint="eastAsia"/>
-          <w:w w:val="75"/>
-          <w:sz w:val="26"/>
-          <w:szCs w:val="26"/>
-        </w:rPr>
-        <w:t>天是在舊城牆的基礎上，填補缺口到可以防衛的高度，再花二年才完全修復。而一般認為新城牆的規範可能縮小到只有原城牆的三分之一長。無論如何，能安上城門，指的是所有的城門，就表示城牆已經沒有缺口，只能從城門進出。又如何讓城牆能真正發揮保護居民的功能，才能提升人民進住的意願。這也是回歸至今，城中居民稀少的關鍵原因。因為有城牆的城市內不能生產糧食和物資，卻是為了集中、保護、買賣和流通金錢。</w:t>
+        <w:t>年了，祭司的事奉可能持續在運作，唯獨利未人的事奉人數是不足或不穩定的。也許是他宗教也有祭司，唯獨　神耶和華特別挑選，或說命定一個家族作為祂的僕人，肩負著特別的任務。</w:t>
       </w:r>
     </w:p>
     <w:p>
       <w:pPr>
         <w:kinsoku w:val="0"/>
         <w:snapToGrid w:val="0"/>
-        <w:spacing w:afterLines="50" w:after="165" w:line="300" w:lineRule="exact"/>
+        <w:spacing w:afterLines="50" w:after="165" w:line="290" w:lineRule="exact"/>
         <w:jc w:val="both"/>
         <w:rPr>
           <w:rFonts w:ascii="Barlow Condensed Medium" w:eastAsia="華康細黑體" w:hAnsi="Barlow Condensed Medium" w:cs="微軟正黑體"/>
-          <w:w w:val="75"/>
+          <w:w w:val="66"/>
           <w:sz w:val="26"/>
           <w:szCs w:val="26"/>
         </w:rPr>
@@ -25630,40 +27095,31 @@
       <w:r>
         <w:rPr>
           <w:rFonts w:ascii="Barlow Condensed Medium" w:eastAsia="華康儷中黑" w:hAnsi="Barlow Condensed Medium" w:hint="eastAsia"/>
-          <w:w w:val="75"/>
+          <w:w w:val="66"/>
           <w:sz w:val="26"/>
           <w:szCs w:val="26"/>
         </w:rPr>
-        <w:t>城不會自己安全，必須有人管理和守衛。　神的聖城當然交給敬畏　神的人管理，又設守衛管制城門，日開夜閉，至於城牆的守望，則由居民就近分擔守望。</w:t>
+        <w:t>回歸的利未人極少，又回歸的以色列人可能不明白，利未人有管理聖殿的產業，以及在以色列的各城鎮中教導百姓明白律法的職責。是建造　神的子民的工作。</w:t>
       </w:r>
       <w:r>
         <w:rPr>
           <w:rFonts w:ascii="Barlow Condensed Medium" w:eastAsia="華康細黑體" w:hAnsi="Barlow Condensed Medium" w:cs="微軟正黑體" w:hint="eastAsia"/>
-          <w:w w:val="75"/>
+          <w:w w:val="66"/>
           <w:sz w:val="26"/>
           <w:szCs w:val="26"/>
         </w:rPr>
-        <w:t>哈拿尼是尼希米的親兄弟，有人認為這是簡稱，與哈拿尼雅是同一人。又早先，哈拿尼就曾經駐守在猶大地，也是他把耶城的慘況告訴了尼希米。因為他敬畏　神，就是無私、正直和講求　神的公義的人，是出任耶路撒冷最高防</w:t>
-      </w:r>
-      <w:r>
-        <w:rPr>
-          <w:rFonts w:ascii="Barlow Condensed Medium" w:eastAsia="華康細黑體" w:hAnsi="Barlow Condensed Medium" w:cs="微軟正黑體" w:hint="eastAsia"/>
-          <w:w w:val="75"/>
-          <w:sz w:val="26"/>
-          <w:szCs w:val="26"/>
-        </w:rPr>
-        <w:t>衛長官，保護　神的產業和百姓的最佳人選。哈拿尼領導的應該是波斯王派給尼希米的衛隊，是正規的軍隊。尼希米指派他們守城門，當然包括上下衛兵的巡邏。另一方面也是一種武力展示，能嚇阻盜匪和安定民心。至於城牆守望的工作，因為範圍廣大，則設置民兵，就近看守各自住家前的，就是對面能監看到的城牆。雖然兵力和居民不多，因為靈活和充分運用，讓耶路撒冷的防衛能力達到最大值。</w:t>
+        <w:t>利未人是代替以色列的長子獻給　神作僕人的。而他們的職分就要維持以色列百姓在　神面前的聖潔，不論是在聖殿中的禮儀，或是在日常生活中的行為，都要遵行　神的律法。而利未人就是律法的教師，還包括傳承、抄寫和保存經卷等工作。原則上，利未人沒有產業，由以色列會眾所供養，是為讓他們的職分和生活與一般人有所分別，可以不受世俗和錢金的憂慮或誘惑。但是，權力的誘惑就不容易對抗，這是日後的問題了。現今急迫的是要教育新一代的以色列人成為真正的　神的子民，就是認識且明白　神的律法，且能在日常生活中身體力行。直白地說，就是在公義和良善，愛　神和愛人，主動和被動的事上能謹守遵行，這人在　神面前就是聖潔的。而尼希米的遠見，就是召集和設立利未人的事奉，要教導出一群　神真正聖潔的子民，居住在耶路撒冷和猶大全地。</w:t>
       </w:r>
     </w:p>
     <w:p>
       <w:pPr>
         <w:kinsoku w:val="0"/>
         <w:snapToGrid w:val="0"/>
-        <w:spacing w:afterLines="50" w:after="165" w:line="300" w:lineRule="exact"/>
+        <w:spacing w:afterLines="50" w:after="165" w:line="290" w:lineRule="exact"/>
         <w:jc w:val="both"/>
         <w:rPr>
           <w:rFonts w:ascii="Barlow Condensed Medium" w:eastAsia="華康細黑體" w:hAnsi="Barlow Condensed Medium" w:cs="微軟正黑體"/>
-          <w:w w:val="75"/>
+          <w:w w:val="66"/>
           <w:sz w:val="26"/>
           <w:szCs w:val="26"/>
         </w:rPr>
@@ -25671,30 +27127,66 @@
       <w:r>
         <w:rPr>
           <w:rFonts w:ascii="Barlow Condensed Medium" w:eastAsia="華康儷中黑" w:hAnsi="Barlow Condensed Medium" w:hint="eastAsia"/>
-          <w:w w:val="75"/>
+          <w:w w:val="66"/>
           <w:sz w:val="26"/>
           <w:szCs w:val="26"/>
         </w:rPr>
-        <w:t>最後是人口普查、工程款項和整個城市經濟力的結算。這些回歸的人不單是參與重建聖殿和城牆，也是城中的住民，就是整個城市經濟和文化運作的主體。</w:t>
+        <w:t>慶典的兩個隊伍應該是從谷門上了城牆，以斯拉隊往南行再繞到東北，尼希米隊則是往北行再繞向東方。最後，二隊在聖殿集合，然後尼希米就設立利未人。</w:t>
       </w:r>
       <w:r>
         <w:rPr>
           <w:rFonts w:ascii="Barlow Condensed Medium" w:eastAsia="華康細黑體" w:hAnsi="Barlow Condensed Medium" w:cs="微軟正黑體" w:hint="eastAsia"/>
-          <w:w w:val="75"/>
+          <w:w w:val="66"/>
           <w:sz w:val="26"/>
           <w:szCs w:val="26"/>
         </w:rPr>
-        <w:t>人、牲口和財物構成了城市基本的運作規模。尼希米的記錄也算是給波斯王的一份工作報告，就是王在耶路撒冷有多少產業得到保全。首先是人，是最主要的生產力。這份第一批回歸的名單大致與以斯拉第二章相同，也是三批回歸的人中記錄最完整的。主要就是宣告以色列人取回耶路撒冷的正當權利。至於有些家族和人數的不同，是因為古代記錄和保存文件不易，在無法確認何者正確的狀況下，同時保留是最誠實的作法。這也是聖經書卷的處理方式；不是衝突，而是不能確定。其次是牲口，有馬、騾、駱駝和驢作為貨物運輸的量能，是城市的商業發展不可或缺的。最後是為了重建所捐出的金銀，作為市場流動的資金。額外的層面，又或許是更高的精神層面。在耶路撒冷有歌唱娛樂的男女，還有在維持聖殿運作的祭司和利未人。這一切的總和才是保證耶路撒冷永續發展的力量。</w:t>
+        <w:t>在慶典遊行之前，祭司和利未人潔淨自己和百姓，同時也潔淨了城門和城牆。後者是個全新的概念，因為過去從來沒有舉行過奉獻城牆的儀式。可能是用牲祭的血濺灑在上面之類的儀式。重點是這城牆被潔淨後獻給了　神，就是重新恢復了耶路撒冷是祂的聖城的地位。不只是象徵臨在的聖殿，更有了象徵統治、保護和力量的城牆。遊行在城牆上進行，藉著經文的描述，我們可以知道，重建的就是大衛時期的城牆。谷門是位在城西中間的泰羅邊谷</w:t>
+      </w:r>
+      <w:r>
+        <w:rPr>
+          <w:rFonts w:ascii="Barlow Condensed Medium" w:eastAsia="華康細黑體" w:hAnsi="Barlow Condensed Medium" w:cs="微軟正黑體" w:hint="eastAsia"/>
+          <w:w w:val="66"/>
+          <w:sz w:val="26"/>
+          <w:szCs w:val="26"/>
+        </w:rPr>
+        <w:t>(</w:t>
+      </w:r>
+      <w:r>
+        <w:rPr>
+          <w:rFonts w:ascii="Barlow Condensed Medium" w:eastAsia="華康細黑體" w:hAnsi="Barlow Condensed Medium" w:cs="微軟正黑體" w:hint="eastAsia"/>
+          <w:w w:val="66"/>
+          <w:sz w:val="26"/>
+          <w:szCs w:val="26"/>
+        </w:rPr>
+        <w:t>中央山谷</w:t>
+      </w:r>
+      <w:r>
+        <w:rPr>
+          <w:rFonts w:ascii="Barlow Condensed Medium" w:eastAsia="華康細黑體" w:hAnsi="Barlow Condensed Medium" w:cs="微軟正黑體" w:hint="eastAsia"/>
+          <w:w w:val="66"/>
+          <w:sz w:val="26"/>
+          <w:szCs w:val="26"/>
+        </w:rPr>
+        <w:t>)</w:t>
+      </w:r>
+      <w:r>
+        <w:rPr>
+          <w:rFonts w:ascii="Barlow Condensed Medium" w:eastAsia="華康細黑體" w:hAnsi="Barlow Condensed Medium" w:cs="微軟正黑體" w:hint="eastAsia"/>
+          <w:w w:val="66"/>
+          <w:sz w:val="26"/>
+          <w:szCs w:val="26"/>
+        </w:rPr>
+        <w:t>上方，又水門相對於谷門是朝東的門，在汲倫溪谷的上方。聖殿占據了整個城的北方，大衛城則是在東南方。又每一隊的人員排列，凸顯了利未人的角色，領頭的詩班和殿後的樂隊都是利未人。好像教導　神的律法就如同歌聲和樂曲一般地美好和完全。最後一同聚集在聖殿，就是在　神的面前，尼希米正式宣告和設立祭司和利未人在聖殿中的事奉和當領受的供給。這才是整個典禮儀式最重要的部份，聖潔的城牆只須奉獻一次，而聖潔的百姓則是世世代代都須培養的公共事務。</w:t>
       </w:r>
     </w:p>
     <w:p>
       <w:pPr>
         <w:kinsoku w:val="0"/>
         <w:snapToGrid w:val="0"/>
-        <w:spacing w:afterLines="50" w:after="165" w:line="300" w:lineRule="exact"/>
+        <w:spacing w:afterLines="50" w:after="165" w:line="290" w:lineRule="exact"/>
         <w:rPr>
           <w:rFonts w:ascii="Cambria" w:eastAsia="華康細黑體" w:hAnsi="Cambria" w:cs="Cambria"/>
-          <w:w w:val="75"/>
+          <w:w w:val="66"/>
           <w:sz w:val="26"/>
           <w:szCs w:val="26"/>
         </w:rPr>
@@ -25702,7 +27194,7 @@
       <w:r>
         <w:rPr>
           <w:rFonts w:ascii="Barlow Condensed Medium" w:eastAsia="華康儷中黑" w:hAnsi="Barlow Condensed Medium" w:cs="新細明體"/>
-          <w:w w:val="75"/>
+          <w:w w:val="66"/>
           <w:sz w:val="26"/>
           <w:szCs w:val="26"/>
         </w:rPr>
@@ -25711,16 +27203,16 @@
       <w:r>
         <w:rPr>
           <w:rFonts w:ascii="Barlow Condensed Medium" w:eastAsia="華康儷中黑" w:hAnsi="Barlow Condensed Medium" w:cs="新細明體" w:hint="eastAsia"/>
-          <w:w w:val="75"/>
+          <w:w w:val="66"/>
           <w:sz w:val="26"/>
           <w:szCs w:val="26"/>
         </w:rPr>
-        <w:t>城市的興起</w:t>
+        <w:t>聖潔的知識</w:t>
       </w:r>
       <w:r>
         <w:rPr>
           <w:rFonts w:ascii="Barlow Condensed Medium" w:eastAsia="華康儷中黑" w:hAnsi="Barlow Condensed Medium" w:cs="新細明體"/>
-          <w:w w:val="75"/>
+          <w:w w:val="66"/>
           <w:sz w:val="26"/>
           <w:szCs w:val="26"/>
         </w:rPr>
@@ -25729,40 +27221,184 @@
       <w:r>
         <w:rPr>
           <w:rFonts w:ascii="Cambria" w:eastAsia="華康細黑體" w:hAnsi="Cambria" w:cs="Cambria" w:hint="eastAsia"/>
-          <w:w w:val="75"/>
+          <w:w w:val="66"/>
           <w:sz w:val="26"/>
           <w:szCs w:val="26"/>
         </w:rPr>
-        <w:t>根據考古的證據顯示，約旦河西岸的耶利哥城是最古老且一直有人居住的城市，早在</w:t>
+        <w:t>台灣的六年國民教育從</w:t>
       </w:r>
       <w:r>
         <w:rPr>
           <w:rFonts w:ascii="Cambria" w:eastAsia="華康細黑體" w:hAnsi="Cambria" w:cs="Cambria" w:hint="eastAsia"/>
-          <w:w w:val="75"/>
+          <w:w w:val="66"/>
           <w:sz w:val="26"/>
           <w:szCs w:val="26"/>
         </w:rPr>
-        <w:t>9,600 BC</w:t>
+        <w:t>1943</w:t>
       </w:r>
       <w:r>
         <w:rPr>
           <w:rFonts w:ascii="Cambria" w:eastAsia="華康細黑體" w:hAnsi="Cambria" w:cs="Cambria" w:hint="eastAsia"/>
-          <w:w w:val="75"/>
+          <w:w w:val="66"/>
           <w:sz w:val="26"/>
           <w:szCs w:val="26"/>
         </w:rPr>
-        <w:t>就出現人類聚落和防禦工事。耶利哥集合了大河水源、交通要道、軍事據點和宗教文化，所有有利發展城市的條件。然而在火炮發明之前的數千年，保護人類聚落或城邦的生命和財產安全的基本設施就是城牆，有些堅固的城池甚至能被圍城數月也難以攻下。又在古代，作為宗教中心的城市同時也會發展成商業的中心，又若是王宮的所在，就更加興盛。耶路撒冷就是這樣一個城市。然而，不可諱言地，城市也是罪惡聚集之地，這也是　神大都從曠野呼召祂的先知的原因。因此，　神的聖城和聖殿被重建，不單是保護人的利益，更是為了找回獨一真神聖潔、良善和公義的信仰和文化。</w:t>
+        <w:t>年開始，日本政府將各級學校全面改制成國民學校。國民政府在</w:t>
+      </w:r>
+      <w:r>
+        <w:rPr>
+          <w:rFonts w:ascii="Cambria" w:eastAsia="華康細黑體" w:hAnsi="Cambria" w:cs="Cambria" w:hint="eastAsia"/>
+          <w:w w:val="66"/>
+          <w:sz w:val="26"/>
+          <w:szCs w:val="26"/>
+        </w:rPr>
+        <w:t>1968</w:t>
+      </w:r>
+      <w:r>
+        <w:rPr>
+          <w:rFonts w:ascii="Cambria" w:eastAsia="華康細黑體" w:hAnsi="Cambria" w:cs="Cambria" w:hint="eastAsia"/>
+          <w:w w:val="66"/>
+          <w:sz w:val="26"/>
+          <w:szCs w:val="26"/>
+        </w:rPr>
+        <w:t>年延伸為九年，到</w:t>
+      </w:r>
+      <w:r>
+        <w:rPr>
+          <w:rFonts w:ascii="Cambria" w:eastAsia="華康細黑體" w:hAnsi="Cambria" w:cs="Cambria" w:hint="eastAsia"/>
+          <w:w w:val="66"/>
+          <w:sz w:val="26"/>
+          <w:szCs w:val="26"/>
+        </w:rPr>
+        <w:t>2014</w:t>
+      </w:r>
+      <w:r>
+        <w:rPr>
+          <w:rFonts w:ascii="Cambria" w:eastAsia="華康細黑體" w:hAnsi="Cambria" w:cs="Cambria" w:hint="eastAsia"/>
+          <w:w w:val="66"/>
+          <w:sz w:val="26"/>
+          <w:szCs w:val="26"/>
+        </w:rPr>
+        <w:t>年實施十二年國教至今。國民教育是人民和國家現代化的重要公共政策，是為了提升平均的國民教育水平，而是是放棄多數，只挑少數的菁英教育。在文化和歷史的包袱影響下，「萬般皆下品，唯有讀書高」造就了台灣的升學主義和「知識的封建」，是只為取得社會地位和權力的途徑。此外，中國國共內戰的思想戰被移轉到台灣，極力抹滅和貶低台灣的歷史、語言和文化，又對新的統治者造神。經國幾十年的反省，只有文化重建的部份走出陰影。台灣文化和多元文化一起抬頭，卻產生了另一種危機，就是媒體和公共話語權取代了教育，反而被少數利益團隊獨佔和利用。更不用說，為奪台野心對台灣實施的統戰。好好的教育，卻被人心的惡扭曲了，因為恐龍家長</w:t>
+      </w:r>
+      <w:r>
+        <w:rPr>
+          <w:rFonts w:ascii="Cambria" w:eastAsia="華康細黑體" w:hAnsi="Cambria" w:cs="Cambria" w:hint="eastAsia"/>
+          <w:w w:val="66"/>
+          <w:sz w:val="26"/>
+          <w:szCs w:val="26"/>
+        </w:rPr>
+        <w:t>(</w:t>
+      </w:r>
+      <w:r>
+        <w:rPr>
+          <w:rFonts w:ascii="Cambria" w:eastAsia="華康細黑體" w:hAnsi="Cambria" w:cs="Cambria" w:hint="eastAsia"/>
+          <w:w w:val="66"/>
+          <w:sz w:val="26"/>
+          <w:szCs w:val="26"/>
+        </w:rPr>
+        <w:t>其實是無能官僚配合演出</w:t>
+      </w:r>
+      <w:r>
+        <w:rPr>
+          <w:rFonts w:ascii="Cambria" w:eastAsia="華康細黑體" w:hAnsi="Cambria" w:cs="Cambria" w:hint="eastAsia"/>
+          <w:w w:val="66"/>
+          <w:sz w:val="26"/>
+          <w:szCs w:val="26"/>
+        </w:rPr>
+        <w:t>)</w:t>
+      </w:r>
+      <w:r>
+        <w:rPr>
+          <w:rFonts w:ascii="Cambria" w:eastAsia="華康細黑體" w:hAnsi="Cambria" w:cs="Cambria" w:hint="eastAsia"/>
+          <w:w w:val="66"/>
+          <w:sz w:val="26"/>
+          <w:szCs w:val="26"/>
+        </w:rPr>
+        <w:t>的關係，當老師在過去是鐵飯碗的工作，現在卻乏人問津。而耶穌是從　神來的教師，他說：真理要使人自由，才是教育真正的意義。而這觀念從</w:t>
+      </w:r>
+      <w:r>
+        <w:rPr>
+          <w:rFonts w:ascii="Cambria" w:eastAsia="華康細黑體" w:hAnsi="Cambria" w:cs="Cambria" w:hint="eastAsia"/>
+          <w:w w:val="66"/>
+          <w:sz w:val="26"/>
+          <w:szCs w:val="26"/>
+        </w:rPr>
+        <w:t>設立</w:t>
+      </w:r>
+      <w:r>
+        <w:rPr>
+          <w:rFonts w:ascii="Cambria" w:eastAsia="華康細黑體" w:hAnsi="Cambria" w:cs="Cambria" w:hint="eastAsia"/>
+          <w:w w:val="66"/>
+          <w:sz w:val="26"/>
+          <w:szCs w:val="26"/>
+        </w:rPr>
+        <w:t>利未人</w:t>
+      </w:r>
+      <w:r>
+        <w:rPr>
+          <w:rFonts w:ascii="Cambria" w:eastAsia="華康細黑體" w:hAnsi="Cambria" w:cs="Cambria" w:hint="eastAsia"/>
+          <w:w w:val="66"/>
+          <w:sz w:val="26"/>
+          <w:szCs w:val="26"/>
+        </w:rPr>
+        <w:t>開始</w:t>
+      </w:r>
+      <w:r>
+        <w:rPr>
+          <w:rFonts w:ascii="Cambria" w:eastAsia="華康細黑體" w:hAnsi="Cambria" w:cs="Cambria" w:hint="eastAsia"/>
+          <w:w w:val="66"/>
+          <w:sz w:val="26"/>
+          <w:szCs w:val="26"/>
+        </w:rPr>
+        <w:t>，教導從　神來的聖潔知識，</w:t>
+      </w:r>
+      <w:r>
+        <w:rPr>
+          <w:rFonts w:ascii="Cambria" w:eastAsia="華康細黑體" w:hAnsi="Cambria" w:cs="Cambria" w:hint="eastAsia"/>
+          <w:w w:val="66"/>
+          <w:sz w:val="26"/>
+          <w:szCs w:val="26"/>
+        </w:rPr>
+        <w:t>即</w:t>
+      </w:r>
+      <w:r>
+        <w:rPr>
+          <w:rFonts w:ascii="Cambria" w:eastAsia="華康細黑體" w:hAnsi="Cambria" w:cs="Cambria" w:hint="eastAsia"/>
+          <w:w w:val="66"/>
+          <w:sz w:val="26"/>
+          <w:szCs w:val="26"/>
+        </w:rPr>
+        <w:t>對良善</w:t>
+      </w:r>
+      <w:r>
+        <w:rPr>
+          <w:rFonts w:ascii="Cambria" w:eastAsia="華康細黑體" w:hAnsi="Cambria" w:cs="Cambria" w:hint="eastAsia"/>
+          <w:w w:val="66"/>
+          <w:sz w:val="26"/>
+          <w:szCs w:val="26"/>
+        </w:rPr>
+        <w:t>的</w:t>
+      </w:r>
+      <w:r>
+        <w:rPr>
+          <w:rFonts w:ascii="Cambria" w:eastAsia="華康細黑體" w:hAnsi="Cambria" w:cs="Cambria" w:hint="eastAsia"/>
+          <w:w w:val="66"/>
+          <w:sz w:val="26"/>
+          <w:szCs w:val="26"/>
+        </w:rPr>
+        <w:t>尋求和明白，且心存敬畏。</w:t>
       </w:r>
     </w:p>
     <w:p>
       <w:pPr>
         <w:kinsoku w:val="0"/>
         <w:snapToGrid w:val="0"/>
-        <w:spacing w:afterLines="50" w:after="165" w:line="300" w:lineRule="exact"/>
+        <w:spacing w:afterLines="50" w:after="165" w:line="290" w:lineRule="exact"/>
         <w:jc w:val="both"/>
         <w:rPr>
           <w:rFonts w:ascii="Barlow Condensed Medium" w:eastAsia="華康儷中黑" w:hAnsi="Barlow Condensed Medium"/>
-          <w:w w:val="75"/>
+          <w:w w:val="66"/>
           <w:sz w:val="26"/>
           <w:szCs w:val="26"/>
         </w:rPr>
@@ -25770,25 +27406,25 @@
       <w:r>
         <w:rPr>
           <w:rFonts w:ascii="Barlow Condensed Medium" w:eastAsia="華康儷中黑" w:hAnsi="Barlow Condensed Medium" w:hint="eastAsia"/>
-          <w:w w:val="75"/>
+          <w:w w:val="66"/>
           <w:sz w:val="26"/>
           <w:szCs w:val="26"/>
         </w:rPr>
-        <w:t>按時開關的城門，代表一個城市正常在運作。特別的是，耶路撒冷以　神的名所立，又有　神的靈降臨的殿，它所守護的不只是人，而是行　神旨意的百姓。</w:t>
+        <w:t>以色列人是按著摩西律法，將分別為聖的利未人找回來，在聖殿專職事奉　神和會眾的工作。這聖潔卻又卑微的職份就是事奉　神和眾人之事最重要的態度。</w:t>
       </w:r>
       <w:r>
         <w:rPr>
           <w:rFonts w:ascii="Barlow Condensed Medium" w:eastAsia="華康細黑體" w:hAnsi="Barlow Condensed Medium" w:cs="微軟正黑體" w:hint="eastAsia"/>
-          <w:w w:val="75"/>
+          <w:w w:val="66"/>
           <w:sz w:val="26"/>
           <w:szCs w:val="26"/>
         </w:rPr>
-        <w:t>所以，耶路撒冷的城牆和城門不只是其中居住的以色列人的門面，更是　神的聖城和聖殿的門面。是　神的大能，藉著列王的手所重建的，每一道牆和每一扇門都榮耀　神自己。但是，重建的工作尚未完成，因為城中的居民稀少，又真正認識和敬畏　神的人可能更少。就是　神聖潔百姓的信仰和文化有待重建，這就是經學士以斯拉接下來的工作。直到所有耶路撒冷的百姓完全明白，真正固守這城的不是軍隊，而是　神耶和華自己。</w:t>
+        <w:t>教育　神聖潔的律法，就是關於良善的知識，本身就是一件聖潔和高尚，且無法以價值來衡量的職份。暫且不說，後來造成的猶太律法主義和綁架聖殿利益和權力的家族集團，利未人的事奉就單純是為了使人認識　神。然而，這樣的敬虔和智慧，仍留傳在猶太拉比之中。他們用問題回答問題，做的是啟發人心的工作，因為他們明白，真正的答案從　神而來，每個人必須自己領受，而是老師和課本中的標準答案。</w:t>
       </w:r>
       <w:r>
         <w:rPr>
           <w:rFonts w:ascii="Barlow Condensed Medium" w:eastAsia="華康細黑體" w:hAnsi="Barlow Condensed Medium" w:cs="微軟正黑體" w:hint="eastAsia"/>
-          <w:w w:val="75"/>
+          <w:w w:val="66"/>
           <w:sz w:val="26"/>
           <w:szCs w:val="26"/>
         </w:rPr>
@@ -25796,8 +27432,8 @@
       </w:r>
     </w:p>
     <w:sectPr>
-      <w:headerReference w:type="even" r:id="rId16"/>
-      <w:headerReference w:type="default" r:id="rId17"/>
+      <w:headerReference w:type="even" r:id="rId18"/>
+      <w:headerReference w:type="default" r:id="rId19"/>
       <w:type w:val="evenPage"/>
       <w:pgSz w:w="20639" w:h="14572" w:orient="landscape" w:code="12"/>
       <w:pgMar w:top="794" w:right="567" w:bottom="510" w:left="567" w:header="340" w:footer="454" w:gutter="0"/>
@@ -25815,7 +27451,7 @@
 </file>
 
 <file path=word/endnotes.xml><?xml version="1.0" encoding="utf-8"?>
-<w:endnotes xmlns:wpc="http://schemas.microsoft.com/office/word/2010/wordprocessingCanvas" xmlns:cx="http://schemas.microsoft.com/office/drawing/2014/chartex" xmlns:cx1="http://schemas.microsoft.com/office/drawing/2015/9/8/chartex" xmlns:cx2="http://schemas.microsoft.com/office/drawing/2015/10/21/chartex" xmlns:cx3="http://schemas.microsoft.com/office/drawing/2016/5/9/chartex" xmlns:cx4="http://schemas.microsoft.com/office/drawing/2016/5/10/chartex" xmlns:cx5="http://schemas.microsoft.com/office/drawing/2016/5/11/chartex" xmlns:cx6="http://schemas.microsoft.com/office/drawing/2016/5/12/chartex" xmlns:cx7="http://schemas.microsoft.com/office/drawing/2016/5/13/chartex" xmlns:cx8="http://schemas.microsoft.com/office/drawing/2016/5/14/chartex" xmlns:mc="http://schemas.openxmlformats.org/markup-compatibility/2006" xmlns:aink="http://schemas.microsoft.com/office/drawing/2016/ink" xmlns:am3d="http://schemas.microsoft.com/office/drawing/2017/model3d" xmlns:o="urn:schemas-microsoft-com:office:office" xmlns:oel="http://schemas.microsoft.com/office/2019/extlst" xmlns:r="http://schemas.openxmlformats.org/officeDocument/2006/relationships" xmlns:m="http://schemas.openxmlformats.org/officeDocument/2006/math" xmlns:v="urn:schemas-microsoft-com:vml" xmlns:wp14="http://schemas.microsoft.com/office/word/2010/wordprocessingDrawing" xmlns:wp="http://schemas.openxmlformats.org/drawingml/2006/wordprocessingDrawing" xmlns:w10="urn:schemas-microsoft-com:office:word" xmlns:w="http://schemas.openxmlformats.org/wordprocessingml/2006/main" xmlns:w14="http://schemas.microsoft.com/office/word/2010/wordml" xmlns:w15="http://schemas.microsoft.com/office/word/2012/wordml" xmlns:w16cex="http://schemas.microsoft.com/office/word/2018/wordml/cex" xmlns:w16cid="http://schemas.microsoft.com/office/word/2016/wordml/cid" xmlns:w16="http://schemas.microsoft.com/office/word/2018/wordml" xmlns:w16sdtdh="http://schemas.microsoft.com/office/word/2020/wordml/sdtdatahash" xmlns:w16se="http://schemas.microsoft.com/office/word/2015/wordml/symex" xmlns:wpg="http://schemas.microsoft.com/office/word/2010/wordprocessingGroup" xmlns:wpi="http://schemas.microsoft.com/office/word/2010/wordprocessingInk" xmlns:wne="http://schemas.microsoft.com/office/word/2006/wordml" xmlns:wps="http://schemas.microsoft.com/office/word/2010/wordprocessingShape" mc:Ignorable="w14 w15 w16se w16cid w16 w16cex w16sdtdh wp14">
+<w:endnotes xmlns:wpc="http://schemas.microsoft.com/office/word/2010/wordprocessingCanvas" xmlns:mc="http://schemas.openxmlformats.org/markup-compatibility/2006" xmlns:o="urn:schemas-microsoft-com:office:office" xmlns:r="http://schemas.openxmlformats.org/officeDocument/2006/relationships" xmlns:m="http://schemas.openxmlformats.org/officeDocument/2006/math" xmlns:v="urn:schemas-microsoft-com:vml" xmlns:wp14="http://schemas.microsoft.com/office/word/2010/wordprocessingDrawing" xmlns:wp="http://schemas.openxmlformats.org/drawingml/2006/wordprocessingDrawing" xmlns:w10="urn:schemas-microsoft-com:office:word" xmlns:w="http://schemas.openxmlformats.org/wordprocessingml/2006/main" xmlns:w14="http://schemas.microsoft.com/office/word/2010/wordml" xmlns:w15="http://schemas.microsoft.com/office/word/2012/wordml" xmlns:wpg="http://schemas.microsoft.com/office/word/2010/wordprocessingGroup" xmlns:wpi="http://schemas.microsoft.com/office/word/2010/wordprocessingInk" xmlns:wne="http://schemas.microsoft.com/office/word/2006/wordml" xmlns:wps="http://schemas.microsoft.com/office/word/2010/wordprocessingShape" mc:Ignorable="w14 w15 wp14">
   <w:endnote w:type="separator" w:id="-1">
     <w:p>
       <w:r>
@@ -25834,7 +27470,7 @@
 </file>
 
 <file path=word/footnotes.xml><?xml version="1.0" encoding="utf-8"?>
-<w:footnotes xmlns:wpc="http://schemas.microsoft.com/office/word/2010/wordprocessingCanvas" xmlns:cx="http://schemas.microsoft.com/office/drawing/2014/chartex" xmlns:cx1="http://schemas.microsoft.com/office/drawing/2015/9/8/chartex" xmlns:cx2="http://schemas.microsoft.com/office/drawing/2015/10/21/chartex" xmlns:cx3="http://schemas.microsoft.com/office/drawing/2016/5/9/chartex" xmlns:cx4="http://schemas.microsoft.com/office/drawing/2016/5/10/chartex" xmlns:cx5="http://schemas.microsoft.com/office/drawing/2016/5/11/chartex" xmlns:cx6="http://schemas.microsoft.com/office/drawing/2016/5/12/chartex" xmlns:cx7="http://schemas.microsoft.com/office/drawing/2016/5/13/chartex" xmlns:cx8="http://schemas.microsoft.com/office/drawing/2016/5/14/chartex" xmlns:mc="http://schemas.openxmlformats.org/markup-compatibility/2006" xmlns:aink="http://schemas.microsoft.com/office/drawing/2016/ink" xmlns:am3d="http://schemas.microsoft.com/office/drawing/2017/model3d" xmlns:o="urn:schemas-microsoft-com:office:office" xmlns:oel="http://schemas.microsoft.com/office/2019/extlst" xmlns:r="http://schemas.openxmlformats.org/officeDocument/2006/relationships" xmlns:m="http://schemas.openxmlformats.org/officeDocument/2006/math" xmlns:v="urn:schemas-microsoft-com:vml" xmlns:wp14="http://schemas.microsoft.com/office/word/2010/wordprocessingDrawing" xmlns:wp="http://schemas.openxmlformats.org/drawingml/2006/wordprocessingDrawing" xmlns:w10="urn:schemas-microsoft-com:office:word" xmlns:w="http://schemas.openxmlformats.org/wordprocessingml/2006/main" xmlns:w14="http://schemas.microsoft.com/office/word/2010/wordml" xmlns:w15="http://schemas.microsoft.com/office/word/2012/wordml" xmlns:w16cex="http://schemas.microsoft.com/office/word/2018/wordml/cex" xmlns:w16cid="http://schemas.microsoft.com/office/word/2016/wordml/cid" xmlns:w16="http://schemas.microsoft.com/office/word/2018/wordml" xmlns:w16sdtdh="http://schemas.microsoft.com/office/word/2020/wordml/sdtdatahash" xmlns:w16se="http://schemas.microsoft.com/office/word/2015/wordml/symex" xmlns:wpg="http://schemas.microsoft.com/office/word/2010/wordprocessingGroup" xmlns:wpi="http://schemas.microsoft.com/office/word/2010/wordprocessingInk" xmlns:wne="http://schemas.microsoft.com/office/word/2006/wordml" xmlns:wps="http://schemas.microsoft.com/office/word/2010/wordprocessingShape" mc:Ignorable="w14 w15 w16se w16cid w16 w16cex w16sdtdh wp14">
+<w:footnotes xmlns:wpc="http://schemas.microsoft.com/office/word/2010/wordprocessingCanvas" xmlns:mc="http://schemas.openxmlformats.org/markup-compatibility/2006" xmlns:o="urn:schemas-microsoft-com:office:office" xmlns:r="http://schemas.openxmlformats.org/officeDocument/2006/relationships" xmlns:m="http://schemas.openxmlformats.org/officeDocument/2006/math" xmlns:v="urn:schemas-microsoft-com:vml" xmlns:wp14="http://schemas.microsoft.com/office/word/2010/wordprocessingDrawing" xmlns:wp="http://schemas.openxmlformats.org/drawingml/2006/wordprocessingDrawing" xmlns:w10="urn:schemas-microsoft-com:office:word" xmlns:w="http://schemas.openxmlformats.org/wordprocessingml/2006/main" xmlns:w14="http://schemas.microsoft.com/office/word/2010/wordml" xmlns:w15="http://schemas.microsoft.com/office/word/2012/wordml" xmlns:wpg="http://schemas.microsoft.com/office/word/2010/wordprocessingGroup" xmlns:wpi="http://schemas.microsoft.com/office/word/2010/wordprocessingInk" xmlns:wne="http://schemas.microsoft.com/office/word/2006/wordml" xmlns:wps="http://schemas.microsoft.com/office/word/2010/wordprocessingShape" mc:Ignorable="w14 w15 wp14">
   <w:footnote w:type="separator" w:id="-1">
     <w:p>
       <w:r>
@@ -25853,7 +27489,7 @@
 </file>
 
 <file path=word/header1.xml><?xml version="1.0" encoding="utf-8"?>
-<w:hdr xmlns:wpc="http://schemas.microsoft.com/office/word/2010/wordprocessingCanvas" xmlns:cx="http://schemas.microsoft.com/office/drawing/2014/chartex" xmlns:cx1="http://schemas.microsoft.com/office/drawing/2015/9/8/chartex" xmlns:cx2="http://schemas.microsoft.com/office/drawing/2015/10/21/chartex" xmlns:cx3="http://schemas.microsoft.com/office/drawing/2016/5/9/chartex" xmlns:cx4="http://schemas.microsoft.com/office/drawing/2016/5/10/chartex" xmlns:cx5="http://schemas.microsoft.com/office/drawing/2016/5/11/chartex" xmlns:cx6="http://schemas.microsoft.com/office/drawing/2016/5/12/chartex" xmlns:cx7="http://schemas.microsoft.com/office/drawing/2016/5/13/chartex" xmlns:cx8="http://schemas.microsoft.com/office/drawing/2016/5/14/chartex" xmlns:mc="http://schemas.openxmlformats.org/markup-compatibility/2006" xmlns:aink="http://schemas.microsoft.com/office/drawing/2016/ink" xmlns:am3d="http://schemas.microsoft.com/office/drawing/2017/model3d" xmlns:o="urn:schemas-microsoft-com:office:office" xmlns:oel="http://schemas.microsoft.com/office/2019/extlst" xmlns:r="http://schemas.openxmlformats.org/officeDocument/2006/relationships" xmlns:m="http://schemas.openxmlformats.org/officeDocument/2006/math" xmlns:v="urn:schemas-microsoft-com:vml" xmlns:wp14="http://schemas.microsoft.com/office/word/2010/wordprocessingDrawing" xmlns:wp="http://schemas.openxmlformats.org/drawingml/2006/wordprocessingDrawing" xmlns:w10="urn:schemas-microsoft-com:office:word" xmlns:w="http://schemas.openxmlformats.org/wordprocessingml/2006/main" xmlns:w14="http://schemas.microsoft.com/office/word/2010/wordml" xmlns:w15="http://schemas.microsoft.com/office/word/2012/wordml" xmlns:w16cex="http://schemas.microsoft.com/office/word/2018/wordml/cex" xmlns:w16cid="http://schemas.microsoft.com/office/word/2016/wordml/cid" xmlns:w16="http://schemas.microsoft.com/office/word/2018/wordml" xmlns:w16sdtdh="http://schemas.microsoft.com/office/word/2020/wordml/sdtdatahash" xmlns:w16se="http://schemas.microsoft.com/office/word/2015/wordml/symex" xmlns:wpg="http://schemas.microsoft.com/office/word/2010/wordprocessingGroup" xmlns:wpi="http://schemas.microsoft.com/office/word/2010/wordprocessingInk" xmlns:wne="http://schemas.microsoft.com/office/word/2006/wordml" xmlns:wps="http://schemas.microsoft.com/office/word/2010/wordprocessingShape" mc:Ignorable="w14 w15 w16se w16cid w16 w16cex w16sdtdh wp14">
+<w:hdr xmlns:wpc="http://schemas.microsoft.com/office/word/2010/wordprocessingCanvas" xmlns:mc="http://schemas.openxmlformats.org/markup-compatibility/2006" xmlns:o="urn:schemas-microsoft-com:office:office" xmlns:r="http://schemas.openxmlformats.org/officeDocument/2006/relationships" xmlns:m="http://schemas.openxmlformats.org/officeDocument/2006/math" xmlns:v="urn:schemas-microsoft-com:vml" xmlns:wp14="http://schemas.microsoft.com/office/word/2010/wordprocessingDrawing" xmlns:wp="http://schemas.openxmlformats.org/drawingml/2006/wordprocessingDrawing" xmlns:w10="urn:schemas-microsoft-com:office:word" xmlns:w="http://schemas.openxmlformats.org/wordprocessingml/2006/main" xmlns:w14="http://schemas.microsoft.com/office/word/2010/wordml" xmlns:w15="http://schemas.microsoft.com/office/word/2012/wordml" xmlns:wpg="http://schemas.microsoft.com/office/word/2010/wordprocessingGroup" xmlns:wpi="http://schemas.microsoft.com/office/word/2010/wordprocessingInk" xmlns:wne="http://schemas.microsoft.com/office/word/2006/wordml" xmlns:wps="http://schemas.microsoft.com/office/word/2010/wordprocessingShape" mc:Ignorable="w14 w15 wp14">
   <w:p>
     <w:pPr>
       <w:pStyle w:val="a4"/>
@@ -26311,7 +27947,7 @@
 </file>
 
 <file path=word/header2.xml><?xml version="1.0" encoding="utf-8"?>
-<w:hdr xmlns:wpc="http://schemas.microsoft.com/office/word/2010/wordprocessingCanvas" xmlns:cx="http://schemas.microsoft.com/office/drawing/2014/chartex" xmlns:cx1="http://schemas.microsoft.com/office/drawing/2015/9/8/chartex" xmlns:cx2="http://schemas.microsoft.com/office/drawing/2015/10/21/chartex" xmlns:cx3="http://schemas.microsoft.com/office/drawing/2016/5/9/chartex" xmlns:cx4="http://schemas.microsoft.com/office/drawing/2016/5/10/chartex" xmlns:cx5="http://schemas.microsoft.com/office/drawing/2016/5/11/chartex" xmlns:cx6="http://schemas.microsoft.com/office/drawing/2016/5/12/chartex" xmlns:cx7="http://schemas.microsoft.com/office/drawing/2016/5/13/chartex" xmlns:cx8="http://schemas.microsoft.com/office/drawing/2016/5/14/chartex" xmlns:mc="http://schemas.openxmlformats.org/markup-compatibility/2006" xmlns:aink="http://schemas.microsoft.com/office/drawing/2016/ink" xmlns:am3d="http://schemas.microsoft.com/office/drawing/2017/model3d" xmlns:o="urn:schemas-microsoft-com:office:office" xmlns:oel="http://schemas.microsoft.com/office/2019/extlst" xmlns:r="http://schemas.openxmlformats.org/officeDocument/2006/relationships" xmlns:m="http://schemas.openxmlformats.org/officeDocument/2006/math" xmlns:v="urn:schemas-microsoft-com:vml" xmlns:wp14="http://schemas.microsoft.com/office/word/2010/wordprocessingDrawing" xmlns:wp="http://schemas.openxmlformats.org/drawingml/2006/wordprocessingDrawing" xmlns:w10="urn:schemas-microsoft-com:office:word" xmlns:w="http://schemas.openxmlformats.org/wordprocessingml/2006/main" xmlns:w14="http://schemas.microsoft.com/office/word/2010/wordml" xmlns:w15="http://schemas.microsoft.com/office/word/2012/wordml" xmlns:w16cex="http://schemas.microsoft.com/office/word/2018/wordml/cex" xmlns:w16cid="http://schemas.microsoft.com/office/word/2016/wordml/cid" xmlns:w16="http://schemas.microsoft.com/office/word/2018/wordml" xmlns:w16sdtdh="http://schemas.microsoft.com/office/word/2020/wordml/sdtdatahash" xmlns:w16se="http://schemas.microsoft.com/office/word/2015/wordml/symex" xmlns:wpg="http://schemas.microsoft.com/office/word/2010/wordprocessingGroup" xmlns:wpi="http://schemas.microsoft.com/office/word/2010/wordprocessingInk" xmlns:wne="http://schemas.microsoft.com/office/word/2006/wordml" xmlns:wps="http://schemas.microsoft.com/office/word/2010/wordprocessingShape" mc:Ignorable="w14 w15 w16se w16cid w16 w16cex w16sdtdh wp14">
+<w:hdr xmlns:wpc="http://schemas.microsoft.com/office/word/2010/wordprocessingCanvas" xmlns:mc="http://schemas.openxmlformats.org/markup-compatibility/2006" xmlns:o="urn:schemas-microsoft-com:office:office" xmlns:r="http://schemas.openxmlformats.org/officeDocument/2006/relationships" xmlns:m="http://schemas.openxmlformats.org/officeDocument/2006/math" xmlns:v="urn:schemas-microsoft-com:vml" xmlns:wp14="http://schemas.microsoft.com/office/word/2010/wordprocessingDrawing" xmlns:wp="http://schemas.openxmlformats.org/drawingml/2006/wordprocessingDrawing" xmlns:w10="urn:schemas-microsoft-com:office:word" xmlns:w="http://schemas.openxmlformats.org/wordprocessingml/2006/main" xmlns:w14="http://schemas.microsoft.com/office/word/2010/wordml" xmlns:w15="http://schemas.microsoft.com/office/word/2012/wordml" xmlns:wpg="http://schemas.microsoft.com/office/word/2010/wordprocessingGroup" xmlns:wpi="http://schemas.microsoft.com/office/word/2010/wordprocessingInk" xmlns:wne="http://schemas.microsoft.com/office/word/2006/wordml" xmlns:wps="http://schemas.microsoft.com/office/word/2010/wordprocessingShape" mc:Ignorable="w14 w15 wp14">
   <w:p>
     <w:pPr>
       <w:pStyle w:val="a4"/>
@@ -26769,7 +28405,7 @@
 </file>
 
 <file path=word/header3.xml><?xml version="1.0" encoding="utf-8"?>
-<w:hdr xmlns:wpc="http://schemas.microsoft.com/office/word/2010/wordprocessingCanvas" xmlns:cx="http://schemas.microsoft.com/office/drawing/2014/chartex" xmlns:cx1="http://schemas.microsoft.com/office/drawing/2015/9/8/chartex" xmlns:cx2="http://schemas.microsoft.com/office/drawing/2015/10/21/chartex" xmlns:cx3="http://schemas.microsoft.com/office/drawing/2016/5/9/chartex" xmlns:cx4="http://schemas.microsoft.com/office/drawing/2016/5/10/chartex" xmlns:cx5="http://schemas.microsoft.com/office/drawing/2016/5/11/chartex" xmlns:cx6="http://schemas.microsoft.com/office/drawing/2016/5/12/chartex" xmlns:cx7="http://schemas.microsoft.com/office/drawing/2016/5/13/chartex" xmlns:cx8="http://schemas.microsoft.com/office/drawing/2016/5/14/chartex" xmlns:mc="http://schemas.openxmlformats.org/markup-compatibility/2006" xmlns:aink="http://schemas.microsoft.com/office/drawing/2016/ink" xmlns:am3d="http://schemas.microsoft.com/office/drawing/2017/model3d" xmlns:o="urn:schemas-microsoft-com:office:office" xmlns:oel="http://schemas.microsoft.com/office/2019/extlst" xmlns:r="http://schemas.openxmlformats.org/officeDocument/2006/relationships" xmlns:m="http://schemas.openxmlformats.org/officeDocument/2006/math" xmlns:v="urn:schemas-microsoft-com:vml" xmlns:wp14="http://schemas.microsoft.com/office/word/2010/wordprocessingDrawing" xmlns:wp="http://schemas.openxmlformats.org/drawingml/2006/wordprocessingDrawing" xmlns:w10="urn:schemas-microsoft-com:office:word" xmlns:w="http://schemas.openxmlformats.org/wordprocessingml/2006/main" xmlns:w14="http://schemas.microsoft.com/office/word/2010/wordml" xmlns:w15="http://schemas.microsoft.com/office/word/2012/wordml" xmlns:w16cex="http://schemas.microsoft.com/office/word/2018/wordml/cex" xmlns:w16cid="http://schemas.microsoft.com/office/word/2016/wordml/cid" xmlns:w16="http://schemas.microsoft.com/office/word/2018/wordml" xmlns:w16sdtdh="http://schemas.microsoft.com/office/word/2020/wordml/sdtdatahash" xmlns:w16se="http://schemas.microsoft.com/office/word/2015/wordml/symex" xmlns:wpg="http://schemas.microsoft.com/office/word/2010/wordprocessingGroup" xmlns:wpi="http://schemas.microsoft.com/office/word/2010/wordprocessingInk" xmlns:wne="http://schemas.microsoft.com/office/word/2006/wordml" xmlns:wps="http://schemas.microsoft.com/office/word/2010/wordprocessingShape" mc:Ignorable="w14 w15 w16se w16cid w16 w16cex w16sdtdh wp14">
+<w:hdr xmlns:wpc="http://schemas.microsoft.com/office/word/2010/wordprocessingCanvas" xmlns:mc="http://schemas.openxmlformats.org/markup-compatibility/2006" xmlns:o="urn:schemas-microsoft-com:office:office" xmlns:r="http://schemas.openxmlformats.org/officeDocument/2006/relationships" xmlns:m="http://schemas.openxmlformats.org/officeDocument/2006/math" xmlns:v="urn:schemas-microsoft-com:vml" xmlns:wp14="http://schemas.microsoft.com/office/word/2010/wordprocessingDrawing" xmlns:wp="http://schemas.openxmlformats.org/drawingml/2006/wordprocessingDrawing" xmlns:w10="urn:schemas-microsoft-com:office:word" xmlns:w="http://schemas.openxmlformats.org/wordprocessingml/2006/main" xmlns:w14="http://schemas.microsoft.com/office/word/2010/wordml" xmlns:w15="http://schemas.microsoft.com/office/word/2012/wordml" xmlns:wpg="http://schemas.microsoft.com/office/word/2010/wordprocessingGroup" xmlns:wpi="http://schemas.microsoft.com/office/word/2010/wordprocessingInk" xmlns:wne="http://schemas.microsoft.com/office/word/2006/wordml" xmlns:wps="http://schemas.microsoft.com/office/word/2010/wordprocessingShape" mc:Ignorable="w14 w15 wp14">
   <w:p>
     <w:pPr>
       <w:pStyle w:val="a4"/>
@@ -27227,7 +28863,7 @@
 </file>
 
 <file path=word/header4.xml><?xml version="1.0" encoding="utf-8"?>
-<w:hdr xmlns:wpc="http://schemas.microsoft.com/office/word/2010/wordprocessingCanvas" xmlns:cx="http://schemas.microsoft.com/office/drawing/2014/chartex" xmlns:cx1="http://schemas.microsoft.com/office/drawing/2015/9/8/chartex" xmlns:cx2="http://schemas.microsoft.com/office/drawing/2015/10/21/chartex" xmlns:cx3="http://schemas.microsoft.com/office/drawing/2016/5/9/chartex" xmlns:cx4="http://schemas.microsoft.com/office/drawing/2016/5/10/chartex" xmlns:cx5="http://schemas.microsoft.com/office/drawing/2016/5/11/chartex" xmlns:cx6="http://schemas.microsoft.com/office/drawing/2016/5/12/chartex" xmlns:cx7="http://schemas.microsoft.com/office/drawing/2016/5/13/chartex" xmlns:cx8="http://schemas.microsoft.com/office/drawing/2016/5/14/chartex" xmlns:mc="http://schemas.openxmlformats.org/markup-compatibility/2006" xmlns:aink="http://schemas.microsoft.com/office/drawing/2016/ink" xmlns:am3d="http://schemas.microsoft.com/office/drawing/2017/model3d" xmlns:o="urn:schemas-microsoft-com:office:office" xmlns:oel="http://schemas.microsoft.com/office/2019/extlst" xmlns:r="http://schemas.openxmlformats.org/officeDocument/2006/relationships" xmlns:m="http://schemas.openxmlformats.org/officeDocument/2006/math" xmlns:v="urn:schemas-microsoft-com:vml" xmlns:wp14="http://schemas.microsoft.com/office/word/2010/wordprocessingDrawing" xmlns:wp="http://schemas.openxmlformats.org/drawingml/2006/wordprocessingDrawing" xmlns:w10="urn:schemas-microsoft-com:office:word" xmlns:w="http://schemas.openxmlformats.org/wordprocessingml/2006/main" xmlns:w14="http://schemas.microsoft.com/office/word/2010/wordml" xmlns:w15="http://schemas.microsoft.com/office/word/2012/wordml" xmlns:w16cex="http://schemas.microsoft.com/office/word/2018/wordml/cex" xmlns:w16cid="http://schemas.microsoft.com/office/word/2016/wordml/cid" xmlns:w16="http://schemas.microsoft.com/office/word/2018/wordml" xmlns:w16sdtdh="http://schemas.microsoft.com/office/word/2020/wordml/sdtdatahash" xmlns:w16se="http://schemas.microsoft.com/office/word/2015/wordml/symex" xmlns:wpg="http://schemas.microsoft.com/office/word/2010/wordprocessingGroup" xmlns:wpi="http://schemas.microsoft.com/office/word/2010/wordprocessingInk" xmlns:wne="http://schemas.microsoft.com/office/word/2006/wordml" xmlns:wps="http://schemas.microsoft.com/office/word/2010/wordprocessingShape" mc:Ignorable="w14 w15 w16se w16cid w16 w16cex w16sdtdh wp14">
+<w:hdr xmlns:wpc="http://schemas.microsoft.com/office/word/2010/wordprocessingCanvas" xmlns:mc="http://schemas.openxmlformats.org/markup-compatibility/2006" xmlns:o="urn:schemas-microsoft-com:office:office" xmlns:r="http://schemas.openxmlformats.org/officeDocument/2006/relationships" xmlns:m="http://schemas.openxmlformats.org/officeDocument/2006/math" xmlns:v="urn:schemas-microsoft-com:vml" xmlns:wp14="http://schemas.microsoft.com/office/word/2010/wordprocessingDrawing" xmlns:wp="http://schemas.openxmlformats.org/drawingml/2006/wordprocessingDrawing" xmlns:w10="urn:schemas-microsoft-com:office:word" xmlns:w="http://schemas.openxmlformats.org/wordprocessingml/2006/main" xmlns:w14="http://schemas.microsoft.com/office/word/2010/wordml" xmlns:w15="http://schemas.microsoft.com/office/word/2012/wordml" xmlns:wpg="http://schemas.microsoft.com/office/word/2010/wordprocessingGroup" xmlns:wpi="http://schemas.microsoft.com/office/word/2010/wordprocessingInk" xmlns:wne="http://schemas.microsoft.com/office/word/2006/wordml" xmlns:wps="http://schemas.microsoft.com/office/word/2010/wordprocessingShape" mc:Ignorable="w14 w15 wp14">
   <w:p>
     <w:pPr>
       <w:pStyle w:val="a4"/>
@@ -27685,7 +29321,7 @@
 </file>
 
 <file path=word/numbering.xml><?xml version="1.0" encoding="utf-8"?>
-<w:numbering xmlns:wpc="http://schemas.microsoft.com/office/word/2010/wordprocessingCanvas" xmlns:cx="http://schemas.microsoft.com/office/drawing/2014/chartex" xmlns:cx1="http://schemas.microsoft.com/office/drawing/2015/9/8/chartex" xmlns:cx2="http://schemas.microsoft.com/office/drawing/2015/10/21/chartex" xmlns:cx3="http://schemas.microsoft.com/office/drawing/2016/5/9/chartex" xmlns:cx4="http://schemas.microsoft.com/office/drawing/2016/5/10/chartex" xmlns:cx5="http://schemas.microsoft.com/office/drawing/2016/5/11/chartex" xmlns:cx6="http://schemas.microsoft.com/office/drawing/2016/5/12/chartex" xmlns:cx7="http://schemas.microsoft.com/office/drawing/2016/5/13/chartex" xmlns:cx8="http://schemas.microsoft.com/office/drawing/2016/5/14/chartex" xmlns:mc="http://schemas.openxmlformats.org/markup-compatibility/2006" xmlns:aink="http://schemas.microsoft.com/office/drawing/2016/ink" xmlns:am3d="http://schemas.microsoft.com/office/drawing/2017/model3d" xmlns:o="urn:schemas-microsoft-com:office:office" xmlns:oel="http://schemas.microsoft.com/office/2019/extlst" xmlns:r="http://schemas.openxmlformats.org/officeDocument/2006/relationships" xmlns:m="http://schemas.openxmlformats.org/officeDocument/2006/math" xmlns:v="urn:schemas-microsoft-com:vml" xmlns:wp14="http://schemas.microsoft.com/office/word/2010/wordprocessingDrawing" xmlns:wp="http://schemas.openxmlformats.org/drawingml/2006/wordprocessingDrawing" xmlns:w10="urn:schemas-microsoft-com:office:word" xmlns:w="http://schemas.openxmlformats.org/wordprocessingml/2006/main" xmlns:w14="http://schemas.microsoft.com/office/word/2010/wordml" xmlns:w15="http://schemas.microsoft.com/office/word/2012/wordml" xmlns:w16cex="http://schemas.microsoft.com/office/word/2018/wordml/cex" xmlns:w16cid="http://schemas.microsoft.com/office/word/2016/wordml/cid" xmlns:w16="http://schemas.microsoft.com/office/word/2018/wordml" xmlns:w16sdtdh="http://schemas.microsoft.com/office/word/2020/wordml/sdtdatahash" xmlns:w16se="http://schemas.microsoft.com/office/word/2015/wordml/symex" xmlns:wpg="http://schemas.microsoft.com/office/word/2010/wordprocessingGroup" xmlns:wpi="http://schemas.microsoft.com/office/word/2010/wordprocessingInk" xmlns:wne="http://schemas.microsoft.com/office/word/2006/wordml" xmlns:wps="http://schemas.microsoft.com/office/word/2010/wordprocessingShape" mc:Ignorable="w14 w15 w16se w16cid w16 w16cex w16sdtdh wp14">
+<w:numbering xmlns:wpc="http://schemas.microsoft.com/office/word/2010/wordprocessingCanvas" xmlns:mc="http://schemas.openxmlformats.org/markup-compatibility/2006" xmlns:o="urn:schemas-microsoft-com:office:office" xmlns:r="http://schemas.openxmlformats.org/officeDocument/2006/relationships" xmlns:m="http://schemas.openxmlformats.org/officeDocument/2006/math" xmlns:v="urn:schemas-microsoft-com:vml" xmlns:wp14="http://schemas.microsoft.com/office/word/2010/wordprocessingDrawing" xmlns:wp="http://schemas.openxmlformats.org/drawingml/2006/wordprocessingDrawing" xmlns:w10="urn:schemas-microsoft-com:office:word" xmlns:w="http://schemas.openxmlformats.org/wordprocessingml/2006/main" xmlns:w14="http://schemas.microsoft.com/office/word/2010/wordml" xmlns:w15="http://schemas.microsoft.com/office/word/2012/wordml" xmlns:wpg="http://schemas.microsoft.com/office/word/2010/wordprocessingGroup" xmlns:wpi="http://schemas.microsoft.com/office/word/2010/wordprocessingInk" xmlns:wne="http://schemas.microsoft.com/office/word/2006/wordml" xmlns:wps="http://schemas.microsoft.com/office/word/2010/wordprocessingShape" mc:Ignorable="w14 w15 wp14">
   <w:abstractNum w:abstractNumId="0" w15:restartNumberingAfterBreak="0">
     <w:nsid w:val="0397573A"/>
     <w:multiLevelType w:val="hybridMultilevel"/>
@@ -29377,68 +31013,68 @@
       </w:pPr>
     </w:lvl>
   </w:abstractNum>
-  <w:num w:numId="1" w16cid:durableId="1854222551">
+  <w:num w:numId="1">
     <w:abstractNumId w:val="18"/>
   </w:num>
-  <w:num w:numId="2" w16cid:durableId="1466387717">
+  <w:num w:numId="2">
     <w:abstractNumId w:val="5"/>
   </w:num>
-  <w:num w:numId="3" w16cid:durableId="750086571">
+  <w:num w:numId="3">
     <w:abstractNumId w:val="9"/>
   </w:num>
-  <w:num w:numId="4" w16cid:durableId="990452482">
+  <w:num w:numId="4">
     <w:abstractNumId w:val="3"/>
   </w:num>
-  <w:num w:numId="5" w16cid:durableId="1478886679">
+  <w:num w:numId="5">
     <w:abstractNumId w:val="10"/>
   </w:num>
-  <w:num w:numId="6" w16cid:durableId="589656650">
+  <w:num w:numId="6">
     <w:abstractNumId w:val="17"/>
   </w:num>
-  <w:num w:numId="7" w16cid:durableId="368183556">
+  <w:num w:numId="7">
     <w:abstractNumId w:val="16"/>
   </w:num>
-  <w:num w:numId="8" w16cid:durableId="550657020">
+  <w:num w:numId="8">
     <w:abstractNumId w:val="8"/>
   </w:num>
-  <w:num w:numId="9" w16cid:durableId="1584951935">
+  <w:num w:numId="9">
     <w:abstractNumId w:val="14"/>
   </w:num>
-  <w:num w:numId="10" w16cid:durableId="1292590584">
+  <w:num w:numId="10">
     <w:abstractNumId w:val="4"/>
   </w:num>
-  <w:num w:numId="11" w16cid:durableId="1678147096">
+  <w:num w:numId="11">
     <w:abstractNumId w:val="11"/>
   </w:num>
-  <w:num w:numId="12" w16cid:durableId="609556688">
+  <w:num w:numId="12">
     <w:abstractNumId w:val="2"/>
   </w:num>
-  <w:num w:numId="13" w16cid:durableId="756680232">
+  <w:num w:numId="13">
     <w:abstractNumId w:val="12"/>
   </w:num>
-  <w:num w:numId="14" w16cid:durableId="1801411043">
+  <w:num w:numId="14">
     <w:abstractNumId w:val="13"/>
   </w:num>
-  <w:num w:numId="15" w16cid:durableId="859783987">
+  <w:num w:numId="15">
     <w:abstractNumId w:val="1"/>
   </w:num>
-  <w:num w:numId="16" w16cid:durableId="345791350">
+  <w:num w:numId="16">
     <w:abstractNumId w:val="0"/>
   </w:num>
-  <w:num w:numId="17" w16cid:durableId="1765220499">
+  <w:num w:numId="17">
     <w:abstractNumId w:val="15"/>
   </w:num>
-  <w:num w:numId="18" w16cid:durableId="1901013140">
+  <w:num w:numId="18">
     <w:abstractNumId w:val="7"/>
   </w:num>
-  <w:num w:numId="19" w16cid:durableId="940449734">
+  <w:num w:numId="19">
     <w:abstractNumId w:val="6"/>
   </w:num>
 </w:numbering>
 </file>
 
 <file path=word/styles.xml><?xml version="1.0" encoding="utf-8"?>
-<w:styles xmlns:mc="http://schemas.openxmlformats.org/markup-compatibility/2006" xmlns:r="http://schemas.openxmlformats.org/officeDocument/2006/relationships" xmlns:w="http://schemas.openxmlformats.org/wordprocessingml/2006/main" xmlns:w14="http://schemas.microsoft.com/office/word/2010/wordml" xmlns:w15="http://schemas.microsoft.com/office/word/2012/wordml" xmlns:w16cex="http://schemas.microsoft.com/office/word/2018/wordml/cex" xmlns:w16cid="http://schemas.microsoft.com/office/word/2016/wordml/cid" xmlns:w16="http://schemas.microsoft.com/office/word/2018/wordml" xmlns:w16sdtdh="http://schemas.microsoft.com/office/word/2020/wordml/sdtdatahash" xmlns:w16se="http://schemas.microsoft.com/office/word/2015/wordml/symex" mc:Ignorable="w14 w15 w16se w16cid w16 w16cex w16sdtdh">
+<w:styles xmlns:mc="http://schemas.openxmlformats.org/markup-compatibility/2006" xmlns:r="http://schemas.openxmlformats.org/officeDocument/2006/relationships" xmlns:w="http://schemas.openxmlformats.org/wordprocessingml/2006/main" xmlns:w14="http://schemas.microsoft.com/office/word/2010/wordml" xmlns:w15="http://schemas.microsoft.com/office/word/2012/wordml" mc:Ignorable="w14 w15">
   <w:docDefaults>
     <w:rPrDefault>
       <w:rPr>
@@ -29451,7 +31087,7 @@
     </w:rPrDefault>
     <w:pPrDefault/>
   </w:docDefaults>
-  <w:latentStyles w:defLockedState="0" w:defUIPriority="99" w:defSemiHidden="0" w:defUnhideWhenUsed="0" w:defQFormat="0" w:count="376">
+  <w:latentStyles w:defLockedState="0" w:defUIPriority="99" w:defSemiHidden="0" w:defUnhideWhenUsed="0" w:defQFormat="0" w:count="371">
     <w:lsdException w:name="Normal" w:uiPriority="0" w:qFormat="1"/>
     <w:lsdException w:name="heading 1" w:uiPriority="9" w:qFormat="1"/>
     <w:lsdException w:name="heading 2" w:semiHidden="1" w:uiPriority="9" w:unhideWhenUsed="1" w:qFormat="1"/>
@@ -29823,11 +31459,6 @@
     <w:lsdException w:name="List Table 5 Dark Accent 6" w:uiPriority="50"/>
     <w:lsdException w:name="List Table 6 Colorful Accent 6" w:uiPriority="51"/>
     <w:lsdException w:name="List Table 7 Colorful Accent 6" w:uiPriority="52"/>
-    <w:lsdException w:name="Mention" w:semiHidden="1" w:unhideWhenUsed="1"/>
-    <w:lsdException w:name="Smart Hyperlink" w:semiHidden="1" w:unhideWhenUsed="1"/>
-    <w:lsdException w:name="Hashtag" w:semiHidden="1" w:unhideWhenUsed="1"/>
-    <w:lsdException w:name="Unresolved Mention" w:semiHidden="1" w:unhideWhenUsed="1"/>
-    <w:lsdException w:name="Smart Link" w:semiHidden="1" w:unhideWhenUsed="1"/>
   </w:latentStyles>
   <w:style w:type="paragraph" w:default="1" w:styleId="a">
     <w:name w:val="Normal"/>
@@ -30483,7 +32114,7 @@
 </file>
 
 <file path=customXml/itemProps1.xml><?xml version="1.0" encoding="utf-8"?>
-<ds:datastoreItem xmlns:ds="http://schemas.openxmlformats.org/officeDocument/2006/customXml" ds:itemID="{11BF92F0-CA7E-4B06-9739-FDF3CAB80CEF}">
+<ds:datastoreItem xmlns:ds="http://schemas.openxmlformats.org/officeDocument/2006/customXml" ds:itemID="{BD55B42E-AF2A-41DD-8E89-631036288997}">
   <ds:schemaRefs>
     <ds:schemaRef ds:uri="http://schemas.openxmlformats.org/officeDocument/2006/bibliography"/>
   </ds:schemaRefs>

--- a/新泰週報20260802[2631]B4F.docx
+++ b/新泰週報20260802[2631]B4F.docx
@@ -1749,7 +1749,64 @@
                 <w:szCs w:val="26"/>
                 <w:lang w:bidi="he-IL"/>
               </w:rPr>
-              <w:t>，禮金可加碼哦。</w:t>
+              <w:t>，</w:t>
+            </w:r>
+            <w:r>
+              <w:rPr>
+                <w:rFonts w:ascii="Barlow Condensed Medium" w:eastAsia="標楷體" w:hAnsi="Barlow Condensed Medium" w:cs="Segoe UI Symbol" w:hint="eastAsia"/>
+                <w:noProof/>
+                <w:w w:val="90"/>
+                <w:sz w:val="26"/>
+                <w:szCs w:val="26"/>
+                <w:lang w:bidi="he-IL"/>
+              </w:rPr>
+              <w:t>可</w:t>
+            </w:r>
+            <w:bookmarkStart w:id="6" w:name="_GoBack"/>
+            <w:bookmarkEnd w:id="6"/>
+            <w:r>
+              <w:rPr>
+                <w:rFonts w:ascii="Barlow Condensed Medium" w:eastAsia="標楷體" w:hAnsi="Barlow Condensed Medium" w:cs="Segoe UI Symbol" w:hint="eastAsia"/>
+                <w:noProof/>
+                <w:w w:val="90"/>
+                <w:sz w:val="26"/>
+                <w:szCs w:val="26"/>
+                <w:lang w:bidi="he-IL"/>
+              </w:rPr>
+              <w:t>贏</w:t>
+            </w:r>
+            <w:r>
+              <w:rPr>
+                <w:rFonts w:ascii="Barlow Condensed Medium" w:eastAsia="標楷體" w:hAnsi="Barlow Condensed Medium" w:cs="Segoe UI Symbol" w:hint="eastAsia"/>
+                <w:noProof/>
+                <w:w w:val="90"/>
+                <w:sz w:val="26"/>
+                <w:szCs w:val="26"/>
+                <w:lang w:bidi="he-IL"/>
+              </w:rPr>
+              <w:t>得</w:t>
+            </w:r>
+            <w:r>
+              <w:rPr>
+                <w:rFonts w:ascii="Barlow Condensed Medium" w:eastAsia="標楷體" w:hAnsi="Barlow Condensed Medium" w:cs="Segoe UI Symbol" w:hint="eastAsia"/>
+                <w:noProof/>
+                <w:w w:val="90"/>
+                <w:sz w:val="26"/>
+                <w:szCs w:val="26"/>
+                <w:lang w:bidi="he-IL"/>
+              </w:rPr>
+              <w:t>禮物</w:t>
+            </w:r>
+            <w:r>
+              <w:rPr>
+                <w:rFonts w:ascii="Barlow Condensed Medium" w:eastAsia="標楷體" w:hAnsi="Barlow Condensed Medium" w:cs="Segoe UI Symbol" w:hint="eastAsia"/>
+                <w:noProof/>
+                <w:w w:val="90"/>
+                <w:sz w:val="26"/>
+                <w:szCs w:val="26"/>
+                <w:lang w:bidi="he-IL"/>
+              </w:rPr>
+              <w:t>。</w:t>
             </w:r>
           </w:p>
         </w:tc>
@@ -15634,7 +15691,7 @@
           </mc:Choice>
           <mc:Fallback>
             <w:pict>
-              <v:line w14:anchorId="04DD07F7" id="直線接點 2" o:spid="_x0000_s1026" style="position:absolute;z-index:251654144;visibility:visible;mso-wrap-style:square;mso-height-percent:0;mso-wrap-distance-left:9pt;mso-wrap-distance-top:0;mso-wrap-distance-right:9pt;mso-wrap-distance-bottom:0;mso-position-horizontal:absolute;mso-position-horizontal-relative:page;mso-position-vertical:absolute;mso-position-vertical-relative:page;mso-height-percent:0;mso-height-relative:margin" from="687.75pt,19.85pt" to="687.75pt,709.8pt" o:gfxdata="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" strokecolor="black [3213]" strokeweight=".5pt">
+              <v:line w14:anchorId="4B5FB4D7" id="直線接點 2" o:spid="_x0000_s1026" style="position:absolute;z-index:251654144;visibility:visible;mso-wrap-style:square;mso-height-percent:0;mso-wrap-distance-left:9pt;mso-wrap-distance-top:0;mso-wrap-distance-right:9pt;mso-wrap-distance-bottom:0;mso-position-horizontal:absolute;mso-position-horizontal-relative:page;mso-position-vertical:absolute;mso-position-vertical-relative:page;mso-height-percent:0;mso-height-relative:margin" from="687.75pt,19.85pt" to="687.75pt,709.8pt" o:gfxdata="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" strokecolor="black [3213]" strokeweight=".5pt">
                 <v:stroke dashstyle="3 1" joinstyle="miter"/>
                 <w10:wrap anchorx="page" anchory="page"/>
               </v:line>
@@ -26280,8 +26337,6 @@
               </w:rPr>
               <w:t>?</w:t>
             </w:r>
-            <w:bookmarkStart w:id="6" w:name="_GoBack"/>
-            <w:bookmarkEnd w:id="6"/>
           </w:p>
         </w:tc>
       </w:tr>
@@ -26617,7 +26672,7 @@
           </mc:Choice>
           <mc:Fallback>
             <w:pict>
-              <v:line w14:anchorId="72F6A200" id="直線接點 6" o:spid="_x0000_s1026" style="position:absolute;z-index:251665408;visibility:visible;mso-wrap-style:square;mso-width-percent:0;mso-height-percent:0;mso-wrap-distance-left:9pt;mso-wrap-distance-top:0;mso-wrap-distance-right:9pt;mso-wrap-distance-bottom:0;mso-position-horizontal:absolute;mso-position-horizontal-relative:page;mso-position-vertical:absolute;mso-position-vertical-relative:page;mso-width-percent:0;mso-height-percent:0;mso-width-relative:margin;mso-height-relative:margin" from="343.9pt,19.85pt" to="345.05pt,710.95pt" o:gfxdata="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" strokecolor="black [3213]" strokeweight=".5pt">
+              <v:line w14:anchorId="782B651C" id="直線接點 6" o:spid="_x0000_s1026" style="position:absolute;z-index:251665408;visibility:visible;mso-wrap-style:square;mso-width-percent:0;mso-height-percent:0;mso-wrap-distance-left:9pt;mso-wrap-distance-top:0;mso-wrap-distance-right:9pt;mso-wrap-distance-bottom:0;mso-position-horizontal:absolute;mso-position-horizontal-relative:page;mso-position-vertical:absolute;mso-position-vertical-relative:page;mso-width-percent:0;mso-height-percent:0;mso-width-relative:margin;mso-height-relative:margin" from="343.9pt,19.85pt" to="345.05pt,710.95pt" o:gfxdata="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" strokecolor="black [3213]" strokeweight=".5pt">
                 <v:stroke dashstyle="3 1" joinstyle="miter"/>
                 <w10:wrap anchorx="page" anchory="page"/>
               </v:line>
@@ -26695,7 +26750,7 @@
           </mc:Choice>
           <mc:Fallback>
             <w:pict>
-              <v:line w14:anchorId="1DE50EB3" id="直線接點 4" o:spid="_x0000_s1026" style="position:absolute;z-index:251661312;visibility:visible;mso-wrap-style:square;mso-width-percent:0;mso-height-percent:0;mso-wrap-distance-left:9pt;mso-wrap-distance-top:0;mso-wrap-distance-right:9pt;mso-wrap-distance-bottom:0;mso-position-horizontal:absolute;mso-position-horizontal-relative:page;mso-position-vertical:absolute;mso-position-vertical-relative:page;mso-width-percent:0;mso-height-percent:0;mso-width-relative:margin;mso-height-relative:margin" from="343.9pt,19.85pt" to="345.05pt,710.95pt" o:gfxdata="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" strokecolor="black [3213]" strokeweight=".5pt">
+              <v:line w14:anchorId="114D969F" id="直線接點 4" o:spid="_x0000_s1026" style="position:absolute;z-index:251661312;visibility:visible;mso-wrap-style:square;mso-width-percent:0;mso-height-percent:0;mso-wrap-distance-left:9pt;mso-wrap-distance-top:0;mso-wrap-distance-right:9pt;mso-wrap-distance-bottom:0;mso-position-horizontal:absolute;mso-position-horizontal-relative:page;mso-position-vertical:absolute;mso-position-vertical-relative:page;mso-width-percent:0;mso-height-percent:0;mso-width-relative:margin;mso-height-relative:margin" from="343.9pt,19.85pt" to="345.05pt,710.95pt" o:gfxdata="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" strokecolor="black [3213]" strokeweight=".5pt">
                 <v:stroke dashstyle="3 1" joinstyle="miter"/>
                 <w10:wrap anchorx="page" anchory="page"/>
               </v:line>
@@ -32114,7 +32169,7 @@
 </file>
 
 <file path=customXml/itemProps1.xml><?xml version="1.0" encoding="utf-8"?>
-<ds:datastoreItem xmlns:ds="http://schemas.openxmlformats.org/officeDocument/2006/customXml" ds:itemID="{BD55B42E-AF2A-41DD-8E89-631036288997}">
+<ds:datastoreItem xmlns:ds="http://schemas.openxmlformats.org/officeDocument/2006/customXml" ds:itemID="{8962513B-4F1C-4B58-92F4-12A4F06D49B7}">
   <ds:schemaRefs>
     <ds:schemaRef ds:uri="http://schemas.openxmlformats.org/officeDocument/2006/bibliography"/>
   </ds:schemaRefs>
